--- a/CMA_Summaries_B1_Ch17.docx
+++ b/CMA_Summaries_B1_Ch17.docx
@@ -111,7 +111,7 @@
       <w:r>
         <w:drawing>
           <wp:inline distT="0" distB="0" distL="0" distR="0">
-            <wp:extent cx="5734050" cy="1886200"/>
+            <wp:extent cx="5734050" cy="1999375"/>
             <wp:effectExtent t="0" r="0" b="0" l="0"/>
             <wp:docPr id="1" name="" descr="" title=""/>
             <wp:cNvGraphicFramePr>
@@ -136,7 +136,7 @@
                   <pic:spPr bwMode="auto">
                     <a:xfrm>
                       <a:off x="0" y="0"/>
-                      <a:ext cx="5734050" cy="1886200"/>
+                      <a:ext cx="5734050" cy="1999375"/>
                     </a:xfrm>
                     <a:prstGeom prst="rect">
                       <a:avLst/>
@@ -204,7 +204,7 @@
                 <w:sz w:val="16"/>
                 <w:szCs w:val="16"/>
               </w:rPr>
-              <w:t xml:space="preserve">defined benefit plan   ·   (iii) Inventories   ·   (v) Long-lived assets</w:t>
+              <w:t xml:space="preserve">(iii) Inventories   ·   (i) Share-based payments and employee benefits   ·   (vi) Impairment   ·   (v) Long-lived assets</w:t>
             </w:r>
           </w:p>
         </w:tc>
@@ -231,7 +231,7 @@
           <w:sz w:val="16"/>
           <w:szCs w:val="16"/>
         </w:rPr>
-        <w:t xml:space="preserve">      gaps 3–8</w:t>
+        <w:t xml:space="preserve">      gaps 4–15</w:t>
       </w:r>
     </w:p>
     <w:p>
@@ -254,7 +254,7 @@
           <w:sz w:val="15"/>
           <w:szCs w:val="15"/>
         </w:rPr>
-        <w:t xml:space="preserve"> (3) </w:t>
+        <w:t xml:space="preserve"> (4) </w:t>
       </w:r>
       <w:r>
         <w:rPr>
@@ -286,7 +286,7 @@
           <w:sz w:val="15"/>
           <w:szCs w:val="15"/>
         </w:rPr>
-        <w:t xml:space="preserve"> (4) </w:t>
+        <w:t xml:space="preserve"> (5) </w:t>
       </w:r>
       <w:r>
         <w:rPr>
@@ -325,7 +325,7 @@
           <w:sz w:val="15"/>
           <w:szCs w:val="15"/>
         </w:rPr>
-        <w:t xml:space="preserve"> (5) </w:t>
+        <w:t xml:space="preserve"> (6) </w:t>
       </w:r>
       <w:r>
         <w:rPr>
@@ -364,7 +364,7 @@
           <w:sz w:val="15"/>
           <w:szCs w:val="15"/>
         </w:rPr>
-        <w:t xml:space="preserve"> (6) </w:t>
+        <w:t xml:space="preserve"> (7) </w:t>
       </w:r>
       <w:r>
         <w:rPr>
@@ -396,7 +396,7 @@
           <w:sz w:val="15"/>
           <w:szCs w:val="15"/>
         </w:rPr>
-        <w:t xml:space="preserve"> (7) </w:t>
+        <w:t xml:space="preserve"> (8) </w:t>
       </w:r>
       <w:r>
         <w:rPr>
@@ -435,7 +435,7 @@
           <w:sz w:val="15"/>
           <w:szCs w:val="15"/>
         </w:rPr>
-        <w:t xml:space="preserve"> (8) </w:t>
+        <w:t xml:space="preserve"> (9) </w:t>
       </w:r>
       <w:r>
         <w:rPr>
@@ -457,7 +457,220 @@
           <w:sz w:val="19"/>
           <w:szCs w:val="19"/>
         </w:rPr>
-        <w:t xml:space="preserve"> when the tax obligation arises under U.S. GAAP, but accrued over the vesting period under IFRS. </w:t>
+        <w:t xml:space="preserve"> when the tax </w:t>
+      </w:r>
+      <w:r>
+        <w:rPr>
+          <w:b/>
+          <w:bCs/>
+          <w:color w:val="8186EF"/>
+          <w:sz w:val="15"/>
+          <w:szCs w:val="15"/>
+        </w:rPr>
+        <w:t xml:space="preserve"> (10) </w:t>
+      </w:r>
+      <w:r>
+        <w:rPr>
+          <w:u w:val="single"/>
+          <w:sz w:val="19"/>
+          <w:szCs w:val="19"/>
+        </w:rPr>
+        <w:t xml:space="preserve">            </w:t>
+      </w:r>
+      <w:r>
+        <w:rPr>
+          <w:sz w:val="19"/>
+          <w:szCs w:val="19"/>
+        </w:rPr>
+        <w:t xml:space="preserve"> </w:t>
+      </w:r>
+      <w:r>
+        <w:rPr>
+          <w:sz w:val="19"/>
+          <w:szCs w:val="19"/>
+        </w:rPr>
+        <w:t xml:space="preserve"> arises under U.S. GAAP, but accrued over the vesting period under IFRS. </w:t>
+      </w:r>
+      <w:r>
+        <w:rPr>
+          <w:sz w:val="19"/>
+          <w:szCs w:val="19"/>
+        </w:rPr>
+        <w:t xml:space="preserve">For a </w:t>
+      </w:r>
+      <w:r>
+        <w:rPr>
+          <w:b/>
+          <w:bCs/>
+          <w:color w:val="8186EF"/>
+          <w:sz w:val="15"/>
+          <w:szCs w:val="15"/>
+        </w:rPr>
+        <w:t xml:space="preserve"> (11) </w:t>
+      </w:r>
+      <w:r>
+        <w:rPr>
+          <w:u w:val="single"/>
+          <w:sz w:val="19"/>
+          <w:szCs w:val="19"/>
+        </w:rPr>
+        <w:t xml:space="preserve">           </w:t>
+      </w:r>
+      <w:r>
+        <w:rPr>
+          <w:sz w:val="19"/>
+          <w:szCs w:val="19"/>
+        </w:rPr>
+        <w:t xml:space="preserve"> </w:t>
+      </w:r>
+      <w:r>
+        <w:rPr>
+          <w:sz w:val="19"/>
+          <w:szCs w:val="19"/>
+        </w:rPr>
+        <w:t xml:space="preserve"> benefit plan, both frameworks put </w:t>
+      </w:r>
+      <w:r>
+        <w:rPr>
+          <w:b/>
+          <w:bCs/>
+          <w:color w:val="8186EF"/>
+          <w:sz w:val="15"/>
+          <w:szCs w:val="15"/>
+        </w:rPr>
+        <w:t xml:space="preserve"> (12) </w:t>
+      </w:r>
+      <w:r>
+        <w:rPr>
+          <w:u w:val="single"/>
+          <w:sz w:val="19"/>
+          <w:szCs w:val="19"/>
+        </w:rPr>
+        <w:t xml:space="preserve">                </w:t>
+      </w:r>
+      <w:r>
+        <w:rPr>
+          <w:sz w:val="19"/>
+          <w:szCs w:val="19"/>
+        </w:rPr>
+        <w:t xml:space="preserve"> </w:t>
+      </w:r>
+      <w:r>
+        <w:rPr>
+          <w:sz w:val="19"/>
+          <w:szCs w:val="19"/>
+        </w:rPr>
+        <w:t xml:space="preserve"> in OCI. </w:t>
+      </w:r>
+      <w:r>
+        <w:rPr>
+          <w:sz w:val="19"/>
+          <w:szCs w:val="19"/>
+        </w:rPr>
+        <w:t xml:space="preserve">U.S. GAAP later amortizes them into net </w:t>
+      </w:r>
+      <w:r>
+        <w:rPr>
+          <w:b/>
+          <w:bCs/>
+          <w:color w:val="8186EF"/>
+          <w:sz w:val="15"/>
+          <w:szCs w:val="15"/>
+        </w:rPr>
+        <w:t xml:space="preserve"> (13) </w:t>
+      </w:r>
+      <w:r>
+        <w:rPr>
+          <w:u w:val="single"/>
+          <w:sz w:val="19"/>
+          <w:szCs w:val="19"/>
+        </w:rPr>
+        <w:t xml:space="preserve">           </w:t>
+      </w:r>
+      <w:r>
+        <w:rPr>
+          <w:sz w:val="19"/>
+          <w:szCs w:val="19"/>
+        </w:rPr>
+        <w:t xml:space="preserve"> </w:t>
+      </w:r>
+      <w:r>
+        <w:rPr>
+          <w:sz w:val="19"/>
+          <w:szCs w:val="19"/>
+        </w:rPr>
+        <w:t xml:space="preserve">; IAS 19 never </w:t>
+      </w:r>
+      <w:r>
+        <w:rPr>
+          <w:b/>
+          <w:bCs/>
+          <w:color w:val="8186EF"/>
+          <w:sz w:val="15"/>
+          <w:szCs w:val="15"/>
+        </w:rPr>
+        <w:t xml:space="preserve"> (14) </w:t>
+      </w:r>
+      <w:r>
+        <w:rPr>
+          <w:u w:val="single"/>
+          <w:sz w:val="19"/>
+          <w:szCs w:val="19"/>
+        </w:rPr>
+        <w:t xml:space="preserve">              </w:t>
+      </w:r>
+      <w:r>
+        <w:rPr>
+          <w:sz w:val="19"/>
+          <w:szCs w:val="19"/>
+        </w:rPr>
+        <w:t xml:space="preserve"> </w:t>
+      </w:r>
+      <w:r>
+        <w:rPr>
+          <w:sz w:val="19"/>
+          <w:szCs w:val="19"/>
+        </w:rPr>
+        <w:t xml:space="preserve"> them. </w:t>
+      </w:r>
+      <w:r>
+        <w:rPr>
+          <w:sz w:val="19"/>
+          <w:szCs w:val="19"/>
+        </w:rPr>
+        <w:t xml:space="preserve"/>
+      </w:r>
+      <w:r>
+        <w:rPr>
+          <w:b/>
+          <w:bCs/>
+          <w:color w:val="8186EF"/>
+          <w:sz w:val="15"/>
+          <w:szCs w:val="15"/>
+        </w:rPr>
+        <w:t xml:space="preserve"> (15) </w:t>
+      </w:r>
+      <w:r>
+        <w:rPr>
+          <w:u w:val="single"/>
+          <w:sz w:val="19"/>
+          <w:szCs w:val="19"/>
+        </w:rPr>
+        <w:t xml:space="preserve">           </w:t>
+      </w:r>
+      <w:r>
+        <w:rPr>
+          <w:sz w:val="19"/>
+          <w:szCs w:val="19"/>
+        </w:rPr>
+        <w:t xml:space="preserve"> </w:t>
+      </w:r>
+      <w:r>
+        <w:rPr>
+          <w:sz w:val="19"/>
+          <w:szCs w:val="19"/>
+        </w:rPr>
+        <w:t xml:space="preserve"> amends its plan and creates prior service cost of $50,000: U.S. GAAP amortizes $5,000 a year from OCI, while IAS 19 expenses the whole amount at once. </w:t>
       </w:r>
     </w:p>
     <w:tbl>
@@ -515,13 +728,25 @@
                 <w:sz w:val="16"/>
                 <w:szCs w:val="16"/>
               </w:rPr>
-              <w:t xml:space="preserve">estimate   ·   straight-line   ·   graded vesting   ·   conditions   ·   recognized   ·   expense   ·   forfeitures</w:t>
+              <w:t xml:space="preserve">payroll   ·   Orontes   ·   conditions   ·   reclassifies   ·   expense   ·   income   ·   remeasurements   ·   straight-line   ·   obligation   ·   forfeitures   ·   estimate   ·   recognized   ·   defined</w:t>
             </w:r>
           </w:p>
         </w:tc>
       </w:tr>
     </w:tbl>
     <w:p/>
+    <w:p>
+      <w:pPr>
+        <w:pageBreakBefore w:val="true"/>
+        <w:spacing w:after="0"/>
+      </w:pPr>
+      <w:r>
+        <w:rPr>
+          <w:sz w:val="2"/>
+        </w:rPr>
+        <w:t xml:space="preserve"> </w:t>
+      </w:r>
+    </w:p>
     <w:tbl>
       <w:tblPr>
         <w:tblW w:type="pct" w:w="100%"/>
@@ -536,9 +761,9 @@
         </w:tblBorders>
       </w:tblPr>
       <w:tblGrid>
-        <w:gridCol w:w="3469"/>
-        <w:gridCol w:w="3995"/>
-        <w:gridCol w:w="2136"/>
+        <w:gridCol w:w="3461"/>
+        <w:gridCol w:w="3872"/>
+        <w:gridCol w:w="2267"/>
       </w:tblGrid>
       <w:tr>
         <w:tc>
@@ -573,7 +798,7 @@
       <w:tr>
         <w:tc>
           <w:tcPr>
-            <w:tcW w:type="pct" w:w="1807"/>
+            <w:tcW w:type="pct" w:w="1803"/>
             <w:shd w:fill="353A7C" w:val="clear"/>
             <w:tcMar>
               <w:top w:type="dxa" w:w="50"/>
@@ -600,7 +825,7 @@
         </w:tc>
         <w:tc>
           <w:tcPr>
-            <w:tcW w:type="pct" w:w="2081"/>
+            <w:tcW w:type="pct" w:w="2016"/>
             <w:shd w:fill="353A7C" w:val="clear"/>
             <w:tcMar>
               <w:top w:type="dxa" w:w="50"/>
@@ -627,7 +852,7 @@
         </w:tc>
         <w:tc>
           <w:tcPr>
-            <w:tcW w:type="pct" w:w="1112"/>
+            <w:tcW w:type="pct" w:w="1181"/>
             <w:shd w:fill="353A7C" w:val="clear"/>
             <w:tcMar>
               <w:top w:type="dxa" w:w="50"/>
@@ -656,7 +881,7 @@
       <w:tr>
         <w:tc>
           <w:tcPr>
-            <w:tcW w:type="pct" w:w="1807"/>
+            <w:tcW w:type="pct" w:w="1803"/>
             <w:tcMar>
               <w:top w:type="dxa" w:w="50"/>
               <w:left w:type="dxa" w:w="110"/>
@@ -679,7 +904,7 @@
         </w:tc>
         <w:tc>
           <w:tcPr>
-            <w:tcW w:type="pct" w:w="2081"/>
+            <w:tcW w:type="pct" w:w="2016"/>
             <w:tcMar>
               <w:top w:type="dxa" w:w="50"/>
               <w:left w:type="dxa" w:w="110"/>
@@ -702,8 +927,7 @@
         </w:tc>
         <w:tc>
           <w:tcPr>
-            <w:tcW w:type="pct" w:w="1112"/>
-            <w:shd w:fill="FFFFFF" w:val="clear"/>
+            <w:tcW w:type="pct" w:w="1181"/>
             <w:tcMar>
               <w:top w:type="dxa" w:w="50"/>
               <w:left w:type="dxa" w:w="110"/>
@@ -713,17 +937,14 @@
           </w:tcPr>
           <w:p>
             <w:pPr>
-              <w:spacing w:before="46" w:after="46"/>
-            </w:pPr>
-            <w:r>
-              <w:rPr>
-                <w:b/>
-                <w:bCs/>
-                <w:color w:val="8186EF"/>
-                <w:sz w:val="14"/>
-                <w:szCs w:val="14"/>
-              </w:rPr>
-              <w:t xml:space="preserve">(9)</w:t>
+              <w:spacing w:before="28" w:after="28"/>
+            </w:pPr>
+            <w:r>
+              <w:rPr>
+                <w:sz w:val="15"/>
+                <w:szCs w:val="15"/>
+              </w:rPr>
+              <w:t xml:space="preserve">Tranche by tranche</w:t>
             </w:r>
           </w:p>
         </w:tc>
@@ -731,7 +952,7 @@
       <w:tr>
         <w:tc>
           <w:tcPr>
-            <w:tcW w:type="pct" w:w="1807"/>
+            <w:tcW w:type="pct" w:w="1803"/>
             <w:shd w:fill="FBFAF6" w:val="clear"/>
             <w:tcMar>
               <w:top w:type="dxa" w:w="50"/>
@@ -755,8 +976,8 @@
         </w:tc>
         <w:tc>
           <w:tcPr>
-            <w:tcW w:type="pct" w:w="2081"/>
-            <w:shd w:fill="FFFFFF" w:val="clear"/>
+            <w:tcW w:type="pct" w:w="2016"/>
+            <w:shd w:fill="FBFAF6" w:val="clear"/>
             <w:tcMar>
               <w:top w:type="dxa" w:w="50"/>
               <w:left w:type="dxa" w:w="110"/>
@@ -766,8 +987,15 @@
           </w:tcPr>
           <w:p>
             <w:pPr>
-              <w:spacing w:before="46" w:after="46"/>
-            </w:pPr>
+              <w:spacing w:before="28" w:after="28"/>
+            </w:pPr>
+            <w:r>
+              <w:rPr>
+                <w:sz w:val="15"/>
+                <w:szCs w:val="15"/>
+              </w:rPr>
+              <w:t xml:space="preserve"/>
+            </w:r>
             <w:r>
               <w:rPr>
                 <w:b/>
@@ -776,13 +1004,35 @@
                 <w:sz w:val="14"/>
                 <w:szCs w:val="14"/>
               </w:rPr>
-              <w:t xml:space="preserve">(10)</w:t>
-            </w:r>
-          </w:p>
-        </w:tc>
-        <w:tc>
-          <w:tcPr>
-            <w:tcW w:type="pct" w:w="1112"/>
+              <w:t xml:space="preserve"> (16) </w:t>
+            </w:r>
+            <w:r>
+              <w:rPr>
+                <w:u w:val="single"/>
+                <w:sz w:val="15"/>
+                <w:szCs w:val="15"/>
+              </w:rPr>
+              <w:t xml:space="preserve">              </w:t>
+            </w:r>
+            <w:r>
+              <w:rPr>
+                <w:sz w:val="15"/>
+                <w:szCs w:val="15"/>
+              </w:rPr>
+              <w:t xml:space="preserve"> </w:t>
+            </w:r>
+            <w:r>
+              <w:rPr>
+                <w:sz w:val="15"/>
+                <w:szCs w:val="15"/>
+              </w:rPr>
+              <w:t xml:space="preserve">: estimate or record as they occur</w:t>
+            </w:r>
+          </w:p>
+        </w:tc>
+        <w:tc>
+          <w:tcPr>
+            <w:tcW w:type="pct" w:w="1181"/>
             <w:shd w:fill="FBFAF6" w:val="clear"/>
             <w:tcMar>
               <w:top w:type="dxa" w:w="50"/>
@@ -808,7 +1058,7 @@
       <w:tr>
         <w:tc>
           <w:tcPr>
-            <w:tcW w:type="pct" w:w="1807"/>
+            <w:tcW w:type="pct" w:w="1803"/>
             <w:tcMar>
               <w:top w:type="dxa" w:w="50"/>
               <w:left w:type="dxa" w:w="110"/>
@@ -831,7 +1081,8 @@
         </w:tc>
         <w:tc>
           <w:tcPr>
-            <w:tcW w:type="pct" w:w="2081"/>
+            <w:tcW w:type="pct" w:w="2016"/>
+            <w:shd w:fill="FFFFFF" w:val="clear"/>
             <w:tcMar>
               <w:top w:type="dxa" w:w="50"/>
               <w:left w:type="dxa" w:w="110"/>
@@ -841,21 +1092,23 @@
           </w:tcPr>
           <w:p>
             <w:pPr>
-              <w:spacing w:before="28" w:after="28"/>
-            </w:pPr>
-            <w:r>
-              <w:rPr>
-                <w:sz w:val="15"/>
-                <w:szCs w:val="15"/>
-              </w:rPr>
-              <w:t xml:space="preserve">When the tax obligation arises (exercise or vesting)</w:t>
-            </w:r>
-          </w:p>
-        </w:tc>
-        <w:tc>
-          <w:tcPr>
-            <w:tcW w:type="pct" w:w="1112"/>
-            <w:shd w:fill="FFFFFF" w:val="clear"/>
+              <w:spacing w:before="46" w:after="46"/>
+            </w:pPr>
+            <w:r>
+              <w:rPr>
+                <w:b/>
+                <w:bCs/>
+                <w:color w:val="8186EF"/>
+                <w:sz w:val="14"/>
+                <w:szCs w:val="14"/>
+              </w:rPr>
+              <w:t xml:space="preserve">(17)</w:t>
+            </w:r>
+          </w:p>
+        </w:tc>
+        <w:tc>
+          <w:tcPr>
+            <w:tcW w:type="pct" w:w="1181"/>
             <w:tcMar>
               <w:top w:type="dxa" w:w="50"/>
               <w:left w:type="dxa" w:w="110"/>
@@ -865,17 +1118,14 @@
           </w:tcPr>
           <w:p>
             <w:pPr>
-              <w:spacing w:before="46" w:after="46"/>
-            </w:pPr>
-            <w:r>
-              <w:rPr>
-                <w:b/>
-                <w:bCs/>
-                <w:color w:val="8186EF"/>
-                <w:sz w:val="14"/>
-                <w:szCs w:val="14"/>
-              </w:rPr>
-              <w:t xml:space="preserve">(11)</w:t>
+              <w:spacing w:before="28" w:after="28"/>
+            </w:pPr>
+            <w:r>
+              <w:rPr>
+                <w:sz w:val="15"/>
+                <w:szCs w:val="15"/>
+              </w:rPr>
+              <w:t xml:space="preserve">Accrued over the vesting period</w:t>
             </w:r>
           </w:p>
         </w:tc>
@@ -883,7 +1133,7 @@
       <w:tr>
         <w:tc>
           <w:tcPr>
-            <w:tcW w:type="pct" w:w="1807"/>
+            <w:tcW w:type="pct" w:w="1803"/>
             <w:shd w:fill="FBFAF6" w:val="clear"/>
             <w:tcMar>
               <w:top w:type="dxa" w:w="50"/>
@@ -907,8 +1157,8 @@
         </w:tc>
         <w:tc>
           <w:tcPr>
-            <w:tcW w:type="pct" w:w="2081"/>
-            <w:shd w:fill="FBFAF6" w:val="clear"/>
+            <w:tcW w:type="pct" w:w="2016"/>
+            <w:shd w:fill="FFFFFF" w:val="clear"/>
             <w:tcMar>
               <w:top w:type="dxa" w:w="50"/>
               <w:left w:type="dxa" w:w="110"/>
@@ -918,20 +1168,23 @@
           </w:tcPr>
           <w:p>
             <w:pPr>
-              <w:spacing w:before="28" w:after="28"/>
-            </w:pPr>
-            <w:r>
-              <w:rPr>
-                <w:sz w:val="15"/>
-                <w:szCs w:val="15"/>
-              </w:rPr>
-              <w:t xml:space="preserve">OCI, then amortized into net income (corridor)</w:t>
-            </w:r>
-          </w:p>
-        </w:tc>
-        <w:tc>
-          <w:tcPr>
-            <w:tcW w:type="pct" w:w="1112"/>
+              <w:spacing w:before="46" w:after="46"/>
+            </w:pPr>
+            <w:r>
+              <w:rPr>
+                <w:b/>
+                <w:bCs/>
+                <w:color w:val="8186EF"/>
+                <w:sz w:val="14"/>
+                <w:szCs w:val="14"/>
+              </w:rPr>
+              <w:t xml:space="preserve">(18)</w:t>
+            </w:r>
+          </w:p>
+        </w:tc>
+        <w:tc>
+          <w:tcPr>
+            <w:tcW w:type="pct" w:w="1181"/>
             <w:shd w:fill="FBFAF6" w:val="clear"/>
             <w:tcMar>
               <w:top w:type="dxa" w:w="50"/>
@@ -957,7 +1210,7 @@
       <w:tr>
         <w:tc>
           <w:tcPr>
-            <w:tcW w:type="pct" w:w="1807"/>
+            <w:tcW w:type="pct" w:w="1803"/>
             <w:tcMar>
               <w:top w:type="dxa" w:w="50"/>
               <w:left w:type="dxa" w:w="110"/>
@@ -980,7 +1233,7 @@
         </w:tc>
         <w:tc>
           <w:tcPr>
-            <w:tcW w:type="pct" w:w="2081"/>
+            <w:tcW w:type="pct" w:w="2016"/>
             <w:shd w:fill="FFFFFF" w:val="clear"/>
             <w:tcMar>
               <w:top w:type="dxa" w:w="50"/>
@@ -1001,13 +1254,13 @@
                 <w:sz w:val="14"/>
                 <w:szCs w:val="14"/>
               </w:rPr>
-              <w:t xml:space="preserve">(12)</w:t>
-            </w:r>
-          </w:p>
-        </w:tc>
-        <w:tc>
-          <w:tcPr>
-            <w:tcW w:type="pct" w:w="1112"/>
+              <w:t xml:space="preserve">(19)</w:t>
+            </w:r>
+          </w:p>
+        </w:tc>
+        <w:tc>
+          <w:tcPr>
+            <w:tcW w:type="pct" w:w="1181"/>
             <w:tcMar>
               <w:top w:type="dxa" w:w="50"/>
               <w:left w:type="dxa" w:w="110"/>
@@ -1032,7 +1285,7 @@
       <w:tr>
         <w:tc>
           <w:tcPr>
-            <w:tcW w:type="pct" w:w="1807"/>
+            <w:tcW w:type="pct" w:w="1803"/>
             <w:shd w:fill="FBFAF6" w:val="clear"/>
             <w:tcMar>
               <w:top w:type="dxa" w:w="50"/>
@@ -1056,8 +1309,8 @@
         </w:tc>
         <w:tc>
           <w:tcPr>
-            <w:tcW w:type="pct" w:w="2081"/>
-            <w:shd w:fill="FFFFFF" w:val="clear"/>
+            <w:tcW w:type="pct" w:w="2016"/>
+            <w:shd w:fill="FBFAF6" w:val="clear"/>
             <w:tcMar>
               <w:top w:type="dxa" w:w="50"/>
               <w:left w:type="dxa" w:w="110"/>
@@ -1067,24 +1320,21 @@
           </w:tcPr>
           <w:p>
             <w:pPr>
-              <w:spacing w:before="46" w:after="46"/>
-            </w:pPr>
-            <w:r>
-              <w:rPr>
-                <w:b/>
-                <w:bCs/>
-                <w:color w:val="8186EF"/>
-                <w:sz w:val="14"/>
-                <w:szCs w:val="14"/>
-              </w:rPr>
-              <w:t xml:space="preserve">(13)</w:t>
-            </w:r>
-          </w:p>
-        </w:tc>
-        <w:tc>
-          <w:tcPr>
-            <w:tcW w:type="pct" w:w="1112"/>
-            <w:shd w:fill="FBFAF6" w:val="clear"/>
+              <w:spacing w:before="28" w:after="28"/>
+            </w:pPr>
+            <w:r>
+              <w:rPr>
+                <w:sz w:val="15"/>
+                <w:szCs w:val="15"/>
+              </w:rPr>
+              <w:t xml:space="preserve">OCI, amortized over 10 years: 5,000 a year</w:t>
+            </w:r>
+          </w:p>
+        </w:tc>
+        <w:tc>
+          <w:tcPr>
+            <w:tcW w:type="pct" w:w="1181"/>
+            <w:shd w:fill="FFFFFF" w:val="clear"/>
             <w:tcMar>
               <w:top w:type="dxa" w:w="50"/>
               <w:left w:type="dxa" w:w="110"/>
@@ -1094,14 +1344,17 @@
           </w:tcPr>
           <w:p>
             <w:pPr>
-              <w:spacing w:before="28" w:after="28"/>
-            </w:pPr>
-            <w:r>
-              <w:rPr>
-                <w:sz w:val="15"/>
-                <w:szCs w:val="15"/>
-              </w:rPr>
-              <w:t xml:space="preserve">Expensed at once: 50,000</w:t>
+              <w:spacing w:before="46" w:after="46"/>
+            </w:pPr>
+            <w:r>
+              <w:rPr>
+                <w:b/>
+                <w:bCs/>
+                <w:color w:val="8186EF"/>
+                <w:sz w:val="14"/>
+                <w:szCs w:val="14"/>
+              </w:rPr>
+              <w:t xml:space="preserve">(20)</w:t>
             </w:r>
           </w:p>
         </w:tc>
@@ -1163,25 +1416,13 @@
                 <w:sz w:val="16"/>
                 <w:szCs w:val="16"/>
               </w:rPr>
-              <w:t xml:space="preserve">Tranche by tranche   ·   Net interest at the discount rate   ·   Expected return   ·   Policy choice: estimate or record as they occur   ·   Accrued over the vesting period   ·   OCI, amortized over 10 years: 5,000 a year</w:t>
+              <w:t xml:space="preserve">Policy choice   ·   component depreciation   ·   Expected return   ·   When the tax obligation arises (exercise or vesting)   ·   OCI, then amortized into net income (corridor)   ·   Expensed at once: 50,000</w:t>
             </w:r>
           </w:p>
         </w:tc>
       </w:tr>
     </w:tbl>
     <w:p/>
-    <w:p>
-      <w:pPr>
-        <w:pageBreakBefore w:val="true"/>
-        <w:spacing w:after="0"/>
-      </w:pPr>
-      <w:r>
-        <w:rPr>
-          <w:sz w:val="2"/>
-        </w:rPr>
-        <w:t xml:space="preserve"> </w:t>
-      </w:r>
-    </w:p>
     <w:p>
       <w:pPr>
         <w:spacing w:before="44" w:after="10"/>
@@ -1722,7 +1963,7 @@
                 <w:sz w:val="16"/>
                 <w:szCs w:val="16"/>
               </w:rPr>
-              <w:t xml:space="preserve">(iii) Inventories</w:t>
+              <w:t xml:space="preserve">(i) Share-based payments and employee benefits</w:t>
             </w:r>
           </w:p>
         </w:tc>
@@ -1748,14 +1989,14 @@
                 <w:sz w:val="16"/>
                 <w:szCs w:val="16"/>
               </w:rPr>
-              <w:t xml:space="preserve">9  </w:t>
-            </w:r>
-            <w:r>
-              <w:rPr>
-                <w:sz w:val="16"/>
-                <w:szCs w:val="16"/>
-              </w:rPr>
-              <w:t xml:space="preserve">Tranche by tranche</w:t>
+              <w:t xml:space="preserve">12  </w:t>
+            </w:r>
+            <w:r>
+              <w:rPr>
+                <w:sz w:val="16"/>
+                <w:szCs w:val="16"/>
+              </w:rPr>
+              <w:t xml:space="preserve">remeasurements</w:t>
             </w:r>
           </w:p>
         </w:tc>
@@ -1790,7 +2031,7 @@
                 <w:sz w:val="16"/>
                 <w:szCs w:val="16"/>
               </w:rPr>
-              <w:t xml:space="preserve">(v) Long-lived assets</w:t>
+              <w:t xml:space="preserve">(iii) Inventories</w:t>
             </w:r>
           </w:p>
         </w:tc>
@@ -1816,14 +2057,14 @@
                 <w:sz w:val="16"/>
                 <w:szCs w:val="16"/>
               </w:rPr>
-              <w:t xml:space="preserve">10  </w:t>
-            </w:r>
-            <w:r>
-              <w:rPr>
-                <w:sz w:val="16"/>
-                <w:szCs w:val="16"/>
-              </w:rPr>
-              <w:t xml:space="preserve">Policy choice: estimate or record as they occur</w:t>
+              <w:t xml:space="preserve">13  </w:t>
+            </w:r>
+            <w:r>
+              <w:rPr>
+                <w:sz w:val="16"/>
+                <w:szCs w:val="16"/>
+              </w:rPr>
+              <w:t xml:space="preserve">income</w:t>
             </w:r>
           </w:p>
         </w:tc>
@@ -1858,7 +2099,7 @@
                 <w:sz w:val="16"/>
                 <w:szCs w:val="16"/>
               </w:rPr>
-              <w:t xml:space="preserve">straight-line</w:t>
+              <w:t xml:space="preserve">(v) Long-lived assets</w:t>
             </w:r>
           </w:p>
         </w:tc>
@@ -1884,14 +2125,14 @@
                 <w:sz w:val="16"/>
                 <w:szCs w:val="16"/>
               </w:rPr>
-              <w:t xml:space="preserve">11  </w:t>
-            </w:r>
-            <w:r>
-              <w:rPr>
-                <w:sz w:val="16"/>
-                <w:szCs w:val="16"/>
-              </w:rPr>
-              <w:t xml:space="preserve">Accrued over the vesting period</w:t>
+              <w:t xml:space="preserve">14  </w:t>
+            </w:r>
+            <w:r>
+              <w:rPr>
+                <w:sz w:val="16"/>
+                <w:szCs w:val="16"/>
+              </w:rPr>
+              <w:t xml:space="preserve">reclassifies</w:t>
             </w:r>
           </w:p>
         </w:tc>
@@ -1926,7 +2167,7 @@
                 <w:sz w:val="16"/>
                 <w:szCs w:val="16"/>
               </w:rPr>
-              <w:t xml:space="preserve">conditions</w:t>
+              <w:t xml:space="preserve">straight-line</w:t>
             </w:r>
           </w:p>
         </w:tc>
@@ -1952,14 +2193,14 @@
                 <w:sz w:val="16"/>
                 <w:szCs w:val="16"/>
               </w:rPr>
-              <w:t xml:space="preserve">12  </w:t>
-            </w:r>
-            <w:r>
-              <w:rPr>
-                <w:sz w:val="16"/>
-                <w:szCs w:val="16"/>
-              </w:rPr>
-              <w:t xml:space="preserve">Expected return</w:t>
+              <w:t xml:space="preserve">15  </w:t>
+            </w:r>
+            <w:r>
+              <w:rPr>
+                <w:sz w:val="16"/>
+                <w:szCs w:val="16"/>
+              </w:rPr>
+              <w:t xml:space="preserve">Orontes</w:t>
             </w:r>
           </w:p>
         </w:tc>
@@ -1994,7 +2235,7 @@
                 <w:sz w:val="16"/>
                 <w:szCs w:val="16"/>
               </w:rPr>
-              <w:t xml:space="preserve">expense</w:t>
+              <w:t xml:space="preserve">conditions</w:t>
             </w:r>
           </w:p>
         </w:tc>
@@ -2020,14 +2261,14 @@
                 <w:sz w:val="16"/>
                 <w:szCs w:val="16"/>
               </w:rPr>
-              <w:t xml:space="preserve">13  </w:t>
-            </w:r>
-            <w:r>
-              <w:rPr>
-                <w:sz w:val="16"/>
-                <w:szCs w:val="16"/>
-              </w:rPr>
-              <w:t xml:space="preserve">OCI, amortized over 10 years: 5,000 a year</w:t>
+              <w:t xml:space="preserve">16  </w:t>
+            </w:r>
+            <w:r>
+              <w:rPr>
+                <w:sz w:val="16"/>
+                <w:szCs w:val="16"/>
+              </w:rPr>
+              <w:t xml:space="preserve">Policy choice</w:t>
             </w:r>
           </w:p>
         </w:tc>
@@ -2062,7 +2303,7 @@
                 <w:sz w:val="16"/>
                 <w:szCs w:val="16"/>
               </w:rPr>
-              <w:t xml:space="preserve">forfeitures</w:t>
+              <w:t xml:space="preserve">expense</w:t>
             </w:r>
           </w:p>
         </w:tc>
@@ -2088,14 +2329,14 @@
                 <w:sz w:val="16"/>
                 <w:szCs w:val="16"/>
               </w:rPr>
-              <w:t xml:space="preserve">14  </w:t>
-            </w:r>
-            <w:r>
-              <w:rPr>
-                <w:sz w:val="16"/>
-                <w:szCs w:val="16"/>
-              </w:rPr>
-              <w:t xml:space="preserve">graded vesting</w:t>
+              <w:t xml:space="preserve">17  </w:t>
+            </w:r>
+            <w:r>
+              <w:rPr>
+                <w:sz w:val="16"/>
+                <w:szCs w:val="16"/>
+              </w:rPr>
+              <w:t xml:space="preserve">When the tax obligation arises (exercise or vesting)</w:t>
             </w:r>
           </w:p>
         </w:tc>
@@ -2130,7 +2371,7 @@
                 <w:sz w:val="16"/>
                 <w:szCs w:val="16"/>
               </w:rPr>
-              <w:t xml:space="preserve">estimate</w:t>
+              <w:t xml:space="preserve">forfeitures</w:t>
             </w:r>
           </w:p>
         </w:tc>
@@ -2156,14 +2397,14 @@
                 <w:sz w:val="16"/>
                 <w:szCs w:val="16"/>
               </w:rPr>
-              <w:t xml:space="preserve">15  </w:t>
-            </w:r>
-            <w:r>
-              <w:rPr>
-                <w:sz w:val="16"/>
-                <w:szCs w:val="16"/>
-              </w:rPr>
-              <w:t xml:space="preserve">defined benefit plan</w:t>
+              <w:t xml:space="preserve">18  </w:t>
+            </w:r>
+            <w:r>
+              <w:rPr>
+                <w:sz w:val="16"/>
+                <w:szCs w:val="16"/>
+              </w:rPr>
+              <w:t xml:space="preserve">OCI, then amortized into net income (corridor)</w:t>
             </w:r>
           </w:p>
         </w:tc>
@@ -2198,7 +2439,7 @@
                 <w:sz w:val="16"/>
                 <w:szCs w:val="16"/>
               </w:rPr>
-              <w:t xml:space="preserve">recognized</w:t>
+              <w:t xml:space="preserve">estimate</w:t>
             </w:r>
           </w:p>
         </w:tc>
@@ -2214,14 +2455,228 @@
           </w:tcPr>
           <w:p>
             <w:pPr>
-              <w:spacing w:before="24" w:after="24"/>
-            </w:pPr>
-            <w:r>
-              <w:rPr>
-                <w:sz w:val="16"/>
-                <w:szCs w:val="16"/>
-              </w:rPr>
-              <w:t xml:space="preserve"/>
+              <w:spacing w:before="12" w:after="12"/>
+            </w:pPr>
+            <w:r>
+              <w:rPr>
+                <w:b/>
+                <w:bCs/>
+                <w:color w:val="8186EF"/>
+                <w:sz w:val="16"/>
+                <w:szCs w:val="16"/>
+              </w:rPr>
+              <w:t xml:space="preserve">19  </w:t>
+            </w:r>
+            <w:r>
+              <w:rPr>
+                <w:sz w:val="16"/>
+                <w:szCs w:val="16"/>
+              </w:rPr>
+              <w:t xml:space="preserve">Expected return</w:t>
+            </w:r>
+          </w:p>
+        </w:tc>
+      </w:tr>
+      <w:tr>
+        <w:tc>
+          <w:tcPr>
+            <w:tcW w:type="pct" w:w="2500"/>
+            <w:tcMar>
+              <w:top w:type="dxa" w:w="20"/>
+              <w:left w:type="dxa" w:w="80"/>
+              <w:bottom w:type="dxa" w:w="20"/>
+              <w:right w:type="dxa" w:w="80"/>
+            </w:tcMar>
+          </w:tcPr>
+          <w:p>
+            <w:pPr>
+              <w:spacing w:before="12" w:after="12"/>
+            </w:pPr>
+            <w:r>
+              <w:rPr>
+                <w:b/>
+                <w:bCs/>
+                <w:color w:val="8186EF"/>
+                <w:sz w:val="16"/>
+                <w:szCs w:val="16"/>
+              </w:rPr>
+              <w:t xml:space="preserve">9  </w:t>
+            </w:r>
+            <w:r>
+              <w:rPr>
+                <w:sz w:val="16"/>
+                <w:szCs w:val="16"/>
+              </w:rPr>
+              <w:t xml:space="preserve">recognized</w:t>
+            </w:r>
+          </w:p>
+        </w:tc>
+        <w:tc>
+          <w:tcPr>
+            <w:tcW w:type="pct" w:w="2500"/>
+            <w:tcMar>
+              <w:top w:type="dxa" w:w="20"/>
+              <w:left w:type="dxa" w:w="80"/>
+              <w:bottom w:type="dxa" w:w="20"/>
+              <w:right w:type="dxa" w:w="80"/>
+            </w:tcMar>
+          </w:tcPr>
+          <w:p>
+            <w:pPr>
+              <w:spacing w:before="12" w:after="12"/>
+            </w:pPr>
+            <w:r>
+              <w:rPr>
+                <w:b/>
+                <w:bCs/>
+                <w:color w:val="8186EF"/>
+                <w:sz w:val="16"/>
+                <w:szCs w:val="16"/>
+              </w:rPr>
+              <w:t xml:space="preserve">20  </w:t>
+            </w:r>
+            <w:r>
+              <w:rPr>
+                <w:sz w:val="16"/>
+                <w:szCs w:val="16"/>
+              </w:rPr>
+              <w:t xml:space="preserve">Expensed at once: 50,000</w:t>
+            </w:r>
+          </w:p>
+        </w:tc>
+      </w:tr>
+      <w:tr>
+        <w:tc>
+          <w:tcPr>
+            <w:tcW w:type="pct" w:w="2500"/>
+            <w:tcMar>
+              <w:top w:type="dxa" w:w="20"/>
+              <w:left w:type="dxa" w:w="80"/>
+              <w:bottom w:type="dxa" w:w="20"/>
+              <w:right w:type="dxa" w:w="80"/>
+            </w:tcMar>
+          </w:tcPr>
+          <w:p>
+            <w:pPr>
+              <w:spacing w:before="12" w:after="12"/>
+            </w:pPr>
+            <w:r>
+              <w:rPr>
+                <w:b/>
+                <w:bCs/>
+                <w:color w:val="8186EF"/>
+                <w:sz w:val="16"/>
+                <w:szCs w:val="16"/>
+              </w:rPr>
+              <w:t xml:space="preserve">10  </w:t>
+            </w:r>
+            <w:r>
+              <w:rPr>
+                <w:sz w:val="16"/>
+                <w:szCs w:val="16"/>
+              </w:rPr>
+              <w:t xml:space="preserve">obligation</w:t>
+            </w:r>
+          </w:p>
+        </w:tc>
+        <w:tc>
+          <w:tcPr>
+            <w:tcW w:type="pct" w:w="2500"/>
+            <w:tcMar>
+              <w:top w:type="dxa" w:w="20"/>
+              <w:left w:type="dxa" w:w="80"/>
+              <w:bottom w:type="dxa" w:w="20"/>
+              <w:right w:type="dxa" w:w="80"/>
+            </w:tcMar>
+          </w:tcPr>
+          <w:p>
+            <w:pPr>
+              <w:spacing w:before="12" w:after="12"/>
+            </w:pPr>
+            <w:r>
+              <w:rPr>
+                <w:b/>
+                <w:bCs/>
+                <w:color w:val="8186EF"/>
+                <w:sz w:val="16"/>
+                <w:szCs w:val="16"/>
+              </w:rPr>
+              <w:t xml:space="preserve">21  </w:t>
+            </w:r>
+            <w:r>
+              <w:rPr>
+                <w:sz w:val="16"/>
+                <w:szCs w:val="16"/>
+              </w:rPr>
+              <w:t xml:space="preserve">graded vesting</w:t>
+            </w:r>
+          </w:p>
+        </w:tc>
+      </w:tr>
+      <w:tr>
+        <w:tc>
+          <w:tcPr>
+            <w:tcW w:type="pct" w:w="2500"/>
+            <w:tcMar>
+              <w:top w:type="dxa" w:w="20"/>
+              <w:left w:type="dxa" w:w="80"/>
+              <w:bottom w:type="dxa" w:w="20"/>
+              <w:right w:type="dxa" w:w="80"/>
+            </w:tcMar>
+          </w:tcPr>
+          <w:p>
+            <w:pPr>
+              <w:spacing w:before="12" w:after="12"/>
+            </w:pPr>
+            <w:r>
+              <w:rPr>
+                <w:b/>
+                <w:bCs/>
+                <w:color w:val="8186EF"/>
+                <w:sz w:val="16"/>
+                <w:szCs w:val="16"/>
+              </w:rPr>
+              <w:t xml:space="preserve">11  </w:t>
+            </w:r>
+            <w:r>
+              <w:rPr>
+                <w:sz w:val="16"/>
+                <w:szCs w:val="16"/>
+              </w:rPr>
+              <w:t xml:space="preserve">defined</w:t>
+            </w:r>
+          </w:p>
+        </w:tc>
+        <w:tc>
+          <w:tcPr>
+            <w:tcW w:type="pct" w:w="2500"/>
+            <w:tcMar>
+              <w:top w:type="dxa" w:w="20"/>
+              <w:left w:type="dxa" w:w="80"/>
+              <w:bottom w:type="dxa" w:w="20"/>
+              <w:right w:type="dxa" w:w="80"/>
+            </w:tcMar>
+          </w:tcPr>
+          <w:p>
+            <w:pPr>
+              <w:spacing w:before="12" w:after="12"/>
+            </w:pPr>
+            <w:r>
+              <w:rPr>
+                <w:b/>
+                <w:bCs/>
+                <w:color w:val="8186EF"/>
+                <w:sz w:val="16"/>
+                <w:szCs w:val="16"/>
+              </w:rPr>
+              <w:t xml:space="preserve">22  </w:t>
+            </w:r>
+            <w:r>
+              <w:rPr>
+                <w:sz w:val="16"/>
+                <w:szCs w:val="16"/>
+              </w:rPr>
+              <w:t xml:space="preserve">defined benefit plan</w:t>
             </w:r>
           </w:p>
         </w:tc>
@@ -2264,7 +2719,7 @@
           <w:sz w:val="15"/>
           <w:szCs w:val="15"/>
         </w:rPr>
-        <w:t xml:space="preserve">For share awards that vest in parts, or graded vesting, U.S. GAAP lets a company recognize the cost straight-line over the whole period or tranche by tranche, when the awards have only service conditions. IFRS 2 requires tranche by tranche, which puts more expense in the early years. U.S. GAAP also allows a policy choice to record forfeitures as they occur; IFRS 2 requires an estimate. Employer payroll taxes on share awards are recognized when the tax obligation arises under U.S. GAAP, but accrued over the vesting period under IFRS.</w:t>
+        <w:t xml:space="preserve">For share awards that vest in parts, or graded vesting, U.S. GAAP lets a company recognize the cost straight-line over the whole period or tranche by tranche, when the awards have only service conditions. IFRS 2 requires tranche by tranche, which puts more expense in the early years. U.S. GAAP also allows a policy choice to record forfeitures as they occur; IFRS 2 requires an estimate. Employer payroll taxes on share awards are recognized when the tax obligation arises under U.S. GAAP, but accrued over the vesting period under IFRS. For a defined benefit plan, both frameworks put remeasurements in OCI. U.S. GAAP later amortizes them into net income; IAS 19 never reclassifies them. Orontes amends its plan and creates prior service cost of $50,000: U.S. GAAP amortizes $5,000 a year from OCI, while IAS 19 expenses the whole amount at once.</w:t>
       </w:r>
     </w:p>
     <w:p>
@@ -2371,7 +2826,7 @@
           <w:sz w:val="16"/>
           <w:szCs w:val="16"/>
         </w:rPr>
-        <w:t xml:space="preserve">      gaps 1–6</w:t>
+        <w:t xml:space="preserve">      gaps 1–10</w:t>
       </w:r>
     </w:p>
     <w:p>
@@ -2384,7 +2839,7 @@
           <w:sz w:val="19"/>
           <w:szCs w:val="19"/>
         </w:rPr>
-        <w:t xml:space="preserve">The largest </w:t>
+        <w:t xml:space="preserve">The </w:t>
       </w:r>
       <w:r>
         <w:rPr>
@@ -2402,7 +2857,7 @@
           <w:sz w:val="19"/>
           <w:szCs w:val="19"/>
         </w:rPr>
-        <w:t xml:space="preserve">             </w:t>
+        <w:t xml:space="preserve">           </w:t>
       </w:r>
       <w:r>
         <w:rPr>
@@ -2416,14 +2871,7 @@
           <w:sz w:val="19"/>
           <w:szCs w:val="19"/>
         </w:rPr>
-        <w:t xml:space="preserve"> difference is development costs. </w:t>
-      </w:r>
-      <w:r>
-        <w:rPr>
-          <w:sz w:val="19"/>
-          <w:szCs w:val="19"/>
-        </w:rPr>
-        <w:t xml:space="preserve">U.S. GAAP expenses research and development as </w:t>
+        <w:t xml:space="preserve"> intangibles </w:t>
       </w:r>
       <w:r>
         <w:rPr>
@@ -2441,7 +2889,7 @@
           <w:sz w:val="19"/>
           <w:szCs w:val="19"/>
         </w:rPr>
-        <w:t xml:space="preserve">           </w:t>
+        <w:t xml:space="preserve">            </w:t>
       </w:r>
       <w:r>
         <w:rPr>
@@ -2455,7 +2903,14 @@
           <w:sz w:val="19"/>
           <w:szCs w:val="19"/>
         </w:rPr>
-        <w:t xml:space="preserve">, with narrow </w:t>
+        <w:t xml:space="preserve"> is development costs. </w:t>
+      </w:r>
+      <w:r>
+        <w:rPr>
+          <w:sz w:val="19"/>
+          <w:szCs w:val="19"/>
+        </w:rPr>
+        <w:t xml:space="preserve">U.S. GAAP expenses research and development as </w:t>
       </w:r>
       <w:r>
         <w:rPr>
@@ -2473,7 +2928,7 @@
           <w:sz w:val="19"/>
           <w:szCs w:val="19"/>
         </w:rPr>
-        <w:t xml:space="preserve">            </w:t>
+        <w:t xml:space="preserve">           </w:t>
       </w:r>
       <w:r>
         <w:rPr>
@@ -2487,14 +2942,7 @@
           <w:sz w:val="19"/>
           <w:szCs w:val="19"/>
         </w:rPr>
-        <w:t xml:space="preserve"> for software. </w:t>
-      </w:r>
-      <w:r>
-        <w:rPr>
-          <w:sz w:val="19"/>
-          <w:szCs w:val="19"/>
-        </w:rPr>
-        <w:t xml:space="preserve">IAS 38 expenses research but </w:t>
+        <w:t xml:space="preserve">, with narrow </w:t>
       </w:r>
       <w:r>
         <w:rPr>
@@ -2512,7 +2960,7 @@
           <w:sz w:val="19"/>
           <w:szCs w:val="19"/>
         </w:rPr>
-        <w:t xml:space="preserve">             </w:t>
+        <w:t xml:space="preserve">            </w:t>
       </w:r>
       <w:r>
         <w:rPr>
@@ -2526,7 +2974,14 @@
           <w:sz w:val="19"/>
           <w:szCs w:val="19"/>
         </w:rPr>
-        <w:t xml:space="preserve"> development once six criteria are met, such as technical </w:t>
+        <w:t xml:space="preserve"> for software. </w:t>
+      </w:r>
+      <w:r>
+        <w:rPr>
+          <w:sz w:val="19"/>
+          <w:szCs w:val="19"/>
+        </w:rPr>
+        <w:t xml:space="preserve">IAS 38 expenses research but </w:t>
       </w:r>
       <w:r>
         <w:rPr>
@@ -2558,14 +3013,7 @@
           <w:sz w:val="19"/>
           <w:szCs w:val="19"/>
         </w:rPr>
-        <w:t xml:space="preserve">, intention and ability to complete, and a way to generate future benefits. </w:t>
-      </w:r>
-      <w:r>
-        <w:rPr>
-          <w:sz w:val="19"/>
-          <w:szCs w:val="19"/>
-        </w:rPr>
-        <w:t xml:space="preserve">Suppose Orontes spends $300,000 developing a new </w:t>
+        <w:t xml:space="preserve"> development once six criteria are met, such as technical </w:t>
       </w:r>
       <w:r>
         <w:rPr>
@@ -2583,6 +3031,77 @@
           <w:sz w:val="19"/>
           <w:szCs w:val="19"/>
         </w:rPr>
+        <w:t xml:space="preserve">             </w:t>
+      </w:r>
+      <w:r>
+        <w:rPr>
+          <w:sz w:val="19"/>
+          <w:szCs w:val="19"/>
+        </w:rPr>
+        <w:t xml:space="preserve"> </w:t>
+      </w:r>
+      <w:r>
+        <w:rPr>
+          <w:sz w:val="19"/>
+          <w:szCs w:val="19"/>
+        </w:rPr>
+        <w:t xml:space="preserve">, intention and ability to complete, and a way to generate future benefits. </w:t>
+      </w:r>
+      <w:r>
+        <w:rPr>
+          <w:sz w:val="19"/>
+          <w:szCs w:val="19"/>
+        </w:rPr>
+        <w:t xml:space="preserve"/>
+      </w:r>
+      <w:r>
+        <w:rPr>
+          <w:b/>
+          <w:bCs/>
+          <w:color w:val="8186EF"/>
+          <w:sz w:val="15"/>
+          <w:szCs w:val="15"/>
+        </w:rPr>
+        <w:t xml:space="preserve"> (7) </w:t>
+      </w:r>
+      <w:r>
+        <w:rPr>
+          <w:u w:val="single"/>
+          <w:sz w:val="19"/>
+          <w:szCs w:val="19"/>
+        </w:rPr>
+        <w:t xml:space="preserve">           </w:t>
+      </w:r>
+      <w:r>
+        <w:rPr>
+          <w:sz w:val="19"/>
+          <w:szCs w:val="19"/>
+        </w:rPr>
+        <w:t xml:space="preserve"> </w:t>
+      </w:r>
+      <w:r>
+        <w:rPr>
+          <w:sz w:val="19"/>
+          <w:szCs w:val="19"/>
+        </w:rPr>
+        <w:t xml:space="preserve"> Orontes spends $300,000 developing a new </w:t>
+      </w:r>
+      <w:r>
+        <w:rPr>
+          <w:b/>
+          <w:bCs/>
+          <w:color w:val="8186EF"/>
+          <w:sz w:val="15"/>
+          <w:szCs w:val="15"/>
+        </w:rPr>
+        <w:t xml:space="preserve"> (8) </w:t>
+      </w:r>
+      <w:r>
+        <w:rPr>
+          <w:u w:val="single"/>
+          <w:sz w:val="19"/>
+          <w:szCs w:val="19"/>
+        </w:rPr>
         <w:t xml:space="preserve">                 </w:t>
       </w:r>
       <w:r>
@@ -2604,7 +3123,92 @@
           <w:sz w:val="19"/>
           <w:szCs w:val="19"/>
         </w:rPr>
-        <w:t xml:space="preserve">Under U.S. GAAP the whole amount is an expense; under IFRS it is an intangible asset, amortized once the product is ready. </w:t>
+        <w:t xml:space="preserve">Under U.S. GAAP the whole amount is an </w:t>
+      </w:r>
+      <w:r>
+        <w:rPr>
+          <w:b/>
+          <w:bCs/>
+          <w:color w:val="8186EF"/>
+          <w:sz w:val="15"/>
+          <w:szCs w:val="15"/>
+        </w:rPr>
+        <w:t xml:space="preserve"> (9) </w:t>
+      </w:r>
+      <w:r>
+        <w:rPr>
+          <w:u w:val="single"/>
+          <w:sz w:val="19"/>
+          <w:szCs w:val="19"/>
+        </w:rPr>
+        <w:t xml:space="preserve">           </w:t>
+      </w:r>
+      <w:r>
+        <w:rPr>
+          <w:sz w:val="19"/>
+          <w:szCs w:val="19"/>
+        </w:rPr>
+        <w:t xml:space="preserve"> </w:t>
+      </w:r>
+      <w:r>
+        <w:rPr>
+          <w:sz w:val="19"/>
+          <w:szCs w:val="19"/>
+        </w:rPr>
+        <w:t xml:space="preserve">; under IFRS it is an </w:t>
+      </w:r>
+      <w:r>
+        <w:rPr>
+          <w:b/>
+          <w:bCs/>
+          <w:color w:val="8186EF"/>
+          <w:sz w:val="15"/>
+          <w:szCs w:val="15"/>
+        </w:rPr>
+        <w:t xml:space="preserve"> (10) </w:t>
+      </w:r>
+      <w:r>
+        <w:rPr>
+          <w:u w:val="single"/>
+          <w:sz w:val="19"/>
+          <w:szCs w:val="19"/>
+        </w:rPr>
+        <w:t xml:space="preserve">            </w:t>
+      </w:r>
+      <w:r>
+        <w:rPr>
+          <w:sz w:val="19"/>
+          <w:szCs w:val="19"/>
+        </w:rPr>
+        <w:t xml:space="preserve"> </w:t>
+      </w:r>
+      <w:r>
+        <w:rPr>
+          <w:sz w:val="19"/>
+          <w:szCs w:val="19"/>
+        </w:rPr>
+        <w:t xml:space="preserve"> asset, amortized once the product is ready. </w:t>
+      </w:r>
+      <w:r>
+        <w:rPr>
+          <w:sz w:val="19"/>
+          <w:szCs w:val="19"/>
+        </w:rPr>
+        <w:t xml:space="preserve">IAS 38 also allows the revaluation model for intangibles, but only where an active market exists, which is rare. </w:t>
+      </w:r>
+      <w:r>
+        <w:rPr>
+          <w:sz w:val="19"/>
+          <w:szCs w:val="19"/>
+        </w:rPr>
+        <w:t xml:space="preserve">U.S. GAAP never revalues intangibles upward. </w:t>
+      </w:r>
+      <w:r>
+        <w:rPr>
+          <w:sz w:val="19"/>
+          <w:szCs w:val="19"/>
+        </w:rPr>
+        <w:t xml:space="preserve">Both frameworks refuse to recognize internally generated brands. </w:t>
       </w:r>
     </w:p>
     <w:tbl>
@@ -2662,7 +3266,7 @@
                 <w:sz w:val="16"/>
                 <w:szCs w:val="16"/>
               </w:rPr>
-              <w:t xml:space="preserve">incurred   ·   sparkling-juice   ·   feasibility   ·   development costs   ·   capitalizes   ·   exceptions   ·   intangibles</w:t>
+              <w:t xml:space="preserve">capitalizes   ·   intangible   ·   incurred   ·   exceptions   ·   sparkling-juice   ·   recognize   ·   expense   ·   largest   ·   Suppose   ·   feasibility   ·   difference</w:t>
             </w:r>
           </w:p>
         </w:tc>
@@ -2798,7 +3402,7 @@
                 <w:sz w:val="16"/>
                 <w:szCs w:val="16"/>
               </w:rPr>
-              <w:t xml:space="preserve">Capitalized: all six IAS 38 criteria are met   ·   revaluation surplus   ·   Not recognized   ·   Only private companies may elect it   ·   Development rules of IAS 38</w:t>
+              <w:t xml:space="preserve">Capitalized: all six IAS 38 criteria are met   ·   Not allowed   ·   Not recognized   ·   Only private companies may elect it   ·   Capitalized only in limited stages (ASC 985-20, 350-40)</w:t>
             </w:r>
           </w:p>
         </w:tc>
@@ -2807,6 +3411,18 @@
     <w:p/>
     <w:p>
       <w:pPr>
+        <w:pageBreakBefore w:val="true"/>
+        <w:spacing w:after="0"/>
+      </w:pPr>
+      <w:r>
+        <w:rPr>
+          <w:sz w:val="2"/>
+        </w:rPr>
+        <w:t xml:space="preserve"> </w:t>
+      </w:r>
+    </w:p>
+    <w:p>
+      <w:pPr>
         <w:spacing w:before="44" w:after="14"/>
       </w:pPr>
       <w:r>
@@ -2825,7 +3441,7 @@
           <w:sz w:val="16"/>
           <w:szCs w:val="16"/>
         </w:rPr>
-        <w:t xml:space="preserve">      gaps 11–13</w:t>
+        <w:t xml:space="preserve">      gaps 15–17</w:t>
       </w:r>
     </w:p>
     <w:p>
@@ -2848,7 +3464,7 @@
           <w:sz w:val="15"/>
           <w:szCs w:val="15"/>
         </w:rPr>
-        <w:t xml:space="preserve"> (11) </w:t>
+        <w:t xml:space="preserve"> (15) </w:t>
       </w:r>
       <w:r>
         <w:rPr>
@@ -2887,7 +3503,7 @@
           <w:sz w:val="15"/>
           <w:szCs w:val="15"/>
         </w:rPr>
-        <w:t xml:space="preserve"> (12) </w:t>
+        <w:t xml:space="preserve"> (16) </w:t>
       </w:r>
       <w:r>
         <w:rPr>
@@ -2926,7 +3542,7 @@
           <w:sz w:val="15"/>
           <w:szCs w:val="15"/>
         </w:rPr>
-        <w:t xml:space="preserve"> (13) </w:t>
+        <w:t xml:space="preserve"> (17) </w:t>
       </w:r>
       <w:r>
         <w:rPr>
@@ -3006,25 +3622,13 @@
                 <w:sz w:val="16"/>
                 <w:szCs w:val="16"/>
               </w:rPr>
-              <w:t xml:space="preserve">environmental   ·   testable   ·   registrant   ·   development costs</w:t>
+              <w:t xml:space="preserve">environmental   ·   testable   ·   registrant   ·   technical</w:t>
             </w:r>
           </w:p>
         </w:tc>
       </w:tr>
     </w:tbl>
     <w:p/>
-    <w:p>
-      <w:pPr>
-        <w:pageBreakBefore w:val="true"/>
-        <w:spacing w:after="0"/>
-      </w:pPr>
-      <w:r>
-        <w:rPr>
-          <w:sz w:val="2"/>
-        </w:rPr>
-        <w:t xml:space="preserve"> </w:t>
-      </w:r>
-    </w:p>
     <w:tbl>
       <w:tblPr>
         <w:tblW w:type="pct" w:w="100%"/>
@@ -3327,7 +3931,7 @@
                 <w:sz w:val="16"/>
                 <w:szCs w:val="16"/>
               </w:rPr>
-              <w:t xml:space="preserve">intangibles</w:t>
+              <w:t xml:space="preserve">largest</w:t>
             </w:r>
           </w:p>
         </w:tc>
@@ -3353,14 +3957,14 @@
                 <w:sz w:val="16"/>
                 <w:szCs w:val="16"/>
               </w:rPr>
-              <w:t xml:space="preserve">8  </w:t>
-            </w:r>
-            <w:r>
-              <w:rPr>
-                <w:sz w:val="16"/>
-                <w:szCs w:val="16"/>
-              </w:rPr>
-              <w:t xml:space="preserve">Development rules of IAS 38</w:t>
+              <w:t xml:space="preserve">10  </w:t>
+            </w:r>
+            <w:r>
+              <w:rPr>
+                <w:sz w:val="16"/>
+                <w:szCs w:val="16"/>
+              </w:rPr>
+              <w:t xml:space="preserve">intangible</w:t>
             </w:r>
           </w:p>
         </w:tc>
@@ -3395,7 +3999,7 @@
                 <w:sz w:val="16"/>
                 <w:szCs w:val="16"/>
               </w:rPr>
-              <w:t xml:space="preserve">incurred</w:t>
+              <w:t xml:space="preserve">difference</w:t>
             </w:r>
           </w:p>
         </w:tc>
@@ -3421,14 +4025,14 @@
                 <w:sz w:val="16"/>
                 <w:szCs w:val="16"/>
               </w:rPr>
-              <w:t xml:space="preserve">9  </w:t>
-            </w:r>
-            <w:r>
-              <w:rPr>
-                <w:sz w:val="16"/>
-                <w:szCs w:val="16"/>
-              </w:rPr>
-              <w:t xml:space="preserve">Not recognized</w:t>
+              <w:t xml:space="preserve">11  </w:t>
+            </w:r>
+            <w:r>
+              <w:rPr>
+                <w:sz w:val="16"/>
+                <w:szCs w:val="16"/>
+              </w:rPr>
+              <w:t xml:space="preserve">Capitalized: all six IAS 38 criteria are met</w:t>
             </w:r>
           </w:p>
         </w:tc>
@@ -3463,7 +4067,7 @@
                 <w:sz w:val="16"/>
                 <w:szCs w:val="16"/>
               </w:rPr>
-              <w:t xml:space="preserve">exceptions</w:t>
+              <w:t xml:space="preserve">incurred</w:t>
             </w:r>
           </w:p>
         </w:tc>
@@ -3489,14 +4093,14 @@
                 <w:sz w:val="16"/>
                 <w:szCs w:val="16"/>
               </w:rPr>
-              <w:t xml:space="preserve">10  </w:t>
-            </w:r>
-            <w:r>
-              <w:rPr>
-                <w:sz w:val="16"/>
-                <w:szCs w:val="16"/>
-              </w:rPr>
-              <w:t xml:space="preserve">Only private companies may elect it</w:t>
+              <w:t xml:space="preserve">12  </w:t>
+            </w:r>
+            <w:r>
+              <w:rPr>
+                <w:sz w:val="16"/>
+                <w:szCs w:val="16"/>
+              </w:rPr>
+              <w:t xml:space="preserve">Capitalized only in limited stages (ASC 985-20, 350-40)</w:t>
             </w:r>
           </w:p>
         </w:tc>
@@ -3531,7 +4135,7 @@
                 <w:sz w:val="16"/>
                 <w:szCs w:val="16"/>
               </w:rPr>
-              <w:t xml:space="preserve">capitalizes</w:t>
+              <w:t xml:space="preserve">exceptions</w:t>
             </w:r>
           </w:p>
         </w:tc>
@@ -3557,14 +4161,14 @@
                 <w:sz w:val="16"/>
                 <w:szCs w:val="16"/>
               </w:rPr>
-              <w:t xml:space="preserve">11  </w:t>
-            </w:r>
-            <w:r>
-              <w:rPr>
-                <w:sz w:val="16"/>
-                <w:szCs w:val="16"/>
-              </w:rPr>
-              <w:t xml:space="preserve">environmental</w:t>
+              <w:t xml:space="preserve">13  </w:t>
+            </w:r>
+            <w:r>
+              <w:rPr>
+                <w:sz w:val="16"/>
+                <w:szCs w:val="16"/>
+              </w:rPr>
+              <w:t xml:space="preserve">Not recognized</w:t>
             </w:r>
           </w:p>
         </w:tc>
@@ -3599,7 +4203,7 @@
                 <w:sz w:val="16"/>
                 <w:szCs w:val="16"/>
               </w:rPr>
-              <w:t xml:space="preserve">feasibility</w:t>
+              <w:t xml:space="preserve">capitalizes</w:t>
             </w:r>
           </w:p>
         </w:tc>
@@ -3625,14 +4229,14 @@
                 <w:sz w:val="16"/>
                 <w:szCs w:val="16"/>
               </w:rPr>
-              <w:t xml:space="preserve">12  </w:t>
-            </w:r>
-            <w:r>
-              <w:rPr>
-                <w:sz w:val="16"/>
-                <w:szCs w:val="16"/>
-              </w:rPr>
-              <w:t xml:space="preserve">testable</w:t>
+              <w:t xml:space="preserve">14  </w:t>
+            </w:r>
+            <w:r>
+              <w:rPr>
+                <w:sz w:val="16"/>
+                <w:szCs w:val="16"/>
+              </w:rPr>
+              <w:t xml:space="preserve">Only private companies may elect it</w:t>
             </w:r>
           </w:p>
         </w:tc>
@@ -3667,7 +4271,7 @@
                 <w:sz w:val="16"/>
                 <w:szCs w:val="16"/>
               </w:rPr>
-              <w:t xml:space="preserve">sparkling-juice</w:t>
+              <w:t xml:space="preserve">feasibility</w:t>
             </w:r>
           </w:p>
         </w:tc>
@@ -3693,14 +4297,14 @@
                 <w:sz w:val="16"/>
                 <w:szCs w:val="16"/>
               </w:rPr>
-              <w:t xml:space="preserve">13  </w:t>
-            </w:r>
-            <w:r>
-              <w:rPr>
-                <w:sz w:val="16"/>
-                <w:szCs w:val="16"/>
-              </w:rPr>
-              <w:t xml:space="preserve">registrant</w:t>
+              <w:t xml:space="preserve">15  </w:t>
+            </w:r>
+            <w:r>
+              <w:rPr>
+                <w:sz w:val="16"/>
+                <w:szCs w:val="16"/>
+              </w:rPr>
+              <w:t xml:space="preserve">environmental</w:t>
             </w:r>
           </w:p>
         </w:tc>
@@ -3735,7 +4339,143 @@
                 <w:sz w:val="16"/>
                 <w:szCs w:val="16"/>
               </w:rPr>
-              <w:t xml:space="preserve">Capitalized: all six IAS 38 criteria are met</w:t>
+              <w:t xml:space="preserve">Suppose</w:t>
+            </w:r>
+          </w:p>
+        </w:tc>
+        <w:tc>
+          <w:tcPr>
+            <w:tcW w:type="pct" w:w="2500"/>
+            <w:tcMar>
+              <w:top w:type="dxa" w:w="20"/>
+              <w:left w:type="dxa" w:w="80"/>
+              <w:bottom w:type="dxa" w:w="20"/>
+              <w:right w:type="dxa" w:w="80"/>
+            </w:tcMar>
+          </w:tcPr>
+          <w:p>
+            <w:pPr>
+              <w:spacing w:before="12" w:after="12"/>
+            </w:pPr>
+            <w:r>
+              <w:rPr>
+                <w:b/>
+                <w:bCs/>
+                <w:color w:val="8186EF"/>
+                <w:sz w:val="16"/>
+                <w:szCs w:val="16"/>
+              </w:rPr>
+              <w:t xml:space="preserve">16  </w:t>
+            </w:r>
+            <w:r>
+              <w:rPr>
+                <w:sz w:val="16"/>
+                <w:szCs w:val="16"/>
+              </w:rPr>
+              <w:t xml:space="preserve">testable</w:t>
+            </w:r>
+          </w:p>
+        </w:tc>
+      </w:tr>
+      <w:tr>
+        <w:tc>
+          <w:tcPr>
+            <w:tcW w:type="pct" w:w="2500"/>
+            <w:tcMar>
+              <w:top w:type="dxa" w:w="20"/>
+              <w:left w:type="dxa" w:w="80"/>
+              <w:bottom w:type="dxa" w:w="20"/>
+              <w:right w:type="dxa" w:w="80"/>
+            </w:tcMar>
+          </w:tcPr>
+          <w:p>
+            <w:pPr>
+              <w:spacing w:before="12" w:after="12"/>
+            </w:pPr>
+            <w:r>
+              <w:rPr>
+                <w:b/>
+                <w:bCs/>
+                <w:color w:val="8186EF"/>
+                <w:sz w:val="16"/>
+                <w:szCs w:val="16"/>
+              </w:rPr>
+              <w:t xml:space="preserve">8  </w:t>
+            </w:r>
+            <w:r>
+              <w:rPr>
+                <w:sz w:val="16"/>
+                <w:szCs w:val="16"/>
+              </w:rPr>
+              <w:t xml:space="preserve">sparkling-juice</w:t>
+            </w:r>
+          </w:p>
+        </w:tc>
+        <w:tc>
+          <w:tcPr>
+            <w:tcW w:type="pct" w:w="2500"/>
+            <w:tcMar>
+              <w:top w:type="dxa" w:w="20"/>
+              <w:left w:type="dxa" w:w="80"/>
+              <w:bottom w:type="dxa" w:w="20"/>
+              <w:right w:type="dxa" w:w="80"/>
+            </w:tcMar>
+          </w:tcPr>
+          <w:p>
+            <w:pPr>
+              <w:spacing w:before="12" w:after="12"/>
+            </w:pPr>
+            <w:r>
+              <w:rPr>
+                <w:b/>
+                <w:bCs/>
+                <w:color w:val="8186EF"/>
+                <w:sz w:val="16"/>
+                <w:szCs w:val="16"/>
+              </w:rPr>
+              <w:t xml:space="preserve">17  </w:t>
+            </w:r>
+            <w:r>
+              <w:rPr>
+                <w:sz w:val="16"/>
+                <w:szCs w:val="16"/>
+              </w:rPr>
+              <w:t xml:space="preserve">registrant</w:t>
+            </w:r>
+          </w:p>
+        </w:tc>
+      </w:tr>
+      <w:tr>
+        <w:tc>
+          <w:tcPr>
+            <w:tcW w:type="pct" w:w="2500"/>
+            <w:tcMar>
+              <w:top w:type="dxa" w:w="20"/>
+              <w:left w:type="dxa" w:w="80"/>
+              <w:bottom w:type="dxa" w:w="20"/>
+              <w:right w:type="dxa" w:w="80"/>
+            </w:tcMar>
+          </w:tcPr>
+          <w:p>
+            <w:pPr>
+              <w:spacing w:before="12" w:after="12"/>
+            </w:pPr>
+            <w:r>
+              <w:rPr>
+                <w:b/>
+                <w:bCs/>
+                <w:color w:val="8186EF"/>
+                <w:sz w:val="16"/>
+                <w:szCs w:val="16"/>
+              </w:rPr>
+              <w:t xml:space="preserve">9  </w:t>
+            </w:r>
+            <w:r>
+              <w:rPr>
+                <w:sz w:val="16"/>
+                <w:szCs w:val="16"/>
+              </w:rPr>
+              <w:t xml:space="preserve">expense</w:t>
             </w:r>
           </w:p>
         </w:tc>
@@ -3801,7 +4541,7 @@
           <w:sz w:val="15"/>
           <w:szCs w:val="15"/>
         </w:rPr>
-        <w:t xml:space="preserve">The largest intangibles difference is development costs. U.S. GAAP expenses research and development as incurred, with narrow exceptions for software. IAS 38 expenses research but capitalizes development once six criteria are met, such as technical feasibility, intention and ability to complete, and a way to generate future benefits. Suppose Orontes spends $300,000 developing a new sparkling-juice line, and all six criteria are met. Under U.S. GAAP the whole amount is an expense; under IFRS it is an intangible asset, amortized once the product is ready.</w:t>
+        <w:t xml:space="preserve">The largest intangibles difference is development costs. U.S. GAAP expenses research and development as incurred, with narrow exceptions for software. IAS 38 expenses research but capitalizes development once six criteria are met, such as technical feasibility, intention and ability to complete, and a way to generate future benefits. Suppose Orontes spends $300,000 developing a new sparkling-juice line, and all six criteria are met. Under U.S. GAAP the whole amount is an expense; under IFRS it is an intangible asset, amortized once the product is ready. IAS 38 also allows the revaluation model for intangibles, but only where an active market exists, which is rare. U.S. GAAP never revalues intangibles upward. Both frameworks refuse to recognize internally generated brands.</w:t>
       </w:r>
     </w:p>
     <w:p>
@@ -3912,9 +4652,69 @@
         <w:t xml:space="preserve">Fill every gap. Each word list holds one word more than there are gaps.</w:t>
       </w:r>
     </w:p>
+    <w:tbl>
+      <w:tblPr>
+        <w:tblW w:type="pct" w:w="100%"/>
+        <w:tblLayout w:type="fixed"/>
+        <w:tblBorders>
+          <w:top w:val="single" w:color="353A7C" w:sz="4"/>
+          <w:left w:val="single" w:color="353A7C" w:sz="4"/>
+          <w:bottom w:val="single" w:color="353A7C" w:sz="4"/>
+          <w:right w:val="single" w:color="353A7C" w:sz="4"/>
+          <w:insideH w:val="single" w:color="353A7C" w:sz="4"/>
+          <w:insideV w:val="single" w:color="353A7C" w:sz="4"/>
+        </w:tblBorders>
+      </w:tblPr>
+      <w:tblGrid>
+        <w:gridCol w:w="9600"/>
+      </w:tblGrid>
+      <w:tr>
+        <w:tc>
+          <w:tcPr>
+            <w:tcW w:type="pct" w:w="5000"/>
+            <w:shd w:fill="F2F4FB" w:val="clear"/>
+            <w:tcMar>
+              <w:top w:type="dxa" w:w="50"/>
+              <w:left w:type="dxa" w:w="110"/>
+              <w:bottom w:type="dxa" w:w="50"/>
+              <w:right w:type="dxa" w:w="110"/>
+            </w:tcMar>
+          </w:tcPr>
+          <w:p>
+            <w:pPr>
+              <w:spacing w:before="30" w:after="30"/>
+            </w:pPr>
+            <w:r>
+              <w:rPr>
+                <w:b/>
+                <w:bCs/>
+                <w:color w:val="353A7C"/>
+                <w:sz w:val="19"/>
+                <w:szCs w:val="19"/>
+              </w:rPr>
+              <w:t xml:space="preserve">Stocks, provision</w:t>
+            </w:r>
+          </w:p>
+        </w:tc>
+      </w:tr>
+    </w:tbl>
+    <w:p/>
     <w:p>
       <w:pPr>
-        <w:spacing w:before="44" w:after="14"/>
+        <w:spacing w:before="20" w:after="20" w:line="360" w:lineRule="auto"/>
+        <w:ind w:left="200"/>
+      </w:pPr>
+      <w:r>
+        <w:rPr>
+          <w:sz w:val="19"/>
+          <w:szCs w:val="19"/>
+        </w:rPr>
+        <w:t xml:space="preserve">Both frameworks write inventory down when its value falls below cost. The key difference comes when value recovers.</w:t>
+      </w:r>
+    </w:p>
+    <w:p>
+      <w:pPr>
+        <w:spacing w:before="44" w:after="10"/>
       </w:pPr>
       <w:r>
         <w:rPr>
@@ -3924,209 +4724,66 @@
           <w:sz w:val="18"/>
           <w:szCs w:val="18"/>
         </w:rPr>
-        <w:t xml:space="preserve">Summary 1</w:t>
-      </w:r>
-      <w:r>
-        <w:rPr>
-          <w:color w:val="6B7280"/>
-          <w:sz w:val="16"/>
-          <w:szCs w:val="16"/>
-        </w:rPr>
-        <w:t xml:space="preserve">      gaps 1–5</w:t>
+        <w:t xml:space="preserve">What each framework says</w:t>
       </w:r>
     </w:p>
     <w:p>
       <w:pPr>
-        <w:spacing w:before="20" w:after="20" w:line="360" w:lineRule="auto"/>
-        <w:ind w:left="200"/>
+        <w:spacing w:before="0" w:after="12"/>
       </w:pPr>
       <w:r>
         <w:rPr>
-          <w:sz w:val="19"/>
-          <w:szCs w:val="19"/>
-        </w:rPr>
-        <w:t xml:space="preserve">U.S. GAAP </w:t>
-      </w:r>
-      <w:r>
-        <w:rPr>
-          <w:b/>
-          <w:bCs/>
-          <w:color w:val="8186EF"/>
+          <w:color w:val="6B7280"/>
           <w:sz w:val="15"/>
           <w:szCs w:val="15"/>
         </w:rPr>
-        <w:t xml:space="preserve"> (1) </w:t>
-      </w:r>
-      <w:r>
-        <w:rPr>
-          <w:u w:val="single"/>
-          <w:sz w:val="19"/>
-          <w:szCs w:val="19"/>
-        </w:rPr>
-        <w:t xml:space="preserve">           </w:t>
-      </w:r>
-      <w:r>
-        <w:rPr>
-          <w:sz w:val="19"/>
-          <w:szCs w:val="19"/>
-        </w:rPr>
-        <w:t xml:space="preserve"> </w:t>
-      </w:r>
-      <w:r>
-        <w:rPr>
-          <w:sz w:val="19"/>
-          <w:szCs w:val="19"/>
-        </w:rPr>
-        <w:t xml:space="preserve"> it, and companies that use LIFO for tax must also use it in their financial </w:t>
-      </w:r>
-      <w:r>
-        <w:rPr>
-          <w:b/>
-          <w:bCs/>
-          <w:color w:val="8186EF"/>
-          <w:sz w:val="15"/>
-          <w:szCs w:val="15"/>
-        </w:rPr>
-        <w:t xml:space="preserve"> (2) </w:t>
-      </w:r>
-      <w:r>
-        <w:rPr>
-          <w:u w:val="single"/>
-          <w:sz w:val="19"/>
-          <w:szCs w:val="19"/>
-        </w:rPr>
-        <w:t xml:space="preserve">            </w:t>
-      </w:r>
-      <w:r>
-        <w:rPr>
-          <w:sz w:val="19"/>
-          <w:szCs w:val="19"/>
-        </w:rPr>
-        <w:t xml:space="preserve"> </w:t>
-      </w:r>
-      <w:r>
-        <w:rPr>
-          <w:sz w:val="19"/>
-          <w:szCs w:val="19"/>
-        </w:rPr>
-        <w:t xml:space="preserve">. </w:t>
-      </w:r>
-      <w:r>
-        <w:rPr>
-          <w:sz w:val="19"/>
-          <w:szCs w:val="19"/>
-        </w:rPr>
-        <w:t xml:space="preserve">Both </w:t>
-      </w:r>
-      <w:r>
-        <w:rPr>
-          <w:b/>
-          <w:bCs/>
-          <w:color w:val="8186EF"/>
-          <w:sz w:val="15"/>
-          <w:szCs w:val="15"/>
-        </w:rPr>
-        <w:t xml:space="preserve"> (3) </w:t>
-      </w:r>
-      <w:r>
-        <w:rPr>
-          <w:u w:val="single"/>
-          <w:sz w:val="19"/>
-          <w:szCs w:val="19"/>
-        </w:rPr>
-        <w:t xml:space="preserve">            </w:t>
-      </w:r>
-      <w:r>
-        <w:rPr>
-          <w:sz w:val="19"/>
-          <w:szCs w:val="19"/>
-        </w:rPr>
-        <w:t xml:space="preserve"> </w:t>
-      </w:r>
-      <w:r>
-        <w:rPr>
-          <w:sz w:val="19"/>
-          <w:szCs w:val="19"/>
-        </w:rPr>
-        <w:t xml:space="preserve"> write inventory down when its value falls below cost. </w:t>
-      </w:r>
-      <w:r>
-        <w:rPr>
-          <w:sz w:val="19"/>
-          <w:szCs w:val="19"/>
-        </w:rPr>
-        <w:t xml:space="preserve">IAS 2 uses the lower of cost and NRV for all inventory. </w:t>
-      </w:r>
-      <w:r>
-        <w:rPr>
-          <w:sz w:val="19"/>
-          <w:szCs w:val="19"/>
-        </w:rPr>
-        <w:t xml:space="preserve">U.S. GAAP uses lower of cost and NRV for FIFO and </w:t>
-      </w:r>
-      <w:r>
-        <w:rPr>
-          <w:b/>
-          <w:bCs/>
-          <w:color w:val="8186EF"/>
-          <w:sz w:val="15"/>
-          <w:szCs w:val="15"/>
-        </w:rPr>
-        <w:t xml:space="preserve"> (4) </w:t>
-      </w:r>
-      <w:r>
-        <w:rPr>
-          <w:u w:val="single"/>
-          <w:sz w:val="19"/>
-          <w:szCs w:val="19"/>
-        </w:rPr>
-        <w:t xml:space="preserve">           </w:t>
-      </w:r>
-      <w:r>
-        <w:rPr>
-          <w:sz w:val="19"/>
-          <w:szCs w:val="19"/>
-        </w:rPr>
-        <w:t xml:space="preserve"> </w:t>
-      </w:r>
-      <w:r>
-        <w:rPr>
-          <w:sz w:val="19"/>
-          <w:szCs w:val="19"/>
-        </w:rPr>
-        <w:t xml:space="preserve"> cost, but lower of cost or </w:t>
-      </w:r>
-      <w:r>
-        <w:rPr>
-          <w:b/>
-          <w:bCs/>
-          <w:color w:val="8186EF"/>
-          <w:sz w:val="15"/>
-          <w:szCs w:val="15"/>
-        </w:rPr>
-        <w:t xml:space="preserve"> (5) </w:t>
-      </w:r>
-      <w:r>
-        <w:rPr>
-          <w:u w:val="single"/>
-          <w:sz w:val="19"/>
-          <w:szCs w:val="19"/>
-        </w:rPr>
-        <w:t xml:space="preserve">           </w:t>
-      </w:r>
-      <w:r>
-        <w:rPr>
-          <w:sz w:val="19"/>
-          <w:szCs w:val="19"/>
-        </w:rPr>
-        <w:t xml:space="preserve"> </w:t>
-      </w:r>
-      <w:r>
-        <w:rPr>
-          <w:sz w:val="19"/>
-          <w:szCs w:val="19"/>
-        </w:rPr>
-        <w:t xml:space="preserve"> for LIFO and the retail method. </w:t>
+        <w:t xml:space="preserve">The two columns are not matched row by row.</w:t>
+      </w:r>
+    </w:p>
+    <w:p>
+      <w:pPr>
+        <w:spacing w:after="40" w:before="90"/>
+        <w:jc w:val="center"/>
+      </w:pPr>
+      <w:r>
+        <w:drawing>
+          <wp:inline distT="0" distB="0" distL="0" distR="0">
+            <wp:extent cx="5734050" cy="2542600"/>
+            <wp:effectExtent t="0" r="0" b="0" l="0"/>
+            <wp:docPr id="1" name="" descr="" title=""/>
+            <wp:cNvGraphicFramePr>
+              <a:graphicFrameLocks xmlns:a="http://schemas.openxmlformats.org/drawingml/2006/main" noChangeAspect="1"/>
+            </wp:cNvGraphicFramePr>
+            <a:graphic xmlns:a="http://schemas.openxmlformats.org/drawingml/2006/main">
+              <a:graphicData uri="http://schemas.openxmlformats.org/drawingml/2006/picture">
+                <pic:pic xmlns:pic="http://schemas.openxmlformats.org/drawingml/2006/picture">
+                  <pic:nvPicPr>
+                    <pic:cNvPr id="0" name="" descr=""/>
+                    <pic:cNvPicPr>
+                      <a:picLocks noChangeAspect="1" noChangeArrowheads="1"/>
+                    </pic:cNvPicPr>
+                  </pic:nvPicPr>
+                  <pic:blipFill>
+                    <a:blip r:embed="rId104" cstate="none"/>
+                    <a:srcRect/>
+                    <a:stretch>
+                      <a:fillRect/>
+                    </a:stretch>
+                  </pic:blipFill>
+                  <pic:spPr bwMode="auto">
+                    <a:xfrm>
+                      <a:off x="0" y="0"/>
+                      <a:ext cx="5734050" cy="2542600"/>
+                    </a:xfrm>
+                    <a:prstGeom prst="rect">
+                      <a:avLst/>
+                    </a:prstGeom>
+                  </pic:spPr>
+                </pic:pic>
+              </a:graphicData>
+            </a:graphic>
+          </wp:inline>
+        </w:drawing>
       </w:r>
     </w:p>
     <w:tbl>
@@ -4184,54 +4841,7 @@
                 <w:sz w:val="16"/>
                 <w:szCs w:val="16"/>
               </w:rPr>
-              <w:t xml:space="preserve">frameworks   ·   average   ·   statements   ·   allows   ·   market   ·   net realizable value (NRV)</w:t>
-            </w:r>
-          </w:p>
-        </w:tc>
-      </w:tr>
-    </w:tbl>
-    <w:p/>
-    <w:tbl>
-      <w:tblPr>
-        <w:tblW w:type="pct" w:w="100%"/>
-        <w:tblLayout w:type="fixed"/>
-        <w:tblBorders>
-          <w:top w:val="single" w:color="353A7C" w:sz="4"/>
-          <w:left w:val="single" w:color="353A7C" w:sz="4"/>
-          <w:bottom w:val="single" w:color="353A7C" w:sz="4"/>
-          <w:right w:val="single" w:color="353A7C" w:sz="4"/>
-          <w:insideH w:val="single" w:color="353A7C" w:sz="4"/>
-          <w:insideV w:val="single" w:color="353A7C" w:sz="4"/>
-        </w:tblBorders>
-      </w:tblPr>
-      <w:tblGrid>
-        <w:gridCol w:w="9600"/>
-      </w:tblGrid>
-      <w:tr>
-        <w:tc>
-          <w:tcPr>
-            <w:tcW w:type="pct" w:w="5000"/>
-            <w:shd w:fill="F2F4FB" w:val="clear"/>
-            <w:tcMar>
-              <w:top w:type="dxa" w:w="50"/>
-              <w:left w:type="dxa" w:w="110"/>
-              <w:bottom w:type="dxa" w:w="50"/>
-              <w:right w:type="dxa" w:w="110"/>
-            </w:tcMar>
-          </w:tcPr>
-          <w:p>
-            <w:pPr>
-              <w:spacing w:before="30" w:after="30"/>
-            </w:pPr>
-            <w:r>
-              <w:rPr>
-                <w:b/>
-                <w:bCs/>
-                <w:color w:val="353A7C"/>
-                <w:sz w:val="19"/>
-                <w:szCs w:val="19"/>
-              </w:rPr>
-              <w:t xml:space="preserve">Stocks, dépréciation, provision</w:t>
+              <w:t xml:space="preserve">statements   ·   reverses   ·   inventory   ·   remeasurements   ·   average   ·   write-down</w:t>
             </w:r>
           </w:p>
         </w:tc>
@@ -4250,7 +4860,7 @@
           <w:sz w:val="18"/>
           <w:szCs w:val="18"/>
         </w:rPr>
-        <w:t xml:space="preserve">Summary 2</w:t>
+        <w:t xml:space="preserve">Summary 1</w:t>
       </w:r>
       <w:r>
         <w:rPr>
@@ -4271,7 +4881,7 @@
           <w:sz w:val="19"/>
           <w:szCs w:val="19"/>
         </w:rPr>
-        <w:t xml:space="preserve">French stocks means inventory, not </w:t>
+        <w:t xml:space="preserve">Not </w:t>
       </w:r>
       <w:r>
         <w:rPr>
@@ -4289,7 +4899,7 @@
           <w:sz w:val="19"/>
           <w:szCs w:val="19"/>
         </w:rPr>
-        <w:t xml:space="preserve">           </w:t>
+        <w:t xml:space="preserve">              </w:t>
       </w:r>
       <w:r>
         <w:rPr>
@@ -4310,7 +4920,7 @@
           <w:sz w:val="19"/>
           <w:szCs w:val="19"/>
         </w:rPr>
-        <w:t xml:space="preserve">French dépréciation des stocks is a write-down, not </w:t>
+        <w:t xml:space="preserve">In U.S. terms, a </w:t>
       </w:r>
       <w:r>
         <w:rPr>
@@ -4328,7 +4938,7 @@
           <w:sz w:val="19"/>
           <w:szCs w:val="19"/>
         </w:rPr>
-        <w:t xml:space="preserve">              </w:t>
+        <w:t xml:space="preserve">            </w:t>
       </w:r>
       <w:r>
         <w:rPr>
@@ -4342,14 +4952,7 @@
           <w:sz w:val="19"/>
           <w:szCs w:val="19"/>
         </w:rPr>
-        <w:t xml:space="preserve">. </w:t>
-      </w:r>
-      <w:r>
-        <w:rPr>
-          <w:sz w:val="19"/>
-          <w:szCs w:val="19"/>
-        </w:rPr>
-        <w:t xml:space="preserve">In U.S. terms, a write-down reduces the inventory itself; do not call it a provision or a reserve. </w:t>
+        <w:t xml:space="preserve"> reduces the inventory itself; do not call it a provision or a reserve. </w:t>
       </w:r>
     </w:p>
     <w:tbl>
@@ -4407,7 +5010,7 @@
                 <w:sz w:val="16"/>
                 <w:szCs w:val="16"/>
               </w:rPr>
-              <w:t xml:space="preserve">net realizable value (NRV)   ·   shares   ·   depreciation</w:t>
+              <w:t xml:space="preserve">write-down   ·   depreciation   ·   reduces</w:t>
             </w:r>
           </w:p>
         </w:tc>
@@ -4716,7 +5319,7 @@
                 <w:sz w:val="16"/>
                 <w:szCs w:val="16"/>
               </w:rPr>
-              <w:t xml:space="preserve">allows</w:t>
+              <w:t xml:space="preserve">statements</w:t>
             </w:r>
           </w:p>
         </w:tc>
@@ -4749,7 +5352,7 @@
                 <w:sz w:val="16"/>
                 <w:szCs w:val="16"/>
               </w:rPr>
-              <w:t xml:space="preserve">market</w:t>
+              <w:t xml:space="preserve">write-down</w:t>
             </w:r>
           </w:p>
         </w:tc>
@@ -4784,7 +5387,7 @@
                 <w:sz w:val="16"/>
                 <w:szCs w:val="16"/>
               </w:rPr>
-              <w:t xml:space="preserve">statements</w:t>
+              <w:t xml:space="preserve">average</w:t>
             </w:r>
           </w:p>
         </w:tc>
@@ -4817,7 +5420,7 @@
                 <w:sz w:val="16"/>
                 <w:szCs w:val="16"/>
               </w:rPr>
-              <w:t xml:space="preserve">shares</w:t>
+              <w:t xml:space="preserve">depreciation</w:t>
             </w:r>
           </w:p>
         </w:tc>
@@ -4852,7 +5455,7 @@
                 <w:sz w:val="16"/>
                 <w:szCs w:val="16"/>
               </w:rPr>
-              <w:t xml:space="preserve">frameworks</w:t>
+              <w:t xml:space="preserve">reverses</w:t>
             </w:r>
           </w:p>
         </w:tc>
@@ -4885,7 +5488,7 @@
                 <w:sz w:val="16"/>
                 <w:szCs w:val="16"/>
               </w:rPr>
-              <w:t xml:space="preserve">depreciation</w:t>
+              <w:t xml:space="preserve">write-down</w:t>
             </w:r>
           </w:p>
         </w:tc>
@@ -4920,7 +5523,7 @@
                 <w:sz w:val="16"/>
                 <w:szCs w:val="16"/>
               </w:rPr>
-              <w:t xml:space="preserve">average</w:t>
+              <w:t xml:space="preserve">inventory</w:t>
             </w:r>
           </w:p>
         </w:tc>
@@ -4986,31 +5589,7 @@
           <w:sz w:val="15"/>
           <w:szCs w:val="15"/>
         </w:rPr>
-        <w:t xml:space="preserve">U.S. GAAP allows it, and companies that use LIFO for tax must also use it in their financial statements. Both frameworks write inventory down when its value falls below cost. IAS 2 uses the lower of cost and NRV for all inventory. U.S. GAAP uses lower of cost and NRV for FIFO and average cost, but lower of cost or market for LIFO and the retail method.</w:t>
-      </w:r>
-    </w:p>
-    <w:p>
-      <w:pPr>
-        <w:spacing w:before="20" w:after="20"/>
-        <w:ind w:left="240" w:hanging="240"/>
-      </w:pPr>
-      <w:r>
-        <w:rPr>
-          <w:b/>
-          <w:bCs/>
-          <w:color w:val="353A7C"/>
-          <w:sz w:val="15"/>
-          <w:szCs w:val="15"/>
-        </w:rPr>
-        <w:t xml:space="preserve">Summary 2   </w:t>
-      </w:r>
-      <w:r>
-        <w:rPr>
-          <w:color w:val="6B7280"/>
-          <w:sz w:val="15"/>
-          <w:szCs w:val="15"/>
-        </w:rPr>
-        <w:t xml:space="preserve">French stocks means inventory, not shares. French dépréciation des stocks is a write-down, not depreciation. In U.S. terms, a write-down reduces the inventory itself; do not call it a provision or a reserve.</w:t>
+        <w:t xml:space="preserve">Not depreciation. In U.S. terms, a write-down reduces the inventory itself; do not call it a provision or a reserve.</w:t>
       </w:r>
     </w:p>
     <w:p>
@@ -5099,7 +5678,7 @@
     </w:p>
     <w:p>
       <w:pPr>
-        <w:spacing w:before="44" w:after="14"/>
+        <w:spacing w:before="44" w:after="10"/>
       </w:pPr>
       <w:r>
         <w:rPr>
@@ -5109,248 +5688,66 @@
           <w:sz w:val="18"/>
           <w:szCs w:val="18"/>
         </w:rPr>
-        <w:t xml:space="preserve">Summary 1</w:t>
-      </w:r>
-      <w:r>
-        <w:rPr>
-          <w:color w:val="6B7280"/>
-          <w:sz w:val="16"/>
-          <w:szCs w:val="16"/>
-        </w:rPr>
-        <w:t xml:space="preserve">      gaps 1–6</w:t>
+        <w:t xml:space="preserve">What each framework says</w:t>
       </w:r>
     </w:p>
     <w:p>
       <w:pPr>
-        <w:spacing w:before="20" w:after="20" w:line="360" w:lineRule="auto"/>
-        <w:ind w:left="200"/>
+        <w:spacing w:before="0" w:after="12"/>
       </w:pPr>
       <w:r>
         <w:rPr>
-          <w:sz w:val="19"/>
-          <w:szCs w:val="19"/>
-        </w:rPr>
-        <w:t xml:space="preserve">IFRS 16 has one lessee model: every lease is </w:t>
-      </w:r>
-      <w:r>
-        <w:rPr>
-          <w:b/>
-          <w:bCs/>
-          <w:color w:val="8186EF"/>
+          <w:color w:val="6B7280"/>
           <w:sz w:val="15"/>
           <w:szCs w:val="15"/>
         </w:rPr>
-        <w:t xml:space="preserve"> (1) </w:t>
-      </w:r>
-      <w:r>
-        <w:rPr>
-          <w:u w:val="single"/>
-          <w:sz w:val="19"/>
-          <w:szCs w:val="19"/>
-        </w:rPr>
-        <w:t xml:space="preserve">           </w:t>
-      </w:r>
-      <w:r>
-        <w:rPr>
-          <w:sz w:val="19"/>
-          <w:szCs w:val="19"/>
-        </w:rPr>
-        <w:t xml:space="preserve"> </w:t>
-      </w:r>
-      <w:r>
-        <w:rPr>
-          <w:sz w:val="19"/>
-          <w:szCs w:val="19"/>
-        </w:rPr>
-        <w:t xml:space="preserve"> like a finance lease, with depreciation of the </w:t>
-      </w:r>
-      <w:r>
-        <w:rPr>
-          <w:b/>
-          <w:bCs/>
-          <w:color w:val="8186EF"/>
-          <w:sz w:val="15"/>
-          <w:szCs w:val="15"/>
-        </w:rPr>
-        <w:t xml:space="preserve"> (2) </w:t>
-      </w:r>
-      <w:r>
-        <w:rPr>
-          <w:u w:val="single"/>
-          <w:sz w:val="19"/>
-          <w:szCs w:val="19"/>
-        </w:rPr>
-        <w:t xml:space="preserve">              </w:t>
-      </w:r>
-      <w:r>
-        <w:rPr>
-          <w:sz w:val="19"/>
-          <w:szCs w:val="19"/>
-        </w:rPr>
-        <w:t xml:space="preserve"> </w:t>
-      </w:r>
-      <w:r>
-        <w:rPr>
-          <w:sz w:val="19"/>
-          <w:szCs w:val="19"/>
-        </w:rPr>
-        <w:t xml:space="preserve"> asset plus interest. </w:t>
-      </w:r>
-      <w:r>
-        <w:rPr>
-          <w:sz w:val="19"/>
-          <w:szCs w:val="19"/>
-        </w:rPr>
-        <w:t xml:space="preserve">U.S. GAAP keeps two models, and an </w:t>
-      </w:r>
-      <w:r>
-        <w:rPr>
-          <w:b/>
-          <w:bCs/>
-          <w:color w:val="8186EF"/>
-          <w:sz w:val="15"/>
-          <w:szCs w:val="15"/>
-        </w:rPr>
-        <w:t xml:space="preserve"> (3) </w:t>
-      </w:r>
-      <w:r>
-        <w:rPr>
-          <w:u w:val="single"/>
-          <w:sz w:val="19"/>
-          <w:szCs w:val="19"/>
-        </w:rPr>
-        <w:t xml:space="preserve">           </w:t>
-      </w:r>
-      <w:r>
-        <w:rPr>
-          <w:sz w:val="19"/>
-          <w:szCs w:val="19"/>
-        </w:rPr>
-        <w:t xml:space="preserve"> </w:t>
-      </w:r>
-      <w:r>
-        <w:rPr>
-          <w:sz w:val="19"/>
-          <w:szCs w:val="19"/>
-        </w:rPr>
-        <w:t xml:space="preserve"> lease has one </w:t>
-      </w:r>
-      <w:r>
-        <w:rPr>
-          <w:b/>
-          <w:bCs/>
-          <w:color w:val="8186EF"/>
-          <w:sz w:val="15"/>
-          <w:szCs w:val="15"/>
-        </w:rPr>
-        <w:t xml:space="preserve"> (4) </w:t>
-      </w:r>
-      <w:r>
-        <w:rPr>
-          <w:u w:val="single"/>
-          <w:sz w:val="19"/>
-          <w:szCs w:val="19"/>
-        </w:rPr>
-        <w:t xml:space="preserve">               </w:t>
-      </w:r>
-      <w:r>
-        <w:rPr>
-          <w:sz w:val="19"/>
-          <w:szCs w:val="19"/>
-        </w:rPr>
-        <w:t xml:space="preserve"> </w:t>
-      </w:r>
-      <w:r>
-        <w:rPr>
-          <w:sz w:val="19"/>
-          <w:szCs w:val="19"/>
-        </w:rPr>
-        <w:t xml:space="preserve"> cost. </w:t>
-      </w:r>
-      <w:r>
-        <w:rPr>
-          <w:sz w:val="19"/>
-          <w:szCs w:val="19"/>
-        </w:rPr>
-        <w:t xml:space="preserve">For </w:t>
-      </w:r>
-      <w:r>
-        <w:rPr>
-          <w:b/>
-          <w:bCs/>
-          <w:color w:val="8186EF"/>
-          <w:sz w:val="15"/>
-          <w:szCs w:val="15"/>
-        </w:rPr>
-        <w:t xml:space="preserve"> (5) </w:t>
-      </w:r>
-      <w:r>
-        <w:rPr>
-          <w:u w:val="single"/>
-          <w:sz w:val="19"/>
-          <w:szCs w:val="19"/>
-        </w:rPr>
-        <w:t xml:space="preserve">           </w:t>
-      </w:r>
-      <w:r>
-        <w:rPr>
-          <w:sz w:val="19"/>
-          <w:szCs w:val="19"/>
-        </w:rPr>
-        <w:t xml:space="preserve"> </w:t>
-      </w:r>
-      <w:r>
-        <w:rPr>
-          <w:sz w:val="19"/>
-          <w:szCs w:val="19"/>
-        </w:rPr>
-        <w:t xml:space="preserve"> warehouse from Chapter 14, U.S. GAAP shows a lease cost of $100,000 in 2026. </w:t>
-      </w:r>
-      <w:r>
-        <w:rPr>
-          <w:sz w:val="19"/>
-          <w:szCs w:val="19"/>
-        </w:rPr>
-        <w:t xml:space="preserve">IFRS 16 shows depreciation of $84,247 plus interest of $25,274: $109,521, which is </w:t>
-      </w:r>
-      <w:r>
-        <w:rPr>
-          <w:b/>
-          <w:bCs/>
-          <w:color w:val="8186EF"/>
-          <w:sz w:val="15"/>
-          <w:szCs w:val="15"/>
-        </w:rPr>
-        <w:t xml:space="preserve"> (6) </w:t>
-      </w:r>
-      <w:r>
-        <w:rPr>
-          <w:u w:val="single"/>
-          <w:sz w:val="19"/>
-          <w:szCs w:val="19"/>
-        </w:rPr>
-        <w:t xml:space="preserve">           </w:t>
-      </w:r>
-      <w:r>
-        <w:rPr>
-          <w:sz w:val="19"/>
-          <w:szCs w:val="19"/>
-        </w:rPr>
-        <w:t xml:space="preserve"> </w:t>
-      </w:r>
-      <w:r>
-        <w:rPr>
-          <w:sz w:val="19"/>
-          <w:szCs w:val="19"/>
-        </w:rPr>
-        <w:t xml:space="preserve"> in the early years. </w:t>
-      </w:r>
-      <w:r>
-        <w:rPr>
-          <w:sz w:val="19"/>
-          <w:szCs w:val="19"/>
-        </w:rPr>
-        <w:t xml:space="preserve">Over the whole lease, total expense is the same. </w:t>
+        <w:t xml:space="preserve">The two columns are not matched row by row.</w:t>
+      </w:r>
+    </w:p>
+    <w:p>
+      <w:pPr>
+        <w:spacing w:after="40" w:before="90"/>
+        <w:jc w:val="center"/>
+      </w:pPr>
+      <w:r>
+        <w:drawing>
+          <wp:inline distT="0" distB="0" distL="0" distR="0">
+            <wp:extent cx="5734050" cy="2203075"/>
+            <wp:effectExtent t="0" r="0" b="0" l="0"/>
+            <wp:docPr id="1" name="" descr="" title=""/>
+            <wp:cNvGraphicFramePr>
+              <a:graphicFrameLocks xmlns:a="http://schemas.openxmlformats.org/drawingml/2006/main" noChangeAspect="1"/>
+            </wp:cNvGraphicFramePr>
+            <a:graphic xmlns:a="http://schemas.openxmlformats.org/drawingml/2006/main">
+              <a:graphicData uri="http://schemas.openxmlformats.org/drawingml/2006/picture">
+                <pic:pic xmlns:pic="http://schemas.openxmlformats.org/drawingml/2006/picture">
+                  <pic:nvPicPr>
+                    <pic:cNvPr id="0" name="" descr=""/>
+                    <pic:cNvPicPr>
+                      <a:picLocks noChangeAspect="1" noChangeArrowheads="1"/>
+                    </pic:cNvPicPr>
+                  </pic:nvPicPr>
+                  <pic:blipFill>
+                    <a:blip r:embed="rId105" cstate="none"/>
+                    <a:srcRect/>
+                    <a:stretch>
+                      <a:fillRect/>
+                    </a:stretch>
+                  </pic:blipFill>
+                  <pic:spPr bwMode="auto">
+                    <a:xfrm>
+                      <a:off x="0" y="0"/>
+                      <a:ext cx="5734050" cy="2203075"/>
+                    </a:xfrm>
+                    <a:prstGeom prst="rect">
+                      <a:avLst/>
+                    </a:prstGeom>
+                  </pic:spPr>
+                </pic:pic>
+              </a:graphicData>
+            </a:graphic>
+          </wp:inline>
+        </w:drawing>
       </w:r>
     </w:p>
     <w:tbl>
@@ -5408,13 +5805,226 @@
                 <w:sz w:val="16"/>
                 <w:szCs w:val="16"/>
               </w:rPr>
-              <w:t xml:space="preserve">treated   ·   Orontes's   ·   cash-generating unit   ·   right-of-use   ·   straight-line   ·   operating   ·   higher</w:t>
+              <w:t xml:space="preserve">depreciation   ·   interest   ·   Orontes's   ·   remeasurements   ·   straight-line</w:t>
             </w:r>
           </w:p>
         </w:tc>
       </w:tr>
     </w:tbl>
     <w:p/>
+    <w:p>
+      <w:pPr>
+        <w:spacing w:before="44" w:after="14"/>
+      </w:pPr>
+      <w:r>
+        <w:rPr>
+          <w:b/>
+          <w:bCs/>
+          <w:color w:val="353A7C"/>
+          <w:sz w:val="18"/>
+          <w:szCs w:val="18"/>
+        </w:rPr>
+        <w:t xml:space="preserve">Summary 1</w:t>
+      </w:r>
+      <w:r>
+        <w:rPr>
+          <w:color w:val="6B7280"/>
+          <w:sz w:val="16"/>
+          <w:szCs w:val="16"/>
+        </w:rPr>
+        <w:t xml:space="preserve">      gaps 5–7</w:t>
+      </w:r>
+    </w:p>
+    <w:p>
+      <w:pPr>
+        <w:spacing w:before="20" w:after="20" w:line="360" w:lineRule="auto"/>
+        <w:ind w:left="200"/>
+      </w:pPr>
+      <w:r>
+        <w:rPr>
+          <w:sz w:val="19"/>
+          <w:szCs w:val="19"/>
+        </w:rPr>
+        <w:t xml:space="preserve">Over the whole lease, total </w:t>
+      </w:r>
+      <w:r>
+        <w:rPr>
+          <w:b/>
+          <w:bCs/>
+          <w:color w:val="8186EF"/>
+          <w:sz w:val="15"/>
+          <w:szCs w:val="15"/>
+        </w:rPr>
+        <w:t xml:space="preserve"> (5) </w:t>
+      </w:r>
+      <w:r>
+        <w:rPr>
+          <w:u w:val="single"/>
+          <w:sz w:val="19"/>
+          <w:szCs w:val="19"/>
+        </w:rPr>
+        <w:t xml:space="preserve">           </w:t>
+      </w:r>
+      <w:r>
+        <w:rPr>
+          <w:sz w:val="19"/>
+          <w:szCs w:val="19"/>
+        </w:rPr>
+        <w:t xml:space="preserve"> </w:t>
+      </w:r>
+      <w:r>
+        <w:rPr>
+          <w:sz w:val="19"/>
+          <w:szCs w:val="19"/>
+        </w:rPr>
+        <w:t xml:space="preserve"> is the same. </w:t>
+      </w:r>
+      <w:r>
+        <w:rPr>
+          <w:sz w:val="19"/>
+          <w:szCs w:val="19"/>
+        </w:rPr>
+        <w:t xml:space="preserve">IFRS 16 also allows an exemption for low-value assets, </w:t>
+      </w:r>
+      <w:r>
+        <w:rPr>
+          <w:b/>
+          <w:bCs/>
+          <w:color w:val="8186EF"/>
+          <w:sz w:val="15"/>
+          <w:szCs w:val="15"/>
+        </w:rPr>
+        <w:t xml:space="preserve"> (6) </w:t>
+      </w:r>
+      <w:r>
+        <w:rPr>
+          <w:u w:val="single"/>
+          <w:sz w:val="19"/>
+          <w:szCs w:val="19"/>
+        </w:rPr>
+        <w:t xml:space="preserve">            </w:t>
+      </w:r>
+      <w:r>
+        <w:rPr>
+          <w:sz w:val="19"/>
+          <w:szCs w:val="19"/>
+        </w:rPr>
+        <w:t xml:space="preserve"> </w:t>
+      </w:r>
+      <w:r>
+        <w:rPr>
+          <w:sz w:val="19"/>
+          <w:szCs w:val="19"/>
+        </w:rPr>
+        <w:t xml:space="preserve"> the liability when an index such as CPI changes, and </w:t>
+      </w:r>
+      <w:r>
+        <w:rPr>
+          <w:b/>
+          <w:bCs/>
+          <w:color w:val="8186EF"/>
+          <w:sz w:val="15"/>
+          <w:szCs w:val="15"/>
+        </w:rPr>
+        <w:t xml:space="preserve"> (7) </w:t>
+      </w:r>
+      <w:r>
+        <w:rPr>
+          <w:u w:val="single"/>
+          <w:sz w:val="19"/>
+          <w:szCs w:val="19"/>
+        </w:rPr>
+        <w:t xml:space="preserve">            </w:t>
+      </w:r>
+      <w:r>
+        <w:rPr>
+          <w:sz w:val="19"/>
+          <w:szCs w:val="19"/>
+        </w:rPr>
+        <w:t xml:space="preserve"> </w:t>
+      </w:r>
+      <w:r>
+        <w:rPr>
+          <w:sz w:val="19"/>
+          <w:szCs w:val="19"/>
+        </w:rPr>
+        <w:t xml:space="preserve"> lease principal as financing. </w:t>
+      </w:r>
+    </w:p>
+    <w:tbl>
+      <w:tblPr>
+        <w:tblW w:type="pct" w:w="100%"/>
+        <w:tblLayout w:type="fixed"/>
+        <w:tblBorders>
+          <w:top w:val="single" w:color="FBFAF6" w:sz="4"/>
+          <w:left w:val="single" w:color="FBFAF6" w:sz="4"/>
+          <w:bottom w:val="single" w:color="FBFAF6" w:sz="4"/>
+          <w:right w:val="single" w:color="FBFAF6" w:sz="4"/>
+          <w:insideH w:val="single" w:color="FBFAF6" w:sz="4"/>
+          <w:insideV w:val="single" w:color="FBFAF6" w:sz="4"/>
+        </w:tblBorders>
+      </w:tblPr>
+      <w:tblGrid>
+        <w:gridCol w:w="9600"/>
+      </w:tblGrid>
+      <w:tr>
+        <w:tc>
+          <w:tcPr>
+            <w:tcW w:type="pct" w:w="5000"/>
+            <w:shd w:fill="FBFAF6" w:val="clear"/>
+            <w:tcMar>
+              <w:top w:type="dxa" w:w="40"/>
+              <w:left w:type="dxa" w:w="100"/>
+              <w:bottom w:type="dxa" w:w="40"/>
+              <w:right w:type="dxa" w:w="100"/>
+            </w:tcMar>
+          </w:tcPr>
+          <w:p>
+            <w:pPr>
+              <w:spacing w:before="18" w:after="6"/>
+            </w:pPr>
+            <w:r>
+              <w:rPr>
+                <w:b/>
+                <w:bCs/>
+                <w:color w:val="6B7280"/>
+                <w:sz w:val="14"/>
+                <w:szCs w:val="14"/>
+              </w:rPr>
+              <w:t xml:space="preserve">word list</w:t>
+            </w:r>
+          </w:p>
+          <w:p>
+            <w:pPr>
+              <w:spacing w:before="0" w:after="18"/>
+            </w:pPr>
+            <w:r>
+              <w:rPr>
+                <w:b/>
+                <w:bCs/>
+                <w:color w:val="353A7C"/>
+                <w:sz w:val="16"/>
+                <w:szCs w:val="16"/>
+              </w:rPr>
+              <w:t xml:space="preserve">expense   ·   remeasures   ·   treated   ·   classifies</w:t>
+            </w:r>
+          </w:p>
+        </w:tc>
+      </w:tr>
+    </w:tbl>
+    <w:p/>
+    <w:p>
+      <w:pPr>
+        <w:pageBreakBefore w:val="true"/>
+        <w:spacing w:after="0"/>
+      </w:pPr>
+      <w:r>
+        <w:rPr>
+          <w:sz w:val="2"/>
+        </w:rPr>
+        <w:t xml:space="preserve"> </w:t>
+      </w:r>
+    </w:p>
     <w:p>
       <w:pPr>
         <w:spacing w:before="44" w:after="10"/>
@@ -5467,7 +6077,7 @@
                     </pic:cNvPicPr>
                   </pic:nvPicPr>
                   <pic:blipFill>
-                    <a:blip r:embed="rId104" cstate="none"/>
+                    <a:blip r:embed="rId106" cstate="none"/>
                     <a:srcRect/>
                     <a:stretch>
                       <a:fillRect/>
@@ -5544,7 +6154,7 @@
                 <w:sz w:val="16"/>
                 <w:szCs w:val="16"/>
               </w:rPr>
-              <w:t xml:space="preserve">fair value less costs of disposal   ·   Full gain if a sale   ·   One: all leases like finance leases   ·   Liability remeasured   ·   Operating   ·   Depreciation 84,247 + interest 25,274 = 109,521</w:t>
+              <w:t xml:space="preserve">Low-value assets   ·   Full gain if a sale   ·   One: all leases like finance leases   ·   Liability remeasured   ·   Operating   ·   One straight-line lease cost: 100,000</w:t>
             </w:r>
           </w:p>
         </w:tc>
@@ -5648,7 +6258,7 @@
                 <w:sz w:val="16"/>
                 <w:szCs w:val="16"/>
               </w:rPr>
-              <w:t xml:space="preserve">treated</w:t>
+              <w:t xml:space="preserve">straight-line</w:t>
             </w:r>
           </w:p>
         </w:tc>
@@ -5681,7 +6291,7 @@
                 <w:sz w:val="16"/>
                 <w:szCs w:val="16"/>
               </w:rPr>
-              <w:t xml:space="preserve">One: all leases like finance leases</w:t>
+              <w:t xml:space="preserve">classifies</w:t>
             </w:r>
           </w:p>
         </w:tc>
@@ -5716,7 +6326,7 @@
                 <w:sz w:val="16"/>
                 <w:szCs w:val="16"/>
               </w:rPr>
-              <w:t xml:space="preserve">right-of-use</w:t>
+              <w:t xml:space="preserve">Orontes's</w:t>
             </w:r>
           </w:p>
         </w:tc>
@@ -5749,7 +6359,7 @@
                 <w:sz w:val="16"/>
                 <w:szCs w:val="16"/>
               </w:rPr>
-              <w:t xml:space="preserve">Depreciation 84,247 + interest 25,274 = 109,521</w:t>
+              <w:t xml:space="preserve">One: all leases like finance leases</w:t>
             </w:r>
           </w:p>
         </w:tc>
@@ -5784,7 +6394,7 @@
                 <w:sz w:val="16"/>
                 <w:szCs w:val="16"/>
               </w:rPr>
-              <w:t xml:space="preserve">operating</w:t>
+              <w:t xml:space="preserve">depreciation</w:t>
             </w:r>
           </w:p>
         </w:tc>
@@ -5817,7 +6427,7 @@
                 <w:sz w:val="16"/>
                 <w:szCs w:val="16"/>
               </w:rPr>
-              <w:t xml:space="preserve">Liability remeasured</w:t>
+              <w:t xml:space="preserve">One straight-line lease cost: 100,000</w:t>
             </w:r>
           </w:p>
         </w:tc>
@@ -5852,7 +6462,7 @@
                 <w:sz w:val="16"/>
                 <w:szCs w:val="16"/>
               </w:rPr>
-              <w:t xml:space="preserve">straight-line</w:t>
+              <w:t xml:space="preserve">interest</w:t>
             </w:r>
           </w:p>
         </w:tc>
@@ -5885,7 +6495,7 @@
                 <w:sz w:val="16"/>
                 <w:szCs w:val="16"/>
               </w:rPr>
-              <w:t xml:space="preserve">Operating</w:t>
+              <w:t xml:space="preserve">Liability remeasured</w:t>
             </w:r>
           </w:p>
         </w:tc>
@@ -5920,7 +6530,7 @@
                 <w:sz w:val="16"/>
                 <w:szCs w:val="16"/>
               </w:rPr>
-              <w:t xml:space="preserve">Orontes's</w:t>
+              <w:t xml:space="preserve">expense</w:t>
             </w:r>
           </w:p>
         </w:tc>
@@ -5953,7 +6563,7 @@
                 <w:sz w:val="16"/>
                 <w:szCs w:val="16"/>
               </w:rPr>
-              <w:t xml:space="preserve">Full gain if a sale</w:t>
+              <w:t xml:space="preserve">Operating</w:t>
             </w:r>
           </w:p>
         </w:tc>
@@ -5988,7 +6598,7 @@
                 <w:sz w:val="16"/>
                 <w:szCs w:val="16"/>
               </w:rPr>
-              <w:t xml:space="preserve">higher</w:t>
+              <w:t xml:space="preserve">remeasures</w:t>
             </w:r>
           </w:p>
         </w:tc>
@@ -6004,14 +6614,24 @@
           </w:tcPr>
           <w:p>
             <w:pPr>
-              <w:spacing w:before="24" w:after="24"/>
-            </w:pPr>
-            <w:r>
-              <w:rPr>
-                <w:sz w:val="16"/>
-                <w:szCs w:val="16"/>
-              </w:rPr>
-              <w:t xml:space="preserve"/>
+              <w:spacing w:before="12" w:after="12"/>
+            </w:pPr>
+            <w:r>
+              <w:rPr>
+                <w:b/>
+                <w:bCs/>
+                <w:color w:val="8186EF"/>
+                <w:sz w:val="16"/>
+                <w:szCs w:val="16"/>
+              </w:rPr>
+              <w:t xml:space="preserve">12  </w:t>
+            </w:r>
+            <w:r>
+              <w:rPr>
+                <w:sz w:val="16"/>
+                <w:szCs w:val="16"/>
+              </w:rPr>
+              <w:t xml:space="preserve">Full gain if a sale</w:t>
             </w:r>
           </w:p>
         </w:tc>
@@ -6054,7 +6674,7 @@
           <w:sz w:val="15"/>
           <w:szCs w:val="15"/>
         </w:rPr>
-        <w:t xml:space="preserve">IFRS 16 has one lessee model: every lease is treated like a finance lease, with depreciation of the right-of-use asset plus interest. U.S. GAAP keeps two models, and an operating lease has one straight-line cost. For Orontes's warehouse from Chapter 14, U.S. GAAP shows a lease cost of $100,000 in 2026. IFRS 16 shows depreciation of $84,247 plus interest of $25,274: $109,521, which is higher in the early years. Over the whole lease, total expense is the same.</w:t>
+        <w:t xml:space="preserve">Over the whole lease, total expense is the same. IFRS 16 also allows an exemption for low-value assets, remeasures the liability when an index such as CPI changes, and classifies lease principal as financing.</w:t>
       </w:r>
     </w:p>
     <w:p>
@@ -6143,292 +6763,6 @@
     </w:p>
     <w:p>
       <w:pPr>
-        <w:spacing w:before="44" w:after="14"/>
-      </w:pPr>
-      <w:r>
-        <w:rPr>
-          <w:b/>
-          <w:bCs/>
-          <w:color w:val="353A7C"/>
-          <w:sz w:val="18"/>
-          <w:szCs w:val="18"/>
-        </w:rPr>
-        <w:t xml:space="preserve">Summary 1</w:t>
-      </w:r>
-      <w:r>
-        <w:rPr>
-          <w:color w:val="6B7280"/>
-          <w:sz w:val="16"/>
-          <w:szCs w:val="16"/>
-        </w:rPr>
-        <w:t xml:space="preserve">      gaps 1–5</w:t>
-      </w:r>
-    </w:p>
-    <w:p>
-      <w:pPr>
-        <w:spacing w:before="20" w:after="20" w:line="360" w:lineRule="auto"/>
-        <w:ind w:left="200"/>
-      </w:pPr>
-      <w:r>
-        <w:rPr>
-          <w:sz w:val="19"/>
-          <w:szCs w:val="19"/>
-        </w:rPr>
-        <w:t xml:space="preserve">U.S. GAAP carries property, plant and </w:t>
-      </w:r>
-      <w:r>
-        <w:rPr>
-          <w:b/>
-          <w:bCs/>
-          <w:color w:val="8186EF"/>
-          <w:sz w:val="15"/>
-          <w:szCs w:val="15"/>
-        </w:rPr>
-        <w:t xml:space="preserve"> (1) </w:t>
-      </w:r>
-      <w:r>
-        <w:rPr>
-          <w:u w:val="single"/>
-          <w:sz w:val="19"/>
-          <w:szCs w:val="19"/>
-        </w:rPr>
-        <w:t xml:space="preserve">           </w:t>
-      </w:r>
-      <w:r>
-        <w:rPr>
-          <w:sz w:val="19"/>
-          <w:szCs w:val="19"/>
-        </w:rPr>
-        <w:t xml:space="preserve"> </w:t>
-      </w:r>
-      <w:r>
-        <w:rPr>
-          <w:sz w:val="19"/>
-          <w:szCs w:val="19"/>
-        </w:rPr>
-        <w:t xml:space="preserve"> at cost less </w:t>
-      </w:r>
-      <w:r>
-        <w:rPr>
-          <w:b/>
-          <w:bCs/>
-          <w:color w:val="8186EF"/>
-          <w:sz w:val="15"/>
-          <w:szCs w:val="15"/>
-        </w:rPr>
-        <w:t xml:space="preserve"> (2) </w:t>
-      </w:r>
-      <w:r>
-        <w:rPr>
-          <w:u w:val="single"/>
-          <w:sz w:val="19"/>
-          <w:szCs w:val="19"/>
-        </w:rPr>
-        <w:t xml:space="preserve">              </w:t>
-      </w:r>
-      <w:r>
-        <w:rPr>
-          <w:sz w:val="19"/>
-          <w:szCs w:val="19"/>
-        </w:rPr>
-        <w:t xml:space="preserve"> </w:t>
-      </w:r>
-      <w:r>
-        <w:rPr>
-          <w:sz w:val="19"/>
-          <w:szCs w:val="19"/>
-        </w:rPr>
-        <w:t xml:space="preserve">. </w:t>
-      </w:r>
-      <w:r>
-        <w:rPr>
-          <w:sz w:val="19"/>
-          <w:szCs w:val="19"/>
-        </w:rPr>
-        <w:t xml:space="preserve">IAS 16 also allows the revaluation model for a whole class of assets: the assets are </w:t>
-      </w:r>
-      <w:r>
-        <w:rPr>
-          <w:b/>
-          <w:bCs/>
-          <w:color w:val="8186EF"/>
-          <w:sz w:val="15"/>
-          <w:szCs w:val="15"/>
-        </w:rPr>
-        <w:t xml:space="preserve"> (3) </w:t>
-      </w:r>
-      <w:r>
-        <w:rPr>
-          <w:u w:val="single"/>
-          <w:sz w:val="19"/>
-          <w:szCs w:val="19"/>
-        </w:rPr>
-        <w:t xml:space="preserve">           </w:t>
-      </w:r>
-      <w:r>
-        <w:rPr>
-          <w:sz w:val="19"/>
-          <w:szCs w:val="19"/>
-        </w:rPr>
-        <w:t xml:space="preserve"> </w:t>
-      </w:r>
-      <w:r>
-        <w:rPr>
-          <w:sz w:val="19"/>
-          <w:szCs w:val="19"/>
-        </w:rPr>
-        <w:t xml:space="preserve"> at fair value, and </w:t>
-      </w:r>
-      <w:r>
-        <w:rPr>
-          <w:b/>
-          <w:bCs/>
-          <w:color w:val="8186EF"/>
-          <w:sz w:val="15"/>
-          <w:szCs w:val="15"/>
-        </w:rPr>
-        <w:t xml:space="preserve"> (4) </w:t>
-      </w:r>
-      <w:r>
-        <w:rPr>
-          <w:u w:val="single"/>
-          <w:sz w:val="19"/>
-          <w:szCs w:val="19"/>
-        </w:rPr>
-        <w:t xml:space="preserve">           </w:t>
-      </w:r>
-      <w:r>
-        <w:rPr>
-          <w:sz w:val="19"/>
-          <w:szCs w:val="19"/>
-        </w:rPr>
-        <w:t xml:space="preserve"> </w:t>
-      </w:r>
-      <w:r>
-        <w:rPr>
-          <w:sz w:val="19"/>
-          <w:szCs w:val="19"/>
-        </w:rPr>
-        <w:t xml:space="preserve"> go to a revaluation surplus in OCI. </w:t>
-      </w:r>
-      <w:r>
-        <w:rPr>
-          <w:sz w:val="19"/>
-          <w:szCs w:val="19"/>
-        </w:rPr>
-        <w:t xml:space="preserve">Suppose </w:t>
-      </w:r>
-      <w:r>
-        <w:rPr>
-          <w:b/>
-          <w:bCs/>
-          <w:color w:val="8186EF"/>
-          <w:sz w:val="15"/>
-          <w:szCs w:val="15"/>
-        </w:rPr>
-        <w:t xml:space="preserve"> (5) </w:t>
-      </w:r>
-      <w:r>
-        <w:rPr>
-          <w:u w:val="single"/>
-          <w:sz w:val="19"/>
-          <w:szCs w:val="19"/>
-        </w:rPr>
-        <w:t xml:space="preserve">           </w:t>
-      </w:r>
-      <w:r>
-        <w:rPr>
-          <w:sz w:val="19"/>
-          <w:szCs w:val="19"/>
-        </w:rPr>
-        <w:t xml:space="preserve"> </w:t>
-      </w:r>
-      <w:r>
-        <w:rPr>
-          <w:sz w:val="19"/>
-          <w:szCs w:val="19"/>
-        </w:rPr>
-        <w:t xml:space="preserve"> land in Amman cost $2,000,000 and is now worth $2,600,000. </w:t>
-      </w:r>
-      <w:r>
-        <w:rPr>
-          <w:sz w:val="19"/>
-          <w:szCs w:val="19"/>
-        </w:rPr>
-        <w:t xml:space="preserve">Under U.S. GAAP it stays at cost. </w:t>
-      </w:r>
-      <w:r>
-        <w:rPr>
-          <w:sz w:val="19"/>
-          <w:szCs w:val="19"/>
-        </w:rPr>
-        <w:t xml:space="preserve">Under IFRS, if Orontes chose the revaluation model, it would show the land at fair value and a surplus of $600,000 in OCI. </w:t>
-      </w:r>
-    </w:p>
-    <w:tbl>
-      <w:tblPr>
-        <w:tblW w:type="pct" w:w="100%"/>
-        <w:tblLayout w:type="fixed"/>
-        <w:tblBorders>
-          <w:top w:val="single" w:color="FBFAF6" w:sz="4"/>
-          <w:left w:val="single" w:color="FBFAF6" w:sz="4"/>
-          <w:bottom w:val="single" w:color="FBFAF6" w:sz="4"/>
-          <w:right w:val="single" w:color="FBFAF6" w:sz="4"/>
-          <w:insideH w:val="single" w:color="FBFAF6" w:sz="4"/>
-          <w:insideV w:val="single" w:color="FBFAF6" w:sz="4"/>
-        </w:tblBorders>
-      </w:tblPr>
-      <w:tblGrid>
-        <w:gridCol w:w="9600"/>
-      </w:tblGrid>
-      <w:tr>
-        <w:tc>
-          <w:tcPr>
-            <w:tcW w:type="pct" w:w="5000"/>
-            <w:shd w:fill="FBFAF6" w:val="clear"/>
-            <w:tcMar>
-              <w:top w:type="dxa" w:w="40"/>
-              <w:left w:type="dxa" w:w="100"/>
-              <w:bottom w:type="dxa" w:w="40"/>
-              <w:right w:type="dxa" w:w="100"/>
-            </w:tcMar>
-          </w:tcPr>
-          <w:p>
-            <w:pPr>
-              <w:spacing w:before="18" w:after="6"/>
-            </w:pPr>
-            <w:r>
-              <w:rPr>
-                <w:b/>
-                <w:bCs/>
-                <w:color w:val="6B7280"/>
-                <w:sz w:val="14"/>
-                <w:szCs w:val="14"/>
-              </w:rPr>
-              <w:t xml:space="preserve">word list</w:t>
-            </w:r>
-          </w:p>
-          <w:p>
-            <w:pPr>
-              <w:spacing w:before="0" w:after="18"/>
-            </w:pPr>
-            <w:r>
-              <w:rPr>
-                <w:b/>
-                <w:bCs/>
-                <w:color w:val="353A7C"/>
-                <w:sz w:val="16"/>
-                <w:szCs w:val="16"/>
-              </w:rPr>
-              <w:t xml:space="preserve">depreciation   ·   increases   ·   Orontes's   ·   carried   ·   equipment   ·   revaluation surplus</w:t>
-            </w:r>
-          </w:p>
-        </w:tc>
-      </w:tr>
-    </w:tbl>
-    <w:p/>
-    <w:p>
-      <w:pPr>
         <w:spacing w:before="44" w:after="10"/>
       </w:pPr>
       <w:r>
@@ -6479,7 +6813,7 @@
                     </pic:cNvPicPr>
                   </pic:nvPicPr>
                   <pic:blipFill>
-                    <a:blip r:embed="rId105" cstate="none"/>
+                    <a:blip r:embed="rId107" cstate="none"/>
                     <a:srcRect/>
                     <a:stretch>
                       <a:fillRect/>
@@ -6556,7 +6890,395 @@
                 <w:sz w:val="16"/>
                 <w:szCs w:val="16"/>
               </w:rPr>
-              <w:t xml:space="preserve">Stays at 2,000,000   ·   Fair value or cost model (IAS 40)   ·   Capitalized; investment income generally not offset   ·   net realizable value (NRV)</w:t>
+              <w:t xml:space="preserve">net realizable value (NRV)   ·   Allowed, not required   ·   Capitalized; investment income generally not offset   ·   At least every year   ·   Stays at 2,000,000</w:t>
+            </w:r>
+          </w:p>
+        </w:tc>
+      </w:tr>
+    </w:tbl>
+    <w:p/>
+    <w:p>
+      <w:pPr>
+        <w:spacing w:before="44" w:after="14"/>
+      </w:pPr>
+      <w:r>
+        <w:rPr>
+          <w:b/>
+          <w:bCs/>
+          <w:color w:val="353A7C"/>
+          <w:sz w:val="18"/>
+          <w:szCs w:val="18"/>
+        </w:rPr>
+        <w:t xml:space="preserve">Summary 1</w:t>
+      </w:r>
+      <w:r>
+        <w:rPr>
+          <w:color w:val="6B7280"/>
+          <w:sz w:val="16"/>
+          <w:szCs w:val="16"/>
+        </w:rPr>
+        <w:t xml:space="preserve">      gaps 5–8</w:t>
+      </w:r>
+    </w:p>
+    <w:p>
+      <w:pPr>
+        <w:spacing w:before="20" w:after="20" w:line="360" w:lineRule="auto"/>
+        <w:ind w:left="200"/>
+      </w:pPr>
+      <w:r>
+        <w:rPr>
+          <w:sz w:val="19"/>
+          <w:szCs w:val="19"/>
+        </w:rPr>
+        <w:t xml:space="preserve">IAS 16 also allows the revaluation model for a whole class of assets: the assets are </w:t>
+      </w:r>
+      <w:r>
+        <w:rPr>
+          <w:b/>
+          <w:bCs/>
+          <w:color w:val="8186EF"/>
+          <w:sz w:val="15"/>
+          <w:szCs w:val="15"/>
+        </w:rPr>
+        <w:t xml:space="preserve"> (5) </w:t>
+      </w:r>
+      <w:r>
+        <w:rPr>
+          <w:u w:val="single"/>
+          <w:sz w:val="19"/>
+          <w:szCs w:val="19"/>
+        </w:rPr>
+        <w:t xml:space="preserve">           </w:t>
+      </w:r>
+      <w:r>
+        <w:rPr>
+          <w:sz w:val="19"/>
+          <w:szCs w:val="19"/>
+        </w:rPr>
+        <w:t xml:space="preserve"> </w:t>
+      </w:r>
+      <w:r>
+        <w:rPr>
+          <w:sz w:val="19"/>
+          <w:szCs w:val="19"/>
+        </w:rPr>
+        <w:t xml:space="preserve"> at fair value, and </w:t>
+      </w:r>
+      <w:r>
+        <w:rPr>
+          <w:b/>
+          <w:bCs/>
+          <w:color w:val="8186EF"/>
+          <w:sz w:val="15"/>
+          <w:szCs w:val="15"/>
+        </w:rPr>
+        <w:t xml:space="preserve"> (6) </w:t>
+      </w:r>
+      <w:r>
+        <w:rPr>
+          <w:u w:val="single"/>
+          <w:sz w:val="19"/>
+          <w:szCs w:val="19"/>
+        </w:rPr>
+        <w:t xml:space="preserve">           </w:t>
+      </w:r>
+      <w:r>
+        <w:rPr>
+          <w:sz w:val="19"/>
+          <w:szCs w:val="19"/>
+        </w:rPr>
+        <w:t xml:space="preserve"> </w:t>
+      </w:r>
+      <w:r>
+        <w:rPr>
+          <w:sz w:val="19"/>
+          <w:szCs w:val="19"/>
+        </w:rPr>
+        <w:t xml:space="preserve"> go to a revaluation surplus in OCI. </w:t>
+      </w:r>
+      <w:r>
+        <w:rPr>
+          <w:sz w:val="19"/>
+          <w:szCs w:val="19"/>
+        </w:rPr>
+        <w:t xml:space="preserve">Suppose </w:t>
+      </w:r>
+      <w:r>
+        <w:rPr>
+          <w:b/>
+          <w:bCs/>
+          <w:color w:val="8186EF"/>
+          <w:sz w:val="15"/>
+          <w:szCs w:val="15"/>
+        </w:rPr>
+        <w:t xml:space="preserve"> (7) </w:t>
+      </w:r>
+      <w:r>
+        <w:rPr>
+          <w:u w:val="single"/>
+          <w:sz w:val="19"/>
+          <w:szCs w:val="19"/>
+        </w:rPr>
+        <w:t xml:space="preserve">           </w:t>
+      </w:r>
+      <w:r>
+        <w:rPr>
+          <w:sz w:val="19"/>
+          <w:szCs w:val="19"/>
+        </w:rPr>
+        <w:t xml:space="preserve"> </w:t>
+      </w:r>
+      <w:r>
+        <w:rPr>
+          <w:sz w:val="19"/>
+          <w:szCs w:val="19"/>
+        </w:rPr>
+        <w:t xml:space="preserve"> land in Amman cost $2,000,000 and is now worth $2,600,000. </w:t>
+      </w:r>
+      <w:r>
+        <w:rPr>
+          <w:sz w:val="19"/>
+          <w:szCs w:val="19"/>
+        </w:rPr>
+        <w:t xml:space="preserve">IFRS requires component </w:t>
+      </w:r>
+      <w:r>
+        <w:rPr>
+          <w:b/>
+          <w:bCs/>
+          <w:color w:val="8186EF"/>
+          <w:sz w:val="15"/>
+          <w:szCs w:val="15"/>
+        </w:rPr>
+        <w:t xml:space="preserve"> (8) </w:t>
+      </w:r>
+      <w:r>
+        <w:rPr>
+          <w:u w:val="single"/>
+          <w:sz w:val="19"/>
+          <w:szCs w:val="19"/>
+        </w:rPr>
+        <w:t xml:space="preserve">              </w:t>
+      </w:r>
+      <w:r>
+        <w:rPr>
+          <w:sz w:val="19"/>
+          <w:szCs w:val="19"/>
+        </w:rPr>
+        <w:t xml:space="preserve"> </w:t>
+      </w:r>
+      <w:r>
+        <w:rPr>
+          <w:sz w:val="19"/>
+          <w:szCs w:val="19"/>
+        </w:rPr>
+        <w:t xml:space="preserve"> for significant parts with different lives; U.S. GAAP allows but does not require it. </w:t>
+      </w:r>
+    </w:p>
+    <w:tbl>
+      <w:tblPr>
+        <w:tblW w:type="pct" w:w="100%"/>
+        <w:tblLayout w:type="fixed"/>
+        <w:tblBorders>
+          <w:top w:val="single" w:color="FBFAF6" w:sz="4"/>
+          <w:left w:val="single" w:color="FBFAF6" w:sz="4"/>
+          <w:bottom w:val="single" w:color="FBFAF6" w:sz="4"/>
+          <w:right w:val="single" w:color="FBFAF6" w:sz="4"/>
+          <w:insideH w:val="single" w:color="FBFAF6" w:sz="4"/>
+          <w:insideV w:val="single" w:color="FBFAF6" w:sz="4"/>
+        </w:tblBorders>
+      </w:tblPr>
+      <w:tblGrid>
+        <w:gridCol w:w="9600"/>
+      </w:tblGrid>
+      <w:tr>
+        <w:tc>
+          <w:tcPr>
+            <w:tcW w:type="pct" w:w="5000"/>
+            <w:shd w:fill="FBFAF6" w:val="clear"/>
+            <w:tcMar>
+              <w:top w:type="dxa" w:w="40"/>
+              <w:left w:type="dxa" w:w="100"/>
+              <w:bottom w:type="dxa" w:w="40"/>
+              <w:right w:type="dxa" w:w="100"/>
+            </w:tcMar>
+          </w:tcPr>
+          <w:p>
+            <w:pPr>
+              <w:spacing w:before="18" w:after="6"/>
+            </w:pPr>
+            <w:r>
+              <w:rPr>
+                <w:b/>
+                <w:bCs/>
+                <w:color w:val="6B7280"/>
+                <w:sz w:val="14"/>
+                <w:szCs w:val="14"/>
+              </w:rPr>
+              <w:t xml:space="preserve">word list</w:t>
+            </w:r>
+          </w:p>
+          <w:p>
+            <w:pPr>
+              <w:spacing w:before="0" w:after="18"/>
+            </w:pPr>
+            <w:r>
+              <w:rPr>
+                <w:b/>
+                <w:bCs/>
+                <w:color w:val="353A7C"/>
+                <w:sz w:val="16"/>
+                <w:szCs w:val="16"/>
+              </w:rPr>
+              <w:t xml:space="preserve">carried   ·   different   ·   increases   ·   Orontes's   ·   depreciation</w:t>
+            </w:r>
+          </w:p>
+        </w:tc>
+      </w:tr>
+    </w:tbl>
+    <w:p/>
+    <w:p>
+      <w:pPr>
+        <w:pageBreakBefore w:val="true"/>
+        <w:spacing w:after="0"/>
+      </w:pPr>
+      <w:r>
+        <w:rPr>
+          <w:sz w:val="2"/>
+        </w:rPr>
+        <w:t xml:space="preserve"> </w:t>
+      </w:r>
+    </w:p>
+    <w:p>
+      <w:pPr>
+        <w:spacing w:before="44" w:after="10"/>
+      </w:pPr>
+      <w:r>
+        <w:rPr>
+          <w:b/>
+          <w:bCs/>
+          <w:color w:val="353A7C"/>
+          <w:sz w:val="18"/>
+          <w:szCs w:val="18"/>
+        </w:rPr>
+        <w:t xml:space="preserve">What each framework says</w:t>
+      </w:r>
+    </w:p>
+    <w:p>
+      <w:pPr>
+        <w:spacing w:before="0" w:after="12"/>
+      </w:pPr>
+      <w:r>
+        <w:rPr>
+          <w:color w:val="6B7280"/>
+          <w:sz w:val="15"/>
+          <w:szCs w:val="15"/>
+        </w:rPr>
+        <w:t xml:space="preserve">The two columns are not matched row by row.</w:t>
+      </w:r>
+    </w:p>
+    <w:p>
+      <w:pPr>
+        <w:spacing w:after="40" w:before="90"/>
+        <w:jc w:val="center"/>
+      </w:pPr>
+      <w:r>
+        <w:drawing>
+          <wp:inline distT="0" distB="0" distL="0" distR="0">
+            <wp:extent cx="5734050" cy="2338900"/>
+            <wp:effectExtent t="0" r="0" b="0" l="0"/>
+            <wp:docPr id="1" name="" descr="" title=""/>
+            <wp:cNvGraphicFramePr>
+              <a:graphicFrameLocks xmlns:a="http://schemas.openxmlformats.org/drawingml/2006/main" noChangeAspect="1"/>
+            </wp:cNvGraphicFramePr>
+            <a:graphic xmlns:a="http://schemas.openxmlformats.org/drawingml/2006/main">
+              <a:graphicData uri="http://schemas.openxmlformats.org/drawingml/2006/picture">
+                <pic:pic xmlns:pic="http://schemas.openxmlformats.org/drawingml/2006/picture">
+                  <pic:nvPicPr>
+                    <pic:cNvPr id="0" name="" descr=""/>
+                    <pic:cNvPicPr>
+                      <a:picLocks noChangeAspect="1" noChangeArrowheads="1"/>
+                    </pic:cNvPicPr>
+                  </pic:nvPicPr>
+                  <pic:blipFill>
+                    <a:blip r:embed="rId108" cstate="none"/>
+                    <a:srcRect/>
+                    <a:stretch>
+                      <a:fillRect/>
+                    </a:stretch>
+                  </pic:blipFill>
+                  <pic:spPr bwMode="auto">
+                    <a:xfrm>
+                      <a:off x="0" y="0"/>
+                      <a:ext cx="5734050" cy="2338900"/>
+                    </a:xfrm>
+                    <a:prstGeom prst="rect">
+                      <a:avLst/>
+                    </a:prstGeom>
+                  </pic:spPr>
+                </pic:pic>
+              </a:graphicData>
+            </a:graphic>
+          </wp:inline>
+        </w:drawing>
+      </w:r>
+    </w:p>
+    <w:tbl>
+      <w:tblPr>
+        <w:tblW w:type="pct" w:w="100%"/>
+        <w:tblLayout w:type="fixed"/>
+        <w:tblBorders>
+          <w:top w:val="single" w:color="FBFAF6" w:sz="4"/>
+          <w:left w:val="single" w:color="FBFAF6" w:sz="4"/>
+          <w:bottom w:val="single" w:color="FBFAF6" w:sz="4"/>
+          <w:right w:val="single" w:color="FBFAF6" w:sz="4"/>
+          <w:insideH w:val="single" w:color="FBFAF6" w:sz="4"/>
+          <w:insideV w:val="single" w:color="FBFAF6" w:sz="4"/>
+        </w:tblBorders>
+      </w:tblPr>
+      <w:tblGrid>
+        <w:gridCol w:w="9600"/>
+      </w:tblGrid>
+      <w:tr>
+        <w:tc>
+          <w:tcPr>
+            <w:tcW w:type="pct" w:w="5000"/>
+            <w:shd w:fill="FBFAF6" w:val="clear"/>
+            <w:tcMar>
+              <w:top w:type="dxa" w:w="40"/>
+              <w:left w:type="dxa" w:w="100"/>
+              <w:bottom w:type="dxa" w:w="40"/>
+              <w:right w:type="dxa" w:w="100"/>
+            </w:tcMar>
+          </w:tcPr>
+          <w:p>
+            <w:pPr>
+              <w:spacing w:before="18" w:after="6"/>
+            </w:pPr>
+            <w:r>
+              <w:rPr>
+                <w:b/>
+                <w:bCs/>
+                <w:color w:val="6B7280"/>
+                <w:sz w:val="14"/>
+                <w:szCs w:val="14"/>
+              </w:rPr>
+              <w:t xml:space="preserve">word list</w:t>
+            </w:r>
+          </w:p>
+          <w:p>
+            <w:pPr>
+              <w:spacing w:before="0" w:after="18"/>
+            </w:pPr>
+            <w:r>
+              <w:rPr>
+                <w:b/>
+                <w:bCs/>
+                <w:color w:val="353A7C"/>
+                <w:sz w:val="16"/>
+                <w:szCs w:val="16"/>
+              </w:rPr>
+              <w:t xml:space="preserve">construction   ·   recoverable amount   ·   depreciation   ·   revaluation model</w:t>
             </w:r>
           </w:p>
         </w:tc>
@@ -6915,7 +7637,7 @@
                 <w:sz w:val="16"/>
                 <w:szCs w:val="16"/>
               </w:rPr>
-              <w:t xml:space="preserve">equipment</w:t>
+              <w:t xml:space="preserve">Stays at 2,000,000</w:t>
             </w:r>
           </w:p>
         </w:tc>
@@ -6941,7 +7663,7 @@
                 <w:sz w:val="16"/>
                 <w:szCs w:val="16"/>
               </w:rPr>
-              <w:t xml:space="preserve">5  </w:t>
+              <w:t xml:space="preserve">7  </w:t>
             </w:r>
             <w:r>
               <w:rPr>
@@ -6983,7 +7705,7 @@
                 <w:sz w:val="16"/>
                 <w:szCs w:val="16"/>
               </w:rPr>
-              <w:t xml:space="preserve">depreciation</w:t>
+              <w:t xml:space="preserve">Allowed, not required</w:t>
             </w:r>
           </w:p>
         </w:tc>
@@ -7009,14 +7731,14 @@
                 <w:sz w:val="16"/>
                 <w:szCs w:val="16"/>
               </w:rPr>
-              <w:t xml:space="preserve">6  </w:t>
-            </w:r>
-            <w:r>
-              <w:rPr>
-                <w:sz w:val="16"/>
-                <w:szCs w:val="16"/>
-              </w:rPr>
-              <w:t xml:space="preserve">Stays at 2,000,000</w:t>
+              <w:t xml:space="preserve">8  </w:t>
+            </w:r>
+            <w:r>
+              <w:rPr>
+                <w:sz w:val="16"/>
+                <w:szCs w:val="16"/>
+              </w:rPr>
+              <w:t xml:space="preserve">depreciation</w:t>
             </w:r>
           </w:p>
         </w:tc>
@@ -7051,7 +7773,7 @@
                 <w:sz w:val="16"/>
                 <w:szCs w:val="16"/>
               </w:rPr>
-              <w:t xml:space="preserve">carried</w:t>
+              <w:t xml:space="preserve">At least every year</w:t>
             </w:r>
           </w:p>
         </w:tc>
@@ -7077,14 +7799,14 @@
                 <w:sz w:val="16"/>
                 <w:szCs w:val="16"/>
               </w:rPr>
-              <w:t xml:space="preserve">7  </w:t>
-            </w:r>
-            <w:r>
-              <w:rPr>
-                <w:sz w:val="16"/>
-                <w:szCs w:val="16"/>
-              </w:rPr>
-              <w:t xml:space="preserve">Capitalized; investment income generally not offset</w:t>
+              <w:t xml:space="preserve">9  </w:t>
+            </w:r>
+            <w:r>
+              <w:rPr>
+                <w:sz w:val="16"/>
+                <w:szCs w:val="16"/>
+              </w:rPr>
+              <w:t xml:space="preserve">depreciation</w:t>
             </w:r>
           </w:p>
         </w:tc>
@@ -7119,7 +7841,7 @@
                 <w:sz w:val="16"/>
                 <w:szCs w:val="16"/>
               </w:rPr>
-              <w:t xml:space="preserve">increases</w:t>
+              <w:t xml:space="preserve">Capitalized; investment income generally not offset</w:t>
             </w:r>
           </w:p>
         </w:tc>
@@ -7145,14 +7867,140 @@
                 <w:sz w:val="16"/>
                 <w:szCs w:val="16"/>
               </w:rPr>
-              <w:t xml:space="preserve">8  </w:t>
-            </w:r>
-            <w:r>
-              <w:rPr>
-                <w:sz w:val="16"/>
-                <w:szCs w:val="16"/>
-              </w:rPr>
-              <w:t xml:space="preserve">Fair value or cost model (IAS 40)</w:t>
+              <w:t xml:space="preserve">10  </w:t>
+            </w:r>
+            <w:r>
+              <w:rPr>
+                <w:sz w:val="16"/>
+                <w:szCs w:val="16"/>
+              </w:rPr>
+              <w:t xml:space="preserve">revaluation model</w:t>
+            </w:r>
+          </w:p>
+        </w:tc>
+      </w:tr>
+      <w:tr>
+        <w:tc>
+          <w:tcPr>
+            <w:tcW w:type="pct" w:w="2500"/>
+            <w:tcMar>
+              <w:top w:type="dxa" w:w="20"/>
+              <w:left w:type="dxa" w:w="80"/>
+              <w:bottom w:type="dxa" w:w="20"/>
+              <w:right w:type="dxa" w:w="80"/>
+            </w:tcMar>
+          </w:tcPr>
+          <w:p>
+            <w:pPr>
+              <w:spacing w:before="12" w:after="12"/>
+            </w:pPr>
+            <w:r>
+              <w:rPr>
+                <w:b/>
+                <w:bCs/>
+                <w:color w:val="8186EF"/>
+                <w:sz w:val="16"/>
+                <w:szCs w:val="16"/>
+              </w:rPr>
+              <w:t xml:space="preserve">5  </w:t>
+            </w:r>
+            <w:r>
+              <w:rPr>
+                <w:sz w:val="16"/>
+                <w:szCs w:val="16"/>
+              </w:rPr>
+              <w:t xml:space="preserve">carried</w:t>
+            </w:r>
+          </w:p>
+        </w:tc>
+        <w:tc>
+          <w:tcPr>
+            <w:tcW w:type="pct" w:w="2500"/>
+            <w:tcMar>
+              <w:top w:type="dxa" w:w="20"/>
+              <w:left w:type="dxa" w:w="80"/>
+              <w:bottom w:type="dxa" w:w="20"/>
+              <w:right w:type="dxa" w:w="80"/>
+            </w:tcMar>
+          </w:tcPr>
+          <w:p>
+            <w:pPr>
+              <w:spacing w:before="12" w:after="12"/>
+            </w:pPr>
+            <w:r>
+              <w:rPr>
+                <w:b/>
+                <w:bCs/>
+                <w:color w:val="8186EF"/>
+                <w:sz w:val="16"/>
+                <w:szCs w:val="16"/>
+              </w:rPr>
+              <w:t xml:space="preserve">11  </w:t>
+            </w:r>
+            <w:r>
+              <w:rPr>
+                <w:sz w:val="16"/>
+                <w:szCs w:val="16"/>
+              </w:rPr>
+              <w:t xml:space="preserve">construction</w:t>
+            </w:r>
+          </w:p>
+        </w:tc>
+      </w:tr>
+      <w:tr>
+        <w:tc>
+          <w:tcPr>
+            <w:tcW w:type="pct" w:w="2500"/>
+            <w:tcMar>
+              <w:top w:type="dxa" w:w="20"/>
+              <w:left w:type="dxa" w:w="80"/>
+              <w:bottom w:type="dxa" w:w="20"/>
+              <w:right w:type="dxa" w:w="80"/>
+            </w:tcMar>
+          </w:tcPr>
+          <w:p>
+            <w:pPr>
+              <w:spacing w:before="12" w:after="12"/>
+            </w:pPr>
+            <w:r>
+              <w:rPr>
+                <w:b/>
+                <w:bCs/>
+                <w:color w:val="8186EF"/>
+                <w:sz w:val="16"/>
+                <w:szCs w:val="16"/>
+              </w:rPr>
+              <w:t xml:space="preserve">6  </w:t>
+            </w:r>
+            <w:r>
+              <w:rPr>
+                <w:sz w:val="16"/>
+                <w:szCs w:val="16"/>
+              </w:rPr>
+              <w:t xml:space="preserve">increases</w:t>
+            </w:r>
+          </w:p>
+        </w:tc>
+        <w:tc>
+          <w:tcPr>
+            <w:tcW w:type="pct" w:w="2500"/>
+            <w:tcMar>
+              <w:top w:type="dxa" w:w="20"/>
+              <w:left w:type="dxa" w:w="80"/>
+              <w:bottom w:type="dxa" w:w="20"/>
+              <w:right w:type="dxa" w:w="80"/>
+            </w:tcMar>
+          </w:tcPr>
+          <w:p>
+            <w:pPr>
+              <w:spacing w:before="24" w:after="24"/>
+            </w:pPr>
+            <w:r>
+              <w:rPr>
+                <w:sz w:val="16"/>
+                <w:szCs w:val="16"/>
+              </w:rPr>
+              <w:t xml:space="preserve"/>
             </w:r>
           </w:p>
         </w:tc>
@@ -7195,7 +8043,7 @@
           <w:sz w:val="15"/>
           <w:szCs w:val="15"/>
         </w:rPr>
-        <w:t xml:space="preserve">U.S. GAAP carries property, plant and equipment at cost less depreciation. IAS 16 also allows the revaluation model for a whole class of assets: the assets are carried at fair value, and increases go to a revaluation surplus in OCI. Suppose Orontes's land in Amman cost $2,000,000 and is now worth $2,600,000. Under U.S. GAAP it stays at cost. Under IFRS, if Orontes chose the revaluation model, it would show the land at fair value and a surplus of $600,000 in OCI.</w:t>
+        <w:t xml:space="preserve">IAS 16 also allows the revaluation model for a whole class of assets: the assets are carried at fair value, and increases go to a revaluation surplus in OCI. Suppose Orontes's land in Amman cost $2,000,000 and is now worth $2,600,000. IFRS requires component depreciation for significant parts with different lives; U.S. GAAP allows but does not require it.</w:t>
       </w:r>
     </w:p>
     <w:p>
@@ -7302,7 +8150,7 @@
           <w:sz w:val="16"/>
           <w:szCs w:val="16"/>
         </w:rPr>
-        <w:t xml:space="preserve">      gaps 1–6</w:t>
+        <w:t xml:space="preserve">      gaps 1–7</w:t>
       </w:r>
     </w:p>
     <w:p>
@@ -7315,7 +8163,14 @@
           <w:sz w:val="19"/>
           <w:szCs w:val="19"/>
         </w:rPr>
-        <w:t xml:space="preserve">U.S. GAAP tests a </w:t>
+        <w:t xml:space="preserve">U.S. GAAP tests a held-and-used asset group in two steps. </w:t>
+      </w:r>
+      <w:r>
+        <w:rPr>
+          <w:sz w:val="19"/>
+          <w:szCs w:val="19"/>
+        </w:rPr>
+        <w:t xml:space="preserve">First, it compares the carrying amount with undiscounted </w:t>
       </w:r>
       <w:r>
         <w:rPr>
@@ -7333,7 +8188,7 @@
           <w:sz w:val="19"/>
           <w:szCs w:val="19"/>
         </w:rPr>
-        <w:t xml:space="preserve">               </w:t>
+        <w:t xml:space="preserve">           </w:t>
       </w:r>
       <w:r>
         <w:rPr>
@@ -7347,14 +8202,28 @@
           <w:sz w:val="19"/>
           <w:szCs w:val="19"/>
         </w:rPr>
-        <w:t xml:space="preserve"> asset group in two steps. </w:t>
-      </w:r>
-      <w:r>
-        <w:rPr>
-          <w:sz w:val="19"/>
-          <w:szCs w:val="19"/>
-        </w:rPr>
-        <w:t xml:space="preserve">First, it compares the carrying amount with undiscounted </w:t>
+        <w:t xml:space="preserve"> cash flows. </w:t>
+      </w:r>
+      <w:r>
+        <w:rPr>
+          <w:sz w:val="19"/>
+          <w:szCs w:val="19"/>
+        </w:rPr>
+        <w:t xml:space="preserve">Only if the carrying amount is higher does it measure a loss, equal to the carrying amount minus fair value. </w:t>
+      </w:r>
+      <w:r>
+        <w:rPr>
+          <w:sz w:val="19"/>
+          <w:szCs w:val="19"/>
+        </w:rPr>
+        <w:t xml:space="preserve">IAS 36 uses one step. </w:t>
+      </w:r>
+      <w:r>
+        <w:rPr>
+          <w:sz w:val="19"/>
+          <w:szCs w:val="19"/>
+        </w:rPr>
+        <w:t xml:space="preserve">It compares the carrying amount of an asset or </w:t>
       </w:r>
       <w:r>
         <w:rPr>
@@ -7372,7 +8241,7 @@
           <w:sz w:val="19"/>
           <w:szCs w:val="19"/>
         </w:rPr>
-        <w:t xml:space="preserve">           </w:t>
+        <w:t xml:space="preserve">                 </w:t>
       </w:r>
       <w:r>
         <w:rPr>
@@ -7386,21 +8255,7 @@
           <w:sz w:val="19"/>
           <w:szCs w:val="19"/>
         </w:rPr>
-        <w:t xml:space="preserve"> cash flows. </w:t>
-      </w:r>
-      <w:r>
-        <w:rPr>
-          <w:sz w:val="19"/>
-          <w:szCs w:val="19"/>
-        </w:rPr>
-        <w:t xml:space="preserve">Only if the carrying amount is higher does it measure a loss, equal to the carrying amount minus fair value. </w:t>
-      </w:r>
-      <w:r>
-        <w:rPr>
-          <w:sz w:val="19"/>
-          <w:szCs w:val="19"/>
-        </w:rPr>
-        <w:t xml:space="preserve">It compares the carrying amount of an asset or </w:t>
+        <w:t xml:space="preserve"> unit with its recoverable amount: the higher of fair value less costs of disposal and value in use, a </w:t>
       </w:r>
       <w:r>
         <w:rPr>
@@ -7418,7 +8273,7 @@
           <w:sz w:val="19"/>
           <w:szCs w:val="19"/>
         </w:rPr>
-        <w:t xml:space="preserve">                 </w:t>
+        <w:t xml:space="preserve">            </w:t>
       </w:r>
       <w:r>
         <w:rPr>
@@ -7432,7 +8287,14 @@
           <w:sz w:val="19"/>
           <w:szCs w:val="19"/>
         </w:rPr>
-        <w:t xml:space="preserve"> unit with its </w:t>
+        <w:t xml:space="preserve"> cash-flow measure. </w:t>
+      </w:r>
+      <w:r>
+        <w:rPr>
+          <w:sz w:val="19"/>
+          <w:szCs w:val="19"/>
+        </w:rPr>
+        <w:t xml:space="preserve"/>
       </w:r>
       <w:r>
         <w:rPr>
@@ -7450,7 +8312,7 @@
           <w:sz w:val="19"/>
           <w:szCs w:val="19"/>
         </w:rPr>
-        <w:t xml:space="preserve">             </w:t>
+        <w:t xml:space="preserve">           </w:t>
       </w:r>
       <w:r>
         <w:rPr>
@@ -7464,14 +8326,7 @@
           <w:sz w:val="19"/>
           <w:szCs w:val="19"/>
         </w:rPr>
-        <w:t xml:space="preserve"> amount: the higher of fair value less costs of disposal and value in use, a discounted cash-flow measure. </w:t>
-      </w:r>
-      <w:r>
-        <w:rPr>
-          <w:sz w:val="19"/>
-          <w:szCs w:val="19"/>
-        </w:rPr>
-        <w:t xml:space="preserve"/>
+        <w:t xml:space="preserve"> there is no undiscounted screen, IFRS losses often come </w:t>
       </w:r>
       <w:r>
         <w:rPr>
@@ -7503,7 +8358,14 @@
           <w:sz w:val="19"/>
           <w:szCs w:val="19"/>
         </w:rPr>
-        <w:t xml:space="preserve"> there is no undiscounted screen, IFRS losses often come </w:t>
+        <w:t xml:space="preserve">. </w:t>
+      </w:r>
+      <w:r>
+        <w:rPr>
+          <w:sz w:val="19"/>
+          <w:szCs w:val="19"/>
+        </w:rPr>
+        <w:t xml:space="preserve">The </w:t>
       </w:r>
       <w:r>
         <w:rPr>
@@ -7521,6 +8383,45 @@
           <w:sz w:val="19"/>
           <w:szCs w:val="19"/>
         </w:rPr>
+        <w:t xml:space="preserve">            </w:t>
+      </w:r>
+      <w:r>
+        <w:rPr>
+          <w:sz w:val="19"/>
+          <w:szCs w:val="19"/>
+        </w:rPr>
+        <w:t xml:space="preserve"> </w:t>
+      </w:r>
+      <w:r>
+        <w:rPr>
+          <w:sz w:val="19"/>
+          <w:szCs w:val="19"/>
+        </w:rPr>
+        <w:t xml:space="preserve"> also differ after the loss. </w:t>
+      </w:r>
+      <w:r>
+        <w:rPr>
+          <w:sz w:val="19"/>
+          <w:szCs w:val="19"/>
+        </w:rPr>
+        <w:t xml:space="preserve">IFRS reverses an impairment when the recoverable amount rises, but not for goodwill and not above the carrying amount </w:t>
+      </w:r>
+      <w:r>
+        <w:rPr>
+          <w:b/>
+          <w:bCs/>
+          <w:color w:val="8186EF"/>
+          <w:sz w:val="15"/>
+          <w:szCs w:val="15"/>
+        </w:rPr>
+        <w:t xml:space="preserve"> (7) </w:t>
+      </w:r>
+      <w:r>
+        <w:rPr>
+          <w:u w:val="single"/>
+          <w:sz w:val="19"/>
+          <w:szCs w:val="19"/>
+        </w:rPr>
         <w:t xml:space="preserve">           </w:t>
       </w:r>
       <w:r>
@@ -7535,7 +8436,14 @@
           <w:sz w:val="19"/>
           <w:szCs w:val="19"/>
         </w:rPr>
-        <w:t xml:space="preserve">. </w:t>
+        <w:t xml:space="preserve"> the loss. </w:t>
+      </w:r>
+      <w:r>
+        <w:rPr>
+          <w:sz w:val="19"/>
+          <w:szCs w:val="19"/>
+        </w:rPr>
+        <w:t xml:space="preserve">U.S. GAAP never reverses an impairment of a held-and-used asset or of goodwill. </w:t>
       </w:r>
     </w:p>
     <w:tbl>
@@ -7593,7 +8501,7 @@
                 <w:sz w:val="16"/>
                 <w:szCs w:val="16"/>
               </w:rPr>
-              <w:t xml:space="preserve">recoverable   ·   cash-generating   ·   Because   ·   recoverability test   ·   held-and-used   ·   future   ·   earlier</w:t>
+              <w:t xml:space="preserve">proposal   ·   discounted   ·   without   ·   cash-generating   ·   frameworks   ·   earlier   ·   future   ·   Because</w:t>
             </w:r>
           </w:p>
         </w:tc>
@@ -7649,67 +8557,7 @@
     <w:p/>
     <w:p>
       <w:pPr>
-        <w:spacing w:before="20" w:after="20" w:line="360" w:lineRule="auto"/>
-        <w:ind w:left="200"/>
-      </w:pPr>
-      <w:r>
-        <w:rPr>
-          <w:sz w:val="19"/>
-          <w:szCs w:val="19"/>
-        </w:rPr>
-        <w:t xml:space="preserve">Undiscounted cash flows of $4,200,000 are above the carrying amount of $4,000,000: the plant is recoverable, so there is no loss. Recoverable amount is the higher of $3,500,000 and $3,700,000: $3,700,000. The carrying amount is higher, so the loss is $300,000.</w:t>
-      </w:r>
-    </w:p>
-    <w:tbl>
-      <w:tblPr>
-        <w:tblW w:type="pct" w:w="100%"/>
-        <w:tblLayout w:type="fixed"/>
-        <w:tblBorders>
-          <w:top w:val="single" w:color="353A7C" w:sz="4"/>
-          <w:left w:val="single" w:color="353A7C" w:sz="4"/>
-          <w:bottom w:val="single" w:color="353A7C" w:sz="4"/>
-          <w:right w:val="single" w:color="353A7C" w:sz="4"/>
-          <w:insideH w:val="single" w:color="353A7C" w:sz="4"/>
-          <w:insideV w:val="single" w:color="353A7C" w:sz="4"/>
-        </w:tblBorders>
-      </w:tblPr>
-      <w:tblGrid>
-        <w:gridCol w:w="9600"/>
-      </w:tblGrid>
-      <w:tr>
-        <w:tc>
-          <w:tcPr>
-            <w:tcW w:type="pct" w:w="5000"/>
-            <w:shd w:fill="F2F4FB" w:val="clear"/>
-            <w:tcMar>
-              <w:top w:type="dxa" w:w="50"/>
-              <w:left w:type="dxa" w:w="110"/>
-              <w:bottom w:type="dxa" w:w="50"/>
-              <w:right w:type="dxa" w:w="110"/>
-            </w:tcMar>
-          </w:tcPr>
-          <w:p>
-            <w:pPr>
-              <w:spacing w:before="30" w:after="30"/>
-            </w:pPr>
-            <w:r>
-              <w:rPr>
-                <w:b/>
-                <w:bCs/>
-                <w:color w:val="353A7C"/>
-                <w:sz w:val="19"/>
-                <w:szCs w:val="19"/>
-              </w:rPr>
-              <w:t xml:space="preserve">Which framework?</w:t>
-            </w:r>
-          </w:p>
-        </w:tc>
-      </w:tr>
-    </w:tbl>
-    <w:p/>
-    <w:p>
-      <w:pPr>
-        <w:spacing w:before="44" w:after="10"/>
+        <w:spacing w:before="44" w:after="14"/>
       </w:pPr>
       <w:r>
         <w:rPr>
@@ -7719,66 +8567,113 @@
           <w:sz w:val="18"/>
           <w:szCs w:val="18"/>
         </w:rPr>
-        <w:t xml:space="preserve">Which framework? (complete the blanks)</w:t>
+        <w:t xml:space="preserve">Summary 2</w:t>
+      </w:r>
+      <w:r>
+        <w:rPr>
+          <w:color w:val="6B7280"/>
+          <w:sz w:val="16"/>
+          <w:szCs w:val="16"/>
+        </w:rPr>
+        <w:t xml:space="preserve">      gaps 8–9</w:t>
       </w:r>
     </w:p>
     <w:p>
       <w:pPr>
-        <w:spacing w:before="0" w:after="12"/>
+        <w:spacing w:before="20" w:after="20" w:line="360" w:lineRule="auto"/>
+        <w:ind w:left="200"/>
       </w:pPr>
       <w:r>
         <w:rPr>
-          <w:color w:val="6B7280"/>
+          <w:sz w:val="19"/>
+          <w:szCs w:val="19"/>
+        </w:rPr>
+        <w:t xml:space="preserve">Undiscounted cash flows of $4,200,000 are above the carrying amount of $4,000,000: the plant is recoverable, so there is no loss. </w:t>
+      </w:r>
+      <w:r>
+        <w:rPr>
+          <w:sz w:val="19"/>
+          <w:szCs w:val="19"/>
+        </w:rPr>
+        <w:t xml:space="preserve">Recoverable amount is the higher of $3,500,000 and $3,700,000: $3,700,000. </w:t>
+      </w:r>
+      <w:r>
+        <w:rPr>
+          <w:sz w:val="19"/>
+          <w:szCs w:val="19"/>
+        </w:rPr>
+        <w:t xml:space="preserve">The carrying amount is higher, so the loss is $300,000. </w:t>
+      </w:r>
+      <w:r>
+        <w:rPr>
+          <w:sz w:val="19"/>
+          <w:szCs w:val="19"/>
+        </w:rPr>
+        <w:t xml:space="preserve">If the U.S. test had </w:t>
+      </w:r>
+      <w:r>
+        <w:rPr>
+          <w:b/>
+          <w:bCs/>
+          <w:color w:val="8186EF"/>
           <w:sz w:val="15"/>
           <w:szCs w:val="15"/>
         </w:rPr>
-        <w:t xml:space="preserve">Every item belongs to exactly one group.</w:t>
-      </w:r>
-    </w:p>
-    <w:p>
-      <w:pPr>
-        <w:spacing w:after="40" w:before="90"/>
-        <w:jc w:val="center"/>
-      </w:pPr>
-      <w:r>
-        <w:drawing>
-          <wp:inline distT="0" distB="0" distL="0" distR="0">
-            <wp:extent cx="5734050" cy="2444525"/>
-            <wp:effectExtent t="0" r="0" b="0" l="0"/>
-            <wp:docPr id="1" name="" descr="" title=""/>
-            <wp:cNvGraphicFramePr>
-              <a:graphicFrameLocks xmlns:a="http://schemas.openxmlformats.org/drawingml/2006/main" noChangeAspect="1"/>
-            </wp:cNvGraphicFramePr>
-            <a:graphic xmlns:a="http://schemas.openxmlformats.org/drawingml/2006/main">
-              <a:graphicData uri="http://schemas.openxmlformats.org/drawingml/2006/picture">
-                <pic:pic xmlns:pic="http://schemas.openxmlformats.org/drawingml/2006/picture">
-                  <pic:nvPicPr>
-                    <pic:cNvPr id="0" name="" descr=""/>
-                    <pic:cNvPicPr>
-                      <a:picLocks noChangeAspect="1" noChangeArrowheads="1"/>
-                    </pic:cNvPicPr>
-                  </pic:nvPicPr>
-                  <pic:blipFill>
-                    <a:blip r:embed="rId106" cstate="none"/>
-                    <a:srcRect/>
-                    <a:stretch>
-                      <a:fillRect/>
-                    </a:stretch>
-                  </pic:blipFill>
-                  <pic:spPr bwMode="auto">
-                    <a:xfrm>
-                      <a:off x="0" y="0"/>
-                      <a:ext cx="5734050" cy="2444525"/>
-                    </a:xfrm>
-                    <a:prstGeom prst="rect">
-                      <a:avLst/>
-                    </a:prstGeom>
-                  </pic:spPr>
-                </pic:pic>
-              </a:graphicData>
-            </a:graphic>
-          </wp:inline>
-        </w:drawing>
+        <w:t xml:space="preserve"> (8) </w:t>
+      </w:r>
+      <w:r>
+        <w:rPr>
+          <w:u w:val="single"/>
+          <w:sz w:val="19"/>
+          <w:szCs w:val="19"/>
+        </w:rPr>
+        <w:t xml:space="preserve">           </w:t>
+      </w:r>
+      <w:r>
+        <w:rPr>
+          <w:sz w:val="19"/>
+          <w:szCs w:val="19"/>
+        </w:rPr>
+        <w:t xml:space="preserve"> </w:t>
+      </w:r>
+      <w:r>
+        <w:rPr>
+          <w:sz w:val="19"/>
+          <w:szCs w:val="19"/>
+        </w:rPr>
+        <w:t xml:space="preserve">, the loss would have been </w:t>
+      </w:r>
+      <w:r>
+        <w:rPr>
+          <w:b/>
+          <w:bCs/>
+          <w:color w:val="8186EF"/>
+          <w:sz w:val="15"/>
+          <w:szCs w:val="15"/>
+        </w:rPr>
+        <w:t xml:space="preserve"> (9) </w:t>
+      </w:r>
+      <w:r>
+        <w:rPr>
+          <w:u w:val="single"/>
+          <w:sz w:val="19"/>
+          <w:szCs w:val="19"/>
+        </w:rPr>
+        <w:t xml:space="preserve">           </w:t>
+      </w:r>
+      <w:r>
+        <w:rPr>
+          <w:sz w:val="19"/>
+          <w:szCs w:val="19"/>
+        </w:rPr>
+        <w:t xml:space="preserve"> </w:t>
+      </w:r>
+      <w:r>
+        <w:rPr>
+          <w:sz w:val="19"/>
+          <w:szCs w:val="19"/>
+        </w:rPr>
+        <w:t xml:space="preserve"> against fair value: $500,000. </w:t>
       </w:r>
     </w:p>
     <w:tbl>
@@ -7836,138 +8731,24 @@
                 <w:sz w:val="16"/>
                 <w:szCs w:val="16"/>
               </w:rPr>
-              <w:t xml:space="preserve">Prior service cost is expensed immediately   ·   recoverable amount   ·   Development costs are capitalized when criteria are met</w:t>
+              <w:t xml:space="preserve">measured   ·   goodwill   ·   failed</w:t>
             </w:r>
           </w:p>
         </w:tc>
       </w:tr>
     </w:tbl>
     <w:p/>
-    <w:p>
-      <w:pPr>
-        <w:spacing w:before="44" w:after="14"/>
-      </w:pPr>
-      <w:r>
-        <w:rPr>
-          <w:b/>
-          <w:bCs/>
-          <w:color w:val="353A7C"/>
-          <w:sz w:val="18"/>
-          <w:szCs w:val="18"/>
-        </w:rPr>
-        <w:t xml:space="preserve">Summary 2</w:t>
-      </w:r>
-      <w:r>
-        <w:rPr>
-          <w:color w:val="6B7280"/>
-          <w:sz w:val="16"/>
-          <w:szCs w:val="16"/>
-        </w:rPr>
-        <w:t xml:space="preserve">      gaps 9–10</w:t>
-      </w:r>
-    </w:p>
-    <w:p>
-      <w:pPr>
-        <w:spacing w:before="20" w:after="20" w:line="360" w:lineRule="auto"/>
-        <w:ind w:left="200"/>
-      </w:pPr>
-      <w:r>
-        <w:rPr>
-          <w:sz w:val="19"/>
-          <w:szCs w:val="19"/>
-        </w:rPr>
-        <w:t xml:space="preserve">The IASB is still discussing changes to goodwill impairment </w:t>
-      </w:r>
-      <w:r>
-        <w:rPr>
-          <w:b/>
-          <w:bCs/>
-          <w:color w:val="8186EF"/>
-          <w:sz w:val="15"/>
-          <w:szCs w:val="15"/>
-        </w:rPr>
-        <w:t xml:space="preserve"> (9) </w:t>
-      </w:r>
-      <w:r>
-        <w:rPr>
-          <w:u w:val="single"/>
-          <w:sz w:val="19"/>
-          <w:szCs w:val="19"/>
-        </w:rPr>
-        <w:t xml:space="preserve">             </w:t>
-      </w:r>
-      <w:r>
-        <w:rPr>
-          <w:sz w:val="19"/>
-          <w:szCs w:val="19"/>
-        </w:rPr>
-        <w:t xml:space="preserve"> </w:t>
-      </w:r>
-      <w:r>
-        <w:rPr>
-          <w:sz w:val="19"/>
-          <w:szCs w:val="19"/>
-        </w:rPr>
-        <w:t xml:space="preserve"> after its 2024 exposure draft. </w:t>
-      </w:r>
-      <w:r>
-        <w:rPr>
-          <w:sz w:val="19"/>
-          <w:szCs w:val="19"/>
-        </w:rPr>
-        <w:t xml:space="preserve">Goodwill remains </w:t>
-      </w:r>
-      <w:r>
-        <w:rPr>
-          <w:b/>
-          <w:bCs/>
-          <w:color w:val="8186EF"/>
-          <w:sz w:val="15"/>
-          <w:szCs w:val="15"/>
-        </w:rPr>
-        <w:t xml:space="preserve"> (10) </w:t>
-      </w:r>
-      <w:r>
-        <w:rPr>
-          <w:u w:val="single"/>
-          <w:sz w:val="19"/>
-          <w:szCs w:val="19"/>
-        </w:rPr>
-        <w:t xml:space="preserve">                 </w:t>
-      </w:r>
-      <w:r>
-        <w:rPr>
-          <w:sz w:val="19"/>
-          <w:szCs w:val="19"/>
-        </w:rPr>
-        <w:t xml:space="preserve"> </w:t>
-      </w:r>
-      <w:r>
-        <w:rPr>
-          <w:sz w:val="19"/>
-          <w:szCs w:val="19"/>
-        </w:rPr>
-        <w:t xml:space="preserve"> under both frameworks for public companies. </w:t>
-      </w:r>
-      <w:r>
-        <w:rPr>
-          <w:sz w:val="19"/>
-          <w:szCs w:val="19"/>
-        </w:rPr>
-        <w:t xml:space="preserve">Do not treat the proposal as a rule. </w:t>
-      </w:r>
-    </w:p>
     <w:tbl>
       <w:tblPr>
         <w:tblW w:type="pct" w:w="100%"/>
         <w:tblLayout w:type="fixed"/>
         <w:tblBorders>
-          <w:top w:val="single" w:color="FBFAF6" w:sz="4"/>
-          <w:left w:val="single" w:color="FBFAF6" w:sz="4"/>
-          <w:bottom w:val="single" w:color="FBFAF6" w:sz="4"/>
-          <w:right w:val="single" w:color="FBFAF6" w:sz="4"/>
-          <w:insideH w:val="single" w:color="FBFAF6" w:sz="4"/>
-          <w:insideV w:val="single" w:color="FBFAF6" w:sz="4"/>
+          <w:top w:val="single" w:color="353A7C" w:sz="4"/>
+          <w:left w:val="single" w:color="353A7C" w:sz="4"/>
+          <w:bottom w:val="single" w:color="353A7C" w:sz="4"/>
+          <w:right w:val="single" w:color="353A7C" w:sz="4"/>
+          <w:insideH w:val="single" w:color="353A7C" w:sz="4"/>
+          <w:insideV w:val="single" w:color="353A7C" w:sz="4"/>
         </w:tblBorders>
       </w:tblPr>
       <w:tblGrid>
@@ -7977,111 +8758,7 @@
         <w:tc>
           <w:tcPr>
             <w:tcW w:type="pct" w:w="5000"/>
-            <w:shd w:fill="FBFAF6" w:val="clear"/>
-            <w:tcMar>
-              <w:top w:type="dxa" w:w="40"/>
-              <w:left w:type="dxa" w:w="100"/>
-              <w:bottom w:type="dxa" w:w="40"/>
-              <w:right w:type="dxa" w:w="100"/>
-            </w:tcMar>
-          </w:tcPr>
-          <w:p>
-            <w:pPr>
-              <w:spacing w:before="18" w:after="6"/>
-            </w:pPr>
-            <w:r>
-              <w:rPr>
-                <w:b/>
-                <w:bCs/>
-                <w:color w:val="6B7280"/>
-                <w:sz w:val="14"/>
-                <w:szCs w:val="14"/>
-              </w:rPr>
-              <w:t xml:space="preserve">word list</w:t>
-            </w:r>
-          </w:p>
-          <w:p>
-            <w:pPr>
-              <w:spacing w:before="0" w:after="18"/>
-            </w:pPr>
-            <w:r>
-              <w:rPr>
-                <w:b/>
-                <w:bCs/>
-                <w:color w:val="353A7C"/>
-                <w:sz w:val="16"/>
-                <w:szCs w:val="16"/>
-              </w:rPr>
-              <w:t xml:space="preserve">impairment-only   ·   recoverable amount   ·   disclosures</w:t>
-            </w:r>
-          </w:p>
-        </w:tc>
-      </w:tr>
-    </w:tbl>
-    <w:p/>
-    <w:p>
-      <w:pPr>
-        <w:pageBreakBefore w:val="true"/>
-        <w:spacing w:after="0"/>
-      </w:pPr>
-      <w:r>
-        <w:rPr>
-          <w:sz w:val="2"/>
-        </w:rPr>
-        <w:t xml:space="preserve"> </w:t>
-      </w:r>
-    </w:p>
-    <w:tbl>
-      <w:tblPr>
-        <w:tblW w:type="pct" w:w="100%"/>
-        <w:tblLayout w:type="fixed"/>
-        <w:tblBorders>
-          <w:top w:val="single" w:color="353A7C" w:sz="6"/>
-          <w:left w:val="single" w:color="353A7C" w:sz="6"/>
-          <w:bottom w:val="single" w:color="353A7C" w:sz="6"/>
-          <w:right w:val="single" w:color="353A7C" w:sz="6"/>
-          <w:insideH w:val="single" w:color="353A7C" w:sz="6"/>
-          <w:insideV w:val="single" w:color="353A7C" w:sz="6"/>
-        </w:tblBorders>
-      </w:tblPr>
-      <w:tblGrid>
-        <w:gridCol w:w="4608"/>
-        <w:gridCol w:w="4992"/>
-      </w:tblGrid>
-      <w:tr>
-        <w:tc>
-          <w:tcPr>
-            <w:tcW w:type="pct" w:w="5000"/>
-            <w:gridSpan w:val="2"/>
-            <w:shd w:fill="353A7C" w:val="clear"/>
-            <w:tcMar>
-              <w:top w:type="dxa" w:w="60"/>
-              <w:left w:type="dxa" w:w="120"/>
-              <w:bottom w:type="dxa" w:w="60"/>
-              <w:right w:type="dxa" w:w="120"/>
-            </w:tcMar>
-          </w:tcPr>
-          <w:p>
-            <w:pPr>
-              <w:spacing w:before="40" w:after="40"/>
-            </w:pPr>
-            <w:r>
-              <w:rPr>
-                <w:b/>
-                <w:bCs/>
-                <w:color w:val="FFFFFF"/>
-                <w:sz w:val="17"/>
-                <w:szCs w:val="17"/>
-              </w:rPr>
-              <w:t xml:space="preserve">Suppose: Levant Distribution LLC, 2027 (USD 000) — Amount / details</w:t>
-            </w:r>
-          </w:p>
-        </w:tc>
-      </w:tr>
-      <w:tr>
-        <w:tc>
-          <w:tcPr>
-            <w:tcW w:type="pct" w:w="2400"/>
+            <w:shd w:fill="F2F4FB" w:val="clear"/>
             <w:tcMar>
               <w:top w:type="dxa" w:w="50"/>
               <w:left w:type="dxa" w:w="110"/>
@@ -8091,399 +8768,17 @@
           </w:tcPr>
           <w:p>
             <w:pPr>
-              <w:spacing w:before="26" w:after="26"/>
+              <w:spacing w:before="30" w:after="30"/>
             </w:pPr>
             <w:r>
               <w:rPr>
                 <w:b/>
                 <w:bCs/>
                 <w:color w:val="353A7C"/>
-                <w:sz w:val="15"/>
-                <w:szCs w:val="15"/>
-              </w:rPr>
-              <w:t xml:space="preserve">Suppose: Levant Distribution LLC, 2027 (USD 000)</w:t>
-            </w:r>
-          </w:p>
-        </w:tc>
-        <w:tc>
-          <w:tcPr>
-            <w:tcW w:type="pct" w:w="2600"/>
-            <w:tcMar>
-              <w:top w:type="dxa" w:w="50"/>
-              <w:left w:type="dxa" w:w="110"/>
-              <w:bottom w:type="dxa" w:w="50"/>
-              <w:right w:type="dxa" w:w="110"/>
-            </w:tcMar>
-          </w:tcPr>
-          <w:p>
-            <w:pPr>
-              <w:spacing w:before="26" w:after="26"/>
-            </w:pPr>
-            <w:r>
-              <w:rPr>
-                <w:b/>
-                <w:bCs/>
-                <w:color w:val="353A7C"/>
-                <w:sz w:val="15"/>
-                <w:szCs w:val="15"/>
-              </w:rPr>
-              <w:t xml:space="preserve">Amount / details</w:t>
-            </w:r>
-          </w:p>
-        </w:tc>
-      </w:tr>
-      <w:tr>
-        <w:tc>
-          <w:tcPr>
-            <w:tcW w:type="pct" w:w="2400"/>
-            <w:tcMar>
-              <w:top w:type="dxa" w:w="50"/>
-              <w:left w:type="dxa" w:w="110"/>
-              <w:bottom w:type="dxa" w:w="50"/>
-              <w:right w:type="dxa" w:w="110"/>
-            </w:tcMar>
-          </w:tcPr>
-          <w:p>
-            <w:pPr>
-              <w:spacing w:before="26" w:after="26"/>
-            </w:pPr>
-            <w:r>
-              <w:rPr>
-                <w:color w:val="232733"/>
-                <w:sz w:val="16"/>
-                <w:szCs w:val="16"/>
-              </w:rPr>
-              <w:t xml:space="preserve">Levant's 2027 net income under IFRS (local books)</w:t>
-            </w:r>
-          </w:p>
-        </w:tc>
-        <w:tc>
-          <w:tcPr>
-            <w:tcW w:type="pct" w:w="2600"/>
-            <w:tcMar>
-              <w:top w:type="dxa" w:w="50"/>
-              <w:left w:type="dxa" w:w="110"/>
-              <w:bottom w:type="dxa" w:w="50"/>
-              <w:right w:type="dxa" w:w="110"/>
-            </w:tcMar>
-          </w:tcPr>
-          <w:p>
-            <w:pPr>
-              <w:spacing w:before="26" w:after="26"/>
-            </w:pPr>
-            <w:r>
-              <w:rPr>
-                <w:color w:val="232733"/>
-                <w:sz w:val="16"/>
-                <w:szCs w:val="16"/>
-              </w:rPr>
-              <w:t xml:space="preserve">1,114</w:t>
-            </w:r>
-          </w:p>
-        </w:tc>
-      </w:tr>
-      <w:tr>
-        <w:tc>
-          <w:tcPr>
-            <w:tcW w:type="pct" w:w="2400"/>
-            <w:shd w:fill="FBFAF6" w:val="clear"/>
-            <w:tcMar>
-              <w:top w:type="dxa" w:w="50"/>
-              <w:left w:type="dxa" w:w="110"/>
-              <w:bottom w:type="dxa" w:w="50"/>
-              <w:right w:type="dxa" w:w="110"/>
-            </w:tcMar>
-          </w:tcPr>
-          <w:p>
-            <w:pPr>
-              <w:spacing w:before="26" w:after="26"/>
-            </w:pPr>
-            <w:r>
-              <w:rPr>
-                <w:color w:val="232733"/>
-                <w:sz w:val="16"/>
-                <w:szCs w:val="16"/>
-              </w:rPr>
-              <w:t xml:space="preserve">L1</w:t>
-            </w:r>
-          </w:p>
-        </w:tc>
-        <w:tc>
-          <w:tcPr>
-            <w:tcW w:type="pct" w:w="2600"/>
-            <w:shd w:fill="FBFAF6" w:val="clear"/>
-            <w:tcMar>
-              <w:top w:type="dxa" w:w="50"/>
-              <w:left w:type="dxa" w:w="110"/>
-              <w:bottom w:type="dxa" w:w="50"/>
-              <w:right w:type="dxa" w:w="110"/>
-            </w:tcMar>
-          </w:tcPr>
-          <w:p>
-            <w:pPr>
-              <w:spacing w:before="26" w:after="26"/>
-            </w:pPr>
-            <w:r>
-              <w:rPr>
-                <w:color w:val="232733"/>
-                <w:sz w:val="16"/>
-                <w:szCs w:val="16"/>
-              </w:rPr>
-              <w:t xml:space="preserve">Development costs of a new ordering app capitalized in 2027 under IAS 38: 240. None is amortized yet.</w:t>
-            </w:r>
-          </w:p>
-        </w:tc>
-      </w:tr>
-      <w:tr>
-        <w:tc>
-          <w:tcPr>
-            <w:tcW w:type="pct" w:w="2400"/>
-            <w:tcMar>
-              <w:top w:type="dxa" w:w="50"/>
-              <w:left w:type="dxa" w:w="110"/>
-              <w:bottom w:type="dxa" w:w="50"/>
-              <w:right w:type="dxa" w:w="110"/>
-            </w:tcMar>
-          </w:tcPr>
-          <w:p>
-            <w:pPr>
-              <w:spacing w:before="26" w:after="26"/>
-            </w:pPr>
-            <w:r>
-              <w:rPr>
-                <w:color w:val="232733"/>
-                <w:sz w:val="16"/>
-                <w:szCs w:val="16"/>
-              </w:rPr>
-              <w:t xml:space="preserve">L2</w:t>
-            </w:r>
-          </w:p>
-        </w:tc>
-        <w:tc>
-          <w:tcPr>
-            <w:tcW w:type="pct" w:w="2600"/>
-            <w:tcMar>
-              <w:top w:type="dxa" w:w="50"/>
-              <w:left w:type="dxa" w:w="110"/>
-              <w:bottom w:type="dxa" w:w="50"/>
-              <w:right w:type="dxa" w:w="110"/>
-            </w:tcMar>
-          </w:tcPr>
-          <w:p>
-            <w:pPr>
-              <w:spacing w:before="26" w:after="26"/>
-            </w:pPr>
-            <w:r>
-              <w:rPr>
-                <w:color w:val="232733"/>
-                <w:sz w:val="16"/>
-                <w:szCs w:val="16"/>
-              </w:rPr>
-              <w:t xml:space="preserve">A 2026 inventory write-down was reversed in 2027 under IAS 2: gain of 30.</w:t>
-            </w:r>
-          </w:p>
-        </w:tc>
-      </w:tr>
-      <w:tr>
-        <w:tc>
-          <w:tcPr>
-            <w:tcW w:type="pct" w:w="2400"/>
-            <w:shd w:fill="FBFAF6" w:val="clear"/>
-            <w:tcMar>
-              <w:top w:type="dxa" w:w="50"/>
-              <w:left w:type="dxa" w:w="110"/>
-              <w:bottom w:type="dxa" w:w="50"/>
-              <w:right w:type="dxa" w:w="110"/>
-            </w:tcMar>
-          </w:tcPr>
-          <w:p>
-            <w:pPr>
-              <w:spacing w:before="26" w:after="26"/>
-            </w:pPr>
-            <w:r>
-              <w:rPr>
-                <w:color w:val="232733"/>
-                <w:sz w:val="16"/>
-                <w:szCs w:val="16"/>
-              </w:rPr>
-              <w:t xml:space="preserve">L3</w:t>
-            </w:r>
-          </w:p>
-        </w:tc>
-        <w:tc>
-          <w:tcPr>
-            <w:tcW w:type="pct" w:w="2600"/>
-            <w:shd w:fill="FBFAF6" w:val="clear"/>
-            <w:tcMar>
-              <w:top w:type="dxa" w:w="50"/>
-              <w:left w:type="dxa" w:w="110"/>
-              <w:bottom w:type="dxa" w:w="50"/>
-              <w:right w:type="dxa" w:w="110"/>
-            </w:tcMar>
-          </w:tcPr>
-          <w:p>
-            <w:pPr>
-              <w:spacing w:before="26" w:after="26"/>
-            </w:pPr>
-            <w:r>
-              <w:rPr>
-                <w:color w:val="232733"/>
-                <w:sz w:val="16"/>
-                <w:szCs w:val="16"/>
-              </w:rPr>
-              <w:t xml:space="preserve">Warehouse land revalued upward by 400; the surplus is in OCI.</w:t>
-            </w:r>
-          </w:p>
-        </w:tc>
-      </w:tr>
-      <w:tr>
-        <w:tc>
-          <w:tcPr>
-            <w:tcW w:type="pct" w:w="2400"/>
-            <w:tcMar>
-              <w:top w:type="dxa" w:w="50"/>
-              <w:left w:type="dxa" w:w="110"/>
-              <w:bottom w:type="dxa" w:w="50"/>
-              <w:right w:type="dxa" w:w="110"/>
-            </w:tcMar>
-          </w:tcPr>
-          <w:p>
-            <w:pPr>
-              <w:spacing w:before="26" w:after="26"/>
-            </w:pPr>
-            <w:r>
-              <w:rPr>
-                <w:color w:val="232733"/>
-                <w:sz w:val="16"/>
-                <w:szCs w:val="16"/>
-              </w:rPr>
-              <w:t xml:space="preserve">L4</w:t>
-            </w:r>
-          </w:p>
-        </w:tc>
-        <w:tc>
-          <w:tcPr>
-            <w:tcW w:type="pct" w:w="2600"/>
-            <w:tcMar>
-              <w:top w:type="dxa" w:w="50"/>
-              <w:left w:type="dxa" w:w="110"/>
-              <w:bottom w:type="dxa" w:w="50"/>
-              <w:right w:type="dxa" w:w="110"/>
-            </w:tcMar>
-          </w:tcPr>
-          <w:p>
-            <w:pPr>
-              <w:spacing w:before="26" w:after="26"/>
-            </w:pPr>
-            <w:r>
-              <w:rPr>
-                <w:color w:val="232733"/>
-                <w:sz w:val="16"/>
-                <w:szCs w:val="16"/>
-              </w:rPr>
-              <w:t xml:space="preserve">Delivery fleet: IAS 36 impairment loss of 50; carrying amount now 450. Undiscounted cash flows are higher than the carrying amount before th</w:t>
-            </w:r>
-          </w:p>
-        </w:tc>
-      </w:tr>
-      <w:tr>
-        <w:tc>
-          <w:tcPr>
-            <w:tcW w:type="pct" w:w="2400"/>
-            <w:shd w:fill="FBFAF6" w:val="clear"/>
-            <w:tcMar>
-              <w:top w:type="dxa" w:w="50"/>
-              <w:left w:type="dxa" w:w="110"/>
-              <w:bottom w:type="dxa" w:w="50"/>
-              <w:right w:type="dxa" w:w="110"/>
-            </w:tcMar>
-          </w:tcPr>
-          <w:p>
-            <w:pPr>
-              <w:spacing w:before="26" w:after="26"/>
-            </w:pPr>
-            <w:r>
-              <w:rPr>
-                <w:color w:val="232733"/>
-                <w:sz w:val="16"/>
-                <w:szCs w:val="16"/>
-              </w:rPr>
-              <w:t xml:space="preserve">L5</w:t>
-            </w:r>
-          </w:p>
-        </w:tc>
-        <w:tc>
-          <w:tcPr>
-            <w:tcW w:type="pct" w:w="2600"/>
-            <w:shd w:fill="FBFAF6" w:val="clear"/>
-            <w:tcMar>
-              <w:top w:type="dxa" w:w="50"/>
-              <w:left w:type="dxa" w:w="110"/>
-              <w:bottom w:type="dxa" w:w="50"/>
-              <w:right w:type="dxa" w:w="110"/>
-            </w:tcMar>
-          </w:tcPr>
-          <w:p>
-            <w:pPr>
-              <w:spacing w:before="26" w:after="26"/>
-            </w:pPr>
-            <w:r>
-              <w:rPr>
-                <w:color w:val="232733"/>
-                <w:sz w:val="16"/>
-                <w:szCs w:val="16"/>
-              </w:rPr>
-              <w:t xml:space="preserve">Truck lease: IFRS 16 expense 78; as a U.S. operating lease, the straight-line cost would be 72.</w:t>
-            </w:r>
-          </w:p>
-        </w:tc>
-      </w:tr>
-      <w:tr>
-        <w:tc>
-          <w:tcPr>
-            <w:tcW w:type="pct" w:w="2400"/>
-            <w:tcMar>
-              <w:top w:type="dxa" w:w="50"/>
-              <w:left w:type="dxa" w:w="110"/>
-              <w:bottom w:type="dxa" w:w="50"/>
-              <w:right w:type="dxa" w:w="110"/>
-            </w:tcMar>
-          </w:tcPr>
-          <w:p>
-            <w:pPr>
-              <w:spacing w:before="26" w:after="26"/>
-            </w:pPr>
-            <w:r>
-              <w:rPr>
-                <w:color w:val="232733"/>
-                <w:sz w:val="16"/>
-                <w:szCs w:val="16"/>
-              </w:rPr>
-              <w:t xml:space="preserve">M1</w:t>
-            </w:r>
-          </w:p>
-        </w:tc>
-        <w:tc>
-          <w:tcPr>
-            <w:tcW w:type="pct" w:w="2600"/>
-            <w:tcMar>
-              <w:top w:type="dxa" w:w="50"/>
-              <w:left w:type="dxa" w:w="110"/>
-              <w:bottom w:type="dxa" w:w="50"/>
-              <w:right w:type="dxa" w:w="110"/>
-            </w:tcMar>
-          </w:tcPr>
-          <w:p>
-            <w:pPr>
-              <w:spacing w:before="26" w:after="26"/>
-            </w:pPr>
-            <w:r>
-              <w:rPr>
-                <w:color w:val="232733"/>
-                <w:sz w:val="16"/>
-                <w:szCs w:val="16"/>
-              </w:rPr>
-              <w:t xml:space="preserve">Orontes must convert Levant's figures to U.S. GAAP before consolidation (Chapter 16). Ignore tax effects.</w:t>
+                <w:sz w:val="19"/>
+                <w:szCs w:val="19"/>
+              </w:rPr>
+              <w:t xml:space="preserve">Which framework?</w:t>
             </w:r>
           </w:p>
         </w:tc>
@@ -8502,7 +8797,7 @@
           <w:sz w:val="18"/>
           <w:szCs w:val="18"/>
         </w:rPr>
-        <w:t xml:space="preserve">Item — Answer</w:t>
+        <w:t xml:space="preserve">Which framework? (complete the blanks)</w:t>
       </w:r>
     </w:p>
     <w:p>
@@ -8526,291 +8821,7 @@
       <w:r>
         <w:drawing>
           <wp:inline distT="0" distB="0" distL="0" distR="0">
-            <wp:extent cx="5734050" cy="1712675"/>
-            <wp:effectExtent t="0" r="0" b="0" l="0"/>
-            <wp:docPr id="1" name="" descr="" title=""/>
-            <wp:cNvGraphicFramePr>
-              <a:graphicFrameLocks xmlns:a="http://schemas.openxmlformats.org/drawingml/2006/main" noChangeAspect="1"/>
-            </wp:cNvGraphicFramePr>
-            <a:graphic xmlns:a="http://schemas.openxmlformats.org/drawingml/2006/main">
-              <a:graphicData uri="http://schemas.openxmlformats.org/drawingml/2006/picture">
-                <pic:pic xmlns:pic="http://schemas.openxmlformats.org/drawingml/2006/picture">
-                  <pic:nvPicPr>
-                    <pic:cNvPr id="0" name="" descr=""/>
-                    <pic:cNvPicPr>
-                      <a:picLocks noChangeAspect="1" noChangeArrowheads="1"/>
-                    </pic:cNvPicPr>
-                  </pic:nvPicPr>
-                  <pic:blipFill>
-                    <a:blip r:embed="rId107" cstate="none"/>
-                    <a:srcRect/>
-                    <a:stretch>
-                      <a:fillRect/>
-                    </a:stretch>
-                  </pic:blipFill>
-                  <pic:spPr bwMode="auto">
-                    <a:xfrm>
-                      <a:off x="0" y="0"/>
-                      <a:ext cx="5734050" cy="1712675"/>
-                    </a:xfrm>
-                    <a:prstGeom prst="rect">
-                      <a:avLst/>
-                    </a:prstGeom>
-                  </pic:spPr>
-                </pic:pic>
-              </a:graphicData>
-            </a:graphic>
-          </wp:inline>
-        </w:drawing>
-      </w:r>
-    </w:p>
-    <w:tbl>
-      <w:tblPr>
-        <w:tblW w:type="pct" w:w="100%"/>
-        <w:tblLayout w:type="fixed"/>
-        <w:tblBorders>
-          <w:top w:val="single" w:color="FBFAF6" w:sz="4"/>
-          <w:left w:val="single" w:color="FBFAF6" w:sz="4"/>
-          <w:bottom w:val="single" w:color="FBFAF6" w:sz="4"/>
-          <w:right w:val="single" w:color="FBFAF6" w:sz="4"/>
-          <w:insideH w:val="single" w:color="FBFAF6" w:sz="4"/>
-          <w:insideV w:val="single" w:color="FBFAF6" w:sz="4"/>
-        </w:tblBorders>
-      </w:tblPr>
-      <w:tblGrid>
-        <w:gridCol w:w="9600"/>
-      </w:tblGrid>
-      <w:tr>
-        <w:tc>
-          <w:tcPr>
-            <w:tcW w:type="pct" w:w="5000"/>
-            <w:shd w:fill="FBFAF6" w:val="clear"/>
-            <w:tcMar>
-              <w:top w:type="dxa" w:w="40"/>
-              <w:left w:type="dxa" w:w="100"/>
-              <w:bottom w:type="dxa" w:w="40"/>
-              <w:right w:type="dxa" w:w="100"/>
-            </w:tcMar>
-          </w:tcPr>
-          <w:p>
-            <w:pPr>
-              <w:spacing w:before="18" w:after="6"/>
-            </w:pPr>
-            <w:r>
-              <w:rPr>
-                <w:b/>
-                <w:bCs/>
-                <w:color w:val="6B7280"/>
-                <w:sz w:val="14"/>
-                <w:szCs w:val="14"/>
-              </w:rPr>
-              <w:t xml:space="preserve">word list</w:t>
-            </w:r>
-          </w:p>
-          <w:p>
-            <w:pPr>
-              <w:spacing w:before="0" w:after="18"/>
-            </w:pPr>
-            <w:r>
-              <w:rPr>
-                <w:b/>
-                <w:bCs/>
-                <w:color w:val="353A7C"/>
-                <w:sz w:val="16"/>
-                <w:szCs w:val="16"/>
-              </w:rPr>
-              <w:t xml:space="preserve">fair value less costs of disposal   ·   Development costs capitalized when criteria are met</w:t>
-            </w:r>
-          </w:p>
-        </w:tc>
-      </w:tr>
-    </w:tbl>
-    <w:p/>
-    <w:p>
-      <w:pPr>
-        <w:spacing w:before="44" w:after="10"/>
-      </w:pPr>
-      <w:r>
-        <w:rPr>
-          <w:b/>
-          <w:bCs/>
-          <w:color w:val="353A7C"/>
-          <w:sz w:val="18"/>
-          <w:szCs w:val="18"/>
-        </w:rPr>
-        <w:t xml:space="preserve">Item — Category</w:t>
-      </w:r>
-    </w:p>
-    <w:p>
-      <w:pPr>
-        <w:spacing w:before="0" w:after="12"/>
-      </w:pPr>
-      <w:r>
-        <w:rPr>
-          <w:color w:val="6B7280"/>
-          <w:sz w:val="15"/>
-          <w:szCs w:val="15"/>
-        </w:rPr>
-        <w:t xml:space="preserve">Every item belongs to exactly one group.</w:t>
-      </w:r>
-    </w:p>
-    <w:p>
-      <w:pPr>
-        <w:spacing w:after="40" w:before="90"/>
-        <w:jc w:val="center"/>
-      </w:pPr>
-      <w:r>
-        <w:drawing>
-          <wp:inline distT="0" distB="0" distL="0" distR="0">
-            <wp:extent cx="5734050" cy="1614600"/>
-            <wp:effectExtent t="0" r="0" b="0" l="0"/>
-            <wp:docPr id="1" name="" descr="" title=""/>
-            <wp:cNvGraphicFramePr>
-              <a:graphicFrameLocks xmlns:a="http://schemas.openxmlformats.org/drawingml/2006/main" noChangeAspect="1"/>
-            </wp:cNvGraphicFramePr>
-            <a:graphic xmlns:a="http://schemas.openxmlformats.org/drawingml/2006/main">
-              <a:graphicData uri="http://schemas.openxmlformats.org/drawingml/2006/picture">
-                <pic:pic xmlns:pic="http://schemas.openxmlformats.org/drawingml/2006/picture">
-                  <pic:nvPicPr>
-                    <pic:cNvPr id="0" name="" descr=""/>
-                    <pic:cNvPicPr>
-                      <a:picLocks noChangeAspect="1" noChangeArrowheads="1"/>
-                    </pic:cNvPicPr>
-                  </pic:nvPicPr>
-                  <pic:blipFill>
-                    <a:blip r:embed="rId108" cstate="none"/>
-                    <a:srcRect/>
-                    <a:stretch>
-                      <a:fillRect/>
-                    </a:stretch>
-                  </pic:blipFill>
-                  <pic:spPr bwMode="auto">
-                    <a:xfrm>
-                      <a:off x="0" y="0"/>
-                      <a:ext cx="5734050" cy="1614600"/>
-                    </a:xfrm>
-                    <a:prstGeom prst="rect">
-                      <a:avLst/>
-                    </a:prstGeom>
-                  </pic:spPr>
-                </pic:pic>
-              </a:graphicData>
-            </a:graphic>
-          </wp:inline>
-        </w:drawing>
-      </w:r>
-    </w:p>
-    <w:tbl>
-      <w:tblPr>
-        <w:tblW w:type="pct" w:w="100%"/>
-        <w:tblLayout w:type="fixed"/>
-        <w:tblBorders>
-          <w:top w:val="single" w:color="FBFAF6" w:sz="4"/>
-          <w:left w:val="single" w:color="FBFAF6" w:sz="4"/>
-          <w:bottom w:val="single" w:color="FBFAF6" w:sz="4"/>
-          <w:right w:val="single" w:color="FBFAF6" w:sz="4"/>
-          <w:insideH w:val="single" w:color="FBFAF6" w:sz="4"/>
-          <w:insideV w:val="single" w:color="FBFAF6" w:sz="4"/>
-        </w:tblBorders>
-      </w:tblPr>
-      <w:tblGrid>
-        <w:gridCol w:w="9600"/>
-      </w:tblGrid>
-      <w:tr>
-        <w:tc>
-          <w:tcPr>
-            <w:tcW w:type="pct" w:w="5000"/>
-            <w:shd w:fill="FBFAF6" w:val="clear"/>
-            <w:tcMar>
-              <w:top w:type="dxa" w:w="40"/>
-              <w:left w:type="dxa" w:w="100"/>
-              <w:bottom w:type="dxa" w:w="40"/>
-              <w:right w:type="dxa" w:w="100"/>
-            </w:tcMar>
-          </w:tcPr>
-          <w:p>
-            <w:pPr>
-              <w:spacing w:before="18" w:after="6"/>
-            </w:pPr>
-            <w:r>
-              <w:rPr>
-                <w:b/>
-                <w:bCs/>
-                <w:color w:val="6B7280"/>
-                <w:sz w:val="14"/>
-                <w:szCs w:val="14"/>
-              </w:rPr>
-              <w:t xml:space="preserve">word list</w:t>
-            </w:r>
-          </w:p>
-          <w:p>
-            <w:pPr>
-              <w:spacing w:before="0" w:after="18"/>
-            </w:pPr>
-            <w:r>
-              <w:rPr>
-                <w:b/>
-                <w:bCs/>
-                <w:color w:val="353A7C"/>
-                <w:sz w:val="16"/>
-                <w:szCs w:val="16"/>
-              </w:rPr>
-              <w:t xml:space="preserve">graded vesting   ·   L5 Truck lease   ·   L2 Write-down reversal</w:t>
-            </w:r>
-          </w:p>
-        </w:tc>
-      </w:tr>
-    </w:tbl>
-    <w:p/>
-    <w:p>
-      <w:pPr>
-        <w:pageBreakBefore w:val="true"/>
-        <w:spacing w:after="0"/>
-      </w:pPr>
-      <w:r>
-        <w:rPr>
-          <w:sz w:val="2"/>
-        </w:rPr>
-        <w:t xml:space="preserve"> </w:t>
-      </w:r>
-    </w:p>
-    <w:p>
-      <w:pPr>
-        <w:spacing w:before="44" w:after="10"/>
-      </w:pPr>
-      <w:r>
-        <w:rPr>
-          <w:b/>
-          <w:bCs/>
-          <w:color w:val="353A7C"/>
-          <w:sz w:val="18"/>
-          <w:szCs w:val="18"/>
-        </w:rPr>
-        <w:t xml:space="preserve">The English this section uses, and its Arabic</w:t>
-      </w:r>
-    </w:p>
-    <w:p>
-      <w:pPr>
-        <w:spacing w:before="0" w:after="12"/>
-      </w:pPr>
-      <w:r>
-        <w:rPr>
-          <w:color w:val="6B7280"/>
-          <w:sz w:val="15"/>
-          <w:szCs w:val="15"/>
-        </w:rPr>
-        <w:t xml:space="preserve">Each term sits against what it means.</w:t>
-      </w:r>
-    </w:p>
-    <w:p>
-      <w:pPr>
-        <w:spacing w:after="40" w:before="90"/>
-        <w:jc w:val="center"/>
-      </w:pPr>
-      <w:r>
-        <w:drawing>
-          <wp:inline distT="0" distB="0" distL="0" distR="0">
-            <wp:extent cx="5734050" cy="2768950"/>
+            <wp:extent cx="5734050" cy="2444525"/>
             <wp:effectExtent t="0" r="0" b="0" l="0"/>
             <wp:docPr id="1" name="" descr="" title=""/>
             <wp:cNvGraphicFramePr>
@@ -8835,7 +8846,7 @@
                   <pic:spPr bwMode="auto">
                     <a:xfrm>
                       <a:off x="0" y="0"/>
-                      <a:ext cx="5734050" cy="2768950"/>
+                      <a:ext cx="5734050" cy="2444525"/>
                     </a:xfrm>
                     <a:prstGeom prst="rect">
                       <a:avLst/>
@@ -8903,7 +8914,1220 @@
                 <w:sz w:val="16"/>
                 <w:szCs w:val="16"/>
               </w:rPr>
-              <w:t xml:space="preserve">fair value less costs of disposal   ·   recoverable amount   ·   value in use</w:t>
+              <w:t xml:space="preserve">Prior service cost is expensed immediately   ·   fair value less costs of disposal   ·   Development costs are capitalized when criteria are met</w:t>
+            </w:r>
+          </w:p>
+        </w:tc>
+      </w:tr>
+    </w:tbl>
+    <w:p/>
+    <w:p>
+      <w:pPr>
+        <w:pageBreakBefore w:val="true"/>
+        <w:spacing w:after="0"/>
+      </w:pPr>
+      <w:r>
+        <w:rPr>
+          <w:sz w:val="2"/>
+        </w:rPr>
+        <w:t xml:space="preserve"> </w:t>
+      </w:r>
+    </w:p>
+    <w:p>
+      <w:pPr>
+        <w:spacing w:before="44" w:after="14"/>
+      </w:pPr>
+      <w:r>
+        <w:rPr>
+          <w:b/>
+          <w:bCs/>
+          <w:color w:val="353A7C"/>
+          <w:sz w:val="18"/>
+          <w:szCs w:val="18"/>
+        </w:rPr>
+        <w:t xml:space="preserve">Summary 3</w:t>
+      </w:r>
+      <w:r>
+        <w:rPr>
+          <w:color w:val="6B7280"/>
+          <w:sz w:val="16"/>
+          <w:szCs w:val="16"/>
+        </w:rPr>
+        <w:t xml:space="preserve">      gaps 12–13</w:t>
+      </w:r>
+    </w:p>
+    <w:p>
+      <w:pPr>
+        <w:spacing w:before="20" w:after="20" w:line="360" w:lineRule="auto"/>
+        <w:ind w:left="200"/>
+      </w:pPr>
+      <w:r>
+        <w:rPr>
+          <w:sz w:val="19"/>
+          <w:szCs w:val="19"/>
+        </w:rPr>
+        <w:t xml:space="preserve">The IASB is still discussing changes to goodwill impairment </w:t>
+      </w:r>
+      <w:r>
+        <w:rPr>
+          <w:b/>
+          <w:bCs/>
+          <w:color w:val="8186EF"/>
+          <w:sz w:val="15"/>
+          <w:szCs w:val="15"/>
+        </w:rPr>
+        <w:t xml:space="preserve"> (12) </w:t>
+      </w:r>
+      <w:r>
+        <w:rPr>
+          <w:u w:val="single"/>
+          <w:sz w:val="19"/>
+          <w:szCs w:val="19"/>
+        </w:rPr>
+        <w:t xml:space="preserve">             </w:t>
+      </w:r>
+      <w:r>
+        <w:rPr>
+          <w:sz w:val="19"/>
+          <w:szCs w:val="19"/>
+        </w:rPr>
+        <w:t xml:space="preserve"> </w:t>
+      </w:r>
+      <w:r>
+        <w:rPr>
+          <w:sz w:val="19"/>
+          <w:szCs w:val="19"/>
+        </w:rPr>
+        <w:t xml:space="preserve"> after its 2024 exposure draft. </w:t>
+      </w:r>
+      <w:r>
+        <w:rPr>
+          <w:sz w:val="19"/>
+          <w:szCs w:val="19"/>
+        </w:rPr>
+        <w:t xml:space="preserve">Goodwill remains </w:t>
+      </w:r>
+      <w:r>
+        <w:rPr>
+          <w:b/>
+          <w:bCs/>
+          <w:color w:val="8186EF"/>
+          <w:sz w:val="15"/>
+          <w:szCs w:val="15"/>
+        </w:rPr>
+        <w:t xml:space="preserve"> (13) </w:t>
+      </w:r>
+      <w:r>
+        <w:rPr>
+          <w:u w:val="single"/>
+          <w:sz w:val="19"/>
+          <w:szCs w:val="19"/>
+        </w:rPr>
+        <w:t xml:space="preserve">                 </w:t>
+      </w:r>
+      <w:r>
+        <w:rPr>
+          <w:sz w:val="19"/>
+          <w:szCs w:val="19"/>
+        </w:rPr>
+        <w:t xml:space="preserve"> </w:t>
+      </w:r>
+      <w:r>
+        <w:rPr>
+          <w:sz w:val="19"/>
+          <w:szCs w:val="19"/>
+        </w:rPr>
+        <w:t xml:space="preserve"> under both frameworks for public companies. </w:t>
+      </w:r>
+      <w:r>
+        <w:rPr>
+          <w:sz w:val="19"/>
+          <w:szCs w:val="19"/>
+        </w:rPr>
+        <w:t xml:space="preserve">Do not treat the proposal as a rule. </w:t>
+      </w:r>
+    </w:p>
+    <w:tbl>
+      <w:tblPr>
+        <w:tblW w:type="pct" w:w="100%"/>
+        <w:tblLayout w:type="fixed"/>
+        <w:tblBorders>
+          <w:top w:val="single" w:color="FBFAF6" w:sz="4"/>
+          <w:left w:val="single" w:color="FBFAF6" w:sz="4"/>
+          <w:bottom w:val="single" w:color="FBFAF6" w:sz="4"/>
+          <w:right w:val="single" w:color="FBFAF6" w:sz="4"/>
+          <w:insideH w:val="single" w:color="FBFAF6" w:sz="4"/>
+          <w:insideV w:val="single" w:color="FBFAF6" w:sz="4"/>
+        </w:tblBorders>
+      </w:tblPr>
+      <w:tblGrid>
+        <w:gridCol w:w="9600"/>
+      </w:tblGrid>
+      <w:tr>
+        <w:tc>
+          <w:tcPr>
+            <w:tcW w:type="pct" w:w="5000"/>
+            <w:shd w:fill="FBFAF6" w:val="clear"/>
+            <w:tcMar>
+              <w:top w:type="dxa" w:w="40"/>
+              <w:left w:type="dxa" w:w="100"/>
+              <w:bottom w:type="dxa" w:w="40"/>
+              <w:right w:type="dxa" w:w="100"/>
+            </w:tcMar>
+          </w:tcPr>
+          <w:p>
+            <w:pPr>
+              <w:spacing w:before="18" w:after="6"/>
+            </w:pPr>
+            <w:r>
+              <w:rPr>
+                <w:b/>
+                <w:bCs/>
+                <w:color w:val="6B7280"/>
+                <w:sz w:val="14"/>
+                <w:szCs w:val="14"/>
+              </w:rPr>
+              <w:t xml:space="preserve">word list</w:t>
+            </w:r>
+          </w:p>
+          <w:p>
+            <w:pPr>
+              <w:spacing w:before="0" w:after="18"/>
+            </w:pPr>
+            <w:r>
+              <w:rPr>
+                <w:b/>
+                <w:bCs/>
+                <w:color w:val="353A7C"/>
+                <w:sz w:val="16"/>
+                <w:szCs w:val="16"/>
+              </w:rPr>
+              <w:t xml:space="preserve">impairment-only   ·   discussing   ·   disclosures</w:t>
+            </w:r>
+          </w:p>
+        </w:tc>
+      </w:tr>
+    </w:tbl>
+    <w:p/>
+    <w:tbl>
+      <w:tblPr>
+        <w:tblW w:type="pct" w:w="100%"/>
+        <w:tblLayout w:type="fixed"/>
+        <w:tblBorders>
+          <w:top w:val="single" w:color="353A7C" w:sz="6"/>
+          <w:left w:val="single" w:color="353A7C" w:sz="6"/>
+          <w:bottom w:val="single" w:color="353A7C" w:sz="6"/>
+          <w:right w:val="single" w:color="353A7C" w:sz="6"/>
+          <w:insideH w:val="single" w:color="353A7C" w:sz="6"/>
+          <w:insideV w:val="single" w:color="353A7C" w:sz="6"/>
+        </w:tblBorders>
+      </w:tblPr>
+      <w:tblGrid>
+        <w:gridCol w:w="4607"/>
+        <w:gridCol w:w="4993"/>
+      </w:tblGrid>
+      <w:tr>
+        <w:tc>
+          <w:tcPr>
+            <w:tcW w:type="pct" w:w="5000"/>
+            <w:gridSpan w:val="2"/>
+            <w:shd w:fill="353A7C" w:val="clear"/>
+            <w:tcMar>
+              <w:top w:type="dxa" w:w="60"/>
+              <w:left w:type="dxa" w:w="120"/>
+              <w:bottom w:type="dxa" w:w="60"/>
+              <w:right w:type="dxa" w:w="120"/>
+            </w:tcMar>
+          </w:tcPr>
+          <w:p>
+            <w:pPr>
+              <w:spacing w:before="40" w:after="40"/>
+            </w:pPr>
+            <w:r>
+              <w:rPr>
+                <w:b/>
+                <w:bCs/>
+                <w:color w:val="FFFFFF"/>
+                <w:sz w:val="17"/>
+                <w:szCs w:val="17"/>
+              </w:rPr>
+              <w:t xml:space="preserve">Suppose: Levant Distribution LLC, 2027 (USD 000) — Amount / details</w:t>
+            </w:r>
+          </w:p>
+        </w:tc>
+      </w:tr>
+      <w:tr>
+        <w:tc>
+          <w:tcPr>
+            <w:tcW w:type="pct" w:w="2400"/>
+            <w:shd w:fill="353A7C" w:val="clear"/>
+            <w:tcMar>
+              <w:top w:type="dxa" w:w="50"/>
+              <w:left w:type="dxa" w:w="110"/>
+              <w:bottom w:type="dxa" w:w="50"/>
+              <w:right w:type="dxa" w:w="110"/>
+            </w:tcMar>
+          </w:tcPr>
+          <w:p>
+            <w:pPr>
+              <w:spacing w:before="30" w:after="30"/>
+            </w:pPr>
+            <w:r>
+              <w:rPr>
+                <w:b/>
+                <w:bCs/>
+                <w:color w:val="FFFFFF"/>
+                <w:sz w:val="15"/>
+                <w:szCs w:val="15"/>
+              </w:rPr>
+              <w:t xml:space="preserve">Suppose: Levant Distribution LLC, 2027 (USD 000)</w:t>
+            </w:r>
+          </w:p>
+        </w:tc>
+        <w:tc>
+          <w:tcPr>
+            <w:tcW w:type="pct" w:w="2600"/>
+            <w:shd w:fill="353A7C" w:val="clear"/>
+            <w:tcMar>
+              <w:top w:type="dxa" w:w="50"/>
+              <w:left w:type="dxa" w:w="110"/>
+              <w:bottom w:type="dxa" w:w="50"/>
+              <w:right w:type="dxa" w:w="110"/>
+            </w:tcMar>
+          </w:tcPr>
+          <w:p>
+            <w:pPr>
+              <w:spacing w:before="30" w:after="30"/>
+            </w:pPr>
+            <w:r>
+              <w:rPr>
+                <w:b/>
+                <w:bCs/>
+                <w:color w:val="FFFFFF"/>
+                <w:sz w:val="15"/>
+                <w:szCs w:val="15"/>
+              </w:rPr>
+              <w:t xml:space="preserve">Amount / details</w:t>
+            </w:r>
+          </w:p>
+        </w:tc>
+      </w:tr>
+      <w:tr>
+        <w:tc>
+          <w:tcPr>
+            <w:tcW w:type="pct" w:w="2400"/>
+            <w:tcMar>
+              <w:top w:type="dxa" w:w="50"/>
+              <w:left w:type="dxa" w:w="110"/>
+              <w:bottom w:type="dxa" w:w="50"/>
+              <w:right w:type="dxa" w:w="110"/>
+            </w:tcMar>
+          </w:tcPr>
+          <w:p>
+            <w:pPr>
+              <w:spacing w:before="28" w:after="28"/>
+            </w:pPr>
+            <w:r>
+              <w:rPr>
+                <w:sz w:val="15"/>
+                <w:szCs w:val="15"/>
+              </w:rPr>
+              <w:t xml:space="preserve">Levant's 2027 net income under IFRS (local books)</w:t>
+            </w:r>
+          </w:p>
+        </w:tc>
+        <w:tc>
+          <w:tcPr>
+            <w:tcW w:type="pct" w:w="2600"/>
+            <w:tcMar>
+              <w:top w:type="dxa" w:w="50"/>
+              <w:left w:type="dxa" w:w="110"/>
+              <w:bottom w:type="dxa" w:w="50"/>
+              <w:right w:type="dxa" w:w="110"/>
+            </w:tcMar>
+          </w:tcPr>
+          <w:p>
+            <w:pPr>
+              <w:spacing w:before="28" w:after="28"/>
+            </w:pPr>
+            <w:r>
+              <w:rPr>
+                <w:sz w:val="15"/>
+                <w:szCs w:val="15"/>
+              </w:rPr>
+              <w:t xml:space="preserve">1,114</w:t>
+            </w:r>
+          </w:p>
+        </w:tc>
+      </w:tr>
+      <w:tr>
+        <w:tc>
+          <w:tcPr>
+            <w:tcW w:type="pct" w:w="2400"/>
+            <w:shd w:fill="FBFAF6" w:val="clear"/>
+            <w:tcMar>
+              <w:top w:type="dxa" w:w="50"/>
+              <w:left w:type="dxa" w:w="110"/>
+              <w:bottom w:type="dxa" w:w="50"/>
+              <w:right w:type="dxa" w:w="110"/>
+            </w:tcMar>
+          </w:tcPr>
+          <w:p>
+            <w:pPr>
+              <w:spacing w:before="28" w:after="28"/>
+            </w:pPr>
+            <w:r>
+              <w:rPr>
+                <w:sz w:val="15"/>
+                <w:szCs w:val="15"/>
+              </w:rPr>
+              <w:t xml:space="preserve">L1</w:t>
+            </w:r>
+          </w:p>
+        </w:tc>
+        <w:tc>
+          <w:tcPr>
+            <w:tcW w:type="pct" w:w="2600"/>
+            <w:shd w:fill="FBFAF6" w:val="clear"/>
+            <w:tcMar>
+              <w:top w:type="dxa" w:w="50"/>
+              <w:left w:type="dxa" w:w="110"/>
+              <w:bottom w:type="dxa" w:w="50"/>
+              <w:right w:type="dxa" w:w="110"/>
+            </w:tcMar>
+          </w:tcPr>
+          <w:p>
+            <w:pPr>
+              <w:spacing w:before="28" w:after="28"/>
+            </w:pPr>
+            <w:r>
+              <w:rPr>
+                <w:sz w:val="15"/>
+                <w:szCs w:val="15"/>
+              </w:rPr>
+              <w:t xml:space="preserve"/>
+            </w:r>
+            <w:r>
+              <w:rPr>
+                <w:b/>
+                <w:bCs/>
+                <w:color w:val="8186EF"/>
+                <w:sz w:val="14"/>
+                <w:szCs w:val="14"/>
+              </w:rPr>
+              <w:t xml:space="preserve"> (14) </w:t>
+            </w:r>
+            <w:r>
+              <w:rPr>
+                <w:u w:val="single"/>
+                <w:sz w:val="15"/>
+                <w:szCs w:val="15"/>
+              </w:rPr>
+              <w:t xml:space="preserve">              </w:t>
+            </w:r>
+            <w:r>
+              <w:rPr>
+                <w:sz w:val="15"/>
+                <w:szCs w:val="15"/>
+              </w:rPr>
+              <w:t xml:space="preserve"> </w:t>
+            </w:r>
+            <w:r>
+              <w:rPr>
+                <w:sz w:val="15"/>
+                <w:szCs w:val="15"/>
+              </w:rPr>
+              <w:t xml:space="preserve"> of a new ordering app capitalized in 2027 under IAS 38: 240. None is amortized yet.</w:t>
+            </w:r>
+          </w:p>
+        </w:tc>
+      </w:tr>
+      <w:tr>
+        <w:tc>
+          <w:tcPr>
+            <w:tcW w:type="pct" w:w="2400"/>
+            <w:tcMar>
+              <w:top w:type="dxa" w:w="50"/>
+              <w:left w:type="dxa" w:w="110"/>
+              <w:bottom w:type="dxa" w:w="50"/>
+              <w:right w:type="dxa" w:w="110"/>
+            </w:tcMar>
+          </w:tcPr>
+          <w:p>
+            <w:pPr>
+              <w:spacing w:before="28" w:after="28"/>
+            </w:pPr>
+            <w:r>
+              <w:rPr>
+                <w:sz w:val="15"/>
+                <w:szCs w:val="15"/>
+              </w:rPr>
+              <w:t xml:space="preserve">L2</w:t>
+            </w:r>
+          </w:p>
+        </w:tc>
+        <w:tc>
+          <w:tcPr>
+            <w:tcW w:type="pct" w:w="2600"/>
+            <w:tcMar>
+              <w:top w:type="dxa" w:w="50"/>
+              <w:left w:type="dxa" w:w="110"/>
+              <w:bottom w:type="dxa" w:w="50"/>
+              <w:right w:type="dxa" w:w="110"/>
+            </w:tcMar>
+          </w:tcPr>
+          <w:p>
+            <w:pPr>
+              <w:spacing w:before="28" w:after="28"/>
+            </w:pPr>
+            <w:r>
+              <w:rPr>
+                <w:sz w:val="15"/>
+                <w:szCs w:val="15"/>
+              </w:rPr>
+              <w:t xml:space="preserve">A 2026 inventory </w:t>
+            </w:r>
+            <w:r>
+              <w:rPr>
+                <w:b/>
+                <w:bCs/>
+                <w:color w:val="8186EF"/>
+                <w:sz w:val="14"/>
+                <w:szCs w:val="14"/>
+              </w:rPr>
+              <w:t xml:space="preserve"> (15) </w:t>
+            </w:r>
+            <w:r>
+              <w:rPr>
+                <w:u w:val="single"/>
+                <w:sz w:val="15"/>
+                <w:szCs w:val="15"/>
+              </w:rPr>
+              <w:t xml:space="preserve">              </w:t>
+            </w:r>
+            <w:r>
+              <w:rPr>
+                <w:sz w:val="15"/>
+                <w:szCs w:val="15"/>
+              </w:rPr>
+              <w:t xml:space="preserve"> </w:t>
+            </w:r>
+            <w:r>
+              <w:rPr>
+                <w:sz w:val="15"/>
+                <w:szCs w:val="15"/>
+              </w:rPr>
+              <w:t xml:space="preserve"> was reversed in 2027 under IAS 2: gain of 30.</w:t>
+            </w:r>
+          </w:p>
+        </w:tc>
+      </w:tr>
+      <w:tr>
+        <w:tc>
+          <w:tcPr>
+            <w:tcW w:type="pct" w:w="2400"/>
+            <w:shd w:fill="FBFAF6" w:val="clear"/>
+            <w:tcMar>
+              <w:top w:type="dxa" w:w="50"/>
+              <w:left w:type="dxa" w:w="110"/>
+              <w:bottom w:type="dxa" w:w="50"/>
+              <w:right w:type="dxa" w:w="110"/>
+            </w:tcMar>
+          </w:tcPr>
+          <w:p>
+            <w:pPr>
+              <w:spacing w:before="28" w:after="28"/>
+            </w:pPr>
+            <w:r>
+              <w:rPr>
+                <w:sz w:val="15"/>
+                <w:szCs w:val="15"/>
+              </w:rPr>
+              <w:t xml:space="preserve">L3</w:t>
+            </w:r>
+          </w:p>
+        </w:tc>
+        <w:tc>
+          <w:tcPr>
+            <w:tcW w:type="pct" w:w="2600"/>
+            <w:shd w:fill="FBFAF6" w:val="clear"/>
+            <w:tcMar>
+              <w:top w:type="dxa" w:w="50"/>
+              <w:left w:type="dxa" w:w="110"/>
+              <w:bottom w:type="dxa" w:w="50"/>
+              <w:right w:type="dxa" w:w="110"/>
+            </w:tcMar>
+          </w:tcPr>
+          <w:p>
+            <w:pPr>
+              <w:spacing w:before="28" w:after="28"/>
+            </w:pPr>
+            <w:r>
+              <w:rPr>
+                <w:sz w:val="15"/>
+                <w:szCs w:val="15"/>
+              </w:rPr>
+              <w:t xml:space="preserve">Warehouse land revalued upward by 400; the surplus is in OCI.</w:t>
+            </w:r>
+          </w:p>
+        </w:tc>
+      </w:tr>
+      <w:tr>
+        <w:tc>
+          <w:tcPr>
+            <w:tcW w:type="pct" w:w="2400"/>
+            <w:tcMar>
+              <w:top w:type="dxa" w:w="50"/>
+              <w:left w:type="dxa" w:w="110"/>
+              <w:bottom w:type="dxa" w:w="50"/>
+              <w:right w:type="dxa" w:w="110"/>
+            </w:tcMar>
+          </w:tcPr>
+          <w:p>
+            <w:pPr>
+              <w:spacing w:before="28" w:after="28"/>
+            </w:pPr>
+            <w:r>
+              <w:rPr>
+                <w:sz w:val="15"/>
+                <w:szCs w:val="15"/>
+              </w:rPr>
+              <w:t xml:space="preserve">L4</w:t>
+            </w:r>
+          </w:p>
+        </w:tc>
+        <w:tc>
+          <w:tcPr>
+            <w:tcW w:type="pct" w:w="2600"/>
+            <w:tcMar>
+              <w:top w:type="dxa" w:w="50"/>
+              <w:left w:type="dxa" w:w="110"/>
+              <w:bottom w:type="dxa" w:w="50"/>
+              <w:right w:type="dxa" w:w="110"/>
+            </w:tcMar>
+          </w:tcPr>
+          <w:p>
+            <w:pPr>
+              <w:spacing w:before="28" w:after="28"/>
+            </w:pPr>
+            <w:r>
+              <w:rPr>
+                <w:sz w:val="15"/>
+                <w:szCs w:val="15"/>
+              </w:rPr>
+              <w:t xml:space="preserve"/>
+            </w:r>
+            <w:r>
+              <w:rPr>
+                <w:b/>
+                <w:bCs/>
+                <w:color w:val="8186EF"/>
+                <w:sz w:val="14"/>
+                <w:szCs w:val="14"/>
+              </w:rPr>
+              <w:t xml:space="preserve"> (16) </w:t>
+            </w:r>
+            <w:r>
+              <w:rPr>
+                <w:u w:val="single"/>
+                <w:sz w:val="15"/>
+                <w:szCs w:val="15"/>
+              </w:rPr>
+              <w:t xml:space="preserve">              </w:t>
+            </w:r>
+            <w:r>
+              <w:rPr>
+                <w:sz w:val="15"/>
+                <w:szCs w:val="15"/>
+              </w:rPr>
+              <w:t xml:space="preserve"> </w:t>
+            </w:r>
+            <w:r>
+              <w:rPr>
+                <w:sz w:val="15"/>
+                <w:szCs w:val="15"/>
+              </w:rPr>
+              <w:t xml:space="preserve">: IAS 36 impairment loss of 50; carrying amount now 450. Undiscounted cash flows are higher than the carrying amount before th</w:t>
+            </w:r>
+          </w:p>
+        </w:tc>
+      </w:tr>
+      <w:tr>
+        <w:tc>
+          <w:tcPr>
+            <w:tcW w:type="pct" w:w="2400"/>
+            <w:shd w:fill="FBFAF6" w:val="clear"/>
+            <w:tcMar>
+              <w:top w:type="dxa" w:w="50"/>
+              <w:left w:type="dxa" w:w="110"/>
+              <w:bottom w:type="dxa" w:w="50"/>
+              <w:right w:type="dxa" w:w="110"/>
+            </w:tcMar>
+          </w:tcPr>
+          <w:p>
+            <w:pPr>
+              <w:spacing w:before="28" w:after="28"/>
+            </w:pPr>
+            <w:r>
+              <w:rPr>
+                <w:sz w:val="15"/>
+                <w:szCs w:val="15"/>
+              </w:rPr>
+              <w:t xml:space="preserve">L5</w:t>
+            </w:r>
+          </w:p>
+        </w:tc>
+        <w:tc>
+          <w:tcPr>
+            <w:tcW w:type="pct" w:w="2600"/>
+            <w:shd w:fill="FBFAF6" w:val="clear"/>
+            <w:tcMar>
+              <w:top w:type="dxa" w:w="50"/>
+              <w:left w:type="dxa" w:w="110"/>
+              <w:bottom w:type="dxa" w:w="50"/>
+              <w:right w:type="dxa" w:w="110"/>
+            </w:tcMar>
+          </w:tcPr>
+          <w:p>
+            <w:pPr>
+              <w:spacing w:before="28" w:after="28"/>
+            </w:pPr>
+            <w:r>
+              <w:rPr>
+                <w:sz w:val="15"/>
+                <w:szCs w:val="15"/>
+              </w:rPr>
+              <w:t xml:space="preserve">Truck lease: IFRS 16 expense 78; as a U.S. operating lease, the straight-line cost would be 72.</w:t>
+            </w:r>
+          </w:p>
+        </w:tc>
+      </w:tr>
+      <w:tr>
+        <w:tc>
+          <w:tcPr>
+            <w:tcW w:type="pct" w:w="2400"/>
+            <w:tcMar>
+              <w:top w:type="dxa" w:w="50"/>
+              <w:left w:type="dxa" w:w="110"/>
+              <w:bottom w:type="dxa" w:w="50"/>
+              <w:right w:type="dxa" w:w="110"/>
+            </w:tcMar>
+          </w:tcPr>
+          <w:p>
+            <w:pPr>
+              <w:spacing w:before="28" w:after="28"/>
+            </w:pPr>
+            <w:r>
+              <w:rPr>
+                <w:sz w:val="15"/>
+                <w:szCs w:val="15"/>
+              </w:rPr>
+              <w:t xml:space="preserve">M1</w:t>
+            </w:r>
+          </w:p>
+        </w:tc>
+        <w:tc>
+          <w:tcPr>
+            <w:tcW w:type="pct" w:w="2600"/>
+            <w:tcMar>
+              <w:top w:type="dxa" w:w="50"/>
+              <w:left w:type="dxa" w:w="110"/>
+              <w:bottom w:type="dxa" w:w="50"/>
+              <w:right w:type="dxa" w:w="110"/>
+            </w:tcMar>
+          </w:tcPr>
+          <w:p>
+            <w:pPr>
+              <w:spacing w:before="28" w:after="28"/>
+            </w:pPr>
+            <w:r>
+              <w:rPr>
+                <w:sz w:val="15"/>
+                <w:szCs w:val="15"/>
+              </w:rPr>
+              <w:t xml:space="preserve">Orontes must convert Levant's figures to U.S. GAAP before consolidation (Chapter 16). Ignore tax effects.</w:t>
+            </w:r>
+          </w:p>
+        </w:tc>
+      </w:tr>
+    </w:tbl>
+    <w:p/>
+    <w:tbl>
+      <w:tblPr>
+        <w:tblW w:type="pct" w:w="100%"/>
+        <w:tblLayout w:type="fixed"/>
+        <w:tblBorders>
+          <w:top w:val="single" w:color="FBFAF6" w:sz="4"/>
+          <w:left w:val="single" w:color="FBFAF6" w:sz="4"/>
+          <w:bottom w:val="single" w:color="FBFAF6" w:sz="4"/>
+          <w:right w:val="single" w:color="FBFAF6" w:sz="4"/>
+          <w:insideH w:val="single" w:color="FBFAF6" w:sz="4"/>
+          <w:insideV w:val="single" w:color="FBFAF6" w:sz="4"/>
+        </w:tblBorders>
+      </w:tblPr>
+      <w:tblGrid>
+        <w:gridCol w:w="9600"/>
+      </w:tblGrid>
+      <w:tr>
+        <w:tc>
+          <w:tcPr>
+            <w:tcW w:type="pct" w:w="5000"/>
+            <w:shd w:fill="FBFAF6" w:val="clear"/>
+            <w:tcMar>
+              <w:top w:type="dxa" w:w="40"/>
+              <w:left w:type="dxa" w:w="100"/>
+              <w:bottom w:type="dxa" w:w="40"/>
+              <w:right w:type="dxa" w:w="100"/>
+            </w:tcMar>
+          </w:tcPr>
+          <w:p>
+            <w:pPr>
+              <w:spacing w:before="18" w:after="6"/>
+            </w:pPr>
+            <w:r>
+              <w:rPr>
+                <w:b/>
+                <w:bCs/>
+                <w:color w:val="6B7280"/>
+                <w:sz w:val="14"/>
+                <w:szCs w:val="14"/>
+              </w:rPr>
+              <w:t xml:space="preserve">word list</w:t>
+            </w:r>
+          </w:p>
+          <w:p>
+            <w:pPr>
+              <w:spacing w:before="0" w:after="18"/>
+            </w:pPr>
+            <w:r>
+              <w:rPr>
+                <w:b/>
+                <w:bCs/>
+                <w:color w:val="353A7C"/>
+                <w:sz w:val="16"/>
+                <w:szCs w:val="16"/>
+              </w:rPr>
+              <w:t xml:space="preserve">write-down   ·   Truck lease   ·   Development costs   ·   Delivery fleet</w:t>
+            </w:r>
+          </w:p>
+        </w:tc>
+      </w:tr>
+    </w:tbl>
+    <w:p/>
+    <w:p>
+      <w:pPr>
+        <w:spacing w:before="44" w:after="10"/>
+      </w:pPr>
+      <w:r>
+        <w:rPr>
+          <w:b/>
+          <w:bCs/>
+          <w:color w:val="353A7C"/>
+          <w:sz w:val="18"/>
+          <w:szCs w:val="18"/>
+        </w:rPr>
+        <w:t xml:space="preserve">Item — Answer</w:t>
+      </w:r>
+    </w:p>
+    <w:p>
+      <w:pPr>
+        <w:spacing w:before="0" w:after="12"/>
+      </w:pPr>
+      <w:r>
+        <w:rPr>
+          <w:color w:val="6B7280"/>
+          <w:sz w:val="15"/>
+          <w:szCs w:val="15"/>
+        </w:rPr>
+        <w:t xml:space="preserve">Every item belongs to exactly one group.</w:t>
+      </w:r>
+    </w:p>
+    <w:p>
+      <w:pPr>
+        <w:spacing w:after="40" w:before="90"/>
+        <w:jc w:val="center"/>
+      </w:pPr>
+      <w:r>
+        <w:drawing>
+          <wp:inline distT="0" distB="0" distL="0" distR="0">
+            <wp:extent cx="5734050" cy="1712675"/>
+            <wp:effectExtent t="0" r="0" b="0" l="0"/>
+            <wp:docPr id="1" name="" descr="" title=""/>
+            <wp:cNvGraphicFramePr>
+              <a:graphicFrameLocks xmlns:a="http://schemas.openxmlformats.org/drawingml/2006/main" noChangeAspect="1"/>
+            </wp:cNvGraphicFramePr>
+            <a:graphic xmlns:a="http://schemas.openxmlformats.org/drawingml/2006/main">
+              <a:graphicData uri="http://schemas.openxmlformats.org/drawingml/2006/picture">
+                <pic:pic xmlns:pic="http://schemas.openxmlformats.org/drawingml/2006/picture">
+                  <pic:nvPicPr>
+                    <pic:cNvPr id="0" name="" descr=""/>
+                    <pic:cNvPicPr>
+                      <a:picLocks noChangeAspect="1" noChangeArrowheads="1"/>
+                    </pic:cNvPicPr>
+                  </pic:nvPicPr>
+                  <pic:blipFill>
+                    <a:blip r:embed="rId110" cstate="none"/>
+                    <a:srcRect/>
+                    <a:stretch>
+                      <a:fillRect/>
+                    </a:stretch>
+                  </pic:blipFill>
+                  <pic:spPr bwMode="auto">
+                    <a:xfrm>
+                      <a:off x="0" y="0"/>
+                      <a:ext cx="5734050" cy="1712675"/>
+                    </a:xfrm>
+                    <a:prstGeom prst="rect">
+                      <a:avLst/>
+                    </a:prstGeom>
+                  </pic:spPr>
+                </pic:pic>
+              </a:graphicData>
+            </a:graphic>
+          </wp:inline>
+        </w:drawing>
+      </w:r>
+    </w:p>
+    <w:tbl>
+      <w:tblPr>
+        <w:tblW w:type="pct" w:w="100%"/>
+        <w:tblLayout w:type="fixed"/>
+        <w:tblBorders>
+          <w:top w:val="single" w:color="FBFAF6" w:sz="4"/>
+          <w:left w:val="single" w:color="FBFAF6" w:sz="4"/>
+          <w:bottom w:val="single" w:color="FBFAF6" w:sz="4"/>
+          <w:right w:val="single" w:color="FBFAF6" w:sz="4"/>
+          <w:insideH w:val="single" w:color="FBFAF6" w:sz="4"/>
+          <w:insideV w:val="single" w:color="FBFAF6" w:sz="4"/>
+        </w:tblBorders>
+      </w:tblPr>
+      <w:tblGrid>
+        <w:gridCol w:w="9600"/>
+      </w:tblGrid>
+      <w:tr>
+        <w:tc>
+          <w:tcPr>
+            <w:tcW w:type="pct" w:w="5000"/>
+            <w:shd w:fill="FBFAF6" w:val="clear"/>
+            <w:tcMar>
+              <w:top w:type="dxa" w:w="40"/>
+              <w:left w:type="dxa" w:w="100"/>
+              <w:bottom w:type="dxa" w:w="40"/>
+              <w:right w:type="dxa" w:w="100"/>
+            </w:tcMar>
+          </w:tcPr>
+          <w:p>
+            <w:pPr>
+              <w:spacing w:before="18" w:after="6"/>
+            </w:pPr>
+            <w:r>
+              <w:rPr>
+                <w:b/>
+                <w:bCs/>
+                <w:color w:val="6B7280"/>
+                <w:sz w:val="14"/>
+                <w:szCs w:val="14"/>
+              </w:rPr>
+              <w:t xml:space="preserve">word list</w:t>
+            </w:r>
+          </w:p>
+          <w:p>
+            <w:pPr>
+              <w:spacing w:before="0" w:after="18"/>
+            </w:pPr>
+            <w:r>
+              <w:rPr>
+                <w:b/>
+                <w:bCs/>
+                <w:color w:val="353A7C"/>
+                <w:sz w:val="16"/>
+                <w:szCs w:val="16"/>
+              </w:rPr>
+              <w:t xml:space="preserve">fair value less costs of disposal   ·   Development costs capitalized when criteria are met</w:t>
+            </w:r>
+          </w:p>
+        </w:tc>
+      </w:tr>
+    </w:tbl>
+    <w:p/>
+    <w:p>
+      <w:pPr>
+        <w:pageBreakBefore w:val="true"/>
+        <w:spacing w:after="0"/>
+      </w:pPr>
+      <w:r>
+        <w:rPr>
+          <w:sz w:val="2"/>
+        </w:rPr>
+        <w:t xml:space="preserve"> </w:t>
+      </w:r>
+    </w:p>
+    <w:p>
+      <w:pPr>
+        <w:spacing w:before="44" w:after="10"/>
+      </w:pPr>
+      <w:r>
+        <w:rPr>
+          <w:b/>
+          <w:bCs/>
+          <w:color w:val="353A7C"/>
+          <w:sz w:val="18"/>
+          <w:szCs w:val="18"/>
+        </w:rPr>
+        <w:t xml:space="preserve">Item — Category</w:t>
+      </w:r>
+    </w:p>
+    <w:p>
+      <w:pPr>
+        <w:spacing w:before="0" w:after="12"/>
+      </w:pPr>
+      <w:r>
+        <w:rPr>
+          <w:color w:val="6B7280"/>
+          <w:sz w:val="15"/>
+          <w:szCs w:val="15"/>
+        </w:rPr>
+        <w:t xml:space="preserve">Every item belongs to exactly one group.</w:t>
+      </w:r>
+    </w:p>
+    <w:p>
+      <w:pPr>
+        <w:spacing w:after="40" w:before="90"/>
+        <w:jc w:val="center"/>
+      </w:pPr>
+      <w:r>
+        <w:drawing>
+          <wp:inline distT="0" distB="0" distL="0" distR="0">
+            <wp:extent cx="5734050" cy="1614600"/>
+            <wp:effectExtent t="0" r="0" b="0" l="0"/>
+            <wp:docPr id="1" name="" descr="" title=""/>
+            <wp:cNvGraphicFramePr>
+              <a:graphicFrameLocks xmlns:a="http://schemas.openxmlformats.org/drawingml/2006/main" noChangeAspect="1"/>
+            </wp:cNvGraphicFramePr>
+            <a:graphic xmlns:a="http://schemas.openxmlformats.org/drawingml/2006/main">
+              <a:graphicData uri="http://schemas.openxmlformats.org/drawingml/2006/picture">
+                <pic:pic xmlns:pic="http://schemas.openxmlformats.org/drawingml/2006/picture">
+                  <pic:nvPicPr>
+                    <pic:cNvPr id="0" name="" descr=""/>
+                    <pic:cNvPicPr>
+                      <a:picLocks noChangeAspect="1" noChangeArrowheads="1"/>
+                    </pic:cNvPicPr>
+                  </pic:nvPicPr>
+                  <pic:blipFill>
+                    <a:blip r:embed="rId111" cstate="none"/>
+                    <a:srcRect/>
+                    <a:stretch>
+                      <a:fillRect/>
+                    </a:stretch>
+                  </pic:blipFill>
+                  <pic:spPr bwMode="auto">
+                    <a:xfrm>
+                      <a:off x="0" y="0"/>
+                      <a:ext cx="5734050" cy="1614600"/>
+                    </a:xfrm>
+                    <a:prstGeom prst="rect">
+                      <a:avLst/>
+                    </a:prstGeom>
+                  </pic:spPr>
+                </pic:pic>
+              </a:graphicData>
+            </a:graphic>
+          </wp:inline>
+        </w:drawing>
+      </w:r>
+    </w:p>
+    <w:tbl>
+      <w:tblPr>
+        <w:tblW w:type="pct" w:w="100%"/>
+        <w:tblLayout w:type="fixed"/>
+        <w:tblBorders>
+          <w:top w:val="single" w:color="FBFAF6" w:sz="4"/>
+          <w:left w:val="single" w:color="FBFAF6" w:sz="4"/>
+          <w:bottom w:val="single" w:color="FBFAF6" w:sz="4"/>
+          <w:right w:val="single" w:color="FBFAF6" w:sz="4"/>
+          <w:insideH w:val="single" w:color="FBFAF6" w:sz="4"/>
+          <w:insideV w:val="single" w:color="FBFAF6" w:sz="4"/>
+        </w:tblBorders>
+      </w:tblPr>
+      <w:tblGrid>
+        <w:gridCol w:w="9600"/>
+      </w:tblGrid>
+      <w:tr>
+        <w:tc>
+          <w:tcPr>
+            <w:tcW w:type="pct" w:w="5000"/>
+            <w:shd w:fill="FBFAF6" w:val="clear"/>
+            <w:tcMar>
+              <w:top w:type="dxa" w:w="40"/>
+              <w:left w:type="dxa" w:w="100"/>
+              <w:bottom w:type="dxa" w:w="40"/>
+              <w:right w:type="dxa" w:w="100"/>
+            </w:tcMar>
+          </w:tcPr>
+          <w:p>
+            <w:pPr>
+              <w:spacing w:before="18" w:after="6"/>
+            </w:pPr>
+            <w:r>
+              <w:rPr>
+                <w:b/>
+                <w:bCs/>
+                <w:color w:val="6B7280"/>
+                <w:sz w:val="14"/>
+                <w:szCs w:val="14"/>
+              </w:rPr>
+              <w:t xml:space="preserve">word list</w:t>
+            </w:r>
+          </w:p>
+          <w:p>
+            <w:pPr>
+              <w:spacing w:before="0" w:after="18"/>
+            </w:pPr>
+            <w:r>
+              <w:rPr>
+                <w:b/>
+                <w:bCs/>
+                <w:color w:val="353A7C"/>
+                <w:sz w:val="16"/>
+                <w:szCs w:val="16"/>
+              </w:rPr>
+              <w:t xml:space="preserve">value in use   ·   L5 Truck lease   ·   L2 Write-down reversal</w:t>
+            </w:r>
+          </w:p>
+        </w:tc>
+      </w:tr>
+    </w:tbl>
+    <w:p/>
+    <w:p>
+      <w:pPr>
+        <w:spacing w:before="44" w:after="10"/>
+      </w:pPr>
+      <w:r>
+        <w:rPr>
+          <w:b/>
+          <w:bCs/>
+          <w:color w:val="353A7C"/>
+          <w:sz w:val="18"/>
+          <w:szCs w:val="18"/>
+        </w:rPr>
+        <w:t xml:space="preserve">The English this section uses, and its Arabic</w:t>
+      </w:r>
+    </w:p>
+    <w:p>
+      <w:pPr>
+        <w:spacing w:before="0" w:after="12"/>
+      </w:pPr>
+      <w:r>
+        <w:rPr>
+          <w:color w:val="6B7280"/>
+          <w:sz w:val="15"/>
+          <w:szCs w:val="15"/>
+        </w:rPr>
+        <w:t xml:space="preserve">Each term sits against what it means.</w:t>
+      </w:r>
+    </w:p>
+    <w:p>
+      <w:pPr>
+        <w:spacing w:after="40" w:before="90"/>
+        <w:jc w:val="center"/>
+      </w:pPr>
+      <w:r>
+        <w:drawing>
+          <wp:inline distT="0" distB="0" distL="0" distR="0">
+            <wp:extent cx="5734050" cy="2768950"/>
+            <wp:effectExtent t="0" r="0" b="0" l="0"/>
+            <wp:docPr id="1" name="" descr="" title=""/>
+            <wp:cNvGraphicFramePr>
+              <a:graphicFrameLocks xmlns:a="http://schemas.openxmlformats.org/drawingml/2006/main" noChangeAspect="1"/>
+            </wp:cNvGraphicFramePr>
+            <a:graphic xmlns:a="http://schemas.openxmlformats.org/drawingml/2006/main">
+              <a:graphicData uri="http://schemas.openxmlformats.org/drawingml/2006/picture">
+                <pic:pic xmlns:pic="http://schemas.openxmlformats.org/drawingml/2006/picture">
+                  <pic:nvPicPr>
+                    <pic:cNvPr id="0" name="" descr=""/>
+                    <pic:cNvPicPr>
+                      <a:picLocks noChangeAspect="1" noChangeArrowheads="1"/>
+                    </pic:cNvPicPr>
+                  </pic:nvPicPr>
+                  <pic:blipFill>
+                    <a:blip r:embed="rId112" cstate="none"/>
+                    <a:srcRect/>
+                    <a:stretch>
+                      <a:fillRect/>
+                    </a:stretch>
+                  </pic:blipFill>
+                  <pic:spPr bwMode="auto">
+                    <a:xfrm>
+                      <a:off x="0" y="0"/>
+                      <a:ext cx="5734050" cy="2768950"/>
+                    </a:xfrm>
+                    <a:prstGeom prst="rect">
+                      <a:avLst/>
+                    </a:prstGeom>
+                  </pic:spPr>
+                </pic:pic>
+              </a:graphicData>
+            </a:graphic>
+          </wp:inline>
+        </w:drawing>
+      </w:r>
+    </w:p>
+    <w:tbl>
+      <w:tblPr>
+        <w:tblW w:type="pct" w:w="100%"/>
+        <w:tblLayout w:type="fixed"/>
+        <w:tblBorders>
+          <w:top w:val="single" w:color="FBFAF6" w:sz="4"/>
+          <w:left w:val="single" w:color="FBFAF6" w:sz="4"/>
+          <w:bottom w:val="single" w:color="FBFAF6" w:sz="4"/>
+          <w:right w:val="single" w:color="FBFAF6" w:sz="4"/>
+          <w:insideH w:val="single" w:color="FBFAF6" w:sz="4"/>
+          <w:insideV w:val="single" w:color="FBFAF6" w:sz="4"/>
+        </w:tblBorders>
+      </w:tblPr>
+      <w:tblGrid>
+        <w:gridCol w:w="9600"/>
+      </w:tblGrid>
+      <w:tr>
+        <w:tc>
+          <w:tcPr>
+            <w:tcW w:type="pct" w:w="5000"/>
+            <w:shd w:fill="FBFAF6" w:val="clear"/>
+            <w:tcMar>
+              <w:top w:type="dxa" w:w="40"/>
+              <w:left w:type="dxa" w:w="100"/>
+              <w:bottom w:type="dxa" w:w="40"/>
+              <w:right w:type="dxa" w:w="100"/>
+            </w:tcMar>
+          </w:tcPr>
+          <w:p>
+            <w:pPr>
+              <w:spacing w:before="18" w:after="6"/>
+            </w:pPr>
+            <w:r>
+              <w:rPr>
+                <w:b/>
+                <w:bCs/>
+                <w:color w:val="6B7280"/>
+                <w:sz w:val="14"/>
+                <w:szCs w:val="14"/>
+              </w:rPr>
+              <w:t xml:space="preserve">word list</w:t>
+            </w:r>
+          </w:p>
+          <w:p>
+            <w:pPr>
+              <w:spacing w:before="0" w:after="18"/>
+            </w:pPr>
+            <w:r>
+              <w:rPr>
+                <w:b/>
+                <w:bCs/>
+                <w:color w:val="353A7C"/>
+                <w:sz w:val="16"/>
+                <w:szCs w:val="16"/>
+              </w:rPr>
+              <w:t xml:space="preserve">fair value less costs of disposal   ·   research and development (R&amp;D)   ·   value in use</w:t>
             </w:r>
           </w:p>
         </w:tc>
@@ -9364,7 +10588,7 @@
                 <w:sz w:val="16"/>
                 <w:szCs w:val="16"/>
               </w:rPr>
-              <w:t xml:space="preserve">held-and-used</w:t>
+              <w:t xml:space="preserve">future</w:t>
             </w:r>
           </w:p>
         </w:tc>
@@ -9390,7 +10614,7 @@
                 <w:sz w:val="16"/>
                 <w:szCs w:val="16"/>
               </w:rPr>
-              <w:t xml:space="preserve">9  </w:t>
+              <w:t xml:space="preserve">12  </w:t>
             </w:r>
             <w:r>
               <w:rPr>
@@ -9432,7 +10656,7 @@
                 <w:sz w:val="16"/>
                 <w:szCs w:val="16"/>
               </w:rPr>
-              <w:t xml:space="preserve">future</w:t>
+              <w:t xml:space="preserve">cash-generating</w:t>
             </w:r>
           </w:p>
         </w:tc>
@@ -9458,7 +10682,7 @@
                 <w:sz w:val="16"/>
                 <w:szCs w:val="16"/>
               </w:rPr>
-              <w:t xml:space="preserve">10  </w:t>
+              <w:t xml:space="preserve">13  </w:t>
             </w:r>
             <w:r>
               <w:rPr>
@@ -9500,7 +10724,7 @@
                 <w:sz w:val="16"/>
                 <w:szCs w:val="16"/>
               </w:rPr>
-              <w:t xml:space="preserve">cash-generating</w:t>
+              <w:t xml:space="preserve">discounted</w:t>
             </w:r>
           </w:p>
         </w:tc>
@@ -9526,14 +10750,14 @@
                 <w:sz w:val="16"/>
                 <w:szCs w:val="16"/>
               </w:rPr>
-              <w:t xml:space="preserve">11  </w:t>
-            </w:r>
-            <w:r>
-              <w:rPr>
-                <w:sz w:val="16"/>
-                <w:szCs w:val="16"/>
-              </w:rPr>
-              <w:t xml:space="preserve">Development costs capitalized when criteria are met</w:t>
+              <w:t xml:space="preserve">14  </w:t>
+            </w:r>
+            <w:r>
+              <w:rPr>
+                <w:sz w:val="16"/>
+                <w:szCs w:val="16"/>
+              </w:rPr>
+              <w:t xml:space="preserve">Development costs</w:t>
             </w:r>
           </w:p>
         </w:tc>
@@ -9568,7 +10792,7 @@
                 <w:sz w:val="16"/>
                 <w:szCs w:val="16"/>
               </w:rPr>
-              <w:t xml:space="preserve">recoverable</w:t>
+              <w:t xml:space="preserve">Because</w:t>
             </w:r>
           </w:p>
         </w:tc>
@@ -9594,14 +10818,14 @@
                 <w:sz w:val="16"/>
                 <w:szCs w:val="16"/>
               </w:rPr>
-              <w:t xml:space="preserve">12  </w:t>
-            </w:r>
-            <w:r>
-              <w:rPr>
-                <w:sz w:val="16"/>
-                <w:szCs w:val="16"/>
-              </w:rPr>
-              <w:t xml:space="preserve">L2 Write-down reversal</w:t>
+              <w:t xml:space="preserve">15  </w:t>
+            </w:r>
+            <w:r>
+              <w:rPr>
+                <w:sz w:val="16"/>
+                <w:szCs w:val="16"/>
+              </w:rPr>
+              <w:t xml:space="preserve">write-down</w:t>
             </w:r>
           </w:p>
         </w:tc>
@@ -9636,7 +10860,7 @@
                 <w:sz w:val="16"/>
                 <w:szCs w:val="16"/>
               </w:rPr>
-              <w:t xml:space="preserve">Because</w:t>
+              <w:t xml:space="preserve">earlier</w:t>
             </w:r>
           </w:p>
         </w:tc>
@@ -9662,14 +10886,14 @@
                 <w:sz w:val="16"/>
                 <w:szCs w:val="16"/>
               </w:rPr>
-              <w:t xml:space="preserve">13  </w:t>
-            </w:r>
-            <w:r>
-              <w:rPr>
-                <w:sz w:val="16"/>
-                <w:szCs w:val="16"/>
-              </w:rPr>
-              <w:t xml:space="preserve">L5 Truck lease</w:t>
+              <w:t xml:space="preserve">16  </w:t>
+            </w:r>
+            <w:r>
+              <w:rPr>
+                <w:sz w:val="16"/>
+                <w:szCs w:val="16"/>
+              </w:rPr>
+              <w:t xml:space="preserve">Delivery fleet</w:t>
             </w:r>
           </w:p>
         </w:tc>
@@ -9704,7 +10928,7 @@
                 <w:sz w:val="16"/>
                 <w:szCs w:val="16"/>
               </w:rPr>
-              <w:t xml:space="preserve">earlier</w:t>
+              <w:t xml:space="preserve">frameworks</w:t>
             </w:r>
           </w:p>
         </w:tc>
@@ -9730,14 +10954,14 @@
                 <w:sz w:val="16"/>
                 <w:szCs w:val="16"/>
               </w:rPr>
-              <w:t xml:space="preserve">14  </w:t>
-            </w:r>
-            <w:r>
-              <w:rPr>
-                <w:sz w:val="16"/>
-                <w:szCs w:val="16"/>
-              </w:rPr>
-              <w:t xml:space="preserve">value in use</w:t>
+              <w:t xml:space="preserve">17  </w:t>
+            </w:r>
+            <w:r>
+              <w:rPr>
+                <w:sz w:val="16"/>
+                <w:szCs w:val="16"/>
+              </w:rPr>
+              <w:t xml:space="preserve">Development costs capitalized when criteria are met</w:t>
             </w:r>
           </w:p>
         </w:tc>
@@ -9772,7 +10996,7 @@
                 <w:sz w:val="16"/>
                 <w:szCs w:val="16"/>
               </w:rPr>
-              <w:t xml:space="preserve">Development costs are capitalized when criteria are met</w:t>
+              <w:t xml:space="preserve">without</w:t>
             </w:r>
           </w:p>
         </w:tc>
@@ -9798,14 +11022,14 @@
                 <w:sz w:val="16"/>
                 <w:szCs w:val="16"/>
               </w:rPr>
-              <w:t xml:space="preserve">15  </w:t>
-            </w:r>
-            <w:r>
-              <w:rPr>
-                <w:sz w:val="16"/>
-                <w:szCs w:val="16"/>
-              </w:rPr>
-              <w:t xml:space="preserve">fair value less costs of disposal</w:t>
+              <w:t xml:space="preserve">18  </w:t>
+            </w:r>
+            <w:r>
+              <w:rPr>
+                <w:sz w:val="16"/>
+                <w:szCs w:val="16"/>
+              </w:rPr>
+              <w:t xml:space="preserve">L2 Write-down reversal</w:t>
             </w:r>
           </w:p>
         </w:tc>
@@ -9834,6 +11058,210 @@
                 <w:szCs w:val="16"/>
               </w:rPr>
               <w:t xml:space="preserve">8  </w:t>
+            </w:r>
+            <w:r>
+              <w:rPr>
+                <w:sz w:val="16"/>
+                <w:szCs w:val="16"/>
+              </w:rPr>
+              <w:t xml:space="preserve">failed</w:t>
+            </w:r>
+          </w:p>
+        </w:tc>
+        <w:tc>
+          <w:tcPr>
+            <w:tcW w:type="pct" w:w="2500"/>
+            <w:tcMar>
+              <w:top w:type="dxa" w:w="20"/>
+              <w:left w:type="dxa" w:w="80"/>
+              <w:bottom w:type="dxa" w:w="20"/>
+              <w:right w:type="dxa" w:w="80"/>
+            </w:tcMar>
+          </w:tcPr>
+          <w:p>
+            <w:pPr>
+              <w:spacing w:before="12" w:after="12"/>
+            </w:pPr>
+            <w:r>
+              <w:rPr>
+                <w:b/>
+                <w:bCs/>
+                <w:color w:val="8186EF"/>
+                <w:sz w:val="16"/>
+                <w:szCs w:val="16"/>
+              </w:rPr>
+              <w:t xml:space="preserve">19  </w:t>
+            </w:r>
+            <w:r>
+              <w:rPr>
+                <w:sz w:val="16"/>
+                <w:szCs w:val="16"/>
+              </w:rPr>
+              <w:t xml:space="preserve">L5 Truck lease</w:t>
+            </w:r>
+          </w:p>
+        </w:tc>
+      </w:tr>
+      <w:tr>
+        <w:tc>
+          <w:tcPr>
+            <w:tcW w:type="pct" w:w="2500"/>
+            <w:tcMar>
+              <w:top w:type="dxa" w:w="20"/>
+              <w:left w:type="dxa" w:w="80"/>
+              <w:bottom w:type="dxa" w:w="20"/>
+              <w:right w:type="dxa" w:w="80"/>
+            </w:tcMar>
+          </w:tcPr>
+          <w:p>
+            <w:pPr>
+              <w:spacing w:before="12" w:after="12"/>
+            </w:pPr>
+            <w:r>
+              <w:rPr>
+                <w:b/>
+                <w:bCs/>
+                <w:color w:val="8186EF"/>
+                <w:sz w:val="16"/>
+                <w:szCs w:val="16"/>
+              </w:rPr>
+              <w:t xml:space="preserve">9  </w:t>
+            </w:r>
+            <w:r>
+              <w:rPr>
+                <w:sz w:val="16"/>
+                <w:szCs w:val="16"/>
+              </w:rPr>
+              <w:t xml:space="preserve">measured</w:t>
+            </w:r>
+          </w:p>
+        </w:tc>
+        <w:tc>
+          <w:tcPr>
+            <w:tcW w:type="pct" w:w="2500"/>
+            <w:tcMar>
+              <w:top w:type="dxa" w:w="20"/>
+              <w:left w:type="dxa" w:w="80"/>
+              <w:bottom w:type="dxa" w:w="20"/>
+              <w:right w:type="dxa" w:w="80"/>
+            </w:tcMar>
+          </w:tcPr>
+          <w:p>
+            <w:pPr>
+              <w:spacing w:before="12" w:after="12"/>
+            </w:pPr>
+            <w:r>
+              <w:rPr>
+                <w:b/>
+                <w:bCs/>
+                <w:color w:val="8186EF"/>
+                <w:sz w:val="16"/>
+                <w:szCs w:val="16"/>
+              </w:rPr>
+              <w:t xml:space="preserve">20  </w:t>
+            </w:r>
+            <w:r>
+              <w:rPr>
+                <w:sz w:val="16"/>
+                <w:szCs w:val="16"/>
+              </w:rPr>
+              <w:t xml:space="preserve">value in use</w:t>
+            </w:r>
+          </w:p>
+        </w:tc>
+      </w:tr>
+      <w:tr>
+        <w:tc>
+          <w:tcPr>
+            <w:tcW w:type="pct" w:w="2500"/>
+            <w:tcMar>
+              <w:top w:type="dxa" w:w="20"/>
+              <w:left w:type="dxa" w:w="80"/>
+              <w:bottom w:type="dxa" w:w="20"/>
+              <w:right w:type="dxa" w:w="80"/>
+            </w:tcMar>
+          </w:tcPr>
+          <w:p>
+            <w:pPr>
+              <w:spacing w:before="12" w:after="12"/>
+            </w:pPr>
+            <w:r>
+              <w:rPr>
+                <w:b/>
+                <w:bCs/>
+                <w:color w:val="8186EF"/>
+                <w:sz w:val="16"/>
+                <w:szCs w:val="16"/>
+              </w:rPr>
+              <w:t xml:space="preserve">10  </w:t>
+            </w:r>
+            <w:r>
+              <w:rPr>
+                <w:sz w:val="16"/>
+                <w:szCs w:val="16"/>
+              </w:rPr>
+              <w:t xml:space="preserve">Development costs are capitalized when criteria are met</w:t>
+            </w:r>
+          </w:p>
+        </w:tc>
+        <w:tc>
+          <w:tcPr>
+            <w:tcW w:type="pct" w:w="2500"/>
+            <w:tcMar>
+              <w:top w:type="dxa" w:w="20"/>
+              <w:left w:type="dxa" w:w="80"/>
+              <w:bottom w:type="dxa" w:w="20"/>
+              <w:right w:type="dxa" w:w="80"/>
+            </w:tcMar>
+          </w:tcPr>
+          <w:p>
+            <w:pPr>
+              <w:spacing w:before="12" w:after="12"/>
+            </w:pPr>
+            <w:r>
+              <w:rPr>
+                <w:b/>
+                <w:bCs/>
+                <w:color w:val="8186EF"/>
+                <w:sz w:val="16"/>
+                <w:szCs w:val="16"/>
+              </w:rPr>
+              <w:t xml:space="preserve">21  </w:t>
+            </w:r>
+            <w:r>
+              <w:rPr>
+                <w:sz w:val="16"/>
+                <w:szCs w:val="16"/>
+              </w:rPr>
+              <w:t xml:space="preserve">fair value less costs of disposal</w:t>
+            </w:r>
+          </w:p>
+        </w:tc>
+      </w:tr>
+      <w:tr>
+        <w:tc>
+          <w:tcPr>
+            <w:tcW w:type="pct" w:w="2500"/>
+            <w:tcMar>
+              <w:top w:type="dxa" w:w="20"/>
+              <w:left w:type="dxa" w:w="80"/>
+              <w:bottom w:type="dxa" w:w="20"/>
+              <w:right w:type="dxa" w:w="80"/>
+            </w:tcMar>
+          </w:tcPr>
+          <w:p>
+            <w:pPr>
+              <w:spacing w:before="12" w:after="12"/>
+            </w:pPr>
+            <w:r>
+              <w:rPr>
+                <w:b/>
+                <w:bCs/>
+                <w:color w:val="8186EF"/>
+                <w:sz w:val="16"/>
+                <w:szCs w:val="16"/>
+              </w:rPr>
+              <w:t xml:space="preserve">11  </w:t>
             </w:r>
             <w:r>
               <w:rPr>
@@ -9906,7 +11334,7 @@
           <w:sz w:val="15"/>
           <w:szCs w:val="15"/>
         </w:rPr>
-        <w:t xml:space="preserve">U.S. GAAP tests a held-and-used asset group in two steps. First, it compares the carrying amount with undiscounted future cash flows. Only if the carrying amount is higher does it measure a loss, equal to the carrying amount minus fair value. It compares the carrying amount of an asset or cash-generating unit with its recoverable amount: the higher of fair value less costs of disposal and value in use, a discounted cash-flow measure. Because there is no undiscounted screen, IFRS losses often come earlier.</w:t>
+        <w:t xml:space="preserve">U.S. GAAP tests a held-and-used asset group in two steps. First, it compares the carrying amount with undiscounted future cash flows. Only if the carrying amount is higher does it measure a loss, equal to the carrying amount minus fair value. IAS 36 uses one step. It compares the carrying amount of an asset or cash-generating unit with its recoverable amount: the higher of fair value less costs of disposal and value in use, a discounted cash-flow measure. Because there is no undiscounted screen, IFRS losses often come earlier. The frameworks also differ after the loss. IFRS reverses an impairment when the recoverable amount rises, but not for goodwill and not above the carrying amount without the loss. U.S. GAAP never reverses an impairment of a held-and-used asset or of goodwill.</w:t>
       </w:r>
     </w:p>
     <w:p>
@@ -9923,6 +11351,30 @@
           <w:szCs w:val="15"/>
         </w:rPr>
         <w:t xml:space="preserve">Summary 2   </w:t>
+      </w:r>
+      <w:r>
+        <w:rPr>
+          <w:color w:val="6B7280"/>
+          <w:sz w:val="15"/>
+          <w:szCs w:val="15"/>
+        </w:rPr>
+        <w:t xml:space="preserve">Undiscounted cash flows of $4,200,000 are above the carrying amount of $4,000,000: the plant is recoverable, so there is no loss. Recoverable amount is the higher of $3,500,000 and $3,700,000: $3,700,000. The carrying amount is higher, so the loss is $300,000. If the U.S. test had failed, the loss would have been measured against fair value: $500,000.</w:t>
+      </w:r>
+    </w:p>
+    <w:p>
+      <w:pPr>
+        <w:spacing w:before="20" w:after="20"/>
+        <w:ind w:left="240" w:hanging="240"/>
+      </w:pPr>
+      <w:r>
+        <w:rPr>
+          <w:b/>
+          <w:bCs/>
+          <w:color w:val="353A7C"/>
+          <w:sz w:val="15"/>
+          <w:szCs w:val="15"/>
+        </w:rPr>
+        <w:t xml:space="preserve">Summary 3   </w:t>
       </w:r>
       <w:r>
         <w:rPr>
@@ -10851,7 +12303,7 @@
               <w:sz w:val="16"/>
               <w:szCs w:val="16"/>
             </w:rPr>
-            <w:t xml:space="preserve"> of 1</w:t>
+            <w:t xml:space="preserve"> of 2</w:t>
           </w:r>
         </w:p>
       </w:tc>
@@ -11033,7 +12485,7 @@
               <w:sz w:val="16"/>
               <w:szCs w:val="16"/>
             </w:rPr>
-            <w:t xml:space="preserve"> of 1</w:t>
+            <w:t xml:space="preserve"> of 2</w:t>
           </w:r>
         </w:p>
       </w:tc>

--- a/CMA_Summaries_B1_Ch17.docx
+++ b/CMA_Summaries_B1_Ch17.docx
@@ -111,7 +111,7 @@
       <w:r>
         <w:drawing>
           <wp:inline distT="0" distB="0" distL="0" distR="0">
-            <wp:extent cx="5734050" cy="1999375"/>
+            <wp:extent cx="5734050" cy="2263450"/>
             <wp:effectExtent t="0" r="0" b="0" l="0"/>
             <wp:docPr id="1" name="" descr="" title=""/>
             <wp:cNvGraphicFramePr>
@@ -136,7 +136,7 @@
                   <pic:spPr bwMode="auto">
                     <a:xfrm>
                       <a:off x="0" y="0"/>
-                      <a:ext cx="5734050" cy="1999375"/>
+                      <a:ext cx="5734050" cy="2263450"/>
                     </a:xfrm>
                     <a:prstGeom prst="rect">
                       <a:avLst/>
@@ -4701,6 +4701,29 @@
     <w:p/>
     <w:p>
       <w:pPr>
+        <w:spacing w:before="44" w:after="14"/>
+      </w:pPr>
+      <w:r>
+        <w:rPr>
+          <w:b/>
+          <w:bCs/>
+          <w:color w:val="353A7C"/>
+          <w:sz w:val="18"/>
+          <w:szCs w:val="18"/>
+        </w:rPr>
+        <w:t xml:space="preserve">Summary 1</w:t>
+      </w:r>
+      <w:r>
+        <w:rPr>
+          <w:color w:val="6B7280"/>
+          <w:sz w:val="16"/>
+          <w:szCs w:val="16"/>
+        </w:rPr>
+        <w:t xml:space="preserve">      gaps 1–2</w:t>
+      </w:r>
+    </w:p>
+    <w:p>
+      <w:pPr>
         <w:spacing w:before="20" w:after="20" w:line="360" w:lineRule="auto"/>
         <w:ind w:left="200"/>
       </w:pPr>
@@ -4709,9 +4732,142 @@
           <w:sz w:val="19"/>
           <w:szCs w:val="19"/>
         </w:rPr>
-        <w:t xml:space="preserve">Both frameworks write inventory down when its value falls below cost. The key difference comes when value recovers.</w:t>
+        <w:t xml:space="preserve">Both </w:t>
+      </w:r>
+      <w:r>
+        <w:rPr>
+          <w:b/>
+          <w:bCs/>
+          <w:color w:val="8186EF"/>
+          <w:sz w:val="15"/>
+          <w:szCs w:val="15"/>
+        </w:rPr>
+        <w:t xml:space="preserve"> (1) </w:t>
+      </w:r>
+      <w:r>
+        <w:rPr>
+          <w:u w:val="single"/>
+          <w:sz w:val="19"/>
+          <w:szCs w:val="19"/>
+        </w:rPr>
+        <w:t xml:space="preserve">            </w:t>
+      </w:r>
+      <w:r>
+        <w:rPr>
+          <w:sz w:val="19"/>
+          <w:szCs w:val="19"/>
+        </w:rPr>
+        <w:t xml:space="preserve"> </w:t>
+      </w:r>
+      <w:r>
+        <w:rPr>
+          <w:sz w:val="19"/>
+          <w:szCs w:val="19"/>
+        </w:rPr>
+        <w:t xml:space="preserve"> write inventory down when its value falls below cost. </w:t>
+      </w:r>
+      <w:r>
+        <w:rPr>
+          <w:sz w:val="19"/>
+          <w:szCs w:val="19"/>
+        </w:rPr>
+        <w:t xml:space="preserve">The key </w:t>
+      </w:r>
+      <w:r>
+        <w:rPr>
+          <w:b/>
+          <w:bCs/>
+          <w:color w:val="8186EF"/>
+          <w:sz w:val="15"/>
+          <w:szCs w:val="15"/>
+        </w:rPr>
+        <w:t xml:space="preserve"> (2) </w:t>
+      </w:r>
+      <w:r>
+        <w:rPr>
+          <w:u w:val="single"/>
+          <w:sz w:val="19"/>
+          <w:szCs w:val="19"/>
+        </w:rPr>
+        <w:t xml:space="preserve">            </w:t>
+      </w:r>
+      <w:r>
+        <w:rPr>
+          <w:sz w:val="19"/>
+          <w:szCs w:val="19"/>
+        </w:rPr>
+        <w:t xml:space="preserve"> </w:t>
+      </w:r>
+      <w:r>
+        <w:rPr>
+          <w:sz w:val="19"/>
+          <w:szCs w:val="19"/>
+        </w:rPr>
+        <w:t xml:space="preserve"> comes when value recovers. </w:t>
       </w:r>
     </w:p>
+    <w:tbl>
+      <w:tblPr>
+        <w:tblW w:type="pct" w:w="100%"/>
+        <w:tblLayout w:type="fixed"/>
+        <w:tblBorders>
+          <w:top w:val="single" w:color="FBFAF6" w:sz="4"/>
+          <w:left w:val="single" w:color="FBFAF6" w:sz="4"/>
+          <w:bottom w:val="single" w:color="FBFAF6" w:sz="4"/>
+          <w:right w:val="single" w:color="FBFAF6" w:sz="4"/>
+          <w:insideH w:val="single" w:color="FBFAF6" w:sz="4"/>
+          <w:insideV w:val="single" w:color="FBFAF6" w:sz="4"/>
+        </w:tblBorders>
+      </w:tblPr>
+      <w:tblGrid>
+        <w:gridCol w:w="9600"/>
+      </w:tblGrid>
+      <w:tr>
+        <w:tc>
+          <w:tcPr>
+            <w:tcW w:type="pct" w:w="5000"/>
+            <w:shd w:fill="FBFAF6" w:val="clear"/>
+            <w:tcMar>
+              <w:top w:type="dxa" w:w="40"/>
+              <w:left w:type="dxa" w:w="100"/>
+              <w:bottom w:type="dxa" w:w="40"/>
+              <w:right w:type="dxa" w:w="100"/>
+            </w:tcMar>
+          </w:tcPr>
+          <w:p>
+            <w:pPr>
+              <w:spacing w:before="18" w:after="6"/>
+            </w:pPr>
+            <w:r>
+              <w:rPr>
+                <w:b/>
+                <w:bCs/>
+                <w:color w:val="6B7280"/>
+                <w:sz w:val="14"/>
+                <w:szCs w:val="14"/>
+              </w:rPr>
+              <w:t xml:space="preserve">word list</w:t>
+            </w:r>
+          </w:p>
+          <w:p>
+            <w:pPr>
+              <w:spacing w:before="0" w:after="18"/>
+            </w:pPr>
+            <w:r>
+              <w:rPr>
+                <w:b/>
+                <w:bCs/>
+                <w:color w:val="353A7C"/>
+                <w:sz w:val="16"/>
+                <w:szCs w:val="16"/>
+              </w:rPr>
+              <w:t xml:space="preserve">frameworks   ·   difference   ·   inventory</w:t>
+            </w:r>
+          </w:p>
+        </w:tc>
+      </w:tr>
+    </w:tbl>
+    <w:p/>
     <w:p>
       <w:pPr>
         <w:spacing w:before="44" w:after="10"/>
@@ -4860,7 +5016,7 @@
           <w:sz w:val="18"/>
           <w:szCs w:val="18"/>
         </w:rPr>
-        <w:t xml:space="preserve">Summary 1</w:t>
+        <w:t xml:space="preserve">Summary 2</w:t>
       </w:r>
       <w:r>
         <w:rPr>
@@ -4868,7 +5024,7 @@
           <w:sz w:val="16"/>
           <w:szCs w:val="16"/>
         </w:rPr>
-        <w:t xml:space="preserve">      gaps 6–7</w:t>
+        <w:t xml:space="preserve">      gaps 8–9</w:t>
       </w:r>
     </w:p>
     <w:p>
@@ -4891,7 +5047,7 @@
           <w:sz w:val="15"/>
           <w:szCs w:val="15"/>
         </w:rPr>
-        <w:t xml:space="preserve"> (6) </w:t>
+        <w:t xml:space="preserve"> (8) </w:t>
       </w:r>
       <w:r>
         <w:rPr>
@@ -4930,7 +5086,7 @@
           <w:sz w:val="15"/>
           <w:szCs w:val="15"/>
         </w:rPr>
-        <w:t xml:space="preserve"> (7) </w:t>
+        <w:t xml:space="preserve"> (9) </w:t>
       </w:r>
       <w:r>
         <w:rPr>
@@ -5319,7 +5475,7 @@
                 <w:sz w:val="16"/>
                 <w:szCs w:val="16"/>
               </w:rPr>
-              <w:t xml:space="preserve">statements</w:t>
+              <w:t xml:space="preserve">frameworks</w:t>
             </w:r>
           </w:p>
         </w:tc>
@@ -5345,14 +5501,14 @@
                 <w:sz w:val="16"/>
                 <w:szCs w:val="16"/>
               </w:rPr>
-              <w:t xml:space="preserve">5  </w:t>
-            </w:r>
-            <w:r>
-              <w:rPr>
-                <w:sz w:val="16"/>
-                <w:szCs w:val="16"/>
-              </w:rPr>
-              <w:t xml:space="preserve">write-down</w:t>
+              <w:t xml:space="preserve">6  </w:t>
+            </w:r>
+            <w:r>
+              <w:rPr>
+                <w:sz w:val="16"/>
+                <w:szCs w:val="16"/>
+              </w:rPr>
+              <w:t xml:space="preserve">inventory</w:t>
             </w:r>
           </w:p>
         </w:tc>
@@ -5387,7 +5543,7 @@
                 <w:sz w:val="16"/>
                 <w:szCs w:val="16"/>
               </w:rPr>
-              <w:t xml:space="preserve">average</w:t>
+              <w:t xml:space="preserve">difference</w:t>
             </w:r>
           </w:p>
         </w:tc>
@@ -5413,14 +5569,14 @@
                 <w:sz w:val="16"/>
                 <w:szCs w:val="16"/>
               </w:rPr>
-              <w:t xml:space="preserve">6  </w:t>
-            </w:r>
-            <w:r>
-              <w:rPr>
-                <w:sz w:val="16"/>
-                <w:szCs w:val="16"/>
-              </w:rPr>
-              <w:t xml:space="preserve">depreciation</w:t>
+              <w:t xml:space="preserve">7  </w:t>
+            </w:r>
+            <w:r>
+              <w:rPr>
+                <w:sz w:val="16"/>
+                <w:szCs w:val="16"/>
+              </w:rPr>
+              <w:t xml:space="preserve">write-down</w:t>
             </w:r>
           </w:p>
         </w:tc>
@@ -5455,7 +5611,7 @@
                 <w:sz w:val="16"/>
                 <w:szCs w:val="16"/>
               </w:rPr>
-              <w:t xml:space="preserve">reverses</w:t>
+              <w:t xml:space="preserve">statements</w:t>
             </w:r>
           </w:p>
         </w:tc>
@@ -5481,14 +5637,14 @@
                 <w:sz w:val="16"/>
                 <w:szCs w:val="16"/>
               </w:rPr>
-              <w:t xml:space="preserve">7  </w:t>
-            </w:r>
-            <w:r>
-              <w:rPr>
-                <w:sz w:val="16"/>
-                <w:szCs w:val="16"/>
-              </w:rPr>
-              <w:t xml:space="preserve">write-down</w:t>
+              <w:t xml:space="preserve">8  </w:t>
+            </w:r>
+            <w:r>
+              <w:rPr>
+                <w:sz w:val="16"/>
+                <w:szCs w:val="16"/>
+              </w:rPr>
+              <w:t xml:space="preserve">depreciation</w:t>
             </w:r>
           </w:p>
         </w:tc>
@@ -5523,7 +5679,75 @@
                 <w:sz w:val="16"/>
                 <w:szCs w:val="16"/>
               </w:rPr>
-              <w:t xml:space="preserve">inventory</w:t>
+              <w:t xml:space="preserve">average</w:t>
+            </w:r>
+          </w:p>
+        </w:tc>
+        <w:tc>
+          <w:tcPr>
+            <w:tcW w:type="pct" w:w="2500"/>
+            <w:tcMar>
+              <w:top w:type="dxa" w:w="20"/>
+              <w:left w:type="dxa" w:w="80"/>
+              <w:bottom w:type="dxa" w:w="20"/>
+              <w:right w:type="dxa" w:w="80"/>
+            </w:tcMar>
+          </w:tcPr>
+          <w:p>
+            <w:pPr>
+              <w:spacing w:before="12" w:after="12"/>
+            </w:pPr>
+            <w:r>
+              <w:rPr>
+                <w:b/>
+                <w:bCs/>
+                <w:color w:val="8186EF"/>
+                <w:sz w:val="16"/>
+                <w:szCs w:val="16"/>
+              </w:rPr>
+              <w:t xml:space="preserve">9  </w:t>
+            </w:r>
+            <w:r>
+              <w:rPr>
+                <w:sz w:val="16"/>
+                <w:szCs w:val="16"/>
+              </w:rPr>
+              <w:t xml:space="preserve">write-down</w:t>
+            </w:r>
+          </w:p>
+        </w:tc>
+      </w:tr>
+      <w:tr>
+        <w:tc>
+          <w:tcPr>
+            <w:tcW w:type="pct" w:w="2500"/>
+            <w:tcMar>
+              <w:top w:type="dxa" w:w="20"/>
+              <w:left w:type="dxa" w:w="80"/>
+              <w:bottom w:type="dxa" w:w="20"/>
+              <w:right w:type="dxa" w:w="80"/>
+            </w:tcMar>
+          </w:tcPr>
+          <w:p>
+            <w:pPr>
+              <w:spacing w:before="12" w:after="12"/>
+            </w:pPr>
+            <w:r>
+              <w:rPr>
+                <w:b/>
+                <w:bCs/>
+                <w:color w:val="8186EF"/>
+                <w:sz w:val="16"/>
+                <w:szCs w:val="16"/>
+              </w:rPr>
+              <w:t xml:space="preserve">5  </w:t>
+            </w:r>
+            <w:r>
+              <w:rPr>
+                <w:sz w:val="16"/>
+                <w:szCs w:val="16"/>
+              </w:rPr>
+              <w:t xml:space="preserve">reverses</w:t>
             </w:r>
           </w:p>
         </w:tc>
@@ -5582,6 +5806,30 @@
           <w:szCs w:val="15"/>
         </w:rPr>
         <w:t xml:space="preserve">Summary 1   </w:t>
+      </w:r>
+      <w:r>
+        <w:rPr>
+          <w:color w:val="6B7280"/>
+          <w:sz w:val="15"/>
+          <w:szCs w:val="15"/>
+        </w:rPr>
+        <w:t xml:space="preserve">Both frameworks write inventory down when its value falls below cost. The key difference comes when value recovers.</w:t>
+      </w:r>
+    </w:p>
+    <w:p>
+      <w:pPr>
+        <w:spacing w:before="20" w:after="20"/>
+        <w:ind w:left="240" w:hanging="240"/>
+      </w:pPr>
+      <w:r>
+        <w:rPr>
+          <w:b/>
+          <w:bCs/>
+          <w:color w:val="353A7C"/>
+          <w:sz w:val="15"/>
+          <w:szCs w:val="15"/>
+        </w:rPr>
+        <w:t xml:space="preserve">Summary 2   </w:t>
       </w:r>
       <w:r>
         <w:rPr>
@@ -6917,7 +7165,7 @@
           <w:sz w:val="16"/>
           <w:szCs w:val="16"/>
         </w:rPr>
-        <w:t xml:space="preserve">      gaps 5–8</w:t>
+        <w:t xml:space="preserve">      gaps 5–9</w:t>
       </w:r>
     </w:p>
     <w:p>
@@ -7072,7 +7320,39 @@
           <w:sz w:val="19"/>
           <w:szCs w:val="19"/>
         </w:rPr>
-        <w:t xml:space="preserve"> for significant parts with different lives; U.S. GAAP allows but does not require it. </w:t>
+        <w:t xml:space="preserve"> for significant parts with </w:t>
+      </w:r>
+      <w:r>
+        <w:rPr>
+          <w:b/>
+          <w:bCs/>
+          <w:color w:val="8186EF"/>
+          <w:sz w:val="15"/>
+          <w:szCs w:val="15"/>
+        </w:rPr>
+        <w:t xml:space="preserve"> (9) </w:t>
+      </w:r>
+      <w:r>
+        <w:rPr>
+          <w:u w:val="single"/>
+          <w:sz w:val="19"/>
+          <w:szCs w:val="19"/>
+        </w:rPr>
+        <w:t xml:space="preserve">           </w:t>
+      </w:r>
+      <w:r>
+        <w:rPr>
+          <w:sz w:val="19"/>
+          <w:szCs w:val="19"/>
+        </w:rPr>
+        <w:t xml:space="preserve"> </w:t>
+      </w:r>
+      <w:r>
+        <w:rPr>
+          <w:sz w:val="19"/>
+          <w:szCs w:val="19"/>
+        </w:rPr>
+        <w:t xml:space="preserve"> lives; U.S. GAAP allows but does not require it. </w:t>
       </w:r>
     </w:p>
     <w:tbl>
@@ -7130,7 +7410,7 @@
                 <w:sz w:val="16"/>
                 <w:szCs w:val="16"/>
               </w:rPr>
-              <w:t xml:space="preserve">carried   ·   different   ·   increases   ·   Orontes's   ·   depreciation</w:t>
+              <w:t xml:space="preserve">carried   ·   significant   ·   increases   ·   Orontes's   ·   different   ·   depreciation</w:t>
             </w:r>
           </w:p>
         </w:tc>
@@ -7278,7 +7558,7 @@
                 <w:sz w:val="16"/>
                 <w:szCs w:val="16"/>
               </w:rPr>
-              <w:t xml:space="preserve">construction   ·   recoverable amount   ·   depreciation   ·   revaluation model</w:t>
+              <w:t xml:space="preserve">depreciation   ·   frameworks   ·   surplus   ·   construction   ·   revaluation model   ·   recoverable amount</w:t>
             </w:r>
           </w:p>
         </w:tc>
@@ -7663,14 +7943,14 @@
                 <w:sz w:val="16"/>
                 <w:szCs w:val="16"/>
               </w:rPr>
-              <w:t xml:space="preserve">7  </w:t>
-            </w:r>
-            <w:r>
-              <w:rPr>
-                <w:sz w:val="16"/>
-                <w:szCs w:val="16"/>
-              </w:rPr>
-              <w:t xml:space="preserve">Orontes's</w:t>
+              <w:t xml:space="preserve">8  </w:t>
+            </w:r>
+            <w:r>
+              <w:rPr>
+                <w:sz w:val="16"/>
+                <w:szCs w:val="16"/>
+              </w:rPr>
+              <w:t xml:space="preserve">depreciation</w:t>
             </w:r>
           </w:p>
         </w:tc>
@@ -7731,14 +8011,14 @@
                 <w:sz w:val="16"/>
                 <w:szCs w:val="16"/>
               </w:rPr>
-              <w:t xml:space="preserve">8  </w:t>
-            </w:r>
-            <w:r>
-              <w:rPr>
-                <w:sz w:val="16"/>
-                <w:szCs w:val="16"/>
-              </w:rPr>
-              <w:t xml:space="preserve">depreciation</w:t>
+              <w:t xml:space="preserve">9  </w:t>
+            </w:r>
+            <w:r>
+              <w:rPr>
+                <w:sz w:val="16"/>
+                <w:szCs w:val="16"/>
+              </w:rPr>
+              <w:t xml:space="preserve">different</w:t>
             </w:r>
           </w:p>
         </w:tc>
@@ -7799,7 +8079,7 @@
                 <w:sz w:val="16"/>
                 <w:szCs w:val="16"/>
               </w:rPr>
-              <w:t xml:space="preserve">9  </w:t>
+              <w:t xml:space="preserve">10  </w:t>
             </w:r>
             <w:r>
               <w:rPr>
@@ -7867,7 +8147,7 @@
                 <w:sz w:val="16"/>
                 <w:szCs w:val="16"/>
               </w:rPr>
-              <w:t xml:space="preserve">10  </w:t>
+              <w:t xml:space="preserve">11  </w:t>
             </w:r>
             <w:r>
               <w:rPr>
@@ -7935,14 +8215,14 @@
                 <w:sz w:val="16"/>
                 <w:szCs w:val="16"/>
               </w:rPr>
-              <w:t xml:space="preserve">11  </w:t>
-            </w:r>
-            <w:r>
-              <w:rPr>
-                <w:sz w:val="16"/>
-                <w:szCs w:val="16"/>
-              </w:rPr>
-              <w:t xml:space="preserve">construction</w:t>
+              <w:t xml:space="preserve">12  </w:t>
+            </w:r>
+            <w:r>
+              <w:rPr>
+                <w:sz w:val="16"/>
+                <w:szCs w:val="16"/>
+              </w:rPr>
+              <w:t xml:space="preserve">surplus</w:t>
             </w:r>
           </w:p>
         </w:tc>
@@ -7993,14 +8273,92 @@
           </w:tcPr>
           <w:p>
             <w:pPr>
-              <w:spacing w:before="24" w:after="24"/>
-            </w:pPr>
-            <w:r>
-              <w:rPr>
-                <w:sz w:val="16"/>
-                <w:szCs w:val="16"/>
-              </w:rPr>
-              <w:t xml:space="preserve"/>
+              <w:spacing w:before="12" w:after="12"/>
+            </w:pPr>
+            <w:r>
+              <w:rPr>
+                <w:b/>
+                <w:bCs/>
+                <w:color w:val="8186EF"/>
+                <w:sz w:val="16"/>
+                <w:szCs w:val="16"/>
+              </w:rPr>
+              <w:t xml:space="preserve">13  </w:t>
+            </w:r>
+            <w:r>
+              <w:rPr>
+                <w:sz w:val="16"/>
+                <w:szCs w:val="16"/>
+              </w:rPr>
+              <w:t xml:space="preserve">frameworks</w:t>
+            </w:r>
+          </w:p>
+        </w:tc>
+      </w:tr>
+      <w:tr>
+        <w:tc>
+          <w:tcPr>
+            <w:tcW w:type="pct" w:w="2500"/>
+            <w:tcMar>
+              <w:top w:type="dxa" w:w="20"/>
+              <w:left w:type="dxa" w:w="80"/>
+              <w:bottom w:type="dxa" w:w="20"/>
+              <w:right w:type="dxa" w:w="80"/>
+            </w:tcMar>
+          </w:tcPr>
+          <w:p>
+            <w:pPr>
+              <w:spacing w:before="12" w:after="12"/>
+            </w:pPr>
+            <w:r>
+              <w:rPr>
+                <w:b/>
+                <w:bCs/>
+                <w:color w:val="8186EF"/>
+                <w:sz w:val="16"/>
+                <w:szCs w:val="16"/>
+              </w:rPr>
+              <w:t xml:space="preserve">7  </w:t>
+            </w:r>
+            <w:r>
+              <w:rPr>
+                <w:sz w:val="16"/>
+                <w:szCs w:val="16"/>
+              </w:rPr>
+              <w:t xml:space="preserve">Orontes's</w:t>
+            </w:r>
+          </w:p>
+        </w:tc>
+        <w:tc>
+          <w:tcPr>
+            <w:tcW w:type="pct" w:w="2500"/>
+            <w:tcMar>
+              <w:top w:type="dxa" w:w="20"/>
+              <w:left w:type="dxa" w:w="80"/>
+              <w:bottom w:type="dxa" w:w="20"/>
+              <w:right w:type="dxa" w:w="80"/>
+            </w:tcMar>
+          </w:tcPr>
+          <w:p>
+            <w:pPr>
+              <w:spacing w:before="12" w:after="12"/>
+            </w:pPr>
+            <w:r>
+              <w:rPr>
+                <w:b/>
+                <w:bCs/>
+                <w:color w:val="8186EF"/>
+                <w:sz w:val="16"/>
+                <w:szCs w:val="16"/>
+              </w:rPr>
+              <w:t xml:space="preserve">14  </w:t>
+            </w:r>
+            <w:r>
+              <w:rPr>
+                <w:sz w:val="16"/>
+                <w:szCs w:val="16"/>
+              </w:rPr>
+              <w:t xml:space="preserve">construction</w:t>
             </w:r>
           </w:p>
         </w:tc>
@@ -8914,7 +9272,7 @@
                 <w:sz w:val="16"/>
                 <w:szCs w:val="16"/>
               </w:rPr>
-              <w:t xml:space="preserve">Prior service cost is expensed immediately   ·   fair value less costs of disposal   ·   Development costs are capitalized when criteria are met</w:t>
+              <w:t xml:space="preserve">Prior service cost is expensed immediately   ·   Inventory write-downs are reversed when NRV recovers   ·   Development costs are capitalized when criteria are met</w:t>
             </w:r>
           </w:p>
         </w:tc>
@@ -9843,7 +10201,7 @@
                 <w:sz w:val="16"/>
                 <w:szCs w:val="16"/>
               </w:rPr>
-              <w:t xml:space="preserve">fair value less costs of disposal   ·   Development costs capitalized when criteria are met</w:t>
+              <w:t xml:space="preserve">Impairment tested first with undiscounted cash flows   ·   Development costs capitalized when criteria are met</w:t>
             </w:r>
           </w:p>
         </w:tc>
@@ -9991,7 +10349,7 @@
                 <w:sz w:val="16"/>
                 <w:szCs w:val="16"/>
               </w:rPr>
-              <w:t xml:space="preserve">value in use   ·   L5 Truck lease   ·   L2 Write-down reversal</w:t>
+              <w:t xml:space="preserve">defined benefit plan   ·   L5 Truck lease   ·   L2 Write-down reversal</w:t>
             </w:r>
           </w:p>
         </w:tc>

--- a/CMA_Summaries_B1_Ch17.docx
+++ b/CMA_Summaries_B1_Ch17.docx
@@ -8508,7 +8508,7 @@
           <w:sz w:val="16"/>
           <w:szCs w:val="16"/>
         </w:rPr>
-        <w:t xml:space="preserve">      gaps 1–7</w:t>
+        <w:t xml:space="preserve">      gaps 1–9</w:t>
       </w:r>
     </w:p>
     <w:p>
@@ -8613,7 +8613,7 @@
           <w:sz w:val="19"/>
           <w:szCs w:val="19"/>
         </w:rPr>
-        <w:t xml:space="preserve"> unit with its recoverable amount: the higher of fair value less costs of disposal and value in use, a </w:t>
+        <w:t xml:space="preserve"> unit with its recoverable amount: the higher of fair value less costs of </w:t>
       </w:r>
       <w:r>
         <w:rPr>
@@ -8631,7 +8631,7 @@
           <w:sz w:val="19"/>
           <w:szCs w:val="19"/>
         </w:rPr>
-        <w:t xml:space="preserve">            </w:t>
+        <w:t xml:space="preserve">           </w:t>
       </w:r>
       <w:r>
         <w:rPr>
@@ -8645,14 +8645,7 @@
           <w:sz w:val="19"/>
           <w:szCs w:val="19"/>
         </w:rPr>
-        <w:t xml:space="preserve"> cash-flow measure. </w:t>
-      </w:r>
-      <w:r>
-        <w:rPr>
-          <w:sz w:val="19"/>
-          <w:szCs w:val="19"/>
-        </w:rPr>
-        <w:t xml:space="preserve"/>
+        <w:t xml:space="preserve"> and value in use, a </w:t>
       </w:r>
       <w:r>
         <w:rPr>
@@ -8670,7 +8663,7 @@
           <w:sz w:val="19"/>
           <w:szCs w:val="19"/>
         </w:rPr>
-        <w:t xml:space="preserve">           </w:t>
+        <w:t xml:space="preserve">            </w:t>
       </w:r>
       <w:r>
         <w:rPr>
@@ -8684,7 +8677,14 @@
           <w:sz w:val="19"/>
           <w:szCs w:val="19"/>
         </w:rPr>
-        <w:t xml:space="preserve"> there is no undiscounted screen, IFRS losses often come </w:t>
+        <w:t xml:space="preserve"> cash-flow measure. </w:t>
+      </w:r>
+      <w:r>
+        <w:rPr>
+          <w:sz w:val="19"/>
+          <w:szCs w:val="19"/>
+        </w:rPr>
+        <w:t xml:space="preserve"/>
       </w:r>
       <w:r>
         <w:rPr>
@@ -8716,14 +8716,7 @@
           <w:sz w:val="19"/>
           <w:szCs w:val="19"/>
         </w:rPr>
-        <w:t xml:space="preserve">. </w:t>
-      </w:r>
-      <w:r>
-        <w:rPr>
-          <w:sz w:val="19"/>
-          <w:szCs w:val="19"/>
-        </w:rPr>
-        <w:t xml:space="preserve">The </w:t>
+        <w:t xml:space="preserve"> there is no undiscounted </w:t>
       </w:r>
       <w:r>
         <w:rPr>
@@ -8741,7 +8734,7 @@
           <w:sz w:val="19"/>
           <w:szCs w:val="19"/>
         </w:rPr>
-        <w:t xml:space="preserve">            </w:t>
+        <w:t xml:space="preserve">           </w:t>
       </w:r>
       <w:r>
         <w:rPr>
@@ -8755,14 +8748,7 @@
           <w:sz w:val="19"/>
           <w:szCs w:val="19"/>
         </w:rPr>
-        <w:t xml:space="preserve"> also differ after the loss. </w:t>
-      </w:r>
-      <w:r>
-        <w:rPr>
-          <w:sz w:val="19"/>
-          <w:szCs w:val="19"/>
-        </w:rPr>
-        <w:t xml:space="preserve">IFRS reverses an impairment when the recoverable amount rises, but not for goodwill and not above the carrying amount </w:t>
+        <w:t xml:space="preserve">, IFRS losses often come </w:t>
       </w:r>
       <w:r>
         <w:rPr>
@@ -8773,6 +8759,84 @@
           <w:szCs w:val="15"/>
         </w:rPr>
         <w:t xml:space="preserve"> (7) </w:t>
+      </w:r>
+      <w:r>
+        <w:rPr>
+          <w:u w:val="single"/>
+          <w:sz w:val="19"/>
+          <w:szCs w:val="19"/>
+        </w:rPr>
+        <w:t xml:space="preserve">           </w:t>
+      </w:r>
+      <w:r>
+        <w:rPr>
+          <w:sz w:val="19"/>
+          <w:szCs w:val="19"/>
+        </w:rPr>
+        <w:t xml:space="preserve"> </w:t>
+      </w:r>
+      <w:r>
+        <w:rPr>
+          <w:sz w:val="19"/>
+          <w:szCs w:val="19"/>
+        </w:rPr>
+        <w:t xml:space="preserve">. </w:t>
+      </w:r>
+      <w:r>
+        <w:rPr>
+          <w:sz w:val="19"/>
+          <w:szCs w:val="19"/>
+        </w:rPr>
+        <w:t xml:space="preserve">The </w:t>
+      </w:r>
+      <w:r>
+        <w:rPr>
+          <w:b/>
+          <w:bCs/>
+          <w:color w:val="8186EF"/>
+          <w:sz w:val="15"/>
+          <w:szCs w:val="15"/>
+        </w:rPr>
+        <w:t xml:space="preserve"> (8) </w:t>
+      </w:r>
+      <w:r>
+        <w:rPr>
+          <w:u w:val="single"/>
+          <w:sz w:val="19"/>
+          <w:szCs w:val="19"/>
+        </w:rPr>
+        <w:t xml:space="preserve">            </w:t>
+      </w:r>
+      <w:r>
+        <w:rPr>
+          <w:sz w:val="19"/>
+          <w:szCs w:val="19"/>
+        </w:rPr>
+        <w:t xml:space="preserve"> </w:t>
+      </w:r>
+      <w:r>
+        <w:rPr>
+          <w:sz w:val="19"/>
+          <w:szCs w:val="19"/>
+        </w:rPr>
+        <w:t xml:space="preserve"> also differ after the loss. </w:t>
+      </w:r>
+      <w:r>
+        <w:rPr>
+          <w:sz w:val="19"/>
+          <w:szCs w:val="19"/>
+        </w:rPr>
+        <w:t xml:space="preserve">IFRS reverses an impairment when the recoverable amount rises, but not for goodwill and not above the carrying amount </w:t>
+      </w:r>
+      <w:r>
+        <w:rPr>
+          <w:b/>
+          <w:bCs/>
+          <w:color w:val="8186EF"/>
+          <w:sz w:val="15"/>
+          <w:szCs w:val="15"/>
+        </w:rPr>
+        <w:t xml:space="preserve"> (9) </w:t>
       </w:r>
       <w:r>
         <w:rPr>
@@ -8859,7 +8923,7 @@
                 <w:sz w:val="16"/>
                 <w:szCs w:val="16"/>
               </w:rPr>
-              <w:t xml:space="preserve">proposal   ·   discounted   ·   without   ·   cash-generating   ·   frameworks   ·   earlier   ·   future   ·   Because</w:t>
+              <w:t xml:space="preserve">disposal   ·   without   ·   frameworks   ·   screen   ·   Because   ·   earlier   ·   cash-generating   ·   measure   ·   future   ·   discounted</w:t>
             </w:r>
           </w:p>
         </w:tc>
@@ -8933,7 +8997,7 @@
           <w:sz w:val="16"/>
           <w:szCs w:val="16"/>
         </w:rPr>
-        <w:t xml:space="preserve">      gaps 8–9</w:t>
+        <w:t xml:space="preserve">      gaps 10–11</w:t>
       </w:r>
     </w:p>
     <w:p>
@@ -8977,7 +9041,7 @@
           <w:sz w:val="15"/>
           <w:szCs w:val="15"/>
         </w:rPr>
-        <w:t xml:space="preserve"> (8) </w:t>
+        <w:t xml:space="preserve"> (10) </w:t>
       </w:r>
       <w:r>
         <w:rPr>
@@ -9009,7 +9073,7 @@
           <w:sz w:val="15"/>
           <w:szCs w:val="15"/>
         </w:rPr>
-        <w:t xml:space="preserve"> (9) </w:t>
+        <w:t xml:space="preserve"> (11) </w:t>
       </w:r>
       <w:r>
         <w:rPr>
@@ -9311,7 +9375,7 @@
           <w:sz w:val="16"/>
           <w:szCs w:val="16"/>
         </w:rPr>
-        <w:t xml:space="preserve">      gaps 12–13</w:t>
+        <w:t xml:space="preserve">      gaps 14–15</w:t>
       </w:r>
     </w:p>
     <w:p>
@@ -9334,7 +9398,7 @@
           <w:sz w:val="15"/>
           <w:szCs w:val="15"/>
         </w:rPr>
-        <w:t xml:space="preserve"> (12) </w:t>
+        <w:t xml:space="preserve"> (14) </w:t>
       </w:r>
       <w:r>
         <w:rPr>
@@ -9373,7 +9437,7 @@
           <w:sz w:val="15"/>
           <w:szCs w:val="15"/>
         </w:rPr>
-        <w:t xml:space="preserve"> (13) </w:t>
+        <w:t xml:space="preserve"> (15) </w:t>
       </w:r>
       <w:r>
         <w:rPr>
@@ -9481,8 +9545,8 @@
         </w:tblBorders>
       </w:tblPr>
       <w:tblGrid>
-        <w:gridCol w:w="4607"/>
-        <w:gridCol w:w="4993"/>
+        <w:gridCol w:w="4608"/>
+        <w:gridCol w:w="4992"/>
       </w:tblGrid>
       <w:tr>
         <w:tc>
@@ -9673,7 +9737,7 @@
                 <w:sz w:val="14"/>
                 <w:szCs w:val="14"/>
               </w:rPr>
-              <w:t xml:space="preserve"> (14) </w:t>
+              <w:t xml:space="preserve"> (16) </w:t>
             </w:r>
             <w:r>
               <w:rPr>
@@ -9753,7 +9817,7 @@
                 <w:sz w:val="14"/>
                 <w:szCs w:val="14"/>
               </w:rPr>
-              <w:t xml:space="preserve"> (15) </w:t>
+              <w:t xml:space="preserve"> (17) </w:t>
             </w:r>
             <w:r>
               <w:rPr>
@@ -9883,7 +9947,7 @@
                 <w:sz w:val="14"/>
                 <w:szCs w:val="14"/>
               </w:rPr>
-              <w:t xml:space="preserve"> (16) </w:t>
+              <w:t xml:space="preserve"> (18) </w:t>
             </w:r>
             <w:r>
               <w:rPr>
@@ -10972,14 +11036,14 @@
                 <w:sz w:val="16"/>
                 <w:szCs w:val="16"/>
               </w:rPr>
-              <w:t xml:space="preserve">12  </w:t>
-            </w:r>
-            <w:r>
-              <w:rPr>
-                <w:sz w:val="16"/>
-                <w:szCs w:val="16"/>
-              </w:rPr>
-              <w:t xml:space="preserve">disclosures</w:t>
+              <w:t xml:space="preserve">13  </w:t>
+            </w:r>
+            <w:r>
+              <w:rPr>
+                <w:sz w:val="16"/>
+                <w:szCs w:val="16"/>
+              </w:rPr>
+              <w:t xml:space="preserve">Prior service cost is expensed immediately</w:t>
             </w:r>
           </w:p>
         </w:tc>
@@ -11040,14 +11104,14 @@
                 <w:sz w:val="16"/>
                 <w:szCs w:val="16"/>
               </w:rPr>
-              <w:t xml:space="preserve">13  </w:t>
-            </w:r>
-            <w:r>
-              <w:rPr>
-                <w:sz w:val="16"/>
-                <w:szCs w:val="16"/>
-              </w:rPr>
-              <w:t xml:space="preserve">impairment-only</w:t>
+              <w:t xml:space="preserve">14  </w:t>
+            </w:r>
+            <w:r>
+              <w:rPr>
+                <w:sz w:val="16"/>
+                <w:szCs w:val="16"/>
+              </w:rPr>
+              <w:t xml:space="preserve">disclosures</w:t>
             </w:r>
           </w:p>
         </w:tc>
@@ -11082,7 +11146,7 @@
                 <w:sz w:val="16"/>
                 <w:szCs w:val="16"/>
               </w:rPr>
-              <w:t xml:space="preserve">discounted</w:t>
+              <w:t xml:space="preserve">disposal</w:t>
             </w:r>
           </w:p>
         </w:tc>
@@ -11108,14 +11172,14 @@
                 <w:sz w:val="16"/>
                 <w:szCs w:val="16"/>
               </w:rPr>
-              <w:t xml:space="preserve">14  </w:t>
-            </w:r>
-            <w:r>
-              <w:rPr>
-                <w:sz w:val="16"/>
-                <w:szCs w:val="16"/>
-              </w:rPr>
-              <w:t xml:space="preserve">Development costs</w:t>
+              <w:t xml:space="preserve">15  </w:t>
+            </w:r>
+            <w:r>
+              <w:rPr>
+                <w:sz w:val="16"/>
+                <w:szCs w:val="16"/>
+              </w:rPr>
+              <w:t xml:space="preserve">impairment-only</w:t>
             </w:r>
           </w:p>
         </w:tc>
@@ -11150,7 +11214,7 @@
                 <w:sz w:val="16"/>
                 <w:szCs w:val="16"/>
               </w:rPr>
-              <w:t xml:space="preserve">Because</w:t>
+              <w:t xml:space="preserve">discounted</w:t>
             </w:r>
           </w:p>
         </w:tc>
@@ -11176,14 +11240,14 @@
                 <w:sz w:val="16"/>
                 <w:szCs w:val="16"/>
               </w:rPr>
-              <w:t xml:space="preserve">15  </w:t>
-            </w:r>
-            <w:r>
-              <w:rPr>
-                <w:sz w:val="16"/>
-                <w:szCs w:val="16"/>
-              </w:rPr>
-              <w:t xml:space="preserve">write-down</w:t>
+              <w:t xml:space="preserve">16  </w:t>
+            </w:r>
+            <w:r>
+              <w:rPr>
+                <w:sz w:val="16"/>
+                <w:szCs w:val="16"/>
+              </w:rPr>
+              <w:t xml:space="preserve">Development costs</w:t>
             </w:r>
           </w:p>
         </w:tc>
@@ -11218,7 +11282,7 @@
                 <w:sz w:val="16"/>
                 <w:szCs w:val="16"/>
               </w:rPr>
-              <w:t xml:space="preserve">earlier</w:t>
+              <w:t xml:space="preserve">Because</w:t>
             </w:r>
           </w:p>
         </w:tc>
@@ -11244,14 +11308,14 @@
                 <w:sz w:val="16"/>
                 <w:szCs w:val="16"/>
               </w:rPr>
-              <w:t xml:space="preserve">16  </w:t>
-            </w:r>
-            <w:r>
-              <w:rPr>
-                <w:sz w:val="16"/>
-                <w:szCs w:val="16"/>
-              </w:rPr>
-              <w:t xml:space="preserve">Delivery fleet</w:t>
+              <w:t xml:space="preserve">17  </w:t>
+            </w:r>
+            <w:r>
+              <w:rPr>
+                <w:sz w:val="16"/>
+                <w:szCs w:val="16"/>
+              </w:rPr>
+              <w:t xml:space="preserve">write-down</w:t>
             </w:r>
           </w:p>
         </w:tc>
@@ -11286,7 +11350,7 @@
                 <w:sz w:val="16"/>
                 <w:szCs w:val="16"/>
               </w:rPr>
-              <w:t xml:space="preserve">frameworks</w:t>
+              <w:t xml:space="preserve">screen</w:t>
             </w:r>
           </w:p>
         </w:tc>
@@ -11312,14 +11376,14 @@
                 <w:sz w:val="16"/>
                 <w:szCs w:val="16"/>
               </w:rPr>
-              <w:t xml:space="preserve">17  </w:t>
-            </w:r>
-            <w:r>
-              <w:rPr>
-                <w:sz w:val="16"/>
-                <w:szCs w:val="16"/>
-              </w:rPr>
-              <w:t xml:space="preserve">Development costs capitalized when criteria are met</w:t>
+              <w:t xml:space="preserve">18  </w:t>
+            </w:r>
+            <w:r>
+              <w:rPr>
+                <w:sz w:val="16"/>
+                <w:szCs w:val="16"/>
+              </w:rPr>
+              <w:t xml:space="preserve">Delivery fleet</w:t>
             </w:r>
           </w:p>
         </w:tc>
@@ -11354,7 +11418,7 @@
                 <w:sz w:val="16"/>
                 <w:szCs w:val="16"/>
               </w:rPr>
-              <w:t xml:space="preserve">without</w:t>
+              <w:t xml:space="preserve">earlier</w:t>
             </w:r>
           </w:p>
         </w:tc>
@@ -11380,14 +11444,14 @@
                 <w:sz w:val="16"/>
                 <w:szCs w:val="16"/>
               </w:rPr>
-              <w:t xml:space="preserve">18  </w:t>
-            </w:r>
-            <w:r>
-              <w:rPr>
-                <w:sz w:val="16"/>
-                <w:szCs w:val="16"/>
-              </w:rPr>
-              <w:t xml:space="preserve">L2 Write-down reversal</w:t>
+              <w:t xml:space="preserve">19  </w:t>
+            </w:r>
+            <w:r>
+              <w:rPr>
+                <w:sz w:val="16"/>
+                <w:szCs w:val="16"/>
+              </w:rPr>
+              <w:t xml:space="preserve">Development costs capitalized when criteria are met</w:t>
             </w:r>
           </w:p>
         </w:tc>
@@ -11422,7 +11486,7 @@
                 <w:sz w:val="16"/>
                 <w:szCs w:val="16"/>
               </w:rPr>
-              <w:t xml:space="preserve">failed</w:t>
+              <w:t xml:space="preserve">frameworks</w:t>
             </w:r>
           </w:p>
         </w:tc>
@@ -11448,14 +11512,14 @@
                 <w:sz w:val="16"/>
                 <w:szCs w:val="16"/>
               </w:rPr>
-              <w:t xml:space="preserve">19  </w:t>
-            </w:r>
-            <w:r>
-              <w:rPr>
-                <w:sz w:val="16"/>
-                <w:szCs w:val="16"/>
-              </w:rPr>
-              <w:t xml:space="preserve">L5 Truck lease</w:t>
+              <w:t xml:space="preserve">20  </w:t>
+            </w:r>
+            <w:r>
+              <w:rPr>
+                <w:sz w:val="16"/>
+                <w:szCs w:val="16"/>
+              </w:rPr>
+              <w:t xml:space="preserve">L2 Write-down reversal</w:t>
             </w:r>
           </w:p>
         </w:tc>
@@ -11490,7 +11554,7 @@
                 <w:sz w:val="16"/>
                 <w:szCs w:val="16"/>
               </w:rPr>
-              <w:t xml:space="preserve">measured</w:t>
+              <w:t xml:space="preserve">without</w:t>
             </w:r>
           </w:p>
         </w:tc>
@@ -11516,14 +11580,14 @@
                 <w:sz w:val="16"/>
                 <w:szCs w:val="16"/>
               </w:rPr>
-              <w:t xml:space="preserve">20  </w:t>
-            </w:r>
-            <w:r>
-              <w:rPr>
-                <w:sz w:val="16"/>
-                <w:szCs w:val="16"/>
-              </w:rPr>
-              <w:t xml:space="preserve">value in use</w:t>
+              <w:t xml:space="preserve">21  </w:t>
+            </w:r>
+            <w:r>
+              <w:rPr>
+                <w:sz w:val="16"/>
+                <w:szCs w:val="16"/>
+              </w:rPr>
+              <w:t xml:space="preserve">L5 Truck lease</w:t>
             </w:r>
           </w:p>
         </w:tc>
@@ -11558,7 +11622,7 @@
                 <w:sz w:val="16"/>
                 <w:szCs w:val="16"/>
               </w:rPr>
-              <w:t xml:space="preserve">Development costs are capitalized when criteria are met</w:t>
+              <w:t xml:space="preserve">failed</w:t>
             </w:r>
           </w:p>
         </w:tc>
@@ -11584,14 +11648,14 @@
                 <w:sz w:val="16"/>
                 <w:szCs w:val="16"/>
               </w:rPr>
-              <w:t xml:space="preserve">21  </w:t>
-            </w:r>
-            <w:r>
-              <w:rPr>
-                <w:sz w:val="16"/>
-                <w:szCs w:val="16"/>
-              </w:rPr>
-              <w:t xml:space="preserve">fair value less costs of disposal</w:t>
+              <w:t xml:space="preserve">22  </w:t>
+            </w:r>
+            <w:r>
+              <w:rPr>
+                <w:sz w:val="16"/>
+                <w:szCs w:val="16"/>
+              </w:rPr>
+              <w:t xml:space="preserve">value in use</w:t>
             </w:r>
           </w:p>
         </w:tc>
@@ -11626,7 +11690,75 @@
                 <w:sz w:val="16"/>
                 <w:szCs w:val="16"/>
               </w:rPr>
-              <w:t xml:space="preserve">Prior service cost is expensed immediately</w:t>
+              <w:t xml:space="preserve">measured</w:t>
+            </w:r>
+          </w:p>
+        </w:tc>
+        <w:tc>
+          <w:tcPr>
+            <w:tcW w:type="pct" w:w="2500"/>
+            <w:tcMar>
+              <w:top w:type="dxa" w:w="20"/>
+              <w:left w:type="dxa" w:w="80"/>
+              <w:bottom w:type="dxa" w:w="20"/>
+              <w:right w:type="dxa" w:w="80"/>
+            </w:tcMar>
+          </w:tcPr>
+          <w:p>
+            <w:pPr>
+              <w:spacing w:before="12" w:after="12"/>
+            </w:pPr>
+            <w:r>
+              <w:rPr>
+                <w:b/>
+                <w:bCs/>
+                <w:color w:val="8186EF"/>
+                <w:sz w:val="16"/>
+                <w:szCs w:val="16"/>
+              </w:rPr>
+              <w:t xml:space="preserve">23  </w:t>
+            </w:r>
+            <w:r>
+              <w:rPr>
+                <w:sz w:val="16"/>
+                <w:szCs w:val="16"/>
+              </w:rPr>
+              <w:t xml:space="preserve">fair value less costs of disposal</w:t>
+            </w:r>
+          </w:p>
+        </w:tc>
+      </w:tr>
+      <w:tr>
+        <w:tc>
+          <w:tcPr>
+            <w:tcW w:type="pct" w:w="2500"/>
+            <w:tcMar>
+              <w:top w:type="dxa" w:w="20"/>
+              <w:left w:type="dxa" w:w="80"/>
+              <w:bottom w:type="dxa" w:w="20"/>
+              <w:right w:type="dxa" w:w="80"/>
+            </w:tcMar>
+          </w:tcPr>
+          <w:p>
+            <w:pPr>
+              <w:spacing w:before="12" w:after="12"/>
+            </w:pPr>
+            <w:r>
+              <w:rPr>
+                <w:b/>
+                <w:bCs/>
+                <w:color w:val="8186EF"/>
+                <w:sz w:val="16"/>
+                <w:szCs w:val="16"/>
+              </w:rPr>
+              <w:t xml:space="preserve">12  </w:t>
+            </w:r>
+            <w:r>
+              <w:rPr>
+                <w:sz w:val="16"/>
+                <w:szCs w:val="16"/>
+              </w:rPr>
+              <w:t xml:space="preserve">Development costs are capitalized when criteria are met</w:t>
             </w:r>
           </w:p>
         </w:tc>

--- a/CMA_Summaries_B1_Ch17.docx
+++ b/CMA_Summaries_B1_Ch17.docx
@@ -7565,6 +7565,142 @@
       </w:tr>
     </w:tbl>
     <w:p/>
+    <w:p>
+      <w:pPr>
+        <w:spacing w:before="44" w:after="10"/>
+      </w:pPr>
+      <w:r>
+        <w:rPr>
+          <w:b/>
+          <w:bCs/>
+          <w:color w:val="353A7C"/>
+          <w:sz w:val="18"/>
+          <w:szCs w:val="18"/>
+        </w:rPr>
+        <w:t xml:space="preserve">The English this section uses, and its Arabic</w:t>
+      </w:r>
+    </w:p>
+    <w:p>
+      <w:pPr>
+        <w:spacing w:before="0" w:after="12"/>
+      </w:pPr>
+      <w:r>
+        <w:rPr>
+          <w:color w:val="6B7280"/>
+          <w:sz w:val="15"/>
+          <w:szCs w:val="15"/>
+        </w:rPr>
+        <w:t xml:space="preserve">Each term sits against what it means.</w:t>
+      </w:r>
+    </w:p>
+    <w:p>
+      <w:pPr>
+        <w:spacing w:after="40" w:before="90"/>
+        <w:jc w:val="center"/>
+      </w:pPr>
+      <w:r>
+        <w:drawing>
+          <wp:inline distT="0" distB="0" distL="0" distR="0">
+            <wp:extent cx="5734050" cy="2074825"/>
+            <wp:effectExtent t="0" r="0" b="0" l="0"/>
+            <wp:docPr id="1" name="" descr="" title=""/>
+            <wp:cNvGraphicFramePr>
+              <a:graphicFrameLocks xmlns:a="http://schemas.openxmlformats.org/drawingml/2006/main" noChangeAspect="1"/>
+            </wp:cNvGraphicFramePr>
+            <a:graphic xmlns:a="http://schemas.openxmlformats.org/drawingml/2006/main">
+              <a:graphicData uri="http://schemas.openxmlformats.org/drawingml/2006/picture">
+                <pic:pic xmlns:pic="http://schemas.openxmlformats.org/drawingml/2006/picture">
+                  <pic:nvPicPr>
+                    <pic:cNvPr id="0" name="" descr=""/>
+                    <pic:cNvPicPr>
+                      <a:picLocks noChangeAspect="1" noChangeArrowheads="1"/>
+                    </pic:cNvPicPr>
+                  </pic:nvPicPr>
+                  <pic:blipFill>
+                    <a:blip r:embed="rId109" cstate="none"/>
+                    <a:srcRect/>
+                    <a:stretch>
+                      <a:fillRect/>
+                    </a:stretch>
+                  </pic:blipFill>
+                  <pic:spPr bwMode="auto">
+                    <a:xfrm>
+                      <a:off x="0" y="0"/>
+                      <a:ext cx="5734050" cy="2074825"/>
+                    </a:xfrm>
+                    <a:prstGeom prst="rect">
+                      <a:avLst/>
+                    </a:prstGeom>
+                  </pic:spPr>
+                </pic:pic>
+              </a:graphicData>
+            </a:graphic>
+          </wp:inline>
+        </w:drawing>
+      </w:r>
+    </w:p>
+    <w:tbl>
+      <w:tblPr>
+        <w:tblW w:type="pct" w:w="100%"/>
+        <w:tblLayout w:type="fixed"/>
+        <w:tblBorders>
+          <w:top w:val="single" w:color="FBFAF6" w:sz="4"/>
+          <w:left w:val="single" w:color="FBFAF6" w:sz="4"/>
+          <w:bottom w:val="single" w:color="FBFAF6" w:sz="4"/>
+          <w:right w:val="single" w:color="FBFAF6" w:sz="4"/>
+          <w:insideH w:val="single" w:color="FBFAF6" w:sz="4"/>
+          <w:insideV w:val="single" w:color="FBFAF6" w:sz="4"/>
+        </w:tblBorders>
+      </w:tblPr>
+      <w:tblGrid>
+        <w:gridCol w:w="9600"/>
+      </w:tblGrid>
+      <w:tr>
+        <w:tc>
+          <w:tcPr>
+            <w:tcW w:type="pct" w:w="5000"/>
+            <w:shd w:fill="FBFAF6" w:val="clear"/>
+            <w:tcMar>
+              <w:top w:type="dxa" w:w="40"/>
+              <w:left w:type="dxa" w:w="100"/>
+              <w:bottom w:type="dxa" w:w="40"/>
+              <w:right w:type="dxa" w:w="100"/>
+            </w:tcMar>
+          </w:tcPr>
+          <w:p>
+            <w:pPr>
+              <w:spacing w:before="18" w:after="6"/>
+            </w:pPr>
+            <w:r>
+              <w:rPr>
+                <w:b/>
+                <w:bCs/>
+                <w:color w:val="6B7280"/>
+                <w:sz w:val="14"/>
+                <w:szCs w:val="14"/>
+              </w:rPr>
+              <w:t xml:space="preserve">word list</w:t>
+            </w:r>
+          </w:p>
+          <w:p>
+            <w:pPr>
+              <w:spacing w:before="0" w:after="18"/>
+            </w:pPr>
+            <w:r>
+              <w:rPr>
+                <w:b/>
+                <w:bCs/>
+                <w:color w:val="353A7C"/>
+                <w:sz w:val="16"/>
+                <w:szCs w:val="16"/>
+              </w:rPr>
+              <w:t xml:space="preserve">recoverability test   ·   component depreciation   ·   revaluation model</w:t>
+            </w:r>
+          </w:p>
+        </w:tc>
+      </w:tr>
+    </w:tbl>
+    <w:p/>
     <w:tbl>
       <w:tblPr>
         <w:tblW w:type="pct" w:w="100%"/>
@@ -7943,14 +8079,14 @@
                 <w:sz w:val="16"/>
                 <w:szCs w:val="16"/>
               </w:rPr>
-              <w:t xml:space="preserve">8  </w:t>
-            </w:r>
-            <w:r>
-              <w:rPr>
-                <w:sz w:val="16"/>
-                <w:szCs w:val="16"/>
-              </w:rPr>
-              <w:t xml:space="preserve">depreciation</w:t>
+              <w:t xml:space="preserve">9  </w:t>
+            </w:r>
+            <w:r>
+              <w:rPr>
+                <w:sz w:val="16"/>
+                <w:szCs w:val="16"/>
+              </w:rPr>
+              <w:t xml:space="preserve">different</w:t>
             </w:r>
           </w:p>
         </w:tc>
@@ -8011,14 +8147,14 @@
                 <w:sz w:val="16"/>
                 <w:szCs w:val="16"/>
               </w:rPr>
-              <w:t xml:space="preserve">9  </w:t>
-            </w:r>
-            <w:r>
-              <w:rPr>
-                <w:sz w:val="16"/>
-                <w:szCs w:val="16"/>
-              </w:rPr>
-              <w:t xml:space="preserve">different</w:t>
+              <w:t xml:space="preserve">10  </w:t>
+            </w:r>
+            <w:r>
+              <w:rPr>
+                <w:sz w:val="16"/>
+                <w:szCs w:val="16"/>
+              </w:rPr>
+              <w:t xml:space="preserve">depreciation</w:t>
             </w:r>
           </w:p>
         </w:tc>
@@ -8079,14 +8215,14 @@
                 <w:sz w:val="16"/>
                 <w:szCs w:val="16"/>
               </w:rPr>
-              <w:t xml:space="preserve">10  </w:t>
-            </w:r>
-            <w:r>
-              <w:rPr>
-                <w:sz w:val="16"/>
-                <w:szCs w:val="16"/>
-              </w:rPr>
-              <w:t xml:space="preserve">depreciation</w:t>
+              <w:t xml:space="preserve">11  </w:t>
+            </w:r>
+            <w:r>
+              <w:rPr>
+                <w:sz w:val="16"/>
+                <w:szCs w:val="16"/>
+              </w:rPr>
+              <w:t xml:space="preserve">revaluation model</w:t>
             </w:r>
           </w:p>
         </w:tc>
@@ -8147,14 +8283,14 @@
                 <w:sz w:val="16"/>
                 <w:szCs w:val="16"/>
               </w:rPr>
-              <w:t xml:space="preserve">11  </w:t>
-            </w:r>
-            <w:r>
-              <w:rPr>
-                <w:sz w:val="16"/>
-                <w:szCs w:val="16"/>
-              </w:rPr>
-              <w:t xml:space="preserve">revaluation model</w:t>
+              <w:t xml:space="preserve">12  </w:t>
+            </w:r>
+            <w:r>
+              <w:rPr>
+                <w:sz w:val="16"/>
+                <w:szCs w:val="16"/>
+              </w:rPr>
+              <w:t xml:space="preserve">surplus</w:t>
             </w:r>
           </w:p>
         </w:tc>
@@ -8215,14 +8351,14 @@
                 <w:sz w:val="16"/>
                 <w:szCs w:val="16"/>
               </w:rPr>
-              <w:t xml:space="preserve">12  </w:t>
-            </w:r>
-            <w:r>
-              <w:rPr>
-                <w:sz w:val="16"/>
-                <w:szCs w:val="16"/>
-              </w:rPr>
-              <w:t xml:space="preserve">surplus</w:t>
+              <w:t xml:space="preserve">13  </w:t>
+            </w:r>
+            <w:r>
+              <w:rPr>
+                <w:sz w:val="16"/>
+                <w:szCs w:val="16"/>
+              </w:rPr>
+              <w:t xml:space="preserve">frameworks</w:t>
             </w:r>
           </w:p>
         </w:tc>
@@ -8283,14 +8419,14 @@
                 <w:sz w:val="16"/>
                 <w:szCs w:val="16"/>
               </w:rPr>
-              <w:t xml:space="preserve">13  </w:t>
-            </w:r>
-            <w:r>
-              <w:rPr>
-                <w:sz w:val="16"/>
-                <w:szCs w:val="16"/>
-              </w:rPr>
-              <w:t xml:space="preserve">frameworks</w:t>
+              <w:t xml:space="preserve">14  </w:t>
+            </w:r>
+            <w:r>
+              <w:rPr>
+                <w:sz w:val="16"/>
+                <w:szCs w:val="16"/>
+              </w:rPr>
+              <w:t xml:space="preserve">construction</w:t>
             </w:r>
           </w:p>
         </w:tc>
@@ -8351,14 +8487,82 @@
                 <w:sz w:val="16"/>
                 <w:szCs w:val="16"/>
               </w:rPr>
-              <w:t xml:space="preserve">14  </w:t>
-            </w:r>
-            <w:r>
-              <w:rPr>
-                <w:sz w:val="16"/>
-                <w:szCs w:val="16"/>
-              </w:rPr>
-              <w:t xml:space="preserve">construction</w:t>
+              <w:t xml:space="preserve">15  </w:t>
+            </w:r>
+            <w:r>
+              <w:rPr>
+                <w:sz w:val="16"/>
+                <w:szCs w:val="16"/>
+              </w:rPr>
+              <w:t xml:space="preserve">revaluation model</w:t>
+            </w:r>
+          </w:p>
+        </w:tc>
+      </w:tr>
+      <w:tr>
+        <w:tc>
+          <w:tcPr>
+            <w:tcW w:type="pct" w:w="2500"/>
+            <w:tcMar>
+              <w:top w:type="dxa" w:w="20"/>
+              <w:left w:type="dxa" w:w="80"/>
+              <w:bottom w:type="dxa" w:w="20"/>
+              <w:right w:type="dxa" w:w="80"/>
+            </w:tcMar>
+          </w:tcPr>
+          <w:p>
+            <w:pPr>
+              <w:spacing w:before="12" w:after="12"/>
+            </w:pPr>
+            <w:r>
+              <w:rPr>
+                <w:b/>
+                <w:bCs/>
+                <w:color w:val="8186EF"/>
+                <w:sz w:val="16"/>
+                <w:szCs w:val="16"/>
+              </w:rPr>
+              <w:t xml:space="preserve">8  </w:t>
+            </w:r>
+            <w:r>
+              <w:rPr>
+                <w:sz w:val="16"/>
+                <w:szCs w:val="16"/>
+              </w:rPr>
+              <w:t xml:space="preserve">depreciation</w:t>
+            </w:r>
+          </w:p>
+        </w:tc>
+        <w:tc>
+          <w:tcPr>
+            <w:tcW w:type="pct" w:w="2500"/>
+            <w:tcMar>
+              <w:top w:type="dxa" w:w="20"/>
+              <w:left w:type="dxa" w:w="80"/>
+              <w:bottom w:type="dxa" w:w="20"/>
+              <w:right w:type="dxa" w:w="80"/>
+            </w:tcMar>
+          </w:tcPr>
+          <w:p>
+            <w:pPr>
+              <w:spacing w:before="12" w:after="12"/>
+            </w:pPr>
+            <w:r>
+              <w:rPr>
+                <w:b/>
+                <w:bCs/>
+                <w:color w:val="8186EF"/>
+                <w:sz w:val="16"/>
+                <w:szCs w:val="16"/>
+              </w:rPr>
+              <w:t xml:space="preserve">16  </w:t>
+            </w:r>
+            <w:r>
+              <w:rPr>
+                <w:sz w:val="16"/>
+                <w:szCs w:val="16"/>
+              </w:rPr>
+              <w:t xml:space="preserve">component depreciation</w:t>
             </w:r>
           </w:p>
         </w:tc>
@@ -9259,7 +9463,7 @@
                     </pic:cNvPicPr>
                   </pic:nvPicPr>
                   <pic:blipFill>
-                    <a:blip r:embed="rId109" cstate="none"/>
+                    <a:blip r:embed="rId110" cstate="none"/>
                     <a:srcRect/>
                     <a:stretch>
                       <a:fillRect/>
@@ -10173,154 +10377,6 @@
         <w:drawing>
           <wp:inline distT="0" distB="0" distL="0" distR="0">
             <wp:extent cx="5734050" cy="1712675"/>
-            <wp:effectExtent t="0" r="0" b="0" l="0"/>
-            <wp:docPr id="1" name="" descr="" title=""/>
-            <wp:cNvGraphicFramePr>
-              <a:graphicFrameLocks xmlns:a="http://schemas.openxmlformats.org/drawingml/2006/main" noChangeAspect="1"/>
-            </wp:cNvGraphicFramePr>
-            <a:graphic xmlns:a="http://schemas.openxmlformats.org/drawingml/2006/main">
-              <a:graphicData uri="http://schemas.openxmlformats.org/drawingml/2006/picture">
-                <pic:pic xmlns:pic="http://schemas.openxmlformats.org/drawingml/2006/picture">
-                  <pic:nvPicPr>
-                    <pic:cNvPr id="0" name="" descr=""/>
-                    <pic:cNvPicPr>
-                      <a:picLocks noChangeAspect="1" noChangeArrowheads="1"/>
-                    </pic:cNvPicPr>
-                  </pic:nvPicPr>
-                  <pic:blipFill>
-                    <a:blip r:embed="rId110" cstate="none"/>
-                    <a:srcRect/>
-                    <a:stretch>
-                      <a:fillRect/>
-                    </a:stretch>
-                  </pic:blipFill>
-                  <pic:spPr bwMode="auto">
-                    <a:xfrm>
-                      <a:off x="0" y="0"/>
-                      <a:ext cx="5734050" cy="1712675"/>
-                    </a:xfrm>
-                    <a:prstGeom prst="rect">
-                      <a:avLst/>
-                    </a:prstGeom>
-                  </pic:spPr>
-                </pic:pic>
-              </a:graphicData>
-            </a:graphic>
-          </wp:inline>
-        </w:drawing>
-      </w:r>
-    </w:p>
-    <w:tbl>
-      <w:tblPr>
-        <w:tblW w:type="pct" w:w="100%"/>
-        <w:tblLayout w:type="fixed"/>
-        <w:tblBorders>
-          <w:top w:val="single" w:color="FBFAF6" w:sz="4"/>
-          <w:left w:val="single" w:color="FBFAF6" w:sz="4"/>
-          <w:bottom w:val="single" w:color="FBFAF6" w:sz="4"/>
-          <w:right w:val="single" w:color="FBFAF6" w:sz="4"/>
-          <w:insideH w:val="single" w:color="FBFAF6" w:sz="4"/>
-          <w:insideV w:val="single" w:color="FBFAF6" w:sz="4"/>
-        </w:tblBorders>
-      </w:tblPr>
-      <w:tblGrid>
-        <w:gridCol w:w="9600"/>
-      </w:tblGrid>
-      <w:tr>
-        <w:tc>
-          <w:tcPr>
-            <w:tcW w:type="pct" w:w="5000"/>
-            <w:shd w:fill="FBFAF6" w:val="clear"/>
-            <w:tcMar>
-              <w:top w:type="dxa" w:w="40"/>
-              <w:left w:type="dxa" w:w="100"/>
-              <w:bottom w:type="dxa" w:w="40"/>
-              <w:right w:type="dxa" w:w="100"/>
-            </w:tcMar>
-          </w:tcPr>
-          <w:p>
-            <w:pPr>
-              <w:spacing w:before="18" w:after="6"/>
-            </w:pPr>
-            <w:r>
-              <w:rPr>
-                <w:b/>
-                <w:bCs/>
-                <w:color w:val="6B7280"/>
-                <w:sz w:val="14"/>
-                <w:szCs w:val="14"/>
-              </w:rPr>
-              <w:t xml:space="preserve">word list</w:t>
-            </w:r>
-          </w:p>
-          <w:p>
-            <w:pPr>
-              <w:spacing w:before="0" w:after="18"/>
-            </w:pPr>
-            <w:r>
-              <w:rPr>
-                <w:b/>
-                <w:bCs/>
-                <w:color w:val="353A7C"/>
-                <w:sz w:val="16"/>
-                <w:szCs w:val="16"/>
-              </w:rPr>
-              <w:t xml:space="preserve">Impairment tested first with undiscounted cash flows   ·   Development costs capitalized when criteria are met</w:t>
-            </w:r>
-          </w:p>
-        </w:tc>
-      </w:tr>
-    </w:tbl>
-    <w:p/>
-    <w:p>
-      <w:pPr>
-        <w:pageBreakBefore w:val="true"/>
-        <w:spacing w:after="0"/>
-      </w:pPr>
-      <w:r>
-        <w:rPr>
-          <w:sz w:val="2"/>
-        </w:rPr>
-        <w:t xml:space="preserve"> </w:t>
-      </w:r>
-    </w:p>
-    <w:p>
-      <w:pPr>
-        <w:spacing w:before="44" w:after="10"/>
-      </w:pPr>
-      <w:r>
-        <w:rPr>
-          <w:b/>
-          <w:bCs/>
-          <w:color w:val="353A7C"/>
-          <w:sz w:val="18"/>
-          <w:szCs w:val="18"/>
-        </w:rPr>
-        <w:t xml:space="preserve">Item — Category</w:t>
-      </w:r>
-    </w:p>
-    <w:p>
-      <w:pPr>
-        <w:spacing w:before="0" w:after="12"/>
-      </w:pPr>
-      <w:r>
-        <w:rPr>
-          <w:color w:val="6B7280"/>
-          <w:sz w:val="15"/>
-          <w:szCs w:val="15"/>
-        </w:rPr>
-        <w:t xml:space="preserve">Every item belongs to exactly one group.</w:t>
-      </w:r>
-    </w:p>
-    <w:p>
-      <w:pPr>
-        <w:spacing w:after="40" w:before="90"/>
-        <w:jc w:val="center"/>
-      </w:pPr>
-      <w:r>
-        <w:drawing>
-          <wp:inline distT="0" distB="0" distL="0" distR="0">
-            <wp:extent cx="5734050" cy="1614600"/>
             <wp:effectExtent t="0" r="0" b="0" l="0"/>
             <wp:docPr id="1" name="" descr="" title=""/>
             <wp:cNvGraphicFramePr>
@@ -10345,7 +10401,7 @@
                   <pic:spPr bwMode="auto">
                     <a:xfrm>
                       <a:off x="0" y="0"/>
-                      <a:ext cx="5734050" cy="1614600"/>
+                      <a:ext cx="5734050" cy="1712675"/>
                     </a:xfrm>
                     <a:prstGeom prst="rect">
                       <a:avLst/>
@@ -10413,6 +10469,154 @@
                 <w:sz w:val="16"/>
                 <w:szCs w:val="16"/>
               </w:rPr>
+              <w:t xml:space="preserve">Impairment tested first with undiscounted cash flows   ·   Development costs capitalized when criteria are met</w:t>
+            </w:r>
+          </w:p>
+        </w:tc>
+      </w:tr>
+    </w:tbl>
+    <w:p/>
+    <w:p>
+      <w:pPr>
+        <w:pageBreakBefore w:val="true"/>
+        <w:spacing w:after="0"/>
+      </w:pPr>
+      <w:r>
+        <w:rPr>
+          <w:sz w:val="2"/>
+        </w:rPr>
+        <w:t xml:space="preserve"> </w:t>
+      </w:r>
+    </w:p>
+    <w:p>
+      <w:pPr>
+        <w:spacing w:before="44" w:after="10"/>
+      </w:pPr>
+      <w:r>
+        <w:rPr>
+          <w:b/>
+          <w:bCs/>
+          <w:color w:val="353A7C"/>
+          <w:sz w:val="18"/>
+          <w:szCs w:val="18"/>
+        </w:rPr>
+        <w:t xml:space="preserve">Item — Category</w:t>
+      </w:r>
+    </w:p>
+    <w:p>
+      <w:pPr>
+        <w:spacing w:before="0" w:after="12"/>
+      </w:pPr>
+      <w:r>
+        <w:rPr>
+          <w:color w:val="6B7280"/>
+          <w:sz w:val="15"/>
+          <w:szCs w:val="15"/>
+        </w:rPr>
+        <w:t xml:space="preserve">Every item belongs to exactly one group.</w:t>
+      </w:r>
+    </w:p>
+    <w:p>
+      <w:pPr>
+        <w:spacing w:after="40" w:before="90"/>
+        <w:jc w:val="center"/>
+      </w:pPr>
+      <w:r>
+        <w:drawing>
+          <wp:inline distT="0" distB="0" distL="0" distR="0">
+            <wp:extent cx="5734050" cy="1614600"/>
+            <wp:effectExtent t="0" r="0" b="0" l="0"/>
+            <wp:docPr id="1" name="" descr="" title=""/>
+            <wp:cNvGraphicFramePr>
+              <a:graphicFrameLocks xmlns:a="http://schemas.openxmlformats.org/drawingml/2006/main" noChangeAspect="1"/>
+            </wp:cNvGraphicFramePr>
+            <a:graphic xmlns:a="http://schemas.openxmlformats.org/drawingml/2006/main">
+              <a:graphicData uri="http://schemas.openxmlformats.org/drawingml/2006/picture">
+                <pic:pic xmlns:pic="http://schemas.openxmlformats.org/drawingml/2006/picture">
+                  <pic:nvPicPr>
+                    <pic:cNvPr id="0" name="" descr=""/>
+                    <pic:cNvPicPr>
+                      <a:picLocks noChangeAspect="1" noChangeArrowheads="1"/>
+                    </pic:cNvPicPr>
+                  </pic:nvPicPr>
+                  <pic:blipFill>
+                    <a:blip r:embed="rId112" cstate="none"/>
+                    <a:srcRect/>
+                    <a:stretch>
+                      <a:fillRect/>
+                    </a:stretch>
+                  </pic:blipFill>
+                  <pic:spPr bwMode="auto">
+                    <a:xfrm>
+                      <a:off x="0" y="0"/>
+                      <a:ext cx="5734050" cy="1614600"/>
+                    </a:xfrm>
+                    <a:prstGeom prst="rect">
+                      <a:avLst/>
+                    </a:prstGeom>
+                  </pic:spPr>
+                </pic:pic>
+              </a:graphicData>
+            </a:graphic>
+          </wp:inline>
+        </w:drawing>
+      </w:r>
+    </w:p>
+    <w:tbl>
+      <w:tblPr>
+        <w:tblW w:type="pct" w:w="100%"/>
+        <w:tblLayout w:type="fixed"/>
+        <w:tblBorders>
+          <w:top w:val="single" w:color="FBFAF6" w:sz="4"/>
+          <w:left w:val="single" w:color="FBFAF6" w:sz="4"/>
+          <w:bottom w:val="single" w:color="FBFAF6" w:sz="4"/>
+          <w:right w:val="single" w:color="FBFAF6" w:sz="4"/>
+          <w:insideH w:val="single" w:color="FBFAF6" w:sz="4"/>
+          <w:insideV w:val="single" w:color="FBFAF6" w:sz="4"/>
+        </w:tblBorders>
+      </w:tblPr>
+      <w:tblGrid>
+        <w:gridCol w:w="9600"/>
+      </w:tblGrid>
+      <w:tr>
+        <w:tc>
+          <w:tcPr>
+            <w:tcW w:type="pct" w:w="5000"/>
+            <w:shd w:fill="FBFAF6" w:val="clear"/>
+            <w:tcMar>
+              <w:top w:type="dxa" w:w="40"/>
+              <w:left w:type="dxa" w:w="100"/>
+              <w:bottom w:type="dxa" w:w="40"/>
+              <w:right w:type="dxa" w:w="100"/>
+            </w:tcMar>
+          </w:tcPr>
+          <w:p>
+            <w:pPr>
+              <w:spacing w:before="18" w:after="6"/>
+            </w:pPr>
+            <w:r>
+              <w:rPr>
+                <w:b/>
+                <w:bCs/>
+                <w:color w:val="6B7280"/>
+                <w:sz w:val="14"/>
+                <w:szCs w:val="14"/>
+              </w:rPr>
+              <w:t xml:space="preserve">word list</w:t>
+            </w:r>
+          </w:p>
+          <w:p>
+            <w:pPr>
+              <w:spacing w:before="0" w:after="18"/>
+            </w:pPr>
+            <w:r>
+              <w:rPr>
+                <w:b/>
+                <w:bCs/>
+                <w:color w:val="353A7C"/>
+                <w:sz w:val="16"/>
+                <w:szCs w:val="16"/>
+              </w:rPr>
               <w:t xml:space="preserve">defined benefit plan   ·   L5 Truck lease   ·   L2 Write-down reversal</w:t>
             </w:r>
           </w:p>
@@ -10472,7 +10676,7 @@
                     </pic:cNvPicPr>
                   </pic:nvPicPr>
                   <pic:blipFill>
-                    <a:blip r:embed="rId112" cstate="none"/>
+                    <a:blip r:embed="rId113" cstate="none"/>
                     <a:srcRect/>
                     <a:stretch>
                       <a:fillRect/>

--- a/CMA_Summaries_B1_Ch17.docx
+++ b/CMA_Summaries_B1_Ch17.docx
@@ -4861,7 +4861,7 @@
                 <w:sz w:val="16"/>
                 <w:szCs w:val="16"/>
               </w:rPr>
-              <w:t xml:space="preserve">frameworks   ·   difference   ·   inventory</w:t>
+              <w:t xml:space="preserve">frameworks   ·   difference   ·   provision</w:t>
             </w:r>
           </w:p>
         </w:tc>
@@ -5037,7 +5037,7 @@
           <w:sz w:val="19"/>
           <w:szCs w:val="19"/>
         </w:rPr>
-        <w:t xml:space="preserve">Not </w:t>
+        <w:t xml:space="preserve">In U.S. terms, a </w:t>
       </w:r>
       <w:r>
         <w:rPr>
@@ -5055,7 +5055,7 @@
           <w:sz w:val="19"/>
           <w:szCs w:val="19"/>
         </w:rPr>
-        <w:t xml:space="preserve">              </w:t>
+        <w:t xml:space="preserve">            </w:t>
       </w:r>
       <w:r>
         <w:rPr>
@@ -5069,14 +5069,7 @@
           <w:sz w:val="19"/>
           <w:szCs w:val="19"/>
         </w:rPr>
-        <w:t xml:space="preserve">. </w:t>
-      </w:r>
-      <w:r>
-        <w:rPr>
-          <w:sz w:val="19"/>
-          <w:szCs w:val="19"/>
-        </w:rPr>
-        <w:t xml:space="preserve">In U.S. terms, a </w:t>
+        <w:t xml:space="preserve"> reduces the </w:t>
       </w:r>
       <w:r>
         <w:rPr>
@@ -5094,7 +5087,7 @@
           <w:sz w:val="19"/>
           <w:szCs w:val="19"/>
         </w:rPr>
-        <w:t xml:space="preserve">            </w:t>
+        <w:t xml:space="preserve">           </w:t>
       </w:r>
       <w:r>
         <w:rPr>
@@ -5108,7 +5101,7 @@
           <w:sz w:val="19"/>
           <w:szCs w:val="19"/>
         </w:rPr>
-        <w:t xml:space="preserve"> reduces the inventory itself; do not call it a provision or a reserve. </w:t>
+        <w:t xml:space="preserve"> itself; do not call it a provision or a reserve. </w:t>
       </w:r>
     </w:p>
     <w:tbl>
@@ -5166,7 +5159,7 @@
                 <w:sz w:val="16"/>
                 <w:szCs w:val="16"/>
               </w:rPr>
-              <w:t xml:space="preserve">write-down   ·   depreciation   ·   reduces</w:t>
+              <w:t xml:space="preserve">inventory   ·   write-down   ·   provision</w:t>
             </w:r>
           </w:p>
         </w:tc>
@@ -5644,7 +5637,7 @@
                 <w:sz w:val="16"/>
                 <w:szCs w:val="16"/>
               </w:rPr>
-              <w:t xml:space="preserve">depreciation</w:t>
+              <w:t xml:space="preserve">write-down</w:t>
             </w:r>
           </w:p>
         </w:tc>
@@ -5712,7 +5705,7 @@
                 <w:sz w:val="16"/>
                 <w:szCs w:val="16"/>
               </w:rPr>
-              <w:t xml:space="preserve">write-down</w:t>
+              <w:t xml:space="preserve">inventory</w:t>
             </w:r>
           </w:p>
         </w:tc>
@@ -5837,7 +5830,7 @@
           <w:sz w:val="15"/>
           <w:szCs w:val="15"/>
         </w:rPr>
-        <w:t xml:space="preserve">Not depreciation. In U.S. terms, a write-down reduces the inventory itself; do not call it a provision or a reserve.</w:t>
+        <w:t xml:space="preserve">In U.S. terms, a write-down reduces the inventory itself; do not call it a provision or a reserve.</w:t>
       </w:r>
     </w:p>
     <w:p>
@@ -9127,7 +9120,7 @@
                 <w:sz w:val="16"/>
                 <w:szCs w:val="16"/>
               </w:rPr>
-              <w:t xml:space="preserve">disposal   ·   without   ·   frameworks   ·   screen   ·   Because   ·   earlier   ·   cash-generating   ·   measure   ·   future   ·   discounted</w:t>
+              <w:t xml:space="preserve">disposal   ·   without   ·   frameworks   ·   screen   ·   Because   ·   earlier   ·   cash-generating   ·   exposure   ·   future   ·   discounted</w:t>
             </w:r>
           </w:p>
         </w:tc>
@@ -9357,7 +9350,7 @@
                 <w:sz w:val="16"/>
                 <w:szCs w:val="16"/>
               </w:rPr>
-              <w:t xml:space="preserve">measured   ·   goodwill   ·   failed</w:t>
+              <w:t xml:space="preserve">measured   ·   compares   ·   failed</w:t>
             </w:r>
           </w:p>
         </w:tc>
@@ -9413,6 +9406,187 @@
     <w:p/>
     <w:p>
       <w:pPr>
+        <w:spacing w:before="44" w:after="14"/>
+      </w:pPr>
+      <w:r>
+        <w:rPr>
+          <w:b/>
+          <w:bCs/>
+          <w:color w:val="353A7C"/>
+          <w:sz w:val="18"/>
+          <w:szCs w:val="18"/>
+        </w:rPr>
+        <w:t xml:space="preserve">Summary 3</w:t>
+      </w:r>
+      <w:r>
+        <w:rPr>
+          <w:color w:val="6B7280"/>
+          <w:sz w:val="16"/>
+          <w:szCs w:val="16"/>
+        </w:rPr>
+        <w:t xml:space="preserve">      gaps 12–13</w:t>
+      </w:r>
+    </w:p>
+    <w:p>
+      <w:pPr>
+        <w:spacing w:before="20" w:after="20" w:line="360" w:lineRule="auto"/>
+        <w:ind w:left="200"/>
+      </w:pPr>
+      <w:r>
+        <w:rPr>
+          <w:sz w:val="19"/>
+          <w:szCs w:val="19"/>
+        </w:rPr>
+        <w:t xml:space="preserve">The first two are done. </w:t>
+      </w:r>
+      <w:r>
+        <w:rPr>
+          <w:sz w:val="19"/>
+          <w:szCs w:val="19"/>
+        </w:rPr>
+        <w:t xml:space="preserve">Decide </w:t>
+      </w:r>
+      <w:r>
+        <w:rPr>
+          <w:b/>
+          <w:bCs/>
+          <w:color w:val="8186EF"/>
+          <w:sz w:val="15"/>
+          <w:szCs w:val="15"/>
+        </w:rPr>
+        <w:t xml:space="preserve"> (12) </w:t>
+      </w:r>
+      <w:r>
+        <w:rPr>
+          <w:u w:val="single"/>
+          <w:sz w:val="19"/>
+          <w:szCs w:val="19"/>
+        </w:rPr>
+        <w:t xml:space="preserve">           </w:t>
+      </w:r>
+      <w:r>
+        <w:rPr>
+          <w:sz w:val="19"/>
+          <w:szCs w:val="19"/>
+        </w:rPr>
+        <w:t xml:space="preserve"> </w:t>
+      </w:r>
+      <w:r>
+        <w:rPr>
+          <w:sz w:val="19"/>
+          <w:szCs w:val="19"/>
+        </w:rPr>
+        <w:t xml:space="preserve"> each of the </w:t>
+      </w:r>
+      <w:r>
+        <w:rPr>
+          <w:b/>
+          <w:bCs/>
+          <w:color w:val="8186EF"/>
+          <w:sz w:val="15"/>
+          <w:szCs w:val="15"/>
+        </w:rPr>
+        <w:t xml:space="preserve"> (13) </w:t>
+      </w:r>
+      <w:r>
+        <w:rPr>
+          <w:u w:val="single"/>
+          <w:sz w:val="19"/>
+          <w:szCs w:val="19"/>
+        </w:rPr>
+        <w:t xml:space="preserve">           </w:t>
+      </w:r>
+      <w:r>
+        <w:rPr>
+          <w:sz w:val="19"/>
+          <w:szCs w:val="19"/>
+        </w:rPr>
+        <w:t xml:space="preserve"> </w:t>
+      </w:r>
+      <w:r>
+        <w:rPr>
+          <w:sz w:val="19"/>
+          <w:szCs w:val="19"/>
+        </w:rPr>
+        <w:t xml:space="preserve"> is true under U.S. GAAP only, IFRS only, or both. </w:t>
+      </w:r>
+    </w:p>
+    <w:tbl>
+      <w:tblPr>
+        <w:tblW w:type="pct" w:w="100%"/>
+        <w:tblLayout w:type="fixed"/>
+        <w:tblBorders>
+          <w:top w:val="single" w:color="FBFAF6" w:sz="4"/>
+          <w:left w:val="single" w:color="FBFAF6" w:sz="4"/>
+          <w:bottom w:val="single" w:color="FBFAF6" w:sz="4"/>
+          <w:right w:val="single" w:color="FBFAF6" w:sz="4"/>
+          <w:insideH w:val="single" w:color="FBFAF6" w:sz="4"/>
+          <w:insideV w:val="single" w:color="FBFAF6" w:sz="4"/>
+        </w:tblBorders>
+      </w:tblPr>
+      <w:tblGrid>
+        <w:gridCol w:w="9600"/>
+      </w:tblGrid>
+      <w:tr>
+        <w:tc>
+          <w:tcPr>
+            <w:tcW w:type="pct" w:w="5000"/>
+            <w:shd w:fill="FBFAF6" w:val="clear"/>
+            <w:tcMar>
+              <w:top w:type="dxa" w:w="40"/>
+              <w:left w:type="dxa" w:w="100"/>
+              <w:bottom w:type="dxa" w:w="40"/>
+              <w:right w:type="dxa" w:w="100"/>
+            </w:tcMar>
+          </w:tcPr>
+          <w:p>
+            <w:pPr>
+              <w:spacing w:before="18" w:after="6"/>
+            </w:pPr>
+            <w:r>
+              <w:rPr>
+                <w:b/>
+                <w:bCs/>
+                <w:color w:val="6B7280"/>
+                <w:sz w:val="14"/>
+                <w:szCs w:val="14"/>
+              </w:rPr>
+              <w:t xml:space="preserve">word list</w:t>
+            </w:r>
+          </w:p>
+          <w:p>
+            <w:pPr>
+              <w:spacing w:before="0" w:after="18"/>
+            </w:pPr>
+            <w:r>
+              <w:rPr>
+                <w:b/>
+                <w:bCs/>
+                <w:color w:val="353A7C"/>
+                <w:sz w:val="16"/>
+                <w:szCs w:val="16"/>
+              </w:rPr>
+              <w:t xml:space="preserve">exposure   ·   whether   ·   others</w:t>
+            </w:r>
+          </w:p>
+        </w:tc>
+      </w:tr>
+    </w:tbl>
+    <w:p/>
+    <w:p>
+      <w:pPr>
+        <w:pageBreakBefore w:val="true"/>
+        <w:spacing w:after="0"/>
+      </w:pPr>
+      <w:r>
+        <w:rPr>
+          <w:sz w:val="2"/>
+        </w:rPr>
+        <w:t xml:space="preserve"> </w:t>
+      </w:r>
+    </w:p>
+    <w:p>
+      <w:pPr>
         <w:spacing w:before="44" w:after="10"/>
       </w:pPr>
       <w:r>
@@ -9447,7 +9621,7 @@
       <w:r>
         <w:drawing>
           <wp:inline distT="0" distB="0" distL="0" distR="0">
-            <wp:extent cx="5734050" cy="2444525"/>
+            <wp:extent cx="5734050" cy="2557700"/>
             <wp:effectExtent t="0" r="0" b="0" l="0"/>
             <wp:docPr id="1" name="" descr="" title=""/>
             <wp:cNvGraphicFramePr>
@@ -9472,7 +9646,7 @@
                   <pic:spPr bwMode="auto">
                     <a:xfrm>
                       <a:off x="0" y="0"/>
-                      <a:ext cx="5734050" cy="2444525"/>
+                      <a:ext cx="5734050" cy="2557700"/>
                     </a:xfrm>
                     <a:prstGeom prst="rect">
                       <a:avLst/>
@@ -9540,7 +9714,7 @@
                 <w:sz w:val="16"/>
                 <w:szCs w:val="16"/>
               </w:rPr>
-              <w:t xml:space="preserve">Prior service cost is expensed immediately   ·   Inventory write-downs are reversed when NRV recovers   ·   Development costs are capitalized when criteria are met</w:t>
+              <w:t xml:space="preserve">A short-term lease exemption exists   ·   Prior service cost is expensed immediately   ·   fair value less costs of disposal</w:t>
             </w:r>
           </w:p>
         </w:tc>
@@ -9549,18 +9723,6 @@
     <w:p/>
     <w:p>
       <w:pPr>
-        <w:pageBreakBefore w:val="true"/>
-        <w:spacing w:after="0"/>
-      </w:pPr>
-      <w:r>
-        <w:rPr>
-          <w:sz w:val="2"/>
-        </w:rPr>
-        <w:t xml:space="preserve"> </w:t>
-      </w:r>
-    </w:p>
-    <w:p>
-      <w:pPr>
         <w:spacing w:before="44" w:after="14"/>
       </w:pPr>
       <w:r>
@@ -9571,7 +9733,7 @@
           <w:sz w:val="18"/>
           <w:szCs w:val="18"/>
         </w:rPr>
-        <w:t xml:space="preserve">Summary 3</w:t>
+        <w:t xml:space="preserve">Summary 4</w:t>
       </w:r>
       <w:r>
         <w:rPr>
@@ -9579,7 +9741,7 @@
           <w:sz w:val="16"/>
           <w:szCs w:val="16"/>
         </w:rPr>
-        <w:t xml:space="preserve">      gaps 14–15</w:t>
+        <w:t xml:space="preserve">      gaps 16–17</w:t>
       </w:r>
     </w:p>
     <w:p>
@@ -9602,7 +9764,7 @@
           <w:sz w:val="15"/>
           <w:szCs w:val="15"/>
         </w:rPr>
-        <w:t xml:space="preserve"> (14) </w:t>
+        <w:t xml:space="preserve"> (16) </w:t>
       </w:r>
       <w:r>
         <w:rPr>
@@ -9641,7 +9803,7 @@
           <w:sz w:val="15"/>
           <w:szCs w:val="15"/>
         </w:rPr>
-        <w:t xml:space="preserve"> (15) </w:t>
+        <w:t xml:space="preserve"> (17) </w:t>
       </w:r>
       <w:r>
         <w:rPr>
@@ -9728,7 +9890,7 @@
                 <w:sz w:val="16"/>
                 <w:szCs w:val="16"/>
               </w:rPr>
-              <w:t xml:space="preserve">impairment-only   ·   discussing   ·   disclosures</w:t>
+              <w:t xml:space="preserve">carrying   ·   disclosures   ·   impairment-only</w:t>
             </w:r>
           </w:p>
         </w:tc>
@@ -9931,39 +10093,7 @@
                 <w:sz w:val="15"/>
                 <w:szCs w:val="15"/>
               </w:rPr>
-              <w:t xml:space="preserve"/>
-            </w:r>
-            <w:r>
-              <w:rPr>
-                <w:b/>
-                <w:bCs/>
-                <w:color w:val="8186EF"/>
-                <w:sz w:val="14"/>
-                <w:szCs w:val="14"/>
-              </w:rPr>
-              <w:t xml:space="preserve"> (16) </w:t>
-            </w:r>
-            <w:r>
-              <w:rPr>
-                <w:u w:val="single"/>
-                <w:sz w:val="15"/>
-                <w:szCs w:val="15"/>
-              </w:rPr>
-              <w:t xml:space="preserve">              </w:t>
-            </w:r>
-            <w:r>
-              <w:rPr>
-                <w:sz w:val="15"/>
-                <w:szCs w:val="15"/>
-              </w:rPr>
-              <w:t xml:space="preserve"> </w:t>
-            </w:r>
-            <w:r>
-              <w:rPr>
-                <w:sz w:val="15"/>
-                <w:szCs w:val="15"/>
-              </w:rPr>
-              <w:t xml:space="preserve"> of a new ordering app capitalized in 2027 under IAS 38: 240. None is amortized yet.</w:t>
+              <w:t xml:space="preserve">Development costs of a new ordering app capitalized in 2027 under IAS 38: 240. None is amortized yet.</w:t>
             </w:r>
           </w:p>
         </w:tc>
@@ -10021,7 +10151,7 @@
                 <w:sz w:val="14"/>
                 <w:szCs w:val="14"/>
               </w:rPr>
-              <w:t xml:space="preserve"> (17) </w:t>
+              <w:t xml:space="preserve"> (18) </w:t>
             </w:r>
             <w:r>
               <w:rPr>
@@ -10151,7 +10281,7 @@
                 <w:sz w:val="14"/>
                 <w:szCs w:val="14"/>
               </w:rPr>
-              <w:t xml:space="preserve"> (18) </w:t>
+              <w:t xml:space="preserve"> (19) </w:t>
             </w:r>
             <w:r>
               <w:rPr>
@@ -10271,7 +10401,39 @@
                 <w:sz w:val="15"/>
                 <w:szCs w:val="15"/>
               </w:rPr>
-              <w:t xml:space="preserve">Orontes must convert Levant's figures to U.S. GAAP before consolidation (Chapter 16). Ignore tax effects.</w:t>
+              <w:t xml:space="preserve">Orontes must convert Levant's figures to U.S. GAAP before </w:t>
+            </w:r>
+            <w:r>
+              <w:rPr>
+                <w:b/>
+                <w:bCs/>
+                <w:color w:val="8186EF"/>
+                <w:sz w:val="14"/>
+                <w:szCs w:val="14"/>
+              </w:rPr>
+              <w:t xml:space="preserve"> (20) </w:t>
+            </w:r>
+            <w:r>
+              <w:rPr>
+                <w:u w:val="single"/>
+                <w:sz w:val="15"/>
+                <w:szCs w:val="15"/>
+              </w:rPr>
+              <w:t xml:space="preserve">              </w:t>
+            </w:r>
+            <w:r>
+              <w:rPr>
+                <w:sz w:val="15"/>
+                <w:szCs w:val="15"/>
+              </w:rPr>
+              <w:t xml:space="preserve"> </w:t>
+            </w:r>
+            <w:r>
+              <w:rPr>
+                <w:sz w:val="15"/>
+                <w:szCs w:val="15"/>
+              </w:rPr>
+              <w:t xml:space="preserve"> (Chapter 16). Ignore tax effects.</w:t>
             </w:r>
           </w:p>
         </w:tc>
@@ -10333,13 +10495,25 @@
                 <w:sz w:val="16"/>
                 <w:szCs w:val="16"/>
               </w:rPr>
-              <w:t xml:space="preserve">write-down   ·   Truck lease   ·   Development costs   ·   Delivery fleet</w:t>
+              <w:t xml:space="preserve">consolidation   ·   write-down   ·   Warehouse   ·   Delivery fleet</w:t>
             </w:r>
           </w:p>
         </w:tc>
       </w:tr>
     </w:tbl>
     <w:p/>
+    <w:p>
+      <w:pPr>
+        <w:pageBreakBefore w:val="true"/>
+        <w:spacing w:after="0"/>
+      </w:pPr>
+      <w:r>
+        <w:rPr>
+          <w:sz w:val="2"/>
+        </w:rPr>
+        <w:t xml:space="preserve"> </w:t>
+      </w:r>
+    </w:p>
     <w:p>
       <w:pPr>
         <w:spacing w:before="44" w:after="10"/>
@@ -10376,7 +10550,7 @@
       <w:r>
         <w:drawing>
           <wp:inline distT="0" distB="0" distL="0" distR="0">
-            <wp:extent cx="5734050" cy="1712675"/>
+            <wp:extent cx="5734050" cy="1825850"/>
             <wp:effectExtent t="0" r="0" b="0" l="0"/>
             <wp:docPr id="1" name="" descr="" title=""/>
             <wp:cNvGraphicFramePr>
@@ -10401,7 +10575,7 @@
                   <pic:spPr bwMode="auto">
                     <a:xfrm>
                       <a:off x="0" y="0"/>
-                      <a:ext cx="5734050" cy="1712675"/>
+                      <a:ext cx="5734050" cy="1825850"/>
                     </a:xfrm>
                     <a:prstGeom prst="rect">
                       <a:avLst/>
@@ -10469,25 +10643,13 @@
                 <w:sz w:val="16"/>
                 <w:szCs w:val="16"/>
               </w:rPr>
-              <w:t xml:space="preserve">Impairment tested first with undiscounted cash flows   ·   Development costs capitalized when criteria are met</w:t>
+              <w:t xml:space="preserve">A short-term lease exemption exists   ·   Prior service cost expensed immediately</w:t>
             </w:r>
           </w:p>
         </w:tc>
       </w:tr>
     </w:tbl>
     <w:p/>
-    <w:p>
-      <w:pPr>
-        <w:pageBreakBefore w:val="true"/>
-        <w:spacing w:after="0"/>
-      </w:pPr>
-      <w:r>
-        <w:rPr>
-          <w:sz w:val="2"/>
-        </w:rPr>
-        <w:t xml:space="preserve"> </w:t>
-      </w:r>
-    </w:p>
     <w:p>
       <w:pPr>
         <w:spacing w:before="44" w:after="10"/>
@@ -10617,13 +10779,25 @@
                 <w:sz w:val="16"/>
                 <w:szCs w:val="16"/>
               </w:rPr>
-              <w:t xml:space="preserve">defined benefit plan   ·   L5 Truck lease   ·   L2 Write-down reversal</w:t>
+              <w:t xml:space="preserve">L2 Write-down reversal   ·   value in use   ·   L4 Fleet impairment</w:t>
             </w:r>
           </w:p>
         </w:tc>
       </w:tr>
     </w:tbl>
     <w:p/>
+    <w:p>
+      <w:pPr>
+        <w:pageBreakBefore w:val="true"/>
+        <w:spacing w:after="0"/>
+      </w:pPr>
+      <w:r>
+        <w:rPr>
+          <w:sz w:val="2"/>
+        </w:rPr>
+        <w:t xml:space="preserve"> </w:t>
+      </w:r>
+    </w:p>
     <w:p>
       <w:pPr>
         <w:spacing w:before="44" w:after="10"/>
@@ -11240,14 +11414,14 @@
                 <w:sz w:val="16"/>
                 <w:szCs w:val="16"/>
               </w:rPr>
-              <w:t xml:space="preserve">13  </w:t>
-            </w:r>
-            <w:r>
-              <w:rPr>
-                <w:sz w:val="16"/>
-                <w:szCs w:val="16"/>
-              </w:rPr>
-              <w:t xml:space="preserve">Prior service cost is expensed immediately</w:t>
+              <w:t xml:space="preserve">14  </w:t>
+            </w:r>
+            <w:r>
+              <w:rPr>
+                <w:sz w:val="16"/>
+                <w:szCs w:val="16"/>
+              </w:rPr>
+              <w:t xml:space="preserve">A short-term lease exemption exists</w:t>
             </w:r>
           </w:p>
         </w:tc>
@@ -11308,14 +11482,14 @@
                 <w:sz w:val="16"/>
                 <w:szCs w:val="16"/>
               </w:rPr>
-              <w:t xml:space="preserve">14  </w:t>
-            </w:r>
-            <w:r>
-              <w:rPr>
-                <w:sz w:val="16"/>
-                <w:szCs w:val="16"/>
-              </w:rPr>
-              <w:t xml:space="preserve">disclosures</w:t>
+              <w:t xml:space="preserve">15  </w:t>
+            </w:r>
+            <w:r>
+              <w:rPr>
+                <w:sz w:val="16"/>
+                <w:szCs w:val="16"/>
+              </w:rPr>
+              <w:t xml:space="preserve">Prior service cost is expensed immediately</w:t>
             </w:r>
           </w:p>
         </w:tc>
@@ -11376,14 +11550,14 @@
                 <w:sz w:val="16"/>
                 <w:szCs w:val="16"/>
               </w:rPr>
-              <w:t xml:space="preserve">15  </w:t>
-            </w:r>
-            <w:r>
-              <w:rPr>
-                <w:sz w:val="16"/>
-                <w:szCs w:val="16"/>
-              </w:rPr>
-              <w:t xml:space="preserve">impairment-only</w:t>
+              <w:t xml:space="preserve">16  </w:t>
+            </w:r>
+            <w:r>
+              <w:rPr>
+                <w:sz w:val="16"/>
+                <w:szCs w:val="16"/>
+              </w:rPr>
+              <w:t xml:space="preserve">disclosures</w:t>
             </w:r>
           </w:p>
         </w:tc>
@@ -11444,14 +11618,14 @@
                 <w:sz w:val="16"/>
                 <w:szCs w:val="16"/>
               </w:rPr>
-              <w:t xml:space="preserve">16  </w:t>
-            </w:r>
-            <w:r>
-              <w:rPr>
-                <w:sz w:val="16"/>
-                <w:szCs w:val="16"/>
-              </w:rPr>
-              <w:t xml:space="preserve">Development costs</w:t>
+              <w:t xml:space="preserve">17  </w:t>
+            </w:r>
+            <w:r>
+              <w:rPr>
+                <w:sz w:val="16"/>
+                <w:szCs w:val="16"/>
+              </w:rPr>
+              <w:t xml:space="preserve">impairment-only</w:t>
             </w:r>
           </w:p>
         </w:tc>
@@ -11512,7 +11686,7 @@
                 <w:sz w:val="16"/>
                 <w:szCs w:val="16"/>
               </w:rPr>
-              <w:t xml:space="preserve">17  </w:t>
+              <w:t xml:space="preserve">18  </w:t>
             </w:r>
             <w:r>
               <w:rPr>
@@ -11580,7 +11754,7 @@
                 <w:sz w:val="16"/>
                 <w:szCs w:val="16"/>
               </w:rPr>
-              <w:t xml:space="preserve">18  </w:t>
+              <w:t xml:space="preserve">19  </w:t>
             </w:r>
             <w:r>
               <w:rPr>
@@ -11648,14 +11822,14 @@
                 <w:sz w:val="16"/>
                 <w:szCs w:val="16"/>
               </w:rPr>
-              <w:t xml:space="preserve">19  </w:t>
-            </w:r>
-            <w:r>
-              <w:rPr>
-                <w:sz w:val="16"/>
-                <w:szCs w:val="16"/>
-              </w:rPr>
-              <w:t xml:space="preserve">Development costs capitalized when criteria are met</w:t>
+              <w:t xml:space="preserve">20  </w:t>
+            </w:r>
+            <w:r>
+              <w:rPr>
+                <w:sz w:val="16"/>
+                <w:szCs w:val="16"/>
+              </w:rPr>
+              <w:t xml:space="preserve">consolidation</w:t>
             </w:r>
           </w:p>
         </w:tc>
@@ -11716,14 +11890,14 @@
                 <w:sz w:val="16"/>
                 <w:szCs w:val="16"/>
               </w:rPr>
-              <w:t xml:space="preserve">20  </w:t>
-            </w:r>
-            <w:r>
-              <w:rPr>
-                <w:sz w:val="16"/>
-                <w:szCs w:val="16"/>
-              </w:rPr>
-              <w:t xml:space="preserve">L2 Write-down reversal</w:t>
+              <w:t xml:space="preserve">21  </w:t>
+            </w:r>
+            <w:r>
+              <w:rPr>
+                <w:sz w:val="16"/>
+                <w:szCs w:val="16"/>
+              </w:rPr>
+              <w:t xml:space="preserve">Prior service cost expensed immediately</w:t>
             </w:r>
           </w:p>
         </w:tc>
@@ -11784,14 +11958,14 @@
                 <w:sz w:val="16"/>
                 <w:szCs w:val="16"/>
               </w:rPr>
-              <w:t xml:space="preserve">21  </w:t>
-            </w:r>
-            <w:r>
-              <w:rPr>
-                <w:sz w:val="16"/>
-                <w:szCs w:val="16"/>
-              </w:rPr>
-              <w:t xml:space="preserve">L5 Truck lease</w:t>
+              <w:t xml:space="preserve">22  </w:t>
+            </w:r>
+            <w:r>
+              <w:rPr>
+                <w:sz w:val="16"/>
+                <w:szCs w:val="16"/>
+              </w:rPr>
+              <w:t xml:space="preserve">L2 Write-down reversal</w:t>
             </w:r>
           </w:p>
         </w:tc>
@@ -11852,14 +12026,14 @@
                 <w:sz w:val="16"/>
                 <w:szCs w:val="16"/>
               </w:rPr>
-              <w:t xml:space="preserve">22  </w:t>
-            </w:r>
-            <w:r>
-              <w:rPr>
-                <w:sz w:val="16"/>
-                <w:szCs w:val="16"/>
-              </w:rPr>
-              <w:t xml:space="preserve">value in use</w:t>
+              <w:t xml:space="preserve">23  </w:t>
+            </w:r>
+            <w:r>
+              <w:rPr>
+                <w:sz w:val="16"/>
+                <w:szCs w:val="16"/>
+              </w:rPr>
+              <w:t xml:space="preserve">L4 Fleet impairment</w:t>
             </w:r>
           </w:p>
         </w:tc>
@@ -11920,14 +12094,14 @@
                 <w:sz w:val="16"/>
                 <w:szCs w:val="16"/>
               </w:rPr>
-              <w:t xml:space="preserve">23  </w:t>
-            </w:r>
-            <w:r>
-              <w:rPr>
-                <w:sz w:val="16"/>
-                <w:szCs w:val="16"/>
-              </w:rPr>
-              <w:t xml:space="preserve">fair value less costs of disposal</w:t>
+              <w:t xml:space="preserve">24  </w:t>
+            </w:r>
+            <w:r>
+              <w:rPr>
+                <w:sz w:val="16"/>
+                <w:szCs w:val="16"/>
+              </w:rPr>
+              <w:t xml:space="preserve">value in use</w:t>
             </w:r>
           </w:p>
         </w:tc>
@@ -11962,7 +12136,75 @@
                 <w:sz w:val="16"/>
                 <w:szCs w:val="16"/>
               </w:rPr>
-              <w:t xml:space="preserve">Development costs are capitalized when criteria are met</w:t>
+              <w:t xml:space="preserve">whether</w:t>
+            </w:r>
+          </w:p>
+        </w:tc>
+        <w:tc>
+          <w:tcPr>
+            <w:tcW w:type="pct" w:w="2500"/>
+            <w:tcMar>
+              <w:top w:type="dxa" w:w="20"/>
+              <w:left w:type="dxa" w:w="80"/>
+              <w:bottom w:type="dxa" w:w="20"/>
+              <w:right w:type="dxa" w:w="80"/>
+            </w:tcMar>
+          </w:tcPr>
+          <w:p>
+            <w:pPr>
+              <w:spacing w:before="12" w:after="12"/>
+            </w:pPr>
+            <w:r>
+              <w:rPr>
+                <w:b/>
+                <w:bCs/>
+                <w:color w:val="8186EF"/>
+                <w:sz w:val="16"/>
+                <w:szCs w:val="16"/>
+              </w:rPr>
+              <w:t xml:space="preserve">25  </w:t>
+            </w:r>
+            <w:r>
+              <w:rPr>
+                <w:sz w:val="16"/>
+                <w:szCs w:val="16"/>
+              </w:rPr>
+              <w:t xml:space="preserve">fair value less costs of disposal</w:t>
+            </w:r>
+          </w:p>
+        </w:tc>
+      </w:tr>
+      <w:tr>
+        <w:tc>
+          <w:tcPr>
+            <w:tcW w:type="pct" w:w="2500"/>
+            <w:tcMar>
+              <w:top w:type="dxa" w:w="20"/>
+              <w:left w:type="dxa" w:w="80"/>
+              <w:bottom w:type="dxa" w:w="20"/>
+              <w:right w:type="dxa" w:w="80"/>
+            </w:tcMar>
+          </w:tcPr>
+          <w:p>
+            <w:pPr>
+              <w:spacing w:before="12" w:after="12"/>
+            </w:pPr>
+            <w:r>
+              <w:rPr>
+                <w:b/>
+                <w:bCs/>
+                <w:color w:val="8186EF"/>
+                <w:sz w:val="16"/>
+                <w:szCs w:val="16"/>
+              </w:rPr>
+              <w:t xml:space="preserve">13  </w:t>
+            </w:r>
+            <w:r>
+              <w:rPr>
+                <w:sz w:val="16"/>
+                <w:szCs w:val="16"/>
+              </w:rPr>
+              <w:t xml:space="preserve">others</w:t>
             </w:r>
           </w:p>
         </w:tc>
@@ -12069,6 +12311,30 @@
           <w:szCs w:val="15"/>
         </w:rPr>
         <w:t xml:space="preserve">Summary 3   </w:t>
+      </w:r>
+      <w:r>
+        <w:rPr>
+          <w:color w:val="6B7280"/>
+          <w:sz w:val="15"/>
+          <w:szCs w:val="15"/>
+        </w:rPr>
+        <w:t xml:space="preserve">The first two are done. Decide whether each of the others is true under U.S. GAAP only, IFRS only, or both.</w:t>
+      </w:r>
+    </w:p>
+    <w:p>
+      <w:pPr>
+        <w:spacing w:before="20" w:after="20"/>
+        <w:ind w:left="240" w:hanging="240"/>
+      </w:pPr>
+      <w:r>
+        <w:rPr>
+          <w:b/>
+          <w:bCs/>
+          <w:color w:val="353A7C"/>
+          <w:sz w:val="15"/>
+          <w:szCs w:val="15"/>
+        </w:rPr>
+        <w:t xml:space="preserve">Summary 4   </w:t>
       </w:r>
       <w:r>
         <w:rPr>
@@ -12360,7 +12626,7 @@
               <w:sz w:val="16"/>
               <w:szCs w:val="16"/>
             </w:rPr>
-            <w:t xml:space="preserve"> of 3</w:t>
+            <w:t xml:space="preserve"> of 4</w:t>
           </w:r>
         </w:p>
       </w:tc>

--- a/CMA_Summaries_B1_Ch17.docx
+++ b/CMA_Summaries_B1_Ch17.docx
@@ -231,7 +231,7 @@
           <w:sz w:val="16"/>
           <w:szCs w:val="16"/>
         </w:rPr>
-        <w:t xml:space="preserve">      gaps 4–15</w:t>
+        <w:t xml:space="preserve">      gaps 4–13</w:t>
       </w:r>
     </w:p>
     <w:p>
@@ -244,7 +244,7 @@
           <w:sz w:val="19"/>
           <w:szCs w:val="19"/>
         </w:rPr>
-        <w:t xml:space="preserve">For share awards that vest in parts, or graded vesting, U.S. GAAP lets a company recognize the cost </w:t>
+        <w:t xml:space="preserve">For share awards that vest in parts, or graded vesting, U.S. GAAP lets a company </w:t>
       </w:r>
       <w:r>
         <w:rPr>
@@ -262,7 +262,7 @@
           <w:sz w:val="19"/>
           <w:szCs w:val="19"/>
         </w:rPr>
-        <w:t xml:space="preserve">               </w:t>
+        <w:t xml:space="preserve">           </w:t>
       </w:r>
       <w:r>
         <w:rPr>
@@ -276,7 +276,7 @@
           <w:sz w:val="19"/>
           <w:szCs w:val="19"/>
         </w:rPr>
-        <w:t xml:space="preserve"> over the whole period or tranche by tranche, when the awards have only service </w:t>
+        <w:t xml:space="preserve"> the cost straight-line over the whole period or tranche by tranche, when the awards have only service </w:t>
       </w:r>
       <w:r>
         <w:rPr>
@@ -354,7 +354,7 @@
           <w:sz w:val="19"/>
           <w:szCs w:val="19"/>
         </w:rPr>
-        <w:t xml:space="preserve">U.S. GAAP also allows a policy choice to record </w:t>
+        <w:t xml:space="preserve">U.S. GAAP also </w:t>
       </w:r>
       <w:r>
         <w:rPr>
@@ -372,7 +372,7 @@
           <w:sz w:val="19"/>
           <w:szCs w:val="19"/>
         </w:rPr>
-        <w:t xml:space="preserve">             </w:t>
+        <w:t xml:space="preserve">           </w:t>
       </w:r>
       <w:r>
         <w:rPr>
@@ -386,7 +386,21 @@
           <w:sz w:val="19"/>
           <w:szCs w:val="19"/>
         </w:rPr>
-        <w:t xml:space="preserve"> as they occur; IFRS 2 requires an </w:t>
+        <w:t xml:space="preserve"> a policy choice to record forfeitures as they occur; IFRS 2 requires an estimate. </w:t>
+      </w:r>
+      <w:r>
+        <w:rPr>
+          <w:sz w:val="19"/>
+          <w:szCs w:val="19"/>
+        </w:rPr>
+        <w:t xml:space="preserve">Employer payroll taxes on share awards are recognized when the tax obligation arises under U.S. GAAP, but accrued over the vesting period under IFRS. </w:t>
+      </w:r>
+      <w:r>
+        <w:rPr>
+          <w:sz w:val="19"/>
+          <w:szCs w:val="19"/>
+        </w:rPr>
+        <w:t xml:space="preserve">For a </w:t>
       </w:r>
       <w:r>
         <w:rPr>
@@ -418,14 +432,7 @@
           <w:sz w:val="19"/>
           <w:szCs w:val="19"/>
         </w:rPr>
-        <w:t xml:space="preserve">. </w:t>
-      </w:r>
-      <w:r>
-        <w:rPr>
-          <w:sz w:val="19"/>
-          <w:szCs w:val="19"/>
-        </w:rPr>
-        <w:t xml:space="preserve">Employer payroll taxes on share awards are </w:t>
+        <w:t xml:space="preserve"> benefit plan, both </w:t>
       </w:r>
       <w:r>
         <w:rPr>
@@ -457,7 +464,14 @@
           <w:sz w:val="19"/>
           <w:szCs w:val="19"/>
         </w:rPr>
-        <w:t xml:space="preserve"> when the tax </w:t>
+        <w:t xml:space="preserve"> put remeasurements in OCI. </w:t>
+      </w:r>
+      <w:r>
+        <w:rPr>
+          <w:sz w:val="19"/>
+          <w:szCs w:val="19"/>
+        </w:rPr>
+        <w:t xml:space="preserve">U.S. GAAP later amortizes them into net income; IAS 19 never </w:t>
       </w:r>
       <w:r>
         <w:rPr>
@@ -475,7 +489,7 @@
           <w:sz w:val="19"/>
           <w:szCs w:val="19"/>
         </w:rPr>
-        <w:t xml:space="preserve">            </w:t>
+        <w:t xml:space="preserve">              </w:t>
       </w:r>
       <w:r>
         <w:rPr>
@@ -489,14 +503,14 @@
           <w:sz w:val="19"/>
           <w:szCs w:val="19"/>
         </w:rPr>
-        <w:t xml:space="preserve"> arises under U.S. GAAP, but accrued over the vesting period under IFRS. </w:t>
-      </w:r>
-      <w:r>
-        <w:rPr>
-          <w:sz w:val="19"/>
-          <w:szCs w:val="19"/>
-        </w:rPr>
-        <w:t xml:space="preserve">For a </w:t>
+        <w:t xml:space="preserve"> them. </w:t>
+      </w:r>
+      <w:r>
+        <w:rPr>
+          <w:sz w:val="19"/>
+          <w:szCs w:val="19"/>
+        </w:rPr>
+        <w:t xml:space="preserve">Orontes </w:t>
       </w:r>
       <w:r>
         <w:rPr>
@@ -528,7 +542,7 @@
           <w:sz w:val="19"/>
           <w:szCs w:val="19"/>
         </w:rPr>
-        <w:t xml:space="preserve"> benefit plan, both frameworks put </w:t>
+        <w:t xml:space="preserve"> its plan and </w:t>
       </w:r>
       <w:r>
         <w:rPr>
@@ -546,7 +560,7 @@
           <w:sz w:val="19"/>
           <w:szCs w:val="19"/>
         </w:rPr>
-        <w:t xml:space="preserve">                </w:t>
+        <w:t xml:space="preserve">           </w:t>
       </w:r>
       <w:r>
         <w:rPr>
@@ -560,14 +574,7 @@
           <w:sz w:val="19"/>
           <w:szCs w:val="19"/>
         </w:rPr>
-        <w:t xml:space="preserve"> in OCI. </w:t>
-      </w:r>
-      <w:r>
-        <w:rPr>
-          <w:sz w:val="19"/>
-          <w:szCs w:val="19"/>
-        </w:rPr>
-        <w:t xml:space="preserve">U.S. GAAP later amortizes them into net </w:t>
+        <w:t xml:space="preserve"> prior service cost of $50,000: U.S. GAAP amortizes $5,000 a year from OCI, while IAS 19 expenses the whole </w:t>
       </w:r>
       <w:r>
         <w:rPr>
@@ -599,78 +606,7 @@
           <w:sz w:val="19"/>
           <w:szCs w:val="19"/>
         </w:rPr>
-        <w:t xml:space="preserve">; IAS 19 never </w:t>
-      </w:r>
-      <w:r>
-        <w:rPr>
-          <w:b/>
-          <w:bCs/>
-          <w:color w:val="8186EF"/>
-          <w:sz w:val="15"/>
-          <w:szCs w:val="15"/>
-        </w:rPr>
-        <w:t xml:space="preserve"> (14) </w:t>
-      </w:r>
-      <w:r>
-        <w:rPr>
-          <w:u w:val="single"/>
-          <w:sz w:val="19"/>
-          <w:szCs w:val="19"/>
-        </w:rPr>
-        <w:t xml:space="preserve">              </w:t>
-      </w:r>
-      <w:r>
-        <w:rPr>
-          <w:sz w:val="19"/>
-          <w:szCs w:val="19"/>
-        </w:rPr>
-        <w:t xml:space="preserve"> </w:t>
-      </w:r>
-      <w:r>
-        <w:rPr>
-          <w:sz w:val="19"/>
-          <w:szCs w:val="19"/>
-        </w:rPr>
-        <w:t xml:space="preserve"> them. </w:t>
-      </w:r>
-      <w:r>
-        <w:rPr>
-          <w:sz w:val="19"/>
-          <w:szCs w:val="19"/>
-        </w:rPr>
-        <w:t xml:space="preserve"/>
-      </w:r>
-      <w:r>
-        <w:rPr>
-          <w:b/>
-          <w:bCs/>
-          <w:color w:val="8186EF"/>
-          <w:sz w:val="15"/>
-          <w:szCs w:val="15"/>
-        </w:rPr>
-        <w:t xml:space="preserve"> (15) </w:t>
-      </w:r>
-      <w:r>
-        <w:rPr>
-          <w:u w:val="single"/>
-          <w:sz w:val="19"/>
-          <w:szCs w:val="19"/>
-        </w:rPr>
-        <w:t xml:space="preserve">           </w:t>
-      </w:r>
-      <w:r>
-        <w:rPr>
-          <w:sz w:val="19"/>
-          <w:szCs w:val="19"/>
-        </w:rPr>
-        <w:t xml:space="preserve"> </w:t>
-      </w:r>
-      <w:r>
-        <w:rPr>
-          <w:sz w:val="19"/>
-          <w:szCs w:val="19"/>
-        </w:rPr>
-        <w:t xml:space="preserve"> amends its plan and creates prior service cost of $50,000: U.S. GAAP amortizes $5,000 a year from OCI, while IAS 19 expenses the whole amount at once. </w:t>
+        <w:t xml:space="preserve"> at once. </w:t>
       </w:r>
     </w:p>
     <w:tbl>
@@ -728,7 +664,7 @@
                 <w:sz w:val="16"/>
                 <w:szCs w:val="16"/>
               </w:rPr>
-              <w:t xml:space="preserve">payroll   ·   Orontes   ·   conditions   ·   reclassifies   ·   expense   ·   income   ·   remeasurements   ·   straight-line   ·   obligation   ·   forfeitures   ·   estimate   ·   recognized   ·   defined</w:t>
+              <w:t xml:space="preserve">amount   ·   conditions   ·   creates   ·   expense   ·   reclassifies   ·   recognize   ·   payroll   ·   allows   ·   defined   ·   frameworks   ·   amends</w:t>
             </w:r>
           </w:p>
         </w:tc>
@@ -761,9 +697,9 @@
         </w:tblBorders>
       </w:tblPr>
       <w:tblGrid>
-        <w:gridCol w:w="3461"/>
-        <w:gridCol w:w="3872"/>
-        <w:gridCol w:w="2267"/>
+        <w:gridCol w:w="3481"/>
+        <w:gridCol w:w="3888"/>
+        <w:gridCol w:w="2231"/>
       </w:tblGrid>
       <w:tr>
         <w:tc>
@@ -798,7 +734,7 @@
       <w:tr>
         <w:tc>
           <w:tcPr>
-            <w:tcW w:type="pct" w:w="1803"/>
+            <w:tcW w:type="pct" w:w="1813"/>
             <w:shd w:fill="353A7C" w:val="clear"/>
             <w:tcMar>
               <w:top w:type="dxa" w:w="50"/>
@@ -825,7 +761,7 @@
         </w:tc>
         <w:tc>
           <w:tcPr>
-            <w:tcW w:type="pct" w:w="2016"/>
+            <w:tcW w:type="pct" w:w="2025"/>
             <w:shd w:fill="353A7C" w:val="clear"/>
             <w:tcMar>
               <w:top w:type="dxa" w:w="50"/>
@@ -852,7 +788,7 @@
         </w:tc>
         <w:tc>
           <w:tcPr>
-            <w:tcW w:type="pct" w:w="1181"/>
+            <w:tcW w:type="pct" w:w="1162"/>
             <w:shd w:fill="353A7C" w:val="clear"/>
             <w:tcMar>
               <w:top w:type="dxa" w:w="50"/>
@@ -881,7 +817,7 @@
       <w:tr>
         <w:tc>
           <w:tcPr>
-            <w:tcW w:type="pct" w:w="1803"/>
+            <w:tcW w:type="pct" w:w="1813"/>
             <w:tcMar>
               <w:top w:type="dxa" w:w="50"/>
               <w:left w:type="dxa" w:w="110"/>
@@ -904,7 +840,7 @@
         </w:tc>
         <w:tc>
           <w:tcPr>
-            <w:tcW w:type="pct" w:w="2016"/>
+            <w:tcW w:type="pct" w:w="2025"/>
             <w:tcMar>
               <w:top w:type="dxa" w:w="50"/>
               <w:left w:type="dxa" w:w="110"/>
@@ -927,7 +863,7 @@
         </w:tc>
         <w:tc>
           <w:tcPr>
-            <w:tcW w:type="pct" w:w="1181"/>
+            <w:tcW w:type="pct" w:w="1162"/>
             <w:tcMar>
               <w:top w:type="dxa" w:w="50"/>
               <w:left w:type="dxa" w:w="110"/>
@@ -952,7 +888,7 @@
       <w:tr>
         <w:tc>
           <w:tcPr>
-            <w:tcW w:type="pct" w:w="1803"/>
+            <w:tcW w:type="pct" w:w="1813"/>
             <w:shd w:fill="FBFAF6" w:val="clear"/>
             <w:tcMar>
               <w:top w:type="dxa" w:w="50"/>
@@ -976,8 +912,8 @@
         </w:tc>
         <w:tc>
           <w:tcPr>
-            <w:tcW w:type="pct" w:w="2016"/>
-            <w:shd w:fill="FBFAF6" w:val="clear"/>
+            <w:tcW w:type="pct" w:w="2025"/>
+            <w:shd w:fill="FFFFFF" w:val="clear"/>
             <w:tcMar>
               <w:top w:type="dxa" w:w="50"/>
               <w:left w:type="dxa" w:w="110"/>
@@ -987,15 +923,8 @@
           </w:tcPr>
           <w:p>
             <w:pPr>
-              <w:spacing w:before="28" w:after="28"/>
-            </w:pPr>
-            <w:r>
-              <w:rPr>
-                <w:sz w:val="15"/>
-                <w:szCs w:val="15"/>
-              </w:rPr>
-              <w:t xml:space="preserve"/>
-            </w:r>
+              <w:spacing w:before="46" w:after="46"/>
+            </w:pPr>
             <w:r>
               <w:rPr>
                 <w:b/>
@@ -1004,35 +933,13 @@
                 <w:sz w:val="14"/>
                 <w:szCs w:val="14"/>
               </w:rPr>
-              <w:t xml:space="preserve"> (16) </w:t>
-            </w:r>
-            <w:r>
-              <w:rPr>
-                <w:u w:val="single"/>
-                <w:sz w:val="15"/>
-                <w:szCs w:val="15"/>
-              </w:rPr>
-              <w:t xml:space="preserve">              </w:t>
-            </w:r>
-            <w:r>
-              <w:rPr>
-                <w:sz w:val="15"/>
-                <w:szCs w:val="15"/>
-              </w:rPr>
-              <w:t xml:space="preserve"> </w:t>
-            </w:r>
-            <w:r>
-              <w:rPr>
-                <w:sz w:val="15"/>
-                <w:szCs w:val="15"/>
-              </w:rPr>
-              <w:t xml:space="preserve">: estimate or record as they occur</w:t>
-            </w:r>
-          </w:p>
-        </w:tc>
-        <w:tc>
-          <w:tcPr>
-            <w:tcW w:type="pct" w:w="1181"/>
+              <w:t xml:space="preserve">(14)</w:t>
+            </w:r>
+          </w:p>
+        </w:tc>
+        <w:tc>
+          <w:tcPr>
+            <w:tcW w:type="pct" w:w="1162"/>
             <w:shd w:fill="FBFAF6" w:val="clear"/>
             <w:tcMar>
               <w:top w:type="dxa" w:w="50"/>
@@ -1058,7 +965,7 @@
       <w:tr>
         <w:tc>
           <w:tcPr>
-            <w:tcW w:type="pct" w:w="1803"/>
+            <w:tcW w:type="pct" w:w="1813"/>
             <w:tcMar>
               <w:top w:type="dxa" w:w="50"/>
               <w:left w:type="dxa" w:w="110"/>
@@ -1081,7 +988,7 @@
         </w:tc>
         <w:tc>
           <w:tcPr>
-            <w:tcW w:type="pct" w:w="2016"/>
+            <w:tcW w:type="pct" w:w="2025"/>
             <w:shd w:fill="FFFFFF" w:val="clear"/>
             <w:tcMar>
               <w:top w:type="dxa" w:w="50"/>
@@ -1102,13 +1009,13 @@
                 <w:sz w:val="14"/>
                 <w:szCs w:val="14"/>
               </w:rPr>
-              <w:t xml:space="preserve">(17)</w:t>
-            </w:r>
-          </w:p>
-        </w:tc>
-        <w:tc>
-          <w:tcPr>
-            <w:tcW w:type="pct" w:w="1181"/>
+              <w:t xml:space="preserve">(15)</w:t>
+            </w:r>
+          </w:p>
+        </w:tc>
+        <w:tc>
+          <w:tcPr>
+            <w:tcW w:type="pct" w:w="1162"/>
             <w:tcMar>
               <w:top w:type="dxa" w:w="50"/>
               <w:left w:type="dxa" w:w="110"/>
@@ -1133,7 +1040,7 @@
       <w:tr>
         <w:tc>
           <w:tcPr>
-            <w:tcW w:type="pct" w:w="1803"/>
+            <w:tcW w:type="pct" w:w="1813"/>
             <w:shd w:fill="FBFAF6" w:val="clear"/>
             <w:tcMar>
               <w:top w:type="dxa" w:w="50"/>
@@ -1157,8 +1064,8 @@
         </w:tc>
         <w:tc>
           <w:tcPr>
-            <w:tcW w:type="pct" w:w="2016"/>
-            <w:shd w:fill="FFFFFF" w:val="clear"/>
+            <w:tcW w:type="pct" w:w="2025"/>
+            <w:shd w:fill="FBFAF6" w:val="clear"/>
             <w:tcMar>
               <w:top w:type="dxa" w:w="50"/>
               <w:left w:type="dxa" w:w="110"/>
@@ -1168,23 +1075,20 @@
           </w:tcPr>
           <w:p>
             <w:pPr>
-              <w:spacing w:before="46" w:after="46"/>
-            </w:pPr>
-            <w:r>
-              <w:rPr>
-                <w:b/>
-                <w:bCs/>
-                <w:color w:val="8186EF"/>
-                <w:sz w:val="14"/>
-                <w:szCs w:val="14"/>
-              </w:rPr>
-              <w:t xml:space="preserve">(18)</w:t>
-            </w:r>
-          </w:p>
-        </w:tc>
-        <w:tc>
-          <w:tcPr>
-            <w:tcW w:type="pct" w:w="1181"/>
+              <w:spacing w:before="28" w:after="28"/>
+            </w:pPr>
+            <w:r>
+              <w:rPr>
+                <w:sz w:val="15"/>
+                <w:szCs w:val="15"/>
+              </w:rPr>
+              <w:t xml:space="preserve">OCI, then amortized into net income (corridor)</w:t>
+            </w:r>
+          </w:p>
+        </w:tc>
+        <w:tc>
+          <w:tcPr>
+            <w:tcW w:type="pct" w:w="1162"/>
             <w:shd w:fill="FBFAF6" w:val="clear"/>
             <w:tcMar>
               <w:top w:type="dxa" w:w="50"/>
@@ -1210,7 +1114,7 @@
       <w:tr>
         <w:tc>
           <w:tcPr>
-            <w:tcW w:type="pct" w:w="1803"/>
+            <w:tcW w:type="pct" w:w="1813"/>
             <w:tcMar>
               <w:top w:type="dxa" w:w="50"/>
               <w:left w:type="dxa" w:w="110"/>
@@ -1233,8 +1137,7 @@
         </w:tc>
         <w:tc>
           <w:tcPr>
-            <w:tcW w:type="pct" w:w="2016"/>
-            <w:shd w:fill="FFFFFF" w:val="clear"/>
+            <w:tcW w:type="pct" w:w="2025"/>
             <w:tcMar>
               <w:top w:type="dxa" w:w="50"/>
               <w:left w:type="dxa" w:w="110"/>
@@ -1244,23 +1147,21 @@
           </w:tcPr>
           <w:p>
             <w:pPr>
-              <w:spacing w:before="46" w:after="46"/>
-            </w:pPr>
-            <w:r>
-              <w:rPr>
-                <w:b/>
-                <w:bCs/>
-                <w:color w:val="8186EF"/>
-                <w:sz w:val="14"/>
-                <w:szCs w:val="14"/>
-              </w:rPr>
-              <w:t xml:space="preserve">(19)</w:t>
-            </w:r>
-          </w:p>
-        </w:tc>
-        <w:tc>
-          <w:tcPr>
-            <w:tcW w:type="pct" w:w="1181"/>
+              <w:spacing w:before="28" w:after="28"/>
+            </w:pPr>
+            <w:r>
+              <w:rPr>
+                <w:sz w:val="15"/>
+                <w:szCs w:val="15"/>
+              </w:rPr>
+              <w:t xml:space="preserve">Expected return</w:t>
+            </w:r>
+          </w:p>
+        </w:tc>
+        <w:tc>
+          <w:tcPr>
+            <w:tcW w:type="pct" w:w="1162"/>
+            <w:shd w:fill="FFFFFF" w:val="clear"/>
             <w:tcMar>
               <w:top w:type="dxa" w:w="50"/>
               <w:left w:type="dxa" w:w="110"/>
@@ -1270,14 +1171,17 @@
           </w:tcPr>
           <w:p>
             <w:pPr>
-              <w:spacing w:before="28" w:after="28"/>
-            </w:pPr>
-            <w:r>
-              <w:rPr>
-                <w:sz w:val="15"/>
-                <w:szCs w:val="15"/>
-              </w:rPr>
-              <w:t xml:space="preserve">Net interest at the discount rate</w:t>
+              <w:spacing w:before="46" w:after="46"/>
+            </w:pPr>
+            <w:r>
+              <w:rPr>
+                <w:b/>
+                <w:bCs/>
+                <w:color w:val="8186EF"/>
+                <w:sz w:val="14"/>
+                <w:szCs w:val="14"/>
+              </w:rPr>
+              <w:t xml:space="preserve">(16)</w:t>
             </w:r>
           </w:p>
         </w:tc>
@@ -1285,7 +1189,7 @@
       <w:tr>
         <w:tc>
           <w:tcPr>
-            <w:tcW w:type="pct" w:w="1803"/>
+            <w:tcW w:type="pct" w:w="1813"/>
             <w:shd w:fill="FBFAF6" w:val="clear"/>
             <w:tcMar>
               <w:top w:type="dxa" w:w="50"/>
@@ -1309,7 +1213,7 @@
         </w:tc>
         <w:tc>
           <w:tcPr>
-            <w:tcW w:type="pct" w:w="2016"/>
+            <w:tcW w:type="pct" w:w="2025"/>
             <w:shd w:fill="FBFAF6" w:val="clear"/>
             <w:tcMar>
               <w:top w:type="dxa" w:w="50"/>
@@ -1327,14 +1231,46 @@
                 <w:sz w:val="15"/>
                 <w:szCs w:val="15"/>
               </w:rPr>
-              <w:t xml:space="preserve">OCI, amortized over 10 years: 5,000 a year</w:t>
-            </w:r>
-          </w:p>
-        </w:tc>
-        <w:tc>
-          <w:tcPr>
-            <w:tcW w:type="pct" w:w="1181"/>
-            <w:shd w:fill="FFFFFF" w:val="clear"/>
+              <w:t xml:space="preserve"/>
+            </w:r>
+            <w:r>
+              <w:rPr>
+                <w:b/>
+                <w:bCs/>
+                <w:color w:val="8186EF"/>
+                <w:sz w:val="14"/>
+                <w:szCs w:val="14"/>
+              </w:rPr>
+              <w:t xml:space="preserve"> (17) </w:t>
+            </w:r>
+            <w:r>
+              <w:rPr>
+                <w:u w:val="single"/>
+                <w:sz w:val="15"/>
+                <w:szCs w:val="15"/>
+              </w:rPr>
+              <w:t xml:space="preserve">              </w:t>
+            </w:r>
+            <w:r>
+              <w:rPr>
+                <w:sz w:val="15"/>
+                <w:szCs w:val="15"/>
+              </w:rPr>
+              <w:t xml:space="preserve"> </w:t>
+            </w:r>
+            <w:r>
+              <w:rPr>
+                <w:sz w:val="15"/>
+                <w:szCs w:val="15"/>
+              </w:rPr>
+              <w:t xml:space="preserve">: 5,000 a year</w:t>
+            </w:r>
+          </w:p>
+        </w:tc>
+        <w:tc>
+          <w:tcPr>
+            <w:tcW w:type="pct" w:w="1162"/>
+            <w:shd w:fill="FBFAF6" w:val="clear"/>
             <w:tcMar>
               <w:top w:type="dxa" w:w="50"/>
               <w:left w:type="dxa" w:w="110"/>
@@ -1344,17 +1280,14 @@
           </w:tcPr>
           <w:p>
             <w:pPr>
-              <w:spacing w:before="46" w:after="46"/>
-            </w:pPr>
-            <w:r>
-              <w:rPr>
-                <w:b/>
-                <w:bCs/>
-                <w:color w:val="8186EF"/>
-                <w:sz w:val="14"/>
-                <w:szCs w:val="14"/>
-              </w:rPr>
-              <w:t xml:space="preserve">(20)</w:t>
+              <w:spacing w:before="28" w:after="28"/>
+            </w:pPr>
+            <w:r>
+              <w:rPr>
+                <w:sz w:val="15"/>
+                <w:szCs w:val="15"/>
+              </w:rPr>
+              <w:t xml:space="preserve">Expensed at once: 50,000</w:t>
             </w:r>
           </w:p>
         </w:tc>
@@ -1416,7 +1349,7 @@
                 <w:sz w:val="16"/>
                 <w:szCs w:val="16"/>
               </w:rPr>
-              <w:t xml:space="preserve">Policy choice   ·   component depreciation   ·   Expected return   ·   When the tax obligation arises (exercise or vesting)   ·   OCI, then amortized into net income (corridor)   ·   Expensed at once: 50,000</w:t>
+              <w:t xml:space="preserve">When the tax obligation arises (exercise or vesting)   ·   Policy choice: estimate or record as they occur   ·   OCI, amortized over 10 years   ·   Net interest at the discount rate   ·   OCI, never reclassified to profit</w:t>
             </w:r>
           </w:p>
         </w:tc>
@@ -1989,14 +1922,14 @@
                 <w:sz w:val="16"/>
                 <w:szCs w:val="16"/>
               </w:rPr>
-              <w:t xml:space="preserve">12  </w:t>
-            </w:r>
-            <w:r>
-              <w:rPr>
-                <w:sz w:val="16"/>
-                <w:szCs w:val="16"/>
-              </w:rPr>
-              <w:t xml:space="preserve">remeasurements</w:t>
+              <w:t xml:space="preserve">11  </w:t>
+            </w:r>
+            <w:r>
+              <w:rPr>
+                <w:sz w:val="16"/>
+                <w:szCs w:val="16"/>
+              </w:rPr>
+              <w:t xml:space="preserve">amends</w:t>
             </w:r>
           </w:p>
         </w:tc>
@@ -2057,14 +1990,14 @@
                 <w:sz w:val="16"/>
                 <w:szCs w:val="16"/>
               </w:rPr>
-              <w:t xml:space="preserve">13  </w:t>
-            </w:r>
-            <w:r>
-              <w:rPr>
-                <w:sz w:val="16"/>
-                <w:szCs w:val="16"/>
-              </w:rPr>
-              <w:t xml:space="preserve">income</w:t>
+              <w:t xml:space="preserve">12  </w:t>
+            </w:r>
+            <w:r>
+              <w:rPr>
+                <w:sz w:val="16"/>
+                <w:szCs w:val="16"/>
+              </w:rPr>
+              <w:t xml:space="preserve">creates</w:t>
             </w:r>
           </w:p>
         </w:tc>
@@ -2125,14 +2058,14 @@
                 <w:sz w:val="16"/>
                 <w:szCs w:val="16"/>
               </w:rPr>
-              <w:t xml:space="preserve">14  </w:t>
-            </w:r>
-            <w:r>
-              <w:rPr>
-                <w:sz w:val="16"/>
-                <w:szCs w:val="16"/>
-              </w:rPr>
-              <w:t xml:space="preserve">reclassifies</w:t>
+              <w:t xml:space="preserve">13  </w:t>
+            </w:r>
+            <w:r>
+              <w:rPr>
+                <w:sz w:val="16"/>
+                <w:szCs w:val="16"/>
+              </w:rPr>
+              <w:t xml:space="preserve">amount</w:t>
             </w:r>
           </w:p>
         </w:tc>
@@ -2167,7 +2100,7 @@
                 <w:sz w:val="16"/>
                 <w:szCs w:val="16"/>
               </w:rPr>
-              <w:t xml:space="preserve">straight-line</w:t>
+              <w:t xml:space="preserve">recognize</w:t>
             </w:r>
           </w:p>
         </w:tc>
@@ -2193,14 +2126,14 @@
                 <w:sz w:val="16"/>
                 <w:szCs w:val="16"/>
               </w:rPr>
-              <w:t xml:space="preserve">15  </w:t>
-            </w:r>
-            <w:r>
-              <w:rPr>
-                <w:sz w:val="16"/>
-                <w:szCs w:val="16"/>
-              </w:rPr>
-              <w:t xml:space="preserve">Orontes</w:t>
+              <w:t xml:space="preserve">14  </w:t>
+            </w:r>
+            <w:r>
+              <w:rPr>
+                <w:sz w:val="16"/>
+                <w:szCs w:val="16"/>
+              </w:rPr>
+              <w:t xml:space="preserve">Policy choice: estimate or record as they occur</w:t>
             </w:r>
           </w:p>
         </w:tc>
@@ -2261,14 +2194,14 @@
                 <w:sz w:val="16"/>
                 <w:szCs w:val="16"/>
               </w:rPr>
-              <w:t xml:space="preserve">16  </w:t>
-            </w:r>
-            <w:r>
-              <w:rPr>
-                <w:sz w:val="16"/>
-                <w:szCs w:val="16"/>
-              </w:rPr>
-              <w:t xml:space="preserve">Policy choice</w:t>
+              <w:t xml:space="preserve">15  </w:t>
+            </w:r>
+            <w:r>
+              <w:rPr>
+                <w:sz w:val="16"/>
+                <w:szCs w:val="16"/>
+              </w:rPr>
+              <w:t xml:space="preserve">When the tax obligation arises (exercise or vesting)</w:t>
             </w:r>
           </w:p>
         </w:tc>
@@ -2329,14 +2262,14 @@
                 <w:sz w:val="16"/>
                 <w:szCs w:val="16"/>
               </w:rPr>
-              <w:t xml:space="preserve">17  </w:t>
-            </w:r>
-            <w:r>
-              <w:rPr>
-                <w:sz w:val="16"/>
-                <w:szCs w:val="16"/>
-              </w:rPr>
-              <w:t xml:space="preserve">When the tax obligation arises (exercise or vesting)</w:t>
+              <w:t xml:space="preserve">16  </w:t>
+            </w:r>
+            <w:r>
+              <w:rPr>
+                <w:sz w:val="16"/>
+                <w:szCs w:val="16"/>
+              </w:rPr>
+              <w:t xml:space="preserve">Net interest at the discount rate</w:t>
             </w:r>
           </w:p>
         </w:tc>
@@ -2371,7 +2304,7 @@
                 <w:sz w:val="16"/>
                 <w:szCs w:val="16"/>
               </w:rPr>
-              <w:t xml:space="preserve">forfeitures</w:t>
+              <w:t xml:space="preserve">allows</w:t>
             </w:r>
           </w:p>
         </w:tc>
@@ -2397,14 +2330,14 @@
                 <w:sz w:val="16"/>
                 <w:szCs w:val="16"/>
               </w:rPr>
-              <w:t xml:space="preserve">18  </w:t>
-            </w:r>
-            <w:r>
-              <w:rPr>
-                <w:sz w:val="16"/>
-                <w:szCs w:val="16"/>
-              </w:rPr>
-              <w:t xml:space="preserve">OCI, then amortized into net income (corridor)</w:t>
+              <w:t xml:space="preserve">17  </w:t>
+            </w:r>
+            <w:r>
+              <w:rPr>
+                <w:sz w:val="16"/>
+                <w:szCs w:val="16"/>
+              </w:rPr>
+              <w:t xml:space="preserve">OCI, amortized over 10 years</w:t>
             </w:r>
           </w:p>
         </w:tc>
@@ -2439,7 +2372,7 @@
                 <w:sz w:val="16"/>
                 <w:szCs w:val="16"/>
               </w:rPr>
-              <w:t xml:space="preserve">estimate</w:t>
+              <w:t xml:space="preserve">defined</w:t>
             </w:r>
           </w:p>
         </w:tc>
@@ -2465,14 +2398,14 @@
                 <w:sz w:val="16"/>
                 <w:szCs w:val="16"/>
               </w:rPr>
-              <w:t xml:space="preserve">19  </w:t>
-            </w:r>
-            <w:r>
-              <w:rPr>
-                <w:sz w:val="16"/>
-                <w:szCs w:val="16"/>
-              </w:rPr>
-              <w:t xml:space="preserve">Expected return</w:t>
+              <w:t xml:space="preserve">18  </w:t>
+            </w:r>
+            <w:r>
+              <w:rPr>
+                <w:sz w:val="16"/>
+                <w:szCs w:val="16"/>
+              </w:rPr>
+              <w:t xml:space="preserve">graded vesting</w:t>
             </w:r>
           </w:p>
         </w:tc>
@@ -2507,7 +2440,7 @@
                 <w:sz w:val="16"/>
                 <w:szCs w:val="16"/>
               </w:rPr>
-              <w:t xml:space="preserve">recognized</w:t>
+              <w:t xml:space="preserve">frameworks</w:t>
             </w:r>
           </w:p>
         </w:tc>
@@ -2533,14 +2466,14 @@
                 <w:sz w:val="16"/>
                 <w:szCs w:val="16"/>
               </w:rPr>
-              <w:t xml:space="preserve">20  </w:t>
-            </w:r>
-            <w:r>
-              <w:rPr>
-                <w:sz w:val="16"/>
-                <w:szCs w:val="16"/>
-              </w:rPr>
-              <w:t xml:space="preserve">Expensed at once: 50,000</w:t>
+              <w:t xml:space="preserve">19  </w:t>
+            </w:r>
+            <w:r>
+              <w:rPr>
+                <w:sz w:val="16"/>
+                <w:szCs w:val="16"/>
+              </w:rPr>
+              <w:t xml:space="preserve">defined benefit plan</w:t>
             </w:r>
           </w:p>
         </w:tc>
@@ -2575,7 +2508,7 @@
                 <w:sz w:val="16"/>
                 <w:szCs w:val="16"/>
               </w:rPr>
-              <w:t xml:space="preserve">obligation</w:t>
+              <w:t xml:space="preserve">reclassifies</w:t>
             </w:r>
           </w:p>
         </w:tc>
@@ -2591,92 +2524,14 @@
           </w:tcPr>
           <w:p>
             <w:pPr>
-              <w:spacing w:before="12" w:after="12"/>
-            </w:pPr>
-            <w:r>
-              <w:rPr>
-                <w:b/>
-                <w:bCs/>
-                <w:color w:val="8186EF"/>
-                <w:sz w:val="16"/>
-                <w:szCs w:val="16"/>
-              </w:rPr>
-              <w:t xml:space="preserve">21  </w:t>
-            </w:r>
-            <w:r>
-              <w:rPr>
-                <w:sz w:val="16"/>
-                <w:szCs w:val="16"/>
-              </w:rPr>
-              <w:t xml:space="preserve">graded vesting</w:t>
-            </w:r>
-          </w:p>
-        </w:tc>
-      </w:tr>
-      <w:tr>
-        <w:tc>
-          <w:tcPr>
-            <w:tcW w:type="pct" w:w="2500"/>
-            <w:tcMar>
-              <w:top w:type="dxa" w:w="20"/>
-              <w:left w:type="dxa" w:w="80"/>
-              <w:bottom w:type="dxa" w:w="20"/>
-              <w:right w:type="dxa" w:w="80"/>
-            </w:tcMar>
-          </w:tcPr>
-          <w:p>
-            <w:pPr>
-              <w:spacing w:before="12" w:after="12"/>
-            </w:pPr>
-            <w:r>
-              <w:rPr>
-                <w:b/>
-                <w:bCs/>
-                <w:color w:val="8186EF"/>
-                <w:sz w:val="16"/>
-                <w:szCs w:val="16"/>
-              </w:rPr>
-              <w:t xml:space="preserve">11  </w:t>
-            </w:r>
-            <w:r>
-              <w:rPr>
-                <w:sz w:val="16"/>
-                <w:szCs w:val="16"/>
-              </w:rPr>
-              <w:t xml:space="preserve">defined</w:t>
-            </w:r>
-          </w:p>
-        </w:tc>
-        <w:tc>
-          <w:tcPr>
-            <w:tcW w:type="pct" w:w="2500"/>
-            <w:tcMar>
-              <w:top w:type="dxa" w:w="20"/>
-              <w:left w:type="dxa" w:w="80"/>
-              <w:bottom w:type="dxa" w:w="20"/>
-              <w:right w:type="dxa" w:w="80"/>
-            </w:tcMar>
-          </w:tcPr>
-          <w:p>
-            <w:pPr>
-              <w:spacing w:before="12" w:after="12"/>
-            </w:pPr>
-            <w:r>
-              <w:rPr>
-                <w:b/>
-                <w:bCs/>
-                <w:color w:val="8186EF"/>
-                <w:sz w:val="16"/>
-                <w:szCs w:val="16"/>
-              </w:rPr>
-              <w:t xml:space="preserve">22  </w:t>
-            </w:r>
-            <w:r>
-              <w:rPr>
-                <w:sz w:val="16"/>
-                <w:szCs w:val="16"/>
-              </w:rPr>
-              <w:t xml:space="preserve">defined benefit plan</w:t>
+              <w:spacing w:before="24" w:after="24"/>
+            </w:pPr>
+            <w:r>
+              <w:rPr>
+                <w:sz w:val="16"/>
+                <w:szCs w:val="16"/>
+              </w:rPr>
+              <w:t xml:space="preserve"/>
             </w:r>
           </w:p>
         </w:tc>
@@ -5037,7 +4892,7 @@
           <w:sz w:val="19"/>
           <w:szCs w:val="19"/>
         </w:rPr>
-        <w:t xml:space="preserve">In U.S. terms, a </w:t>
+        <w:t xml:space="preserve">In U.S. terms, a write-down </w:t>
       </w:r>
       <w:r>
         <w:rPr>
@@ -5055,7 +4910,7 @@
           <w:sz w:val="19"/>
           <w:szCs w:val="19"/>
         </w:rPr>
-        <w:t xml:space="preserve">            </w:t>
+        <w:t xml:space="preserve">           </w:t>
       </w:r>
       <w:r>
         <w:rPr>
@@ -5069,7 +4924,7 @@
           <w:sz w:val="19"/>
           <w:szCs w:val="19"/>
         </w:rPr>
-        <w:t xml:space="preserve"> reduces the </w:t>
+        <w:t xml:space="preserve"> the inventory itself; do not call it a </w:t>
       </w:r>
       <w:r>
         <w:rPr>
@@ -5101,7 +4956,7 @@
           <w:sz w:val="19"/>
           <w:szCs w:val="19"/>
         </w:rPr>
-        <w:t xml:space="preserve"> itself; do not call it a provision or a reserve. </w:t>
+        <w:t xml:space="preserve"> or a reserve. </w:t>
       </w:r>
     </w:p>
     <w:tbl>
@@ -5159,7 +5014,7 @@
                 <w:sz w:val="16"/>
                 <w:szCs w:val="16"/>
               </w:rPr>
-              <w:t xml:space="preserve">inventory   ·   write-down   ·   provision</w:t>
+              <w:t xml:space="preserve">provision   ·   reduces   ·   original</w:t>
             </w:r>
           </w:p>
         </w:tc>
@@ -5637,7 +5492,7 @@
                 <w:sz w:val="16"/>
                 <w:szCs w:val="16"/>
               </w:rPr>
-              <w:t xml:space="preserve">write-down</w:t>
+              <w:t xml:space="preserve">reduces</w:t>
             </w:r>
           </w:p>
         </w:tc>
@@ -5705,7 +5560,7 @@
                 <w:sz w:val="16"/>
                 <w:szCs w:val="16"/>
               </w:rPr>
-              <w:t xml:space="preserve">inventory</w:t>
+              <w:t xml:space="preserve">provision</w:t>
             </w:r>
           </w:p>
         </w:tc>
@@ -7551,7 +7406,7 @@
                 <w:sz w:val="16"/>
                 <w:szCs w:val="16"/>
               </w:rPr>
-              <w:t xml:space="preserve">depreciation   ·   frameworks   ·   surplus   ·   construction   ·   revaluation model   ·   recoverable amount</w:t>
+              <w:t xml:space="preserve">equipment   ·   frameworks   ·   surplus   ·   construction   ·   revaluation model   ·   recoverable amount</w:t>
             </w:r>
           </w:p>
         </w:tc>
@@ -8147,7 +8002,7 @@
                 <w:sz w:val="16"/>
                 <w:szCs w:val="16"/>
               </w:rPr>
-              <w:t xml:space="preserve">depreciation</w:t>
+              <w:t xml:space="preserve">equipment</w:t>
             </w:r>
           </w:p>
         </w:tc>
@@ -8984,7 +8839,7 @@
           <w:sz w:val="19"/>
           <w:szCs w:val="19"/>
         </w:rPr>
-        <w:t xml:space="preserve">The </w:t>
+        <w:t xml:space="preserve">The frameworks also </w:t>
       </w:r>
       <w:r>
         <w:rPr>
@@ -9002,7 +8857,7 @@
           <w:sz w:val="19"/>
           <w:szCs w:val="19"/>
         </w:rPr>
-        <w:t xml:space="preserve">            </w:t>
+        <w:t xml:space="preserve">           </w:t>
       </w:r>
       <w:r>
         <w:rPr>
@@ -9016,7 +8871,7 @@
           <w:sz w:val="19"/>
           <w:szCs w:val="19"/>
         </w:rPr>
-        <w:t xml:space="preserve"> also differ after the loss. </w:t>
+        <w:t xml:space="preserve"> after the loss. </w:t>
       </w:r>
       <w:r>
         <w:rPr>
@@ -9120,7 +8975,7 @@
                 <w:sz w:val="16"/>
                 <w:szCs w:val="16"/>
               </w:rPr>
-              <w:t xml:space="preserve">disposal   ·   without   ·   frameworks   ·   screen   ·   Because   ·   earlier   ·   cash-generating   ·   exposure   ·   future   ·   discounted</w:t>
+              <w:t xml:space="preserve">disposal   ·   without   ·   differ   ·   screen   ·   Because   ·   earlier   ·   cash-generating   ·   measured   ·   future   ·   discounted</w:t>
             </w:r>
           </w:p>
         </w:tc>
@@ -10495,7 +10350,7 @@
                 <w:sz w:val="16"/>
                 <w:szCs w:val="16"/>
               </w:rPr>
-              <w:t xml:space="preserve">consolidation   ·   write-down   ·   Warehouse   ·   Delivery fleet</w:t>
+              <w:t xml:space="preserve">consolidation   ·   write-down   ·   Truck lease   ·   Delivery fleet</w:t>
             </w:r>
           </w:p>
         </w:tc>
@@ -11864,7 +11719,7 @@
                 <w:sz w:val="16"/>
                 <w:szCs w:val="16"/>
               </w:rPr>
-              <w:t xml:space="preserve">frameworks</w:t>
+              <w:t xml:space="preserve">differ</w:t>
             </w:r>
           </w:p>
         </w:tc>
